--- a/Отчёты луканин.docx
+++ b/Отчёты луканин.docx
@@ -1,6 +1,6 @@
 
 <file path=word/document.xml><?xml version="1.0" encoding="utf-8"?>
-<w:document xmlns:wpc="http://schemas.microsoft.com/office/word/2010/wordprocessingCanvas" xmlns:cx="http://schemas.microsoft.com/office/drawing/2014/chartex" xmlns:cx1="http://schemas.microsoft.com/office/drawing/2015/9/8/chartex" xmlns:cx2="http://schemas.microsoft.com/office/drawing/2015/10/21/chartex" xmlns:cx3="http://schemas.microsoft.com/office/drawing/2016/5/9/chartex" xmlns:cx4="http://schemas.microsoft.com/office/drawing/2016/5/10/chartex" xmlns:cx5="http://schemas.microsoft.com/office/drawing/2016/5/11/chartex" xmlns:cx6="http://schemas.microsoft.com/office/drawing/2016/5/12/chartex" xmlns:cx7="http://schemas.microsoft.com/office/drawing/2016/5/13/chartex" xmlns:cx8="http://schemas.microsoft.com/office/drawing/2016/5/14/chartex" xmlns:mc="http://schemas.openxmlformats.org/markup-compatibility/2006" xmlns:aink="http://schemas.microsoft.com/office/drawing/2016/ink" xmlns:am3d="http://schemas.microsoft.com/office/drawing/2017/model3d" xmlns:o="urn:schemas-microsoft-com:office:office" xmlns:oel="http://schemas.microsoft.com/office/2019/extlst" xmlns:r="http://schemas.openxmlformats.org/officeDocument/2006/relationships" xmlns:m="http://schemas.openxmlformats.org/officeDocument/2006/math" xmlns:v="urn:schemas-microsoft-com:vml" xmlns:wp14="http://schemas.microsoft.com/office/word/2010/wordprocessingDrawing" xmlns:wp="http://schemas.openxmlformats.org/drawingml/2006/wordprocessingDrawing" xmlns:w10="urn:schemas-microsoft-com:office:word" xmlns:w="http://schemas.openxmlformats.org/wordprocessingml/2006/main" xmlns:w14="http://schemas.microsoft.com/office/word/2010/wordml" xmlns:w15="http://schemas.microsoft.com/office/word/2012/wordml" xmlns:w16cex="http://schemas.microsoft.com/office/word/2018/wordml/cex" xmlns:w16cid="http://schemas.microsoft.com/office/word/2016/wordml/cid" xmlns:w16="http://schemas.microsoft.com/office/word/2018/wordml" xmlns:w16du="http://schemas.microsoft.com/office/word/2023/wordml/word16du" xmlns:w16sdtdh="http://schemas.microsoft.com/office/word/2020/wordml/sdtdatahash" xmlns:w16sdtfl="http://schemas.microsoft.com/office/word/2024/wordml/sdtformatlock" xmlns:w16se="http://schemas.microsoft.com/office/word/2015/wordml/symex" xmlns:wpg="http://schemas.microsoft.com/office/word/2010/wordprocessingGroup" xmlns:wpi="http://schemas.microsoft.com/office/word/2010/wordprocessingInk" xmlns:wne="http://schemas.microsoft.com/office/word/2006/wordml" xmlns:wps="http://schemas.microsoft.com/office/word/2010/wordprocessingShape" mc:Ignorable="w14 w15 w16se w16cid w16 w16cex w16sdtdh w16sdtfl w16du wp14">
+<w:document xmlns:wpc="http://schemas.microsoft.com/office/word/2010/wordprocessingCanvas" xmlns:cx="http://schemas.microsoft.com/office/drawing/2014/chartex" xmlns:mc="http://schemas.openxmlformats.org/markup-compatibility/2006" xmlns:o="urn:schemas-microsoft-com:office:office" xmlns:r="http://schemas.openxmlformats.org/officeDocument/2006/relationships" xmlns:m="http://schemas.openxmlformats.org/officeDocument/2006/math" xmlns:v="urn:schemas-microsoft-com:vml" xmlns:wp14="http://schemas.microsoft.com/office/word/2010/wordprocessingDrawing" xmlns:wp="http://schemas.openxmlformats.org/drawingml/2006/wordprocessingDrawing" xmlns:w10="urn:schemas-microsoft-com:office:word" xmlns:w="http://schemas.openxmlformats.org/wordprocessingml/2006/main" xmlns:w14="http://schemas.microsoft.com/office/word/2010/wordml" xmlns:w15="http://schemas.microsoft.com/office/word/2012/wordml" xmlns:w16se="http://schemas.microsoft.com/office/word/2015/wordml/symex" xmlns:wpg="http://schemas.microsoft.com/office/word/2010/wordprocessingGroup" xmlns:wpi="http://schemas.microsoft.com/office/word/2010/wordprocessingInk" xmlns:wne="http://schemas.microsoft.com/office/word/2006/wordml" xmlns:wps="http://schemas.microsoft.com/office/word/2010/wordprocessingShape" mc:Ignorable="w14 w15 w16se wp14">
   <w:body>
     <w:p>
       <w:pPr>
@@ -51,22 +51,9 @@
           <w:szCs w:val="24"/>
           <w:lang w:eastAsia="ru-RU"/>
         </w:rPr>
-        <w:t>ИМ. Б.Л. РОЗИНГА (ФИЛИАЛ) СПбГУТ</w:t>
-      </w:r>
-    </w:p>
-    <w:p>
-      <w:pPr>
-        <w:ind w:firstLine="0"/>
-        <w:jc w:val="center"/>
-        <w:rPr>
-          <w:rFonts w:eastAsia="Times New Roman"/>
-          <w:bCs w:val="0"/>
-          <w:kern w:val="0"/>
-          <w:sz w:val="24"/>
-          <w:szCs w:val="24"/>
-          <w:lang w:eastAsia="ru-RU"/>
-        </w:rPr>
-      </w:pPr>
+        <w:t xml:space="preserve">ИМ. Б.Л. РОЗИНГА (ФИЛИАЛ) </w:t>
+      </w:r>
+      <w:proofErr w:type="spellStart"/>
       <w:r>
         <w:rPr>
           <w:rFonts w:eastAsia="Times New Roman"/>
@@ -77,7 +64,60 @@
           <w:szCs w:val="24"/>
           <w:lang w:eastAsia="ru-RU"/>
         </w:rPr>
-        <w:t>(АКТ (ф) СПбГУТ)</w:t>
+        <w:t>СПбГУТ</w:t>
+      </w:r>
+      <w:proofErr w:type="spellEnd"/>
+    </w:p>
+    <w:p>
+      <w:pPr>
+        <w:ind w:firstLine="0"/>
+        <w:jc w:val="center"/>
+        <w:rPr>
+          <w:rFonts w:eastAsia="Times New Roman"/>
+          <w:bCs w:val="0"/>
+          <w:kern w:val="0"/>
+          <w:sz w:val="24"/>
+          <w:szCs w:val="24"/>
+          <w:lang w:eastAsia="ru-RU"/>
+        </w:rPr>
+      </w:pPr>
+      <w:r>
+        <w:rPr>
+          <w:rFonts w:eastAsia="Times New Roman"/>
+          <w:b/>
+          <w:color w:val="000000"/>
+          <w:kern w:val="0"/>
+          <w:sz w:val="24"/>
+          <w:szCs w:val="24"/>
+          <w:lang w:eastAsia="ru-RU"/>
+        </w:rPr>
+        <w:t xml:space="preserve">(АКТ (ф) </w:t>
+      </w:r>
+      <w:proofErr w:type="spellStart"/>
+      <w:r>
+        <w:rPr>
+          <w:rFonts w:eastAsia="Times New Roman"/>
+          <w:b/>
+          <w:color w:val="000000"/>
+          <w:kern w:val="0"/>
+          <w:sz w:val="24"/>
+          <w:szCs w:val="24"/>
+          <w:lang w:eastAsia="ru-RU"/>
+        </w:rPr>
+        <w:t>СПбГУТ</w:t>
+      </w:r>
+      <w:proofErr w:type="spellEnd"/>
+      <w:r>
+        <w:rPr>
+          <w:rFonts w:eastAsia="Times New Roman"/>
+          <w:b/>
+          <w:color w:val="000000"/>
+          <w:kern w:val="0"/>
+          <w:sz w:val="24"/>
+          <w:szCs w:val="24"/>
+          <w:lang w:eastAsia="ru-RU"/>
+        </w:rPr>
+        <w:t>)</w:t>
       </w:r>
     </w:p>
     <w:p>
@@ -1354,7 +1394,7 @@
             <v:path o:extrusionok="f" gradientshapeok="t" o:connecttype="rect"/>
             <o:lock v:ext="edit" aspectratio="t"/>
           </v:shapetype>
-          <v:shape id="_x0000_i1025" type="#_x0000_t75" style="width:450pt;height:33.6pt">
+          <v:shape id="_x0000_i1025" type="#_x0000_t75" style="width:450pt;height:33.75pt">
             <v:imagedata r:id="rId7" o:title="Версия"/>
           </v:shape>
         </w:pict>
@@ -1370,7 +1410,7 @@
       </w:pPr>
       <w:r>
         <w:pict w14:anchorId="3A8A3DED">
-          <v:shape id="_x0000_i1026" type="#_x0000_t75" style="width:466.8pt;height:244.8pt">
+          <v:shape id="_x0000_i1026" type="#_x0000_t75" style="width:466.5pt;height:244.5pt">
             <v:imagedata r:id="rId8" o:title="link"/>
           </v:shape>
         </w:pict>
@@ -1449,7 +1489,7 @@
       </w:pPr>
       <w:r>
         <w:pict w14:anchorId="4652BE9C">
-          <v:shape id="_x0000_i1027" type="#_x0000_t75" style="width:467.4pt;height:16.8pt">
+          <v:shape id="_x0000_i1027" type="#_x0000_t75" style="width:467.25pt;height:16.5pt">
             <v:imagedata r:id="rId10" o:title="Компиляция"/>
           </v:shape>
         </w:pict>
@@ -1465,7 +1505,7 @@
       </w:pPr>
       <w:r>
         <w:pict w14:anchorId="4894A7BF">
-          <v:shape id="_x0000_i1028" type="#_x0000_t75" style="width:467.4pt;height:48.6pt">
+          <v:shape id="_x0000_i1028" type="#_x0000_t75" style="width:467.25pt;height:48.75pt">
             <v:imagedata r:id="rId11" o:title="выводд1"/>
           </v:shape>
         </w:pict>
@@ -1536,7 +1576,7 @@
       </w:pPr>
       <w:r>
         <w:pict w14:anchorId="4B9D205E">
-          <v:shape id="_x0000_i1029" type="#_x0000_t75" style="width:467.4pt;height:64.8pt">
+          <v:shape id="_x0000_i1029" type="#_x0000_t75" style="width:467.25pt;height:64.5pt">
             <v:imagedata r:id="rId13" o:title="hello2"/>
           </v:shape>
         </w:pict>
@@ -1552,7 +1592,7 @@
       </w:pPr>
       <w:r>
         <w:pict w14:anchorId="522303DB">
-          <v:shape id="_x0000_i1030" type="#_x0000_t75" style="width:467.4pt;height:307.2pt">
+          <v:shape id="_x0000_i1030" type="#_x0000_t75" style="width:467.25pt;height:307.5pt">
             <v:imagedata r:id="rId14" o:title="sasm"/>
           </v:shape>
         </w:pict>
@@ -1569,7 +1609,7 @@
       <w:r>
         <w:lastRenderedPageBreak/>
         <w:pict w14:anchorId="2A7943B2">
-          <v:shape id="_x0000_i1031" type="#_x0000_t75" style="width:467.4pt;height:307.2pt">
+          <v:shape id="_x0000_i1031" type="#_x0000_t75" style="width:467.25pt;height:307.5pt">
             <v:imagedata r:id="rId15" o:title="SasmRun"/>
           </v:shape>
         </w:pict>
@@ -1585,7 +1625,7 @@
       </w:pPr>
       <w:r>
         <w:pict w14:anchorId="7B146D83">
-          <v:shape id="_x0000_i1032" type="#_x0000_t75" style="width:467.4pt;height:307.2pt">
+          <v:shape id="_x0000_i1032" type="#_x0000_t75" style="width:467.25pt;height:307.5pt">
             <v:imagedata r:id="rId16" o:title="debbag"/>
           </v:shape>
         </w:pict>
@@ -1602,7 +1642,7 @@
       <w:r>
         <w:lastRenderedPageBreak/>
         <w:pict w14:anchorId="214C671C">
-          <v:shape id="_x0000_i1033" type="#_x0000_t75" style="width:467.4pt;height:307.2pt">
+          <v:shape id="_x0000_i1033" type="#_x0000_t75" style="width:467.25pt;height:307.5pt">
             <v:imagedata r:id="rId17" o:title="debbaextended"/>
           </v:shape>
         </w:pict>
@@ -1618,7 +1658,7 @@
       </w:pPr>
       <w:r>
         <w:pict w14:anchorId="26C7F77C">
-          <v:shape id="_x0000_i1034" type="#_x0000_t75" style="width:467.4pt;height:330pt">
+          <v:shape id="_x0000_i1034" type="#_x0000_t75" style="width:467.25pt;height:330pt">
             <v:imagedata r:id="rId18" o:title="Параметры"/>
           </v:shape>
         </w:pict>
@@ -1635,7 +1675,7 @@
       <w:r>
         <w:lastRenderedPageBreak/>
         <w:pict w14:anchorId="1CB99557">
-          <v:shape id="_x0000_i1035" type="#_x0000_t75" style="width:466.8pt;height:252.6pt">
+          <v:shape id="_x0000_i1035" type="#_x0000_t75" style="width:466.5pt;height:252.75pt">
             <v:imagedata r:id="rId19" o:title="помощь"/>
           </v:shape>
         </w:pict>
@@ -1857,6 +1897,969 @@
         </w:rPr>
         <w:t>В ходе лабораторной работы установлена среда разработки на языке низкого уровня, выполнена компиляция и компоновка файлов языка низкого уровня, изучен процесс разработки на языке низкого уровня.</w:t>
       </w:r>
+    </w:p>
+    <w:p>
+      <w:pPr>
+        <w:spacing w:after="160" w:line="259" w:lineRule="auto"/>
+        <w:ind w:firstLine="0"/>
+        <w:jc w:val="left"/>
+      </w:pPr>
+      <w:r>
+        <w:rPr>
+          <w:b/>
+          <w:bCs w:val="0"/>
+        </w:rPr>
+        <w:br w:type="page"/>
+      </w:r>
+    </w:p>
+    <w:p>
+      <w:pPr>
+        <w:pStyle w:val="10"/>
+      </w:pPr>
+      <w:r>
+        <w:lastRenderedPageBreak/>
+        <w:t>Лабораторная</w:t>
+      </w:r>
+      <w:r>
+        <w:t xml:space="preserve"> работа №1</w:t>
+      </w:r>
+      <w:r>
+        <w:t>1</w:t>
+      </w:r>
+      <w:r>
+        <w:br/>
+      </w:r>
+      <w:r>
+        <w:t xml:space="preserve">Разработка схем с использованием </w:t>
+      </w:r>
+      <w:r>
+        <w:t>таймеров</w:t>
+      </w:r>
+    </w:p>
+    <w:p>
+      <w:pPr>
+        <w:pStyle w:val="1"/>
+        <w:numPr>
+          <w:ilvl w:val="0"/>
+          <w:numId w:val="14"/>
+        </w:numPr>
+      </w:pPr>
+      <w:r>
+        <w:t>Цель работы</w:t>
+      </w:r>
+    </w:p>
+    <w:p>
+      <w:pPr>
+        <w:pStyle w:val="2"/>
+        <w:numPr>
+          <w:ilvl w:val="1"/>
+          <w:numId w:val="7"/>
+        </w:numPr>
+        <w:rPr>
+          <w:b/>
+          <w:bCs w:val="0"/>
+        </w:rPr>
+      </w:pPr>
+      <w:r>
+        <w:t xml:space="preserve">Научиться создавать скетчи для микроконтроллеров </w:t>
+      </w:r>
+      <w:proofErr w:type="spellStart"/>
+      <w:r>
+        <w:t>Arduino</w:t>
+      </w:r>
+      <w:proofErr w:type="spellEnd"/>
+      <w:r>
+        <w:t xml:space="preserve">; </w:t>
+      </w:r>
+    </w:p>
+    <w:p>
+      <w:pPr>
+        <w:pStyle w:val="2"/>
+        <w:numPr>
+          <w:ilvl w:val="1"/>
+          <w:numId w:val="7"/>
+        </w:numPr>
+        <w:rPr>
+          <w:b/>
+          <w:bCs w:val="0"/>
+        </w:rPr>
+      </w:pPr>
+      <w:r>
+        <w:t xml:space="preserve">Получить навыки работы с платой </w:t>
+      </w:r>
+      <w:proofErr w:type="spellStart"/>
+      <w:r>
+        <w:t>Arduino</w:t>
+      </w:r>
+      <w:proofErr w:type="spellEnd"/>
+      <w:r>
+        <w:t xml:space="preserve"> </w:t>
+      </w:r>
+      <w:proofErr w:type="spellStart"/>
+      <w:r>
+        <w:t>Uno</w:t>
+      </w:r>
+      <w:proofErr w:type="spellEnd"/>
+      <w:r>
+        <w:t xml:space="preserve"> и макетной платой</w:t>
+      </w:r>
+    </w:p>
+    <w:p>
+      <w:pPr>
+        <w:pStyle w:val="2"/>
+        <w:numPr>
+          <w:ilvl w:val="1"/>
+          <w:numId w:val="7"/>
+        </w:numPr>
+        <w:rPr>
+          <w:b/>
+          <w:bCs w:val="0"/>
+        </w:rPr>
+      </w:pPr>
+      <w:r>
+        <w:t xml:space="preserve">Получить навыки работы с </w:t>
+      </w:r>
+      <w:r>
+        <w:t xml:space="preserve">таймерами </w:t>
+      </w:r>
+      <w:r>
+        <w:rPr>
+          <w:lang w:val="en-US"/>
+        </w:rPr>
+        <w:t>Arduino</w:t>
+      </w:r>
+    </w:p>
+    <w:p>
+      <w:pPr>
+        <w:pStyle w:val="1"/>
+      </w:pPr>
+      <w:r>
+        <w:t>Контрольные вопросы</w:t>
+      </w:r>
+    </w:p>
+    <w:p>
+      <w:pPr>
+        <w:pStyle w:val="2"/>
+      </w:pPr>
+      <w:r>
+        <w:t xml:space="preserve">Для чего используется функция </w:t>
+      </w:r>
+      <w:proofErr w:type="spellStart"/>
+      <w:proofErr w:type="gramStart"/>
+      <w:r>
+        <w:rPr>
+          <w:lang w:val="en-US"/>
+        </w:rPr>
+        <w:t>millis</w:t>
+      </w:r>
+      <w:proofErr w:type="spellEnd"/>
+      <w:r>
+        <w:t>(</w:t>
+      </w:r>
+      <w:proofErr w:type="gramEnd"/>
+      <w:r>
+        <w:t>)</w:t>
+      </w:r>
+      <w:r>
+        <w:t>?</w:t>
+      </w:r>
+    </w:p>
+    <w:p>
+      <w:pPr>
+        <w:pStyle w:val="2"/>
+        <w:numPr>
+          <w:ilvl w:val="0"/>
+          <w:numId w:val="0"/>
+        </w:numPr>
+        <w:ind w:left="567"/>
+      </w:pPr>
+      <w:r>
+        <w:t xml:space="preserve">Для получения времени работы платы в </w:t>
+      </w:r>
+      <w:proofErr w:type="spellStart"/>
+      <w:r>
+        <w:t>милисекундах</w:t>
+      </w:r>
+      <w:proofErr w:type="spellEnd"/>
+      <w:r>
+        <w:t>.</w:t>
+      </w:r>
+    </w:p>
+    <w:p>
+      <w:pPr>
+        <w:pStyle w:val="2"/>
+        <w:numPr>
+          <w:ilvl w:val="0"/>
+          <w:numId w:val="0"/>
+        </w:numPr>
+        <w:ind w:left="567"/>
+      </w:pPr>
+    </w:p>
+    <w:p>
+      <w:pPr>
+        <w:pStyle w:val="2"/>
+      </w:pPr>
+      <w:r>
+        <w:t xml:space="preserve">Какой период времени позволяет замерить </w:t>
+      </w:r>
+      <w:proofErr w:type="spellStart"/>
+      <w:proofErr w:type="gramStart"/>
+      <w:r>
+        <w:rPr>
+          <w:lang w:val="en-US"/>
+        </w:rPr>
+        <w:t>millis</w:t>
+      </w:r>
+      <w:proofErr w:type="spellEnd"/>
+      <w:r>
+        <w:t>(</w:t>
+      </w:r>
+      <w:proofErr w:type="gramEnd"/>
+      <w:r>
+        <w:t>)?</w:t>
+      </w:r>
+    </w:p>
+    <w:p>
+      <w:pPr>
+        <w:pStyle w:val="2"/>
+        <w:numPr>
+          <w:ilvl w:val="0"/>
+          <w:numId w:val="0"/>
+        </w:numPr>
+        <w:ind w:left="567"/>
+      </w:pPr>
+      <w:proofErr w:type="spellStart"/>
+      <w:r>
+        <w:t>Милисекунда</w:t>
+      </w:r>
+      <w:proofErr w:type="spellEnd"/>
+      <w:r>
+        <w:t>.</w:t>
+      </w:r>
+    </w:p>
+    <w:p>
+      <w:pPr>
+        <w:pStyle w:val="2"/>
+        <w:numPr>
+          <w:ilvl w:val="0"/>
+          <w:numId w:val="0"/>
+        </w:numPr>
+        <w:ind w:left="567"/>
+      </w:pPr>
+    </w:p>
+    <w:p>
+      <w:pPr>
+        <w:pStyle w:val="2"/>
+      </w:pPr>
+      <w:r>
+        <w:t>Каким образом корректно вычислять прошедшее время даже при переполнении таймера?</w:t>
+      </w:r>
+    </w:p>
+    <w:p>
+      <w:pPr>
+        <w:pStyle w:val="2"/>
+        <w:numPr>
+          <w:ilvl w:val="0"/>
+          <w:numId w:val="0"/>
+        </w:numPr>
+        <w:ind w:firstLine="567"/>
+      </w:pPr>
+      <w:r>
+        <w:t>Запоминать текущее значение </w:t>
+      </w:r>
+      <w:proofErr w:type="spellStart"/>
+      <w:proofErr w:type="gramStart"/>
+      <w:r>
+        <w:t>millis</w:t>
+      </w:r>
+      <w:proofErr w:type="spellEnd"/>
+      <w:r>
+        <w:t>(</w:t>
+      </w:r>
+      <w:proofErr w:type="gramEnd"/>
+      <w:r>
+        <w:t>). Вычитать из текущего значения прошлое значение и сравнивать результат с нужным временем.</w:t>
+      </w:r>
+    </w:p>
+    <w:p>
+      <w:pPr>
+        <w:pStyle w:val="2"/>
+        <w:numPr>
+          <w:ilvl w:val="0"/>
+          <w:numId w:val="0"/>
+        </w:numPr>
+        <w:ind w:left="567"/>
+      </w:pPr>
+    </w:p>
+    <w:p>
+      <w:pPr>
+        <w:pStyle w:val="2"/>
+      </w:pPr>
+      <w:r>
+        <w:t xml:space="preserve">Какие преимущества использование </w:t>
+      </w:r>
+      <w:proofErr w:type="spellStart"/>
+      <w:r>
+        <w:rPr>
+          <w:lang w:val="en-US"/>
+        </w:rPr>
+        <w:t>millis</w:t>
+      </w:r>
+      <w:proofErr w:type="spellEnd"/>
+      <w:r>
+        <w:t xml:space="preserve"> </w:t>
+      </w:r>
+      <w:r>
+        <w:t xml:space="preserve">имеет перед </w:t>
+      </w:r>
+      <w:r>
+        <w:rPr>
+          <w:lang w:val="en-US"/>
+        </w:rPr>
+        <w:t>delay</w:t>
+      </w:r>
+      <w:r>
+        <w:t>?</w:t>
+      </w:r>
+    </w:p>
+    <w:p>
+      <w:pPr>
+        <w:pStyle w:val="2"/>
+        <w:numPr>
+          <w:ilvl w:val="0"/>
+          <w:numId w:val="0"/>
+        </w:numPr>
+        <w:ind w:left="567"/>
+      </w:pPr>
+      <w:proofErr w:type="spellStart"/>
+      <w:r>
+        <w:rPr>
+          <w:lang w:val="en-US"/>
+        </w:rPr>
+        <w:t>millis</w:t>
+      </w:r>
+      <w:proofErr w:type="spellEnd"/>
+      <w:r>
+        <w:t xml:space="preserve"> </w:t>
+      </w:r>
+      <w:r>
+        <w:t>не останавливает выполнение кода.</w:t>
+      </w:r>
+    </w:p>
+    <w:p>
+      <w:pPr>
+        <w:pStyle w:val="1"/>
+      </w:pPr>
+      <w:r>
+        <w:t>Вывод</w:t>
+      </w:r>
+    </w:p>
+    <w:p>
+      <w:pPr>
+        <w:pStyle w:val="1"/>
+        <w:numPr>
+          <w:ilvl w:val="0"/>
+          <w:numId w:val="0"/>
+        </w:numPr>
+        <w:ind w:left="708"/>
+        <w:rPr>
+          <w:b w:val="0"/>
+          <w:bCs/>
+        </w:rPr>
+      </w:pPr>
+      <w:r>
+        <w:rPr>
+          <w:b w:val="0"/>
+          <w:bCs/>
+        </w:rPr>
+        <w:t xml:space="preserve">В ходе лабораторной работы </w:t>
+      </w:r>
+      <w:r>
+        <w:rPr>
+          <w:b w:val="0"/>
+          <w:bCs/>
+        </w:rPr>
+        <w:t xml:space="preserve">созданы </w:t>
+      </w:r>
+      <w:r>
+        <w:rPr>
+          <w:b w:val="0"/>
+          <w:bCs/>
+        </w:rPr>
+        <w:t>скетчи с счётчиками</w:t>
+      </w:r>
+      <w:r>
+        <w:rPr>
+          <w:b w:val="0"/>
+          <w:bCs/>
+        </w:rPr>
+        <w:t xml:space="preserve"> для </w:t>
+      </w:r>
+      <w:r>
+        <w:rPr>
+          <w:b w:val="0"/>
+          <w:bCs/>
+        </w:rPr>
+        <w:t>микроконтроллеров</w:t>
+      </w:r>
+      <w:r>
+        <w:rPr>
+          <w:b w:val="0"/>
+          <w:bCs/>
+        </w:rPr>
+        <w:t xml:space="preserve"> </w:t>
+      </w:r>
+      <w:r>
+        <w:rPr>
+          <w:b w:val="0"/>
+          <w:bCs/>
+          <w:lang w:val="en-US"/>
+        </w:rPr>
+        <w:t>Arduino</w:t>
+      </w:r>
+      <w:r>
+        <w:rPr>
+          <w:b w:val="0"/>
+          <w:bCs/>
+        </w:rPr>
+        <w:t>.</w:t>
+      </w:r>
+      <w:r>
+        <w:rPr>
+          <w:b w:val="0"/>
+          <w:bCs/>
+        </w:rPr>
+        <w:t xml:space="preserve"> </w:t>
+      </w:r>
+    </w:p>
+    <w:p>
+      <w:pPr>
+        <w:spacing w:after="160" w:line="259" w:lineRule="auto"/>
+        <w:ind w:firstLine="0"/>
+        <w:jc w:val="left"/>
+      </w:pPr>
+      <w:r>
+        <w:rPr>
+          <w:b/>
+          <w:bCs w:val="0"/>
+        </w:rPr>
+        <w:br w:type="page"/>
+      </w:r>
+    </w:p>
+    <w:p>
+      <w:pPr>
+        <w:pStyle w:val="10"/>
+      </w:pPr>
+      <w:r>
+        <w:lastRenderedPageBreak/>
+        <w:t>Лабораторная</w:t>
+      </w:r>
+      <w:r>
+        <w:t xml:space="preserve"> работа №1</w:t>
+      </w:r>
+      <w:r>
+        <w:t>2</w:t>
+      </w:r>
+      <w:r>
+        <w:br/>
+      </w:r>
+      <w:r>
+        <w:t xml:space="preserve">Разработка схем с использованием </w:t>
+      </w:r>
+      <w:r>
+        <w:t>прерываний</w:t>
+      </w:r>
+    </w:p>
+    <w:p>
+      <w:pPr>
+        <w:pStyle w:val="1"/>
+        <w:numPr>
+          <w:ilvl w:val="0"/>
+          <w:numId w:val="12"/>
+        </w:numPr>
+      </w:pPr>
+      <w:r>
+        <w:t>Цель работы</w:t>
+      </w:r>
+    </w:p>
+    <w:p>
+      <w:pPr>
+        <w:pStyle w:val="2"/>
+        <w:numPr>
+          <w:ilvl w:val="1"/>
+          <w:numId w:val="7"/>
+        </w:numPr>
+        <w:rPr>
+          <w:b/>
+          <w:bCs w:val="0"/>
+        </w:rPr>
+      </w:pPr>
+      <w:r>
+        <w:t xml:space="preserve">Научиться создавать скетчи для микроконтроллеров </w:t>
+      </w:r>
+      <w:proofErr w:type="spellStart"/>
+      <w:r>
+        <w:t>Arduino</w:t>
+      </w:r>
+      <w:proofErr w:type="spellEnd"/>
+      <w:r>
+        <w:t xml:space="preserve">; </w:t>
+      </w:r>
+    </w:p>
+    <w:p>
+      <w:pPr>
+        <w:pStyle w:val="2"/>
+        <w:numPr>
+          <w:ilvl w:val="1"/>
+          <w:numId w:val="7"/>
+        </w:numPr>
+        <w:rPr>
+          <w:b/>
+          <w:bCs w:val="0"/>
+        </w:rPr>
+      </w:pPr>
+      <w:r>
+        <w:t xml:space="preserve">Получить навыки работы с платой </w:t>
+      </w:r>
+      <w:proofErr w:type="spellStart"/>
+      <w:r>
+        <w:t>Arduino</w:t>
+      </w:r>
+      <w:proofErr w:type="spellEnd"/>
+      <w:r>
+        <w:t xml:space="preserve"> </w:t>
+      </w:r>
+      <w:proofErr w:type="spellStart"/>
+      <w:r>
+        <w:t>Uno</w:t>
+      </w:r>
+      <w:proofErr w:type="spellEnd"/>
+      <w:r>
+        <w:t xml:space="preserve"> и макетной платой</w:t>
+      </w:r>
+    </w:p>
+    <w:p>
+      <w:pPr>
+        <w:pStyle w:val="2"/>
+        <w:numPr>
+          <w:ilvl w:val="1"/>
+          <w:numId w:val="7"/>
+        </w:numPr>
+        <w:rPr>
+          <w:b/>
+          <w:bCs w:val="0"/>
+        </w:rPr>
+      </w:pPr>
+      <w:bookmarkStart w:id="0" w:name="_GoBack"/>
+      <w:r>
+        <w:t xml:space="preserve">Получить навыки работы с </w:t>
+      </w:r>
+      <w:r>
+        <w:t xml:space="preserve">кнопками </w:t>
+      </w:r>
+      <w:r>
+        <w:rPr>
+          <w:lang w:val="en-US"/>
+        </w:rPr>
+        <w:t>Arduino</w:t>
+      </w:r>
+    </w:p>
+    <w:bookmarkEnd w:id="0"/>
+    <w:p>
+      <w:pPr>
+        <w:pStyle w:val="2"/>
+        <w:numPr>
+          <w:ilvl w:val="1"/>
+          <w:numId w:val="7"/>
+        </w:numPr>
+        <w:rPr>
+          <w:b/>
+          <w:bCs w:val="0"/>
+        </w:rPr>
+      </w:pPr>
+      <w:r>
+        <w:t xml:space="preserve">Получить навыки работы с </w:t>
+      </w:r>
+      <w:r>
+        <w:t xml:space="preserve">прерываниями </w:t>
+      </w:r>
+      <w:r>
+        <w:rPr>
+          <w:lang w:val="en-US"/>
+        </w:rPr>
+        <w:t>Arduino</w:t>
+      </w:r>
+    </w:p>
+    <w:p>
+      <w:pPr>
+        <w:pStyle w:val="1"/>
+      </w:pPr>
+      <w:r>
+        <w:t>Контрольные вопросы</w:t>
+      </w:r>
+    </w:p>
+    <w:p>
+      <w:pPr>
+        <w:pStyle w:val="2"/>
+      </w:pPr>
+      <w:r>
+        <w:t xml:space="preserve">Как выполняется подключение кнопки к </w:t>
+      </w:r>
+      <w:r>
+        <w:rPr>
+          <w:lang w:val="en-US"/>
+        </w:rPr>
+        <w:t>Arduino</w:t>
+      </w:r>
+      <w:r>
+        <w:t>?</w:t>
+      </w:r>
+    </w:p>
+    <w:p>
+      <w:pPr>
+        <w:pStyle w:val="2"/>
+        <w:numPr>
+          <w:ilvl w:val="0"/>
+          <w:numId w:val="0"/>
+        </w:numPr>
+        <w:ind w:left="567"/>
+      </w:pPr>
+      <w:r>
+        <w:t>Питание -</w:t>
+      </w:r>
+      <w:r>
+        <w:t xml:space="preserve">&gt; </w:t>
+      </w:r>
+      <w:r>
+        <w:t>кнопка -</w:t>
+      </w:r>
+      <w:r>
+        <w:t xml:space="preserve">&gt; </w:t>
+      </w:r>
+      <w:r>
+        <w:t>устройство/</w:t>
+      </w:r>
+      <w:proofErr w:type="spellStart"/>
+      <w:r>
+        <w:t>пин</w:t>
+      </w:r>
+      <w:proofErr w:type="spellEnd"/>
+      <w:r>
+        <w:t xml:space="preserve"> -</w:t>
+      </w:r>
+      <w:r>
+        <w:t>&gt;</w:t>
+      </w:r>
+      <w:r>
+        <w:t xml:space="preserve"> земля.</w:t>
+      </w:r>
+    </w:p>
+    <w:p>
+      <w:pPr>
+        <w:pStyle w:val="2"/>
+        <w:numPr>
+          <w:ilvl w:val="0"/>
+          <w:numId w:val="0"/>
+        </w:numPr>
+        <w:ind w:left="567"/>
+      </w:pPr>
+    </w:p>
+    <w:p>
+      <w:pPr>
+        <w:pStyle w:val="2"/>
+      </w:pPr>
+      <w:r>
+        <w:t xml:space="preserve">Какие </w:t>
+      </w:r>
+      <w:proofErr w:type="spellStart"/>
+      <w:r>
+        <w:t>пины</w:t>
+      </w:r>
+      <w:proofErr w:type="spellEnd"/>
+      <w:r>
+        <w:t xml:space="preserve"> поддерживают внешние прерывания в </w:t>
+      </w:r>
+      <w:r>
+        <w:rPr>
+          <w:lang w:val="en-US"/>
+        </w:rPr>
+        <w:t>Arduino</w:t>
+      </w:r>
+      <w:r>
+        <w:t xml:space="preserve"> </w:t>
+      </w:r>
+      <w:r>
+        <w:rPr>
+          <w:lang w:val="en-US"/>
+        </w:rPr>
+        <w:t>Uno</w:t>
+      </w:r>
+      <w:r>
+        <w:t>/</w:t>
+      </w:r>
+      <w:r>
+        <w:rPr>
+          <w:lang w:val="en-US"/>
+        </w:rPr>
+        <w:t>Nano</w:t>
+      </w:r>
+      <w:r>
+        <w:t>?</w:t>
+      </w:r>
+    </w:p>
+    <w:p>
+      <w:pPr>
+        <w:pStyle w:val="2"/>
+        <w:numPr>
+          <w:ilvl w:val="0"/>
+          <w:numId w:val="0"/>
+        </w:numPr>
+        <w:ind w:left="567"/>
+      </w:pPr>
+      <w:r>
+        <w:t>2-ой и 3-ий.</w:t>
+      </w:r>
+    </w:p>
+    <w:p>
+      <w:pPr>
+        <w:pStyle w:val="2"/>
+        <w:numPr>
+          <w:ilvl w:val="0"/>
+          <w:numId w:val="0"/>
+        </w:numPr>
+        <w:ind w:left="567"/>
+      </w:pPr>
+    </w:p>
+    <w:p>
+      <w:pPr>
+        <w:pStyle w:val="2"/>
+      </w:pPr>
+      <w:r>
+        <w:t xml:space="preserve">Как подключаются и обрабатываются внешние прерывания в </w:t>
+      </w:r>
+      <w:r>
+        <w:rPr>
+          <w:lang w:val="en-US"/>
+        </w:rPr>
+        <w:t>Arduino</w:t>
+      </w:r>
+      <w:r>
+        <w:t>?</w:t>
+      </w:r>
+    </w:p>
+    <w:p>
+      <w:pPr>
+        <w:pStyle w:val="2"/>
+        <w:numPr>
+          <w:ilvl w:val="0"/>
+          <w:numId w:val="0"/>
+        </w:numPr>
+        <w:ind w:left="567"/>
+        <w:rPr>
+          <w:lang w:val="en-US"/>
+        </w:rPr>
+      </w:pPr>
+      <w:proofErr w:type="spellStart"/>
+      <w:r>
+        <w:rPr>
+          <w:lang w:val="en-US"/>
+        </w:rPr>
+        <w:t>attachInterrupt</w:t>
+      </w:r>
+      <w:proofErr w:type="spellEnd"/>
+      <w:r>
+        <w:rPr>
+          <w:lang w:val="en-US"/>
+        </w:rPr>
+        <w:t>(</w:t>
+      </w:r>
+      <w:proofErr w:type="spellStart"/>
+      <w:r>
+        <w:rPr>
+          <w:lang w:val="en-US"/>
+        </w:rPr>
+        <w:t>digitalPinToInterrupt</w:t>
+      </w:r>
+      <w:proofErr w:type="spellEnd"/>
+      <w:r>
+        <w:rPr>
+          <w:lang w:val="en-US"/>
+        </w:rPr>
+        <w:t>(</w:t>
+      </w:r>
+      <w:proofErr w:type="spellStart"/>
+      <w:r>
+        <w:t>пин</w:t>
+      </w:r>
+      <w:proofErr w:type="spellEnd"/>
+      <w:r>
+        <w:rPr>
+          <w:lang w:val="en-US"/>
+        </w:rPr>
+        <w:t xml:space="preserve">), </w:t>
+      </w:r>
+      <w:r>
+        <w:t>обработчик</w:t>
+      </w:r>
+      <w:r>
+        <w:rPr>
+          <w:lang w:val="en-US"/>
+        </w:rPr>
+        <w:t xml:space="preserve">, </w:t>
+      </w:r>
+      <w:r>
+        <w:t>режим</w:t>
+      </w:r>
+      <w:r>
+        <w:rPr>
+          <w:lang w:val="en-US"/>
+        </w:rPr>
+        <w:t>);</w:t>
+      </w:r>
+    </w:p>
+    <w:p>
+      <w:pPr>
+        <w:pStyle w:val="2"/>
+        <w:numPr>
+          <w:ilvl w:val="0"/>
+          <w:numId w:val="0"/>
+        </w:numPr>
+        <w:ind w:left="567"/>
+        <w:rPr>
+          <w:lang w:val="en-US"/>
+        </w:rPr>
+      </w:pPr>
+    </w:p>
+    <w:p>
+      <w:pPr>
+        <w:pStyle w:val="2"/>
+      </w:pPr>
+      <w:r>
+        <w:t>Какие условия применяются к коду в обработчиках прерываний?</w:t>
+      </w:r>
+    </w:p>
+    <w:p>
+      <w:pPr>
+        <w:pStyle w:val="2"/>
+        <w:numPr>
+          <w:ilvl w:val="0"/>
+          <w:numId w:val="0"/>
+        </w:numPr>
+        <w:ind w:left="567"/>
+      </w:pPr>
+      <w:r>
+        <w:t xml:space="preserve">Быстрое выполнение, переменные должны использовать </w:t>
+      </w:r>
+      <w:proofErr w:type="spellStart"/>
+      <w:r>
+        <w:rPr>
+          <w:bCs w:val="0"/>
+        </w:rPr>
+        <w:t>volatile</w:t>
+      </w:r>
+      <w:proofErr w:type="spellEnd"/>
+      <w:r>
+        <w:rPr>
+          <w:rStyle w:val="af4"/>
+          <w:rFonts w:ascii="Arial" w:hAnsi="Arial" w:cs="Arial"/>
+          <w:color w:val="333333"/>
+          <w:shd w:val="clear" w:color="auto" w:fill="FFFFFF"/>
+        </w:rPr>
+        <w:t>.</w:t>
+      </w:r>
+    </w:p>
+    <w:p>
+      <w:pPr>
+        <w:pStyle w:val="1"/>
+      </w:pPr>
+      <w:r>
+        <w:t>Вывод</w:t>
+      </w:r>
+    </w:p>
+    <w:p>
+      <w:pPr>
+        <w:pStyle w:val="1"/>
+        <w:numPr>
+          <w:ilvl w:val="0"/>
+          <w:numId w:val="0"/>
+        </w:numPr>
+        <w:ind w:left="708"/>
+        <w:rPr>
+          <w:b w:val="0"/>
+          <w:bCs/>
+        </w:rPr>
+      </w:pPr>
+      <w:r>
+        <w:rPr>
+          <w:b w:val="0"/>
+          <w:bCs/>
+        </w:rPr>
+        <w:t xml:space="preserve">В ходе лабораторной работы созданы </w:t>
+      </w:r>
+      <w:r>
+        <w:rPr>
+          <w:b w:val="0"/>
+          <w:bCs/>
+        </w:rPr>
+        <w:t>скетчи с прерываниями и кнопками</w:t>
+      </w:r>
+      <w:r>
+        <w:rPr>
+          <w:b w:val="0"/>
+          <w:bCs/>
+        </w:rPr>
+        <w:t xml:space="preserve"> для </w:t>
+      </w:r>
+      <w:r>
+        <w:rPr>
+          <w:b w:val="0"/>
+          <w:bCs/>
+        </w:rPr>
+        <w:t>микроконтроллеров</w:t>
+      </w:r>
+      <w:r>
+        <w:rPr>
+          <w:b w:val="0"/>
+          <w:bCs/>
+        </w:rPr>
+        <w:t xml:space="preserve"> </w:t>
+      </w:r>
+      <w:r>
+        <w:rPr>
+          <w:b w:val="0"/>
+          <w:bCs/>
+          <w:lang w:val="en-US"/>
+        </w:rPr>
+        <w:t>Arduino</w:t>
+      </w:r>
+      <w:r>
+        <w:rPr>
+          <w:b w:val="0"/>
+          <w:bCs/>
+        </w:rPr>
+        <w:t>.</w:t>
+      </w:r>
+      <w:r>
+        <w:rPr>
+          <w:b w:val="0"/>
+          <w:bCs/>
+        </w:rPr>
+        <w:t xml:space="preserve"> </w:t>
+      </w:r>
+    </w:p>
+    <w:p>
+      <w:pPr>
+        <w:pStyle w:val="1"/>
+        <w:numPr>
+          <w:ilvl w:val="0"/>
+          <w:numId w:val="0"/>
+        </w:numPr>
+        <w:ind w:left="708"/>
+        <w:rPr>
+          <w:b w:val="0"/>
+          <w:bCs/>
+        </w:rPr>
+      </w:pPr>
     </w:p>
     <w:sectPr>
       <w:headerReference w:type="first" r:id="rId20"/>
@@ -1871,7 +2874,7 @@
 </file>
 
 <file path=word/endnotes.xml><?xml version="1.0" encoding="utf-8"?>
-<w:endnotes xmlns:wpc="http://schemas.microsoft.com/office/word/2010/wordprocessingCanvas" xmlns:cx="http://schemas.microsoft.com/office/drawing/2014/chartex" xmlns:cx1="http://schemas.microsoft.com/office/drawing/2015/9/8/chartex" xmlns:cx2="http://schemas.microsoft.com/office/drawing/2015/10/21/chartex" xmlns:cx3="http://schemas.microsoft.com/office/drawing/2016/5/9/chartex" xmlns:cx4="http://schemas.microsoft.com/office/drawing/2016/5/10/chartex" xmlns:cx5="http://schemas.microsoft.com/office/drawing/2016/5/11/chartex" xmlns:cx6="http://schemas.microsoft.com/office/drawing/2016/5/12/chartex" xmlns:cx7="http://schemas.microsoft.com/office/drawing/2016/5/13/chartex" xmlns:cx8="http://schemas.microsoft.com/office/drawing/2016/5/14/chartex" xmlns:mc="http://schemas.openxmlformats.org/markup-compatibility/2006" xmlns:aink="http://schemas.microsoft.com/office/drawing/2016/ink" xmlns:am3d="http://schemas.microsoft.com/office/drawing/2017/model3d" xmlns:o="urn:schemas-microsoft-com:office:office" xmlns:oel="http://schemas.microsoft.com/office/2019/extlst" xmlns:r="http://schemas.openxmlformats.org/officeDocument/2006/relationships" xmlns:m="http://schemas.openxmlformats.org/officeDocument/2006/math" xmlns:v="urn:schemas-microsoft-com:vml" xmlns:wp14="http://schemas.microsoft.com/office/word/2010/wordprocessingDrawing" xmlns:wp="http://schemas.openxmlformats.org/drawingml/2006/wordprocessingDrawing" xmlns:w10="urn:schemas-microsoft-com:office:word" xmlns:w="http://schemas.openxmlformats.org/wordprocessingml/2006/main" xmlns:w14="http://schemas.microsoft.com/office/word/2010/wordml" xmlns:w15="http://schemas.microsoft.com/office/word/2012/wordml" xmlns:w16cex="http://schemas.microsoft.com/office/word/2018/wordml/cex" xmlns:w16cid="http://schemas.microsoft.com/office/word/2016/wordml/cid" xmlns:w16="http://schemas.microsoft.com/office/word/2018/wordml" xmlns:w16du="http://schemas.microsoft.com/office/word/2023/wordml/word16du" xmlns:w16sdtdh="http://schemas.microsoft.com/office/word/2020/wordml/sdtdatahash" xmlns:w16sdtfl="http://schemas.microsoft.com/office/word/2024/wordml/sdtformatlock" xmlns:w16se="http://schemas.microsoft.com/office/word/2015/wordml/symex" xmlns:wpg="http://schemas.microsoft.com/office/word/2010/wordprocessingGroup" xmlns:wpi="http://schemas.microsoft.com/office/word/2010/wordprocessingInk" xmlns:wne="http://schemas.microsoft.com/office/word/2006/wordml" xmlns:wps="http://schemas.microsoft.com/office/word/2010/wordprocessingShape" mc:Ignorable="w14 w15 w16se w16cid w16 w16cex w16sdtdh w16sdtfl w16du wp14">
+<w:endnotes xmlns:wpc="http://schemas.microsoft.com/office/word/2010/wordprocessingCanvas" xmlns:cx="http://schemas.microsoft.com/office/drawing/2014/chartex" xmlns:mc="http://schemas.openxmlformats.org/markup-compatibility/2006" xmlns:o="urn:schemas-microsoft-com:office:office" xmlns:r="http://schemas.openxmlformats.org/officeDocument/2006/relationships" xmlns:m="http://schemas.openxmlformats.org/officeDocument/2006/math" xmlns:v="urn:schemas-microsoft-com:vml" xmlns:wp14="http://schemas.microsoft.com/office/word/2010/wordprocessingDrawing" xmlns:wp="http://schemas.openxmlformats.org/drawingml/2006/wordprocessingDrawing" xmlns:w10="urn:schemas-microsoft-com:office:word" xmlns:w="http://schemas.openxmlformats.org/wordprocessingml/2006/main" xmlns:w14="http://schemas.microsoft.com/office/word/2010/wordml" xmlns:w15="http://schemas.microsoft.com/office/word/2012/wordml" xmlns:w16se="http://schemas.microsoft.com/office/word/2015/wordml/symex" xmlns:wpg="http://schemas.microsoft.com/office/word/2010/wordprocessingGroup" xmlns:wpi="http://schemas.microsoft.com/office/word/2010/wordprocessingInk" xmlns:wne="http://schemas.microsoft.com/office/word/2006/wordml" xmlns:wps="http://schemas.microsoft.com/office/word/2010/wordprocessingShape" mc:Ignorable="w14 w15 w16se wp14">
   <w:endnote w:type="separator" w:id="-1">
     <w:p>
       <w:r>
@@ -1890,7 +2893,7 @@
 </file>
 
 <file path=word/footnotes.xml><?xml version="1.0" encoding="utf-8"?>
-<w:footnotes xmlns:wpc="http://schemas.microsoft.com/office/word/2010/wordprocessingCanvas" xmlns:cx="http://schemas.microsoft.com/office/drawing/2014/chartex" xmlns:cx1="http://schemas.microsoft.com/office/drawing/2015/9/8/chartex" xmlns:cx2="http://schemas.microsoft.com/office/drawing/2015/10/21/chartex" xmlns:cx3="http://schemas.microsoft.com/office/drawing/2016/5/9/chartex" xmlns:cx4="http://schemas.microsoft.com/office/drawing/2016/5/10/chartex" xmlns:cx5="http://schemas.microsoft.com/office/drawing/2016/5/11/chartex" xmlns:cx6="http://schemas.microsoft.com/office/drawing/2016/5/12/chartex" xmlns:cx7="http://schemas.microsoft.com/office/drawing/2016/5/13/chartex" xmlns:cx8="http://schemas.microsoft.com/office/drawing/2016/5/14/chartex" xmlns:mc="http://schemas.openxmlformats.org/markup-compatibility/2006" xmlns:aink="http://schemas.microsoft.com/office/drawing/2016/ink" xmlns:am3d="http://schemas.microsoft.com/office/drawing/2017/model3d" xmlns:o="urn:schemas-microsoft-com:office:office" xmlns:oel="http://schemas.microsoft.com/office/2019/extlst" xmlns:r="http://schemas.openxmlformats.org/officeDocument/2006/relationships" xmlns:m="http://schemas.openxmlformats.org/officeDocument/2006/math" xmlns:v="urn:schemas-microsoft-com:vml" xmlns:wp14="http://schemas.microsoft.com/office/word/2010/wordprocessingDrawing" xmlns:wp="http://schemas.openxmlformats.org/drawingml/2006/wordprocessingDrawing" xmlns:w10="urn:schemas-microsoft-com:office:word" xmlns:w="http://schemas.openxmlformats.org/wordprocessingml/2006/main" xmlns:w14="http://schemas.microsoft.com/office/word/2010/wordml" xmlns:w15="http://schemas.microsoft.com/office/word/2012/wordml" xmlns:w16cex="http://schemas.microsoft.com/office/word/2018/wordml/cex" xmlns:w16cid="http://schemas.microsoft.com/office/word/2016/wordml/cid" xmlns:w16="http://schemas.microsoft.com/office/word/2018/wordml" xmlns:w16du="http://schemas.microsoft.com/office/word/2023/wordml/word16du" xmlns:w16sdtdh="http://schemas.microsoft.com/office/word/2020/wordml/sdtdatahash" xmlns:w16sdtfl="http://schemas.microsoft.com/office/word/2024/wordml/sdtformatlock" xmlns:w16se="http://schemas.microsoft.com/office/word/2015/wordml/symex" xmlns:wpg="http://schemas.microsoft.com/office/word/2010/wordprocessingGroup" xmlns:wpi="http://schemas.microsoft.com/office/word/2010/wordprocessingInk" xmlns:wne="http://schemas.microsoft.com/office/word/2006/wordml" xmlns:wps="http://schemas.microsoft.com/office/word/2010/wordprocessingShape" mc:Ignorable="w14 w15 w16se w16cid w16 w16cex w16sdtdh w16sdtfl w16du wp14">
+<w:footnotes xmlns:wpc="http://schemas.microsoft.com/office/word/2010/wordprocessingCanvas" xmlns:cx="http://schemas.microsoft.com/office/drawing/2014/chartex" xmlns:mc="http://schemas.openxmlformats.org/markup-compatibility/2006" xmlns:o="urn:schemas-microsoft-com:office:office" xmlns:r="http://schemas.openxmlformats.org/officeDocument/2006/relationships" xmlns:m="http://schemas.openxmlformats.org/officeDocument/2006/math" xmlns:v="urn:schemas-microsoft-com:vml" xmlns:wp14="http://schemas.microsoft.com/office/word/2010/wordprocessingDrawing" xmlns:wp="http://schemas.openxmlformats.org/drawingml/2006/wordprocessingDrawing" xmlns:w10="urn:schemas-microsoft-com:office:word" xmlns:w="http://schemas.openxmlformats.org/wordprocessingml/2006/main" xmlns:w14="http://schemas.microsoft.com/office/word/2010/wordml" xmlns:w15="http://schemas.microsoft.com/office/word/2012/wordml" xmlns:w16se="http://schemas.microsoft.com/office/word/2015/wordml/symex" xmlns:wpg="http://schemas.microsoft.com/office/word/2010/wordprocessingGroup" xmlns:wpi="http://schemas.microsoft.com/office/word/2010/wordprocessingInk" xmlns:wne="http://schemas.microsoft.com/office/word/2006/wordml" xmlns:wps="http://schemas.microsoft.com/office/word/2010/wordprocessingShape" mc:Ignorable="w14 w15 w16se wp14">
   <w:footnote w:type="separator" w:id="-1">
     <w:p>
       <w:r>
@@ -1909,7 +2912,7 @@
 </file>
 
 <file path=word/header1.xml><?xml version="1.0" encoding="utf-8"?>
-<w:hdr xmlns:wpc="http://schemas.microsoft.com/office/word/2010/wordprocessingCanvas" xmlns:cx="http://schemas.microsoft.com/office/drawing/2014/chartex" xmlns:cx1="http://schemas.microsoft.com/office/drawing/2015/9/8/chartex" xmlns:cx2="http://schemas.microsoft.com/office/drawing/2015/10/21/chartex" xmlns:cx3="http://schemas.microsoft.com/office/drawing/2016/5/9/chartex" xmlns:cx4="http://schemas.microsoft.com/office/drawing/2016/5/10/chartex" xmlns:cx5="http://schemas.microsoft.com/office/drawing/2016/5/11/chartex" xmlns:cx6="http://schemas.microsoft.com/office/drawing/2016/5/12/chartex" xmlns:cx7="http://schemas.microsoft.com/office/drawing/2016/5/13/chartex" xmlns:cx8="http://schemas.microsoft.com/office/drawing/2016/5/14/chartex" xmlns:mc="http://schemas.openxmlformats.org/markup-compatibility/2006" xmlns:aink="http://schemas.microsoft.com/office/drawing/2016/ink" xmlns:am3d="http://schemas.microsoft.com/office/drawing/2017/model3d" xmlns:o="urn:schemas-microsoft-com:office:office" xmlns:oel="http://schemas.microsoft.com/office/2019/extlst" xmlns:r="http://schemas.openxmlformats.org/officeDocument/2006/relationships" xmlns:m="http://schemas.openxmlformats.org/officeDocument/2006/math" xmlns:v="urn:schemas-microsoft-com:vml" xmlns:wp14="http://schemas.microsoft.com/office/word/2010/wordprocessingDrawing" xmlns:wp="http://schemas.openxmlformats.org/drawingml/2006/wordprocessingDrawing" xmlns:w10="urn:schemas-microsoft-com:office:word" xmlns:w="http://schemas.openxmlformats.org/wordprocessingml/2006/main" xmlns:w14="http://schemas.microsoft.com/office/word/2010/wordml" xmlns:w15="http://schemas.microsoft.com/office/word/2012/wordml" xmlns:w16cex="http://schemas.microsoft.com/office/word/2018/wordml/cex" xmlns:w16cid="http://schemas.microsoft.com/office/word/2016/wordml/cid" xmlns:w16="http://schemas.microsoft.com/office/word/2018/wordml" xmlns:w16du="http://schemas.microsoft.com/office/word/2023/wordml/word16du" xmlns:w16sdtdh="http://schemas.microsoft.com/office/word/2020/wordml/sdtdatahash" xmlns:w16sdtfl="http://schemas.microsoft.com/office/word/2024/wordml/sdtformatlock" xmlns:w16se="http://schemas.microsoft.com/office/word/2015/wordml/symex" xmlns:wpg="http://schemas.microsoft.com/office/word/2010/wordprocessingGroup" xmlns:wpi="http://schemas.microsoft.com/office/word/2010/wordprocessingInk" xmlns:wne="http://schemas.microsoft.com/office/word/2006/wordml" xmlns:wps="http://schemas.microsoft.com/office/word/2010/wordprocessingShape" mc:Ignorable="w14 w15 w16se w16cid w16 w16cex w16sdtdh w16sdtfl w16du wp14">
+<w:hdr xmlns:wpc="http://schemas.microsoft.com/office/word/2010/wordprocessingCanvas" xmlns:cx="http://schemas.microsoft.com/office/drawing/2014/chartex" xmlns:mc="http://schemas.openxmlformats.org/markup-compatibility/2006" xmlns:o="urn:schemas-microsoft-com:office:office" xmlns:r="http://schemas.openxmlformats.org/officeDocument/2006/relationships" xmlns:m="http://schemas.openxmlformats.org/officeDocument/2006/math" xmlns:v="urn:schemas-microsoft-com:vml" xmlns:wp14="http://schemas.microsoft.com/office/word/2010/wordprocessingDrawing" xmlns:wp="http://schemas.openxmlformats.org/drawingml/2006/wordprocessingDrawing" xmlns:w10="urn:schemas-microsoft-com:office:word" xmlns:w="http://schemas.openxmlformats.org/wordprocessingml/2006/main" xmlns:w14="http://schemas.microsoft.com/office/word/2010/wordml" xmlns:w15="http://schemas.microsoft.com/office/word/2012/wordml" xmlns:w16se="http://schemas.microsoft.com/office/word/2015/wordml/symex" xmlns:wpg="http://schemas.microsoft.com/office/word/2010/wordprocessingGroup" xmlns:wpi="http://schemas.microsoft.com/office/word/2010/wordprocessingInk" xmlns:wne="http://schemas.microsoft.com/office/word/2006/wordml" xmlns:wps="http://schemas.microsoft.com/office/word/2010/wordprocessingShape" mc:Ignorable="w14 w15 w16se wp14">
   <w:p>
     <w:pPr>
       <w:pStyle w:val="af"/>
@@ -1920,11 +2923,124 @@
 </file>
 
 <file path=word/numbering.xml><?xml version="1.0" encoding="utf-8"?>
-<w:numbering xmlns:wpc="http://schemas.microsoft.com/office/word/2010/wordprocessingCanvas" xmlns:cx="http://schemas.microsoft.com/office/drawing/2014/chartex" xmlns:cx1="http://schemas.microsoft.com/office/drawing/2015/9/8/chartex" xmlns:cx2="http://schemas.microsoft.com/office/drawing/2015/10/21/chartex" xmlns:cx3="http://schemas.microsoft.com/office/drawing/2016/5/9/chartex" xmlns:cx4="http://schemas.microsoft.com/office/drawing/2016/5/10/chartex" xmlns:cx5="http://schemas.microsoft.com/office/drawing/2016/5/11/chartex" xmlns:cx6="http://schemas.microsoft.com/office/drawing/2016/5/12/chartex" xmlns:cx7="http://schemas.microsoft.com/office/drawing/2016/5/13/chartex" xmlns:cx8="http://schemas.microsoft.com/office/drawing/2016/5/14/chartex" xmlns:mc="http://schemas.openxmlformats.org/markup-compatibility/2006" xmlns:aink="http://schemas.microsoft.com/office/drawing/2016/ink" xmlns:am3d="http://schemas.microsoft.com/office/drawing/2017/model3d" xmlns:o="urn:schemas-microsoft-com:office:office" xmlns:oel="http://schemas.microsoft.com/office/2019/extlst" xmlns:r="http://schemas.openxmlformats.org/officeDocument/2006/relationships" xmlns:m="http://schemas.openxmlformats.org/officeDocument/2006/math" xmlns:v="urn:schemas-microsoft-com:vml" xmlns:wp14="http://schemas.microsoft.com/office/word/2010/wordprocessingDrawing" xmlns:wp="http://schemas.openxmlformats.org/drawingml/2006/wordprocessingDrawing" xmlns:w10="urn:schemas-microsoft-com:office:word" xmlns:w="http://schemas.openxmlformats.org/wordprocessingml/2006/main" xmlns:w14="http://schemas.microsoft.com/office/word/2010/wordml" xmlns:w15="http://schemas.microsoft.com/office/word/2012/wordml" xmlns:w16cex="http://schemas.microsoft.com/office/word/2018/wordml/cex" xmlns:w16cid="http://schemas.microsoft.com/office/word/2016/wordml/cid" xmlns:w16="http://schemas.microsoft.com/office/word/2018/wordml" xmlns:w16du="http://schemas.microsoft.com/office/word/2023/wordml/word16du" xmlns:w16sdtdh="http://schemas.microsoft.com/office/word/2020/wordml/sdtdatahash" xmlns:w16sdtfl="http://schemas.microsoft.com/office/word/2024/wordml/sdtformatlock" xmlns:w16se="http://schemas.microsoft.com/office/word/2015/wordml/symex" xmlns:wpg="http://schemas.microsoft.com/office/word/2010/wordprocessingGroup" xmlns:wpi="http://schemas.microsoft.com/office/word/2010/wordprocessingInk" xmlns:wne="http://schemas.microsoft.com/office/word/2006/wordml" xmlns:wps="http://schemas.microsoft.com/office/word/2010/wordprocessingShape" mc:Ignorable="w14 w15 w16se w16cid w16 w16cex w16sdtdh w16sdtfl w16du wp14">
+<w:numbering xmlns:wpc="http://schemas.microsoft.com/office/word/2010/wordprocessingCanvas" xmlns:cx="http://schemas.microsoft.com/office/drawing/2014/chartex" xmlns:mc="http://schemas.openxmlformats.org/markup-compatibility/2006" xmlns:o="urn:schemas-microsoft-com:office:office" xmlns:r="http://schemas.openxmlformats.org/officeDocument/2006/relationships" xmlns:m="http://schemas.openxmlformats.org/officeDocument/2006/math" xmlns:v="urn:schemas-microsoft-com:vml" xmlns:wp14="http://schemas.microsoft.com/office/word/2010/wordprocessingDrawing" xmlns:wp="http://schemas.openxmlformats.org/drawingml/2006/wordprocessingDrawing" xmlns:w10="urn:schemas-microsoft-com:office:word" xmlns:w="http://schemas.openxmlformats.org/wordprocessingml/2006/main" xmlns:w14="http://schemas.microsoft.com/office/word/2010/wordml" xmlns:w15="http://schemas.microsoft.com/office/word/2012/wordml" xmlns:w16se="http://schemas.microsoft.com/office/word/2015/wordml/symex" xmlns:wpg="http://schemas.microsoft.com/office/word/2010/wordprocessingGroup" xmlns:wpi="http://schemas.microsoft.com/office/word/2010/wordprocessingInk" xmlns:wne="http://schemas.microsoft.com/office/word/2006/wordml" xmlns:wps="http://schemas.microsoft.com/office/word/2010/wordprocessingShape" mc:Ignorable="w14 w15 w16se wp14">
   <w:abstractNum w:abstractNumId="0" w15:restartNumberingAfterBreak="0">
+    <w:nsid w:val="38111A45"/>
+    <w:multiLevelType w:val="multilevel"/>
+    <w:tmpl w:val="E864F32A"/>
+    <w:lvl w:ilvl="0">
+      <w:start w:val="1"/>
+      <w:numFmt w:val="decimal"/>
+      <w:lvlText w:val="%1."/>
+      <w:lvlJc w:val="left"/>
+      <w:pPr>
+        <w:tabs>
+          <w:tab w:val="num" w:pos="720"/>
+        </w:tabs>
+        <w:ind w:left="720" w:hanging="360"/>
+      </w:pPr>
+    </w:lvl>
+    <w:lvl w:ilvl="1" w:tentative="1">
+      <w:start w:val="1"/>
+      <w:numFmt w:val="decimal"/>
+      <w:lvlText w:val="%2."/>
+      <w:lvlJc w:val="left"/>
+      <w:pPr>
+        <w:tabs>
+          <w:tab w:val="num" w:pos="1440"/>
+        </w:tabs>
+        <w:ind w:left="1440" w:hanging="360"/>
+      </w:pPr>
+    </w:lvl>
+    <w:lvl w:ilvl="2" w:tentative="1">
+      <w:start w:val="1"/>
+      <w:numFmt w:val="decimal"/>
+      <w:lvlText w:val="%3."/>
+      <w:lvlJc w:val="left"/>
+      <w:pPr>
+        <w:tabs>
+          <w:tab w:val="num" w:pos="2160"/>
+        </w:tabs>
+        <w:ind w:left="2160" w:hanging="360"/>
+      </w:pPr>
+    </w:lvl>
+    <w:lvl w:ilvl="3" w:tentative="1">
+      <w:start w:val="1"/>
+      <w:numFmt w:val="decimal"/>
+      <w:lvlText w:val="%4."/>
+      <w:lvlJc w:val="left"/>
+      <w:pPr>
+        <w:tabs>
+          <w:tab w:val="num" w:pos="2880"/>
+        </w:tabs>
+        <w:ind w:left="2880" w:hanging="360"/>
+      </w:pPr>
+    </w:lvl>
+    <w:lvl w:ilvl="4" w:tentative="1">
+      <w:start w:val="1"/>
+      <w:numFmt w:val="decimal"/>
+      <w:lvlText w:val="%5."/>
+      <w:lvlJc w:val="left"/>
+      <w:pPr>
+        <w:tabs>
+          <w:tab w:val="num" w:pos="3600"/>
+        </w:tabs>
+        <w:ind w:left="3600" w:hanging="360"/>
+      </w:pPr>
+    </w:lvl>
+    <w:lvl w:ilvl="5" w:tentative="1">
+      <w:start w:val="1"/>
+      <w:numFmt w:val="decimal"/>
+      <w:lvlText w:val="%6."/>
+      <w:lvlJc w:val="left"/>
+      <w:pPr>
+        <w:tabs>
+          <w:tab w:val="num" w:pos="4320"/>
+        </w:tabs>
+        <w:ind w:left="4320" w:hanging="360"/>
+      </w:pPr>
+    </w:lvl>
+    <w:lvl w:ilvl="6" w:tentative="1">
+      <w:start w:val="1"/>
+      <w:numFmt w:val="decimal"/>
+      <w:lvlText w:val="%7."/>
+      <w:lvlJc w:val="left"/>
+      <w:pPr>
+        <w:tabs>
+          <w:tab w:val="num" w:pos="5040"/>
+        </w:tabs>
+        <w:ind w:left="5040" w:hanging="360"/>
+      </w:pPr>
+    </w:lvl>
+    <w:lvl w:ilvl="7" w:tentative="1">
+      <w:start w:val="1"/>
+      <w:numFmt w:val="decimal"/>
+      <w:lvlText w:val="%8."/>
+      <w:lvlJc w:val="left"/>
+      <w:pPr>
+        <w:tabs>
+          <w:tab w:val="num" w:pos="5760"/>
+        </w:tabs>
+        <w:ind w:left="5760" w:hanging="360"/>
+      </w:pPr>
+    </w:lvl>
+    <w:lvl w:ilvl="8" w:tentative="1">
+      <w:start w:val="1"/>
+      <w:numFmt w:val="decimal"/>
+      <w:lvlText w:val="%9."/>
+      <w:lvlJc w:val="left"/>
+      <w:pPr>
+        <w:tabs>
+          <w:tab w:val="num" w:pos="6480"/>
+        </w:tabs>
+        <w:ind w:left="6480" w:hanging="360"/>
+      </w:pPr>
+    </w:lvl>
+  </w:abstractNum>
+  <w:abstractNum w:abstractNumId="1" w15:restartNumberingAfterBreak="0">
     <w:nsid w:val="635D41CF"/>
     <w:multiLevelType w:val="multilevel"/>
-    <w:tmpl w:val="A7DC3C5C"/>
+    <w:tmpl w:val="6408EB46"/>
     <w:styleLink w:val="a"/>
     <w:lvl w:ilvl="0">
       <w:start w:val="1"/>
@@ -2056,24 +3172,324 @@
       </w:rPr>
     </w:lvl>
   </w:abstractNum>
-  <w:abstractNum w:abstractNumId="1" w15:restartNumberingAfterBreak="0">
+  <w:abstractNum w:abstractNumId="2" w15:restartNumberingAfterBreak="0">
     <w:nsid w:val="6ED64C27"/>
     <w:multiLevelType w:val="multilevel"/>
-    <w:tmpl w:val="A7DC3C5C"/>
+    <w:tmpl w:val="6408EB46"/>
     <w:numStyleLink w:val="a"/>
   </w:abstractNum>
-  <w:num w:numId="1" w16cid:durableId="1011252400">
-    <w:abstractNumId w:val="0"/>
+  <w:num w:numId="1">
+    <w:abstractNumId w:val="1"/>
   </w:num>
-  <w:num w:numId="2" w16cid:durableId="378168606">
-    <w:abstractNumId w:val="0"/>
+  <w:num w:numId="2">
+    <w:abstractNumId w:val="1"/>
   </w:num>
-  <w:num w:numId="3" w16cid:durableId="1016423137">
+  <w:num w:numId="3">
+    <w:abstractNumId w:val="2"/>
+    <w:lvlOverride w:ilvl="0">
+      <w:lvl w:ilvl="0">
+        <w:start w:val="1"/>
+        <w:numFmt w:val="decimal"/>
+        <w:suff w:val="space"/>
+        <w:lvlText w:val="%1"/>
+        <w:lvlJc w:val="left"/>
+        <w:pPr>
+          <w:ind w:left="0" w:firstLine="0"/>
+        </w:pPr>
+        <w:rPr>
+          <w:rFonts w:ascii="Times New Roman" w:hAnsi="Times New Roman" w:hint="default"/>
+          <w:b/>
+          <w:sz w:val="28"/>
+        </w:rPr>
+      </w:lvl>
+    </w:lvlOverride>
+    <w:lvlOverride w:ilvl="1">
+      <w:lvl w:ilvl="1">
+        <w:start w:val="1"/>
+        <w:numFmt w:val="decimal"/>
+        <w:suff w:val="space"/>
+        <w:lvlText w:val="%1.%2"/>
+        <w:lvlJc w:val="left"/>
+        <w:pPr>
+          <w:ind w:left="0" w:firstLine="567"/>
+        </w:pPr>
+        <w:rPr>
+          <w:rFonts w:ascii="Times New Roman" w:hAnsi="Times New Roman" w:hint="default"/>
+          <w:sz w:val="28"/>
+        </w:rPr>
+      </w:lvl>
+    </w:lvlOverride>
+    <w:lvlOverride w:ilvl="2">
+      <w:lvl w:ilvl="2">
+        <w:start w:val="1"/>
+        <w:numFmt w:val="decimal"/>
+        <w:suff w:val="space"/>
+        <w:lvlText w:val="%1.%2.%3"/>
+        <w:lvlJc w:val="left"/>
+        <w:pPr>
+          <w:ind w:left="0" w:firstLine="567"/>
+        </w:pPr>
+        <w:rPr>
+          <w:rFonts w:ascii="Times New Roman" w:hAnsi="Times New Roman" w:hint="default"/>
+          <w:sz w:val="28"/>
+        </w:rPr>
+      </w:lvl>
+    </w:lvlOverride>
+    <w:lvlOverride w:ilvl="3">
+      <w:lvl w:ilvl="3">
+        <w:start w:val="1"/>
+        <w:numFmt w:val="decimal"/>
+        <w:suff w:val="space"/>
+        <w:lvlText w:val="%1.%2.%3.%4"/>
+        <w:lvlJc w:val="left"/>
+        <w:pPr>
+          <w:ind w:left="0" w:firstLine="567"/>
+        </w:pPr>
+        <w:rPr>
+          <w:rFonts w:ascii="Times New Roman" w:hAnsi="Times New Roman" w:hint="default"/>
+          <w:sz w:val="28"/>
+        </w:rPr>
+      </w:lvl>
+    </w:lvlOverride>
+    <w:lvlOverride w:ilvl="4">
+      <w:lvl w:ilvl="4">
+        <w:start w:val="1"/>
+        <w:numFmt w:val="decimal"/>
+        <w:suff w:val="space"/>
+        <w:lvlText w:val="%1.%2.%3.%4.%5"/>
+        <w:lvlJc w:val="left"/>
+        <w:pPr>
+          <w:ind w:left="0" w:firstLine="567"/>
+        </w:pPr>
+        <w:rPr>
+          <w:rFonts w:ascii="Times New Roman" w:hAnsi="Times New Roman" w:hint="default"/>
+          <w:sz w:val="28"/>
+        </w:rPr>
+      </w:lvl>
+    </w:lvlOverride>
+    <w:lvlOverride w:ilvl="5">
+      <w:lvl w:ilvl="5">
+        <w:start w:val="1"/>
+        <w:numFmt w:val="decimal"/>
+        <w:suff w:val="space"/>
+        <w:lvlText w:val="%1.%2.%3.%4.%5.%6"/>
+        <w:lvlJc w:val="left"/>
+        <w:pPr>
+          <w:ind w:left="0" w:firstLine="567"/>
+        </w:pPr>
+        <w:rPr>
+          <w:rFonts w:ascii="Times New Roman" w:hAnsi="Times New Roman" w:hint="default"/>
+          <w:sz w:val="28"/>
+        </w:rPr>
+      </w:lvl>
+    </w:lvlOverride>
+    <w:lvlOverride w:ilvl="6">
+      <w:lvl w:ilvl="6">
+        <w:start w:val="1"/>
+        <w:numFmt w:val="decimal"/>
+        <w:suff w:val="space"/>
+        <w:lvlText w:val="%1.%2.%3.%4.%5.%6.%7"/>
+        <w:lvlJc w:val="left"/>
+        <w:pPr>
+          <w:ind w:left="0" w:firstLine="567"/>
+        </w:pPr>
+        <w:rPr>
+          <w:rFonts w:ascii="Times New Roman" w:hAnsi="Times New Roman" w:hint="default"/>
+          <w:sz w:val="28"/>
+        </w:rPr>
+      </w:lvl>
+    </w:lvlOverride>
+    <w:lvlOverride w:ilvl="7">
+      <w:lvl w:ilvl="7">
+        <w:start w:val="1"/>
+        <w:numFmt w:val="decimal"/>
+        <w:suff w:val="space"/>
+        <w:lvlText w:val="%1.%2.%3.%4.%5.%6.%7.%8"/>
+        <w:lvlJc w:val="left"/>
+        <w:pPr>
+          <w:ind w:left="0" w:firstLine="567"/>
+        </w:pPr>
+        <w:rPr>
+          <w:rFonts w:ascii="Times New Roman" w:hAnsi="Times New Roman" w:hint="default"/>
+          <w:sz w:val="28"/>
+        </w:rPr>
+      </w:lvl>
+    </w:lvlOverride>
+    <w:lvlOverride w:ilvl="8">
+      <w:lvl w:ilvl="8">
+        <w:start w:val="1"/>
+        <w:numFmt w:val="decimal"/>
+        <w:suff w:val="space"/>
+        <w:lvlText w:val="%1.%2.%3.%4.%5.%6.%7.%8.%9"/>
+        <w:lvlJc w:val="left"/>
+        <w:pPr>
+          <w:ind w:left="0" w:firstLine="567"/>
+        </w:pPr>
+        <w:rPr>
+          <w:rFonts w:ascii="Times New Roman" w:hAnsi="Times New Roman" w:hint="default"/>
+          <w:sz w:val="28"/>
+        </w:rPr>
+      </w:lvl>
+    </w:lvlOverride>
+  </w:num>
+  <w:num w:numId="4">
+    <w:abstractNumId w:val="2"/>
+    <w:lvlOverride w:ilvl="0">
+      <w:lvl w:ilvl="0">
+        <w:start w:val="1"/>
+        <w:numFmt w:val="decimal"/>
+        <w:suff w:val="space"/>
+        <w:lvlText w:val="%1"/>
+        <w:lvlJc w:val="left"/>
+        <w:pPr>
+          <w:ind w:left="0" w:firstLine="0"/>
+        </w:pPr>
+        <w:rPr>
+          <w:rFonts w:ascii="Times New Roman" w:hAnsi="Times New Roman" w:hint="default"/>
+          <w:b/>
+          <w:sz w:val="28"/>
+        </w:rPr>
+      </w:lvl>
+    </w:lvlOverride>
+    <w:lvlOverride w:ilvl="1">
+      <w:lvl w:ilvl="1">
+        <w:start w:val="1"/>
+        <w:numFmt w:val="decimal"/>
+        <w:suff w:val="space"/>
+        <w:lvlText w:val="%1.%2"/>
+        <w:lvlJc w:val="left"/>
+        <w:pPr>
+          <w:ind w:left="0" w:firstLine="567"/>
+        </w:pPr>
+        <w:rPr>
+          <w:rFonts w:ascii="Times New Roman" w:hAnsi="Times New Roman" w:hint="default"/>
+          <w:sz w:val="28"/>
+        </w:rPr>
+      </w:lvl>
+    </w:lvlOverride>
+    <w:lvlOverride w:ilvl="2">
+      <w:lvl w:ilvl="2">
+        <w:start w:val="1"/>
+        <w:numFmt w:val="decimal"/>
+        <w:suff w:val="space"/>
+        <w:lvlText w:val="%1.%2.%3"/>
+        <w:lvlJc w:val="left"/>
+        <w:pPr>
+          <w:ind w:left="0" w:firstLine="567"/>
+        </w:pPr>
+        <w:rPr>
+          <w:rFonts w:ascii="Times New Roman" w:hAnsi="Times New Roman" w:hint="default"/>
+          <w:sz w:val="28"/>
+        </w:rPr>
+      </w:lvl>
+    </w:lvlOverride>
+    <w:lvlOverride w:ilvl="3">
+      <w:lvl w:ilvl="3">
+        <w:start w:val="1"/>
+        <w:numFmt w:val="decimal"/>
+        <w:suff w:val="space"/>
+        <w:lvlText w:val="%1.%2.%3.%4"/>
+        <w:lvlJc w:val="left"/>
+        <w:pPr>
+          <w:ind w:left="0" w:firstLine="567"/>
+        </w:pPr>
+        <w:rPr>
+          <w:rFonts w:ascii="Times New Roman" w:hAnsi="Times New Roman" w:hint="default"/>
+          <w:sz w:val="28"/>
+        </w:rPr>
+      </w:lvl>
+    </w:lvlOverride>
+    <w:lvlOverride w:ilvl="4">
+      <w:lvl w:ilvl="4">
+        <w:start w:val="1"/>
+        <w:numFmt w:val="decimal"/>
+        <w:suff w:val="space"/>
+        <w:lvlText w:val="%1.%2.%3.%4.%5"/>
+        <w:lvlJc w:val="left"/>
+        <w:pPr>
+          <w:ind w:left="0" w:firstLine="567"/>
+        </w:pPr>
+        <w:rPr>
+          <w:rFonts w:ascii="Times New Roman" w:hAnsi="Times New Roman" w:hint="default"/>
+          <w:sz w:val="28"/>
+        </w:rPr>
+      </w:lvl>
+    </w:lvlOverride>
+    <w:lvlOverride w:ilvl="5">
+      <w:lvl w:ilvl="5">
+        <w:start w:val="1"/>
+        <w:numFmt w:val="decimal"/>
+        <w:suff w:val="space"/>
+        <w:lvlText w:val="%1.%2.%3.%4.%5.%6"/>
+        <w:lvlJc w:val="left"/>
+        <w:pPr>
+          <w:ind w:left="0" w:firstLine="567"/>
+        </w:pPr>
+        <w:rPr>
+          <w:rFonts w:ascii="Times New Roman" w:hAnsi="Times New Roman" w:hint="default"/>
+          <w:sz w:val="28"/>
+        </w:rPr>
+      </w:lvl>
+    </w:lvlOverride>
+    <w:lvlOverride w:ilvl="6">
+      <w:lvl w:ilvl="6">
+        <w:start w:val="1"/>
+        <w:numFmt w:val="decimal"/>
+        <w:suff w:val="space"/>
+        <w:lvlText w:val="%1.%2.%3.%4.%5.%6.%7"/>
+        <w:lvlJc w:val="left"/>
+        <w:pPr>
+          <w:ind w:left="0" w:firstLine="567"/>
+        </w:pPr>
+        <w:rPr>
+          <w:rFonts w:ascii="Times New Roman" w:hAnsi="Times New Roman" w:hint="default"/>
+          <w:sz w:val="28"/>
+        </w:rPr>
+      </w:lvl>
+    </w:lvlOverride>
+    <w:lvlOverride w:ilvl="7">
+      <w:lvl w:ilvl="7">
+        <w:start w:val="1"/>
+        <w:numFmt w:val="decimal"/>
+        <w:suff w:val="space"/>
+        <w:lvlText w:val="%1.%2.%3.%4.%5.%6.%7.%8"/>
+        <w:lvlJc w:val="left"/>
+        <w:pPr>
+          <w:ind w:left="0" w:firstLine="567"/>
+        </w:pPr>
+        <w:rPr>
+          <w:rFonts w:ascii="Times New Roman" w:hAnsi="Times New Roman" w:hint="default"/>
+          <w:sz w:val="28"/>
+        </w:rPr>
+      </w:lvl>
+    </w:lvlOverride>
+    <w:lvlOverride w:ilvl="8">
+      <w:lvl w:ilvl="8">
+        <w:start w:val="1"/>
+        <w:numFmt w:val="decimal"/>
+        <w:suff w:val="space"/>
+        <w:lvlText w:val="%1.%2.%3.%4.%5.%6.%7.%8.%9"/>
+        <w:lvlJc w:val="left"/>
+        <w:pPr>
+          <w:ind w:left="0" w:firstLine="567"/>
+        </w:pPr>
+        <w:rPr>
+          <w:rFonts w:ascii="Times New Roman" w:hAnsi="Times New Roman" w:hint="default"/>
+          <w:sz w:val="28"/>
+        </w:rPr>
+      </w:lvl>
+    </w:lvlOverride>
+  </w:num>
+  <w:num w:numId="5">
+    <w:abstractNumId w:val="1"/>
+  </w:num>
+  <w:num w:numId="6">
     <w:abstractNumId w:val="1"/>
     <w:lvlOverride w:ilvl="0">
       <w:lvl w:ilvl="0">
         <w:start w:val="1"/>
         <w:numFmt w:val="decimal"/>
+        <w:pStyle w:val="1"/>
         <w:suff w:val="space"/>
         <w:lvlText w:val="%1"/>
         <w:lvlJc w:val="left"/>
@@ -2091,6 +3507,7 @@
       <w:lvl w:ilvl="1">
         <w:start w:val="1"/>
         <w:numFmt w:val="decimal"/>
+        <w:pStyle w:val="2"/>
         <w:suff w:val="space"/>
         <w:lvlText w:val="%1.%2"/>
         <w:lvlJc w:val="left"/>
@@ -2099,6 +3516,7 @@
         </w:pPr>
         <w:rPr>
           <w:rFonts w:ascii="Times New Roman" w:hAnsi="Times New Roman" w:hint="default"/>
+          <w:b w:val="0"/>
           <w:sz w:val="28"/>
         </w:rPr>
       </w:lvl>
@@ -2216,12 +3634,13 @@
       </w:lvl>
     </w:lvlOverride>
   </w:num>
-  <w:num w:numId="4" w16cid:durableId="1825661127">
+  <w:num w:numId="7">
     <w:abstractNumId w:val="1"/>
     <w:lvlOverride w:ilvl="0">
       <w:lvl w:ilvl="0">
         <w:start w:val="1"/>
         <w:numFmt w:val="decimal"/>
+        <w:pStyle w:val="1"/>
         <w:suff w:val="space"/>
         <w:lvlText w:val="%1"/>
         <w:lvlJc w:val="left"/>
@@ -2239,6 +3658,7 @@
       <w:lvl w:ilvl="1">
         <w:start w:val="1"/>
         <w:numFmt w:val="decimal"/>
+        <w:pStyle w:val="2"/>
         <w:suff w:val="space"/>
         <w:lvlText w:val="%1.%2"/>
         <w:lvlJc w:val="left"/>
@@ -2247,6 +3667,7 @@
         </w:pPr>
         <w:rPr>
           <w:rFonts w:ascii="Times New Roman" w:hAnsi="Times New Roman" w:hint="default"/>
+          <w:b w:val="0"/>
           <w:sz w:val="28"/>
         </w:rPr>
       </w:lvl>
@@ -2364,11 +3785,87 @@
       </w:lvl>
     </w:lvlOverride>
   </w:num>
-  <w:num w:numId="5" w16cid:durableId="915826091">
+  <w:num w:numId="8">
+    <w:abstractNumId w:val="1"/>
+    <w:lvlOverride w:ilvl="0">
+      <w:lvl w:ilvl="0">
+        <w:start w:val="1"/>
+        <w:numFmt w:val="decimal"/>
+        <w:pStyle w:val="1"/>
+        <w:suff w:val="space"/>
+        <w:lvlText w:val="%1"/>
+        <w:lvlJc w:val="left"/>
+        <w:pPr>
+          <w:ind w:left="0" w:firstLine="0"/>
+        </w:pPr>
+        <w:rPr>
+          <w:rFonts w:ascii="Times New Roman" w:hAnsi="Times New Roman" w:hint="default"/>
+          <w:b/>
+          <w:sz w:val="28"/>
+        </w:rPr>
+      </w:lvl>
+    </w:lvlOverride>
+    <w:lvlOverride w:ilvl="1">
+      <w:lvl w:ilvl="1">
+        <w:start w:val="1"/>
+        <w:numFmt w:val="decimal"/>
+        <w:pStyle w:val="2"/>
+        <w:suff w:val="space"/>
+        <w:lvlText w:val="%1.%2"/>
+        <w:lvlJc w:val="left"/>
+        <w:pPr>
+          <w:ind w:left="0" w:firstLine="567"/>
+        </w:pPr>
+        <w:rPr>
+          <w:rFonts w:ascii="Times New Roman" w:hAnsi="Times New Roman" w:hint="default"/>
+          <w:b w:val="0"/>
+          <w:bCs/>
+          <w:sz w:val="28"/>
+        </w:rPr>
+      </w:lvl>
+    </w:lvlOverride>
+    <w:lvlOverride w:ilvl="2">
+      <w:lvl w:ilvl="2">
+        <w:start w:val="1"/>
+        <w:numFmt w:val="decimal"/>
+        <w:suff w:val="space"/>
+        <w:lvlText w:val="%1.%2.%3"/>
+        <w:lvlJc w:val="left"/>
+        <w:pPr>
+          <w:ind w:left="0" w:firstLine="567"/>
+        </w:pPr>
+        <w:rPr>
+          <w:rFonts w:ascii="Times New Roman" w:hAnsi="Times New Roman" w:hint="default"/>
+          <w:b w:val="0"/>
+          <w:bCs/>
+          <w:sz w:val="28"/>
+        </w:rPr>
+      </w:lvl>
+    </w:lvlOverride>
+  </w:num>
+  <w:num w:numId="9">
     <w:abstractNumId w:val="0"/>
   </w:num>
-  <w:num w:numId="6" w16cid:durableId="219828128">
-    <w:abstractNumId w:val="0"/>
+  <w:num w:numId="10">
+    <w:abstractNumId w:val="1"/>
+    <w:lvlOverride w:ilvl="0">
+      <w:lvl w:ilvl="0">
+        <w:start w:val="1"/>
+        <w:numFmt w:val="decimal"/>
+        <w:pStyle w:val="1"/>
+        <w:suff w:val="space"/>
+        <w:lvlText w:val="%1"/>
+        <w:lvlJc w:val="left"/>
+        <w:pPr>
+          <w:ind w:left="0" w:firstLine="0"/>
+        </w:pPr>
+        <w:rPr>
+          <w:rFonts w:ascii="Times New Roman" w:hAnsi="Times New Roman" w:hint="default"/>
+          <w:b/>
+          <w:sz w:val="28"/>
+        </w:rPr>
+      </w:lvl>
+    </w:lvlOverride>
     <w:lvlOverride w:ilvl="1">
       <w:lvl w:ilvl="1">
         <w:start w:val="1"/>
@@ -2383,7 +3880,645 @@
         <w:rPr>
           <w:rFonts w:ascii="Times New Roman" w:hAnsi="Times New Roman" w:hint="default"/>
           <w:b w:val="0"/>
+          <w:sz w:val="28"/>
+        </w:rPr>
+      </w:lvl>
+    </w:lvlOverride>
+    <w:lvlOverride w:ilvl="2">
+      <w:lvl w:ilvl="2">
+        <w:start w:val="1"/>
+        <w:numFmt w:val="decimal"/>
+        <w:suff w:val="space"/>
+        <w:lvlText w:val="%1.%2.%3"/>
+        <w:lvlJc w:val="left"/>
+        <w:pPr>
+          <w:ind w:left="0" w:firstLine="567"/>
+        </w:pPr>
+        <w:rPr>
+          <w:rFonts w:ascii="Times New Roman" w:hAnsi="Times New Roman" w:hint="default"/>
+          <w:sz w:val="28"/>
+        </w:rPr>
+      </w:lvl>
+    </w:lvlOverride>
+    <w:lvlOverride w:ilvl="3">
+      <w:lvl w:ilvl="3">
+        <w:start w:val="1"/>
+        <w:numFmt w:val="decimal"/>
+        <w:suff w:val="space"/>
+        <w:lvlText w:val="%1.%2.%3.%4"/>
+        <w:lvlJc w:val="left"/>
+        <w:pPr>
+          <w:ind w:left="0" w:firstLine="567"/>
+        </w:pPr>
+        <w:rPr>
+          <w:rFonts w:ascii="Times New Roman" w:hAnsi="Times New Roman" w:hint="default"/>
+          <w:sz w:val="28"/>
+        </w:rPr>
+      </w:lvl>
+    </w:lvlOverride>
+    <w:lvlOverride w:ilvl="4">
+      <w:lvl w:ilvl="4">
+        <w:start w:val="1"/>
+        <w:numFmt w:val="decimal"/>
+        <w:suff w:val="space"/>
+        <w:lvlText w:val="%1.%2.%3.%4.%5"/>
+        <w:lvlJc w:val="left"/>
+        <w:pPr>
+          <w:ind w:left="0" w:firstLine="567"/>
+        </w:pPr>
+        <w:rPr>
+          <w:rFonts w:ascii="Times New Roman" w:hAnsi="Times New Roman" w:hint="default"/>
+          <w:sz w:val="28"/>
+        </w:rPr>
+      </w:lvl>
+    </w:lvlOverride>
+    <w:lvlOverride w:ilvl="5">
+      <w:lvl w:ilvl="5">
+        <w:start w:val="1"/>
+        <w:numFmt w:val="decimal"/>
+        <w:suff w:val="space"/>
+        <w:lvlText w:val="%1.%2.%3.%4.%5.%6"/>
+        <w:lvlJc w:val="left"/>
+        <w:pPr>
+          <w:ind w:left="0" w:firstLine="567"/>
+        </w:pPr>
+        <w:rPr>
+          <w:rFonts w:ascii="Times New Roman" w:hAnsi="Times New Roman" w:hint="default"/>
+          <w:sz w:val="28"/>
+        </w:rPr>
+      </w:lvl>
+    </w:lvlOverride>
+    <w:lvlOverride w:ilvl="6">
+      <w:lvl w:ilvl="6">
+        <w:start w:val="1"/>
+        <w:numFmt w:val="decimal"/>
+        <w:suff w:val="space"/>
+        <w:lvlText w:val="%1.%2.%3.%4.%5.%6.%7"/>
+        <w:lvlJc w:val="left"/>
+        <w:pPr>
+          <w:ind w:left="0" w:firstLine="567"/>
+        </w:pPr>
+        <w:rPr>
+          <w:rFonts w:ascii="Times New Roman" w:hAnsi="Times New Roman" w:hint="default"/>
+          <w:sz w:val="28"/>
+        </w:rPr>
+      </w:lvl>
+    </w:lvlOverride>
+    <w:lvlOverride w:ilvl="7">
+      <w:lvl w:ilvl="7">
+        <w:start w:val="1"/>
+        <w:numFmt w:val="decimal"/>
+        <w:suff w:val="space"/>
+        <w:lvlText w:val="%1.%2.%3.%4.%5.%6.%7.%8"/>
+        <w:lvlJc w:val="left"/>
+        <w:pPr>
+          <w:ind w:left="0" w:firstLine="567"/>
+        </w:pPr>
+        <w:rPr>
+          <w:rFonts w:ascii="Times New Roman" w:hAnsi="Times New Roman" w:hint="default"/>
+          <w:sz w:val="28"/>
+        </w:rPr>
+      </w:lvl>
+    </w:lvlOverride>
+    <w:lvlOverride w:ilvl="8">
+      <w:lvl w:ilvl="8">
+        <w:start w:val="1"/>
+        <w:numFmt w:val="decimal"/>
+        <w:suff w:val="space"/>
+        <w:lvlText w:val="%1.%2.%3.%4.%5.%6.%7.%8.%9"/>
+        <w:lvlJc w:val="left"/>
+        <w:pPr>
+          <w:ind w:left="0" w:firstLine="567"/>
+        </w:pPr>
+        <w:rPr>
+          <w:rFonts w:ascii="Times New Roman" w:hAnsi="Times New Roman" w:hint="default"/>
+          <w:sz w:val="28"/>
+        </w:rPr>
+      </w:lvl>
+    </w:lvlOverride>
+  </w:num>
+  <w:num w:numId="11">
+    <w:abstractNumId w:val="1"/>
+    <w:lvlOverride w:ilvl="0">
+      <w:lvl w:ilvl="0">
+        <w:start w:val="1"/>
+        <w:numFmt w:val="decimal"/>
+        <w:pStyle w:val="1"/>
+        <w:suff w:val="space"/>
+        <w:lvlText w:val="%1"/>
+        <w:lvlJc w:val="left"/>
+        <w:pPr>
+          <w:ind w:left="0" w:firstLine="0"/>
+        </w:pPr>
+        <w:rPr>
+          <w:rFonts w:ascii="Times New Roman" w:hAnsi="Times New Roman" w:hint="default"/>
+          <w:b/>
+          <w:sz w:val="28"/>
+        </w:rPr>
+      </w:lvl>
+    </w:lvlOverride>
+    <w:lvlOverride w:ilvl="1">
+      <w:lvl w:ilvl="1">
+        <w:start w:val="1"/>
+        <w:numFmt w:val="decimal"/>
+        <w:pStyle w:val="2"/>
+        <w:suff w:val="space"/>
+        <w:lvlText w:val="%1.%2"/>
+        <w:lvlJc w:val="left"/>
+        <w:pPr>
+          <w:ind w:left="851" w:firstLine="567"/>
+        </w:pPr>
+        <w:rPr>
+          <w:rFonts w:ascii="Times New Roman" w:hAnsi="Times New Roman" w:hint="default"/>
+          <w:b w:val="0"/>
           <w:bCs/>
+          <w:sz w:val="28"/>
+        </w:rPr>
+      </w:lvl>
+    </w:lvlOverride>
+    <w:lvlOverride w:ilvl="2">
+      <w:lvl w:ilvl="2">
+        <w:start w:val="1"/>
+        <w:numFmt w:val="decimal"/>
+        <w:suff w:val="space"/>
+        <w:lvlText w:val="%1.%2.%3"/>
+        <w:lvlJc w:val="left"/>
+        <w:pPr>
+          <w:ind w:left="0" w:firstLine="567"/>
+        </w:pPr>
+        <w:rPr>
+          <w:rFonts w:ascii="Times New Roman" w:hAnsi="Times New Roman" w:hint="default"/>
+          <w:b w:val="0"/>
+          <w:bCs/>
+          <w:sz w:val="28"/>
+        </w:rPr>
+      </w:lvl>
+    </w:lvlOverride>
+  </w:num>
+  <w:num w:numId="12">
+    <w:abstractNumId w:val="1"/>
+    <w:lvlOverride w:ilvl="0">
+      <w:startOverride w:val="1"/>
+      <w:lvl w:ilvl="0">
+        <w:start w:val="1"/>
+        <w:numFmt w:val="decimal"/>
+        <w:pStyle w:val="1"/>
+        <w:suff w:val="space"/>
+        <w:lvlText w:val="%1"/>
+        <w:lvlJc w:val="left"/>
+        <w:pPr>
+          <w:ind w:left="0" w:firstLine="0"/>
+        </w:pPr>
+        <w:rPr>
+          <w:rFonts w:ascii="Times New Roman" w:hAnsi="Times New Roman" w:hint="default"/>
+          <w:b/>
+          <w:sz w:val="28"/>
+        </w:rPr>
+      </w:lvl>
+    </w:lvlOverride>
+    <w:lvlOverride w:ilvl="1">
+      <w:startOverride w:val="1"/>
+      <w:lvl w:ilvl="1">
+        <w:start w:val="1"/>
+        <w:numFmt w:val="decimal"/>
+        <w:pStyle w:val="2"/>
+        <w:suff w:val="space"/>
+        <w:lvlText w:val="%1.%2"/>
+        <w:lvlJc w:val="left"/>
+        <w:pPr>
+          <w:ind w:left="0" w:firstLine="567"/>
+        </w:pPr>
+        <w:rPr>
+          <w:rFonts w:ascii="Times New Roman" w:hAnsi="Times New Roman" w:hint="default"/>
+          <w:sz w:val="28"/>
+        </w:rPr>
+      </w:lvl>
+    </w:lvlOverride>
+    <w:lvlOverride w:ilvl="2">
+      <w:startOverride w:val="1"/>
+      <w:lvl w:ilvl="2">
+        <w:start w:val="1"/>
+        <w:numFmt w:val="decimal"/>
+        <w:suff w:val="space"/>
+        <w:lvlText w:val="%1.%2.%3"/>
+        <w:lvlJc w:val="left"/>
+        <w:pPr>
+          <w:ind w:left="0" w:firstLine="567"/>
+        </w:pPr>
+        <w:rPr>
+          <w:rFonts w:ascii="Times New Roman" w:hAnsi="Times New Roman" w:hint="default"/>
+          <w:sz w:val="28"/>
+        </w:rPr>
+      </w:lvl>
+    </w:lvlOverride>
+    <w:lvlOverride w:ilvl="3">
+      <w:startOverride w:val="1"/>
+      <w:lvl w:ilvl="3">
+        <w:start w:val="1"/>
+        <w:numFmt w:val="decimal"/>
+        <w:suff w:val="space"/>
+        <w:lvlText w:val="%1.%2.%3.%4"/>
+        <w:lvlJc w:val="left"/>
+        <w:pPr>
+          <w:ind w:left="0" w:firstLine="567"/>
+        </w:pPr>
+        <w:rPr>
+          <w:rFonts w:ascii="Times New Roman" w:hAnsi="Times New Roman" w:hint="default"/>
+          <w:sz w:val="28"/>
+        </w:rPr>
+      </w:lvl>
+    </w:lvlOverride>
+    <w:lvlOverride w:ilvl="4">
+      <w:startOverride w:val="1"/>
+      <w:lvl w:ilvl="4">
+        <w:start w:val="1"/>
+        <w:numFmt w:val="decimal"/>
+        <w:suff w:val="space"/>
+        <w:lvlText w:val="%1.%2.%3.%4.%5"/>
+        <w:lvlJc w:val="left"/>
+        <w:pPr>
+          <w:ind w:left="0" w:firstLine="567"/>
+        </w:pPr>
+        <w:rPr>
+          <w:rFonts w:ascii="Times New Roman" w:hAnsi="Times New Roman" w:hint="default"/>
+          <w:sz w:val="28"/>
+        </w:rPr>
+      </w:lvl>
+    </w:lvlOverride>
+    <w:lvlOverride w:ilvl="5">
+      <w:startOverride w:val="1"/>
+      <w:lvl w:ilvl="5">
+        <w:start w:val="1"/>
+        <w:numFmt w:val="decimal"/>
+        <w:suff w:val="space"/>
+        <w:lvlText w:val="%1.%2.%3.%4.%5.%6"/>
+        <w:lvlJc w:val="left"/>
+        <w:pPr>
+          <w:ind w:left="0" w:firstLine="567"/>
+        </w:pPr>
+        <w:rPr>
+          <w:rFonts w:ascii="Times New Roman" w:hAnsi="Times New Roman" w:hint="default"/>
+          <w:sz w:val="28"/>
+        </w:rPr>
+      </w:lvl>
+    </w:lvlOverride>
+    <w:lvlOverride w:ilvl="6">
+      <w:startOverride w:val="1"/>
+      <w:lvl w:ilvl="6">
+        <w:start w:val="1"/>
+        <w:numFmt w:val="decimal"/>
+        <w:suff w:val="space"/>
+        <w:lvlText w:val="%1.%2.%3.%4.%5.%6.%7"/>
+        <w:lvlJc w:val="left"/>
+        <w:pPr>
+          <w:ind w:left="0" w:firstLine="567"/>
+        </w:pPr>
+        <w:rPr>
+          <w:rFonts w:ascii="Times New Roman" w:hAnsi="Times New Roman" w:hint="default"/>
+          <w:sz w:val="28"/>
+        </w:rPr>
+      </w:lvl>
+    </w:lvlOverride>
+    <w:lvlOverride w:ilvl="7">
+      <w:startOverride w:val="1"/>
+      <w:lvl w:ilvl="7">
+        <w:start w:val="1"/>
+        <w:numFmt w:val="decimal"/>
+        <w:suff w:val="space"/>
+        <w:lvlText w:val="%1.%2.%3.%4.%5.%6.%7.%8"/>
+        <w:lvlJc w:val="left"/>
+        <w:pPr>
+          <w:ind w:left="0" w:firstLine="567"/>
+        </w:pPr>
+        <w:rPr>
+          <w:rFonts w:ascii="Times New Roman" w:hAnsi="Times New Roman" w:hint="default"/>
+          <w:sz w:val="28"/>
+        </w:rPr>
+      </w:lvl>
+    </w:lvlOverride>
+    <w:lvlOverride w:ilvl="8">
+      <w:startOverride w:val="1"/>
+      <w:lvl w:ilvl="8">
+        <w:start w:val="1"/>
+        <w:numFmt w:val="decimal"/>
+        <w:suff w:val="space"/>
+        <w:lvlText w:val="%1.%2.%3.%4.%5.%6.%7.%8.%9"/>
+        <w:lvlJc w:val="left"/>
+        <w:pPr>
+          <w:ind w:left="0" w:firstLine="567"/>
+        </w:pPr>
+        <w:rPr>
+          <w:rFonts w:ascii="Times New Roman" w:hAnsi="Times New Roman" w:hint="default"/>
+          <w:sz w:val="28"/>
+        </w:rPr>
+      </w:lvl>
+    </w:lvlOverride>
+  </w:num>
+  <w:num w:numId="13">
+    <w:abstractNumId w:val="1"/>
+    <w:lvlOverride w:ilvl="0">
+      <w:lvl w:ilvl="0">
+        <w:start w:val="1"/>
+        <w:numFmt w:val="decimal"/>
+        <w:pStyle w:val="1"/>
+        <w:suff w:val="space"/>
+        <w:lvlText w:val="%1"/>
+        <w:lvlJc w:val="left"/>
+        <w:pPr>
+          <w:ind w:left="0" w:firstLine="0"/>
+        </w:pPr>
+        <w:rPr>
+          <w:rFonts w:ascii="Times New Roman" w:hAnsi="Times New Roman" w:hint="default"/>
+          <w:b/>
+          <w:sz w:val="28"/>
+        </w:rPr>
+      </w:lvl>
+    </w:lvlOverride>
+    <w:lvlOverride w:ilvl="1">
+      <w:lvl w:ilvl="1">
+        <w:start w:val="1"/>
+        <w:numFmt w:val="decimal"/>
+        <w:pStyle w:val="2"/>
+        <w:suff w:val="space"/>
+        <w:lvlText w:val="%1.%2"/>
+        <w:lvlJc w:val="left"/>
+        <w:pPr>
+          <w:ind w:left="0" w:firstLine="567"/>
+        </w:pPr>
+        <w:rPr>
+          <w:rFonts w:ascii="Times New Roman" w:hAnsi="Times New Roman" w:hint="default"/>
+          <w:b w:val="0"/>
+          <w:sz w:val="28"/>
+        </w:rPr>
+      </w:lvl>
+    </w:lvlOverride>
+    <w:lvlOverride w:ilvl="2">
+      <w:lvl w:ilvl="2">
+        <w:start w:val="1"/>
+        <w:numFmt w:val="decimal"/>
+        <w:suff w:val="space"/>
+        <w:lvlText w:val="%1.%2.%3"/>
+        <w:lvlJc w:val="left"/>
+        <w:pPr>
+          <w:ind w:left="0" w:firstLine="567"/>
+        </w:pPr>
+        <w:rPr>
+          <w:rFonts w:ascii="Times New Roman" w:hAnsi="Times New Roman" w:hint="default"/>
+          <w:sz w:val="28"/>
+        </w:rPr>
+      </w:lvl>
+    </w:lvlOverride>
+    <w:lvlOverride w:ilvl="3">
+      <w:lvl w:ilvl="3">
+        <w:start w:val="1"/>
+        <w:numFmt w:val="decimal"/>
+        <w:suff w:val="space"/>
+        <w:lvlText w:val="%1.%2.%3.%4"/>
+        <w:lvlJc w:val="left"/>
+        <w:pPr>
+          <w:ind w:left="0" w:firstLine="567"/>
+        </w:pPr>
+        <w:rPr>
+          <w:rFonts w:ascii="Times New Roman" w:hAnsi="Times New Roman" w:hint="default"/>
+          <w:sz w:val="28"/>
+        </w:rPr>
+      </w:lvl>
+    </w:lvlOverride>
+    <w:lvlOverride w:ilvl="4">
+      <w:lvl w:ilvl="4">
+        <w:start w:val="1"/>
+        <w:numFmt w:val="decimal"/>
+        <w:suff w:val="space"/>
+        <w:lvlText w:val="%1.%2.%3.%4.%5"/>
+        <w:lvlJc w:val="left"/>
+        <w:pPr>
+          <w:ind w:left="0" w:firstLine="567"/>
+        </w:pPr>
+        <w:rPr>
+          <w:rFonts w:ascii="Times New Roman" w:hAnsi="Times New Roman" w:hint="default"/>
+          <w:sz w:val="28"/>
+        </w:rPr>
+      </w:lvl>
+    </w:lvlOverride>
+    <w:lvlOverride w:ilvl="5">
+      <w:lvl w:ilvl="5">
+        <w:start w:val="1"/>
+        <w:numFmt w:val="decimal"/>
+        <w:suff w:val="space"/>
+        <w:lvlText w:val="%1.%2.%3.%4.%5.%6"/>
+        <w:lvlJc w:val="left"/>
+        <w:pPr>
+          <w:ind w:left="0" w:firstLine="567"/>
+        </w:pPr>
+        <w:rPr>
+          <w:rFonts w:ascii="Times New Roman" w:hAnsi="Times New Roman" w:hint="default"/>
+          <w:sz w:val="28"/>
+        </w:rPr>
+      </w:lvl>
+    </w:lvlOverride>
+    <w:lvlOverride w:ilvl="6">
+      <w:lvl w:ilvl="6">
+        <w:start w:val="1"/>
+        <w:numFmt w:val="decimal"/>
+        <w:suff w:val="space"/>
+        <w:lvlText w:val="%1.%2.%3.%4.%5.%6.%7"/>
+        <w:lvlJc w:val="left"/>
+        <w:pPr>
+          <w:ind w:left="0" w:firstLine="567"/>
+        </w:pPr>
+        <w:rPr>
+          <w:rFonts w:ascii="Times New Roman" w:hAnsi="Times New Roman" w:hint="default"/>
+          <w:sz w:val="28"/>
+        </w:rPr>
+      </w:lvl>
+    </w:lvlOverride>
+    <w:lvlOverride w:ilvl="7">
+      <w:lvl w:ilvl="7">
+        <w:start w:val="1"/>
+        <w:numFmt w:val="decimal"/>
+        <w:suff w:val="space"/>
+        <w:lvlText w:val="%1.%2.%3.%4.%5.%6.%7.%8"/>
+        <w:lvlJc w:val="left"/>
+        <w:pPr>
+          <w:ind w:left="0" w:firstLine="567"/>
+        </w:pPr>
+        <w:rPr>
+          <w:rFonts w:ascii="Times New Roman" w:hAnsi="Times New Roman" w:hint="default"/>
+          <w:sz w:val="28"/>
+        </w:rPr>
+      </w:lvl>
+    </w:lvlOverride>
+    <w:lvlOverride w:ilvl="8">
+      <w:lvl w:ilvl="8">
+        <w:start w:val="1"/>
+        <w:numFmt w:val="decimal"/>
+        <w:suff w:val="space"/>
+        <w:lvlText w:val="%1.%2.%3.%4.%5.%6.%7.%8.%9"/>
+        <w:lvlJc w:val="left"/>
+        <w:pPr>
+          <w:ind w:left="0" w:firstLine="567"/>
+        </w:pPr>
+        <w:rPr>
+          <w:rFonts w:ascii="Times New Roman" w:hAnsi="Times New Roman" w:hint="default"/>
+          <w:sz w:val="28"/>
+        </w:rPr>
+      </w:lvl>
+    </w:lvlOverride>
+  </w:num>
+  <w:num w:numId="14">
+    <w:abstractNumId w:val="1"/>
+    <w:lvlOverride w:ilvl="0">
+      <w:startOverride w:val="1"/>
+      <w:lvl w:ilvl="0">
+        <w:start w:val="1"/>
+        <w:numFmt w:val="decimal"/>
+        <w:pStyle w:val="1"/>
+        <w:suff w:val="space"/>
+        <w:lvlText w:val="%1"/>
+        <w:lvlJc w:val="left"/>
+        <w:pPr>
+          <w:ind w:left="0" w:firstLine="0"/>
+        </w:pPr>
+        <w:rPr>
+          <w:rFonts w:ascii="Times New Roman" w:hAnsi="Times New Roman" w:hint="default"/>
+          <w:b/>
+          <w:sz w:val="28"/>
+        </w:rPr>
+      </w:lvl>
+    </w:lvlOverride>
+    <w:lvlOverride w:ilvl="1">
+      <w:startOverride w:val="1"/>
+      <w:lvl w:ilvl="1">
+        <w:start w:val="1"/>
+        <w:numFmt w:val="decimal"/>
+        <w:pStyle w:val="2"/>
+        <w:suff w:val="space"/>
+        <w:lvlText w:val="%1.%2"/>
+        <w:lvlJc w:val="left"/>
+        <w:pPr>
+          <w:ind w:left="0" w:firstLine="567"/>
+        </w:pPr>
+        <w:rPr>
+          <w:rFonts w:ascii="Times New Roman" w:hAnsi="Times New Roman" w:hint="default"/>
+          <w:sz w:val="28"/>
+        </w:rPr>
+      </w:lvl>
+    </w:lvlOverride>
+    <w:lvlOverride w:ilvl="2">
+      <w:startOverride w:val="1"/>
+      <w:lvl w:ilvl="2">
+        <w:start w:val="1"/>
+        <w:numFmt w:val="decimal"/>
+        <w:suff w:val="space"/>
+        <w:lvlText w:val="%1.%2.%3"/>
+        <w:lvlJc w:val="left"/>
+        <w:pPr>
+          <w:ind w:left="0" w:firstLine="567"/>
+        </w:pPr>
+        <w:rPr>
+          <w:rFonts w:ascii="Times New Roman" w:hAnsi="Times New Roman" w:hint="default"/>
+          <w:sz w:val="28"/>
+        </w:rPr>
+      </w:lvl>
+    </w:lvlOverride>
+    <w:lvlOverride w:ilvl="3">
+      <w:startOverride w:val="1"/>
+      <w:lvl w:ilvl="3">
+        <w:start w:val="1"/>
+        <w:numFmt w:val="decimal"/>
+        <w:suff w:val="space"/>
+        <w:lvlText w:val="%1.%2.%3.%4"/>
+        <w:lvlJc w:val="left"/>
+        <w:pPr>
+          <w:ind w:left="0" w:firstLine="567"/>
+        </w:pPr>
+        <w:rPr>
+          <w:rFonts w:ascii="Times New Roman" w:hAnsi="Times New Roman" w:hint="default"/>
+          <w:sz w:val="28"/>
+        </w:rPr>
+      </w:lvl>
+    </w:lvlOverride>
+    <w:lvlOverride w:ilvl="4">
+      <w:startOverride w:val="1"/>
+      <w:lvl w:ilvl="4">
+        <w:start w:val="1"/>
+        <w:numFmt w:val="decimal"/>
+        <w:suff w:val="space"/>
+        <w:lvlText w:val="%1.%2.%3.%4.%5"/>
+        <w:lvlJc w:val="left"/>
+        <w:pPr>
+          <w:ind w:left="0" w:firstLine="567"/>
+        </w:pPr>
+        <w:rPr>
+          <w:rFonts w:ascii="Times New Roman" w:hAnsi="Times New Roman" w:hint="default"/>
+          <w:sz w:val="28"/>
+        </w:rPr>
+      </w:lvl>
+    </w:lvlOverride>
+    <w:lvlOverride w:ilvl="5">
+      <w:startOverride w:val="1"/>
+      <w:lvl w:ilvl="5">
+        <w:start w:val="1"/>
+        <w:numFmt w:val="decimal"/>
+        <w:suff w:val="space"/>
+        <w:lvlText w:val="%1.%2.%3.%4.%5.%6"/>
+        <w:lvlJc w:val="left"/>
+        <w:pPr>
+          <w:ind w:left="0" w:firstLine="567"/>
+        </w:pPr>
+        <w:rPr>
+          <w:rFonts w:ascii="Times New Roman" w:hAnsi="Times New Roman" w:hint="default"/>
+          <w:sz w:val="28"/>
+        </w:rPr>
+      </w:lvl>
+    </w:lvlOverride>
+    <w:lvlOverride w:ilvl="6">
+      <w:startOverride w:val="1"/>
+      <w:lvl w:ilvl="6">
+        <w:start w:val="1"/>
+        <w:numFmt w:val="decimal"/>
+        <w:suff w:val="space"/>
+        <w:lvlText w:val="%1.%2.%3.%4.%5.%6.%7"/>
+        <w:lvlJc w:val="left"/>
+        <w:pPr>
+          <w:ind w:left="0" w:firstLine="567"/>
+        </w:pPr>
+        <w:rPr>
+          <w:rFonts w:ascii="Times New Roman" w:hAnsi="Times New Roman" w:hint="default"/>
+          <w:sz w:val="28"/>
+        </w:rPr>
+      </w:lvl>
+    </w:lvlOverride>
+    <w:lvlOverride w:ilvl="7">
+      <w:startOverride w:val="1"/>
+      <w:lvl w:ilvl="7">
+        <w:start w:val="1"/>
+        <w:numFmt w:val="decimal"/>
+        <w:suff w:val="space"/>
+        <w:lvlText w:val="%1.%2.%3.%4.%5.%6.%7.%8"/>
+        <w:lvlJc w:val="left"/>
+        <w:pPr>
+          <w:ind w:left="0" w:firstLine="567"/>
+        </w:pPr>
+        <w:rPr>
+          <w:rFonts w:ascii="Times New Roman" w:hAnsi="Times New Roman" w:hint="default"/>
+          <w:sz w:val="28"/>
+        </w:rPr>
+      </w:lvl>
+    </w:lvlOverride>
+    <w:lvlOverride w:ilvl="8">
+      <w:startOverride w:val="1"/>
+      <w:lvl w:ilvl="8">
+        <w:start w:val="1"/>
+        <w:numFmt w:val="decimal"/>
+        <w:suff w:val="space"/>
+        <w:lvlText w:val="%1.%2.%3.%4.%5.%6.%7.%8.%9"/>
+        <w:lvlJc w:val="left"/>
+        <w:pPr>
+          <w:ind w:left="0" w:firstLine="567"/>
+        </w:pPr>
+        <w:rPr>
+          <w:rFonts w:ascii="Times New Roman" w:hAnsi="Times New Roman" w:hint="default"/>
           <w:sz w:val="28"/>
         </w:rPr>
       </w:lvl>
@@ -2393,7 +4528,7 @@
 </file>
 
 <file path=word/styles.xml><?xml version="1.0" encoding="utf-8"?>
-<w:styles xmlns:mc="http://schemas.openxmlformats.org/markup-compatibility/2006" xmlns:r="http://schemas.openxmlformats.org/officeDocument/2006/relationships" xmlns:w="http://schemas.openxmlformats.org/wordprocessingml/2006/main" xmlns:w14="http://schemas.microsoft.com/office/word/2010/wordml" xmlns:w15="http://schemas.microsoft.com/office/word/2012/wordml" xmlns:w16cex="http://schemas.microsoft.com/office/word/2018/wordml/cex" xmlns:w16cid="http://schemas.microsoft.com/office/word/2016/wordml/cid" xmlns:w16="http://schemas.microsoft.com/office/word/2018/wordml" xmlns:w16du="http://schemas.microsoft.com/office/word/2023/wordml/word16du" xmlns:w16sdtdh="http://schemas.microsoft.com/office/word/2020/wordml/sdtdatahash" xmlns:w16sdtfl="http://schemas.microsoft.com/office/word/2024/wordml/sdtformatlock" xmlns:w16se="http://schemas.microsoft.com/office/word/2015/wordml/symex" mc:Ignorable="w14 w15 w16se w16cid w16 w16cex w16sdtdh w16sdtfl w16du">
+<w:styles xmlns:mc="http://schemas.openxmlformats.org/markup-compatibility/2006" xmlns:r="http://schemas.openxmlformats.org/officeDocument/2006/relationships" xmlns:w="http://schemas.openxmlformats.org/wordprocessingml/2006/main" xmlns:w14="http://schemas.microsoft.com/office/word/2010/wordml" xmlns:w15="http://schemas.microsoft.com/office/word/2012/wordml" xmlns:w16se="http://schemas.microsoft.com/office/word/2015/wordml/symex" mc:Ignorable="w14 w15 w16se">
   <w:docDefaults>
     <w:rPrDefault>
       <w:rPr>
@@ -2411,7 +4546,7 @@
       </w:pPr>
     </w:pPrDefault>
   </w:docDefaults>
-  <w:latentStyles w:defLockedState="0" w:defUIPriority="99" w:defSemiHidden="0" w:defUnhideWhenUsed="0" w:defQFormat="0" w:count="376">
+  <w:latentStyles w:defLockedState="0" w:defUIPriority="99" w:defSemiHidden="0" w:defUnhideWhenUsed="0" w:defQFormat="0" w:count="371">
     <w:lsdException w:name="Normal" w:uiPriority="0" w:qFormat="1"/>
     <w:lsdException w:name="heading 1" w:uiPriority="9" w:qFormat="1"/>
     <w:lsdException w:name="heading 2" w:semiHidden="1" w:uiPriority="9" w:unhideWhenUsed="1" w:qFormat="1"/>
@@ -2783,11 +4918,6 @@
     <w:lsdException w:name="List Table 5 Dark Accent 6" w:uiPriority="50"/>
     <w:lsdException w:name="List Table 6 Colorful Accent 6" w:uiPriority="51"/>
     <w:lsdException w:name="List Table 7 Colorful Accent 6" w:uiPriority="52"/>
-    <w:lsdException w:name="Mention" w:semiHidden="1" w:unhideWhenUsed="1"/>
-    <w:lsdException w:name="Smart Hyperlink" w:semiHidden="1" w:unhideWhenUsed="1"/>
-    <w:lsdException w:name="Hashtag" w:semiHidden="1" w:unhideWhenUsed="1"/>
-    <w:lsdException w:name="Unresolved Mention" w:semiHidden="1" w:unhideWhenUsed="1"/>
-    <w:lsdException w:name="Smart Link" w:semiHidden="1" w:unhideWhenUsed="1"/>
   </w:latentStyles>
   <w:style w:type="paragraph" w:default="1" w:styleId="a0">
     <w:name w:val="Normal"/>
@@ -3002,6 +5132,7 @@
   <w:style w:type="character" w:default="1" w:styleId="a1">
     <w:name w:val="Default Paragraph Font"/>
     <w:uiPriority w:val="1"/>
+    <w:semiHidden/>
     <w:unhideWhenUsed/>
   </w:style>
   <w:style w:type="table" w:default="1" w:styleId="a2">
@@ -3505,7 +5636,7 @@
       <w:szCs w:val="20"/>
     </w:rPr>
   </w:style>
-  <w:style w:type="character" w:styleId="af4">
+  <w:style w:type="character" w:customStyle="1" w:styleId="UnresolvedMention">
     <w:name w:val="Unresolved Mention"/>
     <w:basedOn w:val="a1"/>
     <w:uiPriority w:val="99"/>
@@ -3515,6 +5646,17 @@
     <w:rPr>
       <w:color w:val="605E5C"/>
       <w:shd w:val="clear" w:color="auto" w:fill="E1DFDD"/>
+    </w:rPr>
+  </w:style>
+  <w:style w:type="character" w:styleId="af4">
+    <w:name w:val="Strong"/>
+    <w:basedOn w:val="a1"/>
+    <w:uiPriority w:val="22"/>
+    <w:qFormat/>
+    <w:rsid w:val="00F1466B"/>
+    <w:rPr>
+      <w:b/>
+      <w:bCs w:val="0"/>
     </w:rPr>
   </w:style>
 </w:styles>

--- a/Отчёты луканин.docx
+++ b/Отчёты луканин.docx
@@ -1921,10 +1921,7 @@
         <w:t>Лабораторная</w:t>
       </w:r>
       <w:r>
-        <w:t xml:space="preserve"> работа №1</w:t>
-      </w:r>
-      <w:r>
-        <w:t>1</w:t>
+        <w:t xml:space="preserve"> работа №11</w:t>
       </w:r>
       <w:r>
         <w:br/>
@@ -2272,14 +2269,7 @@
           <w:b w:val="0"/>
           <w:bCs/>
         </w:rPr>
-        <w:t xml:space="preserve">В ходе лабораторной работы </w:t>
-      </w:r>
-      <w:r>
-        <w:rPr>
-          <w:b w:val="0"/>
-          <w:bCs/>
-        </w:rPr>
-        <w:t xml:space="preserve">созданы </w:t>
+        <w:t xml:space="preserve">В ходе лабораторной работы созданы </w:t>
       </w:r>
       <w:r>
         <w:rPr>
@@ -2355,10 +2345,7 @@
         <w:t>Лабораторная</w:t>
       </w:r>
       <w:r>
-        <w:t xml:space="preserve"> работа №1</w:t>
-      </w:r>
-      <w:r>
-        <w:t>2</w:t>
+        <w:t xml:space="preserve"> работа №12</w:t>
       </w:r>
       <w:r>
         <w:br/>
@@ -2450,7 +2437,6 @@
           <w:bCs w:val="0"/>
         </w:rPr>
       </w:pPr>
-      <w:bookmarkStart w:id="0" w:name="_GoBack"/>
       <w:r>
         <w:t xml:space="preserve">Получить навыки работы с </w:t>
       </w:r>
@@ -2464,7 +2450,6 @@
         <w:t>Arduino</w:t>
       </w:r>
     </w:p>
-    <w:bookmarkEnd w:id="0"/>
     <w:p>
       <w:pPr>
         <w:pStyle w:val="2"/>
@@ -2794,35 +2779,376 @@
           <w:b w:val="0"/>
           <w:bCs/>
         </w:rPr>
-        <w:t xml:space="preserve">В ходе лабораторной работы созданы </w:t>
+        <w:t xml:space="preserve">В ходе лабораторной работы созданы скетчи с прерываниями и кнопками для </w:t>
       </w:r>
       <w:r>
         <w:rPr>
           <w:b w:val="0"/>
           <w:bCs/>
         </w:rPr>
-        <w:t>скетчи с прерываниями и кнопками</w:t>
+        <w:t>микроконтроллеров</w:t>
       </w:r>
       <w:r>
         <w:rPr>
           <w:b w:val="0"/>
           <w:bCs/>
         </w:rPr>
-        <w:t xml:space="preserve"> для </w:t>
+        <w:t xml:space="preserve"> </w:t>
       </w:r>
       <w:r>
         <w:rPr>
           <w:b w:val="0"/>
           <w:bCs/>
-        </w:rPr>
-        <w:t>микроконтроллеров</w:t>
+          <w:lang w:val="en-US"/>
+        </w:rPr>
+        <w:t>Arduino</w:t>
       </w:r>
       <w:r>
         <w:rPr>
           <w:b w:val="0"/>
           <w:bCs/>
         </w:rPr>
+        <w:t>.</w:t>
+      </w:r>
+      <w:r>
+        <w:rPr>
+          <w:b w:val="0"/>
+          <w:bCs/>
+        </w:rPr>
         <w:t xml:space="preserve"> </w:t>
+      </w:r>
+    </w:p>
+    <w:p>
+      <w:pPr>
+        <w:spacing w:after="160" w:line="259" w:lineRule="auto"/>
+        <w:ind w:firstLine="0"/>
+        <w:jc w:val="left"/>
+      </w:pPr>
+      <w:r>
+        <w:rPr>
+          <w:b/>
+          <w:bCs w:val="0"/>
+        </w:rPr>
+        <w:br w:type="page"/>
+      </w:r>
+    </w:p>
+    <w:p>
+      <w:pPr>
+        <w:pStyle w:val="10"/>
+      </w:pPr>
+      <w:r>
+        <w:lastRenderedPageBreak/>
+        <w:t>Лабораторная</w:t>
+      </w:r>
+      <w:r>
+        <w:t xml:space="preserve"> работа №14</w:t>
+      </w:r>
+      <w:r>
+        <w:br/>
+      </w:r>
+      <w:r>
+        <w:t>Управление подвижными элементами</w:t>
+      </w:r>
+    </w:p>
+    <w:p>
+      <w:pPr>
+        <w:pStyle w:val="1"/>
+        <w:numPr>
+          <w:ilvl w:val="0"/>
+          <w:numId w:val="15"/>
+        </w:numPr>
+      </w:pPr>
+      <w:r>
+        <w:t>Цель работы</w:t>
+      </w:r>
+    </w:p>
+    <w:p>
+      <w:pPr>
+        <w:pStyle w:val="2"/>
+        <w:numPr>
+          <w:ilvl w:val="1"/>
+          <w:numId w:val="12"/>
+        </w:numPr>
+        <w:rPr>
+          <w:b/>
+          <w:bCs w:val="0"/>
+        </w:rPr>
+      </w:pPr>
+      <w:r>
+        <w:t xml:space="preserve">Научиться создавать скетчи для микроконтроллеров </w:t>
+      </w:r>
+      <w:proofErr w:type="spellStart"/>
+      <w:r>
+        <w:t>Arduino</w:t>
+      </w:r>
+      <w:proofErr w:type="spellEnd"/>
+      <w:r>
+        <w:t xml:space="preserve">; </w:t>
+      </w:r>
+    </w:p>
+    <w:p>
+      <w:pPr>
+        <w:pStyle w:val="2"/>
+        <w:numPr>
+          <w:ilvl w:val="1"/>
+          <w:numId w:val="12"/>
+        </w:numPr>
+        <w:rPr>
+          <w:b/>
+          <w:bCs w:val="0"/>
+        </w:rPr>
+      </w:pPr>
+      <w:r>
+        <w:t xml:space="preserve">Получить навыки работы с платой </w:t>
+      </w:r>
+      <w:proofErr w:type="spellStart"/>
+      <w:r>
+        <w:t>Arduino</w:t>
+      </w:r>
+      <w:proofErr w:type="spellEnd"/>
+      <w:r>
+        <w:t xml:space="preserve"> </w:t>
+      </w:r>
+      <w:proofErr w:type="spellStart"/>
+      <w:r>
+        <w:t>Uno</w:t>
+      </w:r>
+      <w:proofErr w:type="spellEnd"/>
+      <w:r>
+        <w:t xml:space="preserve"> и макетной платой</w:t>
+      </w:r>
+    </w:p>
+    <w:p>
+      <w:pPr>
+        <w:pStyle w:val="2"/>
+        <w:numPr>
+          <w:ilvl w:val="1"/>
+          <w:numId w:val="12"/>
+        </w:numPr>
+        <w:rPr>
+          <w:b/>
+          <w:bCs w:val="0"/>
+        </w:rPr>
+      </w:pPr>
+      <w:r>
+        <w:t xml:space="preserve">Получить навыки работы с </w:t>
+      </w:r>
+      <w:r>
+        <w:t xml:space="preserve">подвижными элементами </w:t>
+      </w:r>
+      <w:r>
+        <w:rPr>
+          <w:lang w:val="en-US"/>
+        </w:rPr>
+        <w:t>Arduino</w:t>
+      </w:r>
+    </w:p>
+    <w:p>
+      <w:pPr>
+        <w:pStyle w:val="1"/>
+      </w:pPr>
+      <w:r>
+        <w:t>Контрольные вопросы</w:t>
+      </w:r>
+    </w:p>
+    <w:p>
+      <w:pPr>
+        <w:pStyle w:val="2"/>
+      </w:pPr>
+      <w:r>
+        <w:t xml:space="preserve">Как выполняется подключение сервопривода к </w:t>
+      </w:r>
+      <w:r>
+        <w:rPr>
+          <w:lang w:val="en-US"/>
+        </w:rPr>
+        <w:t>Arduino</w:t>
+      </w:r>
+      <w:r>
+        <w:t>?</w:t>
+      </w:r>
+    </w:p>
+    <w:p>
+      <w:pPr>
+        <w:pStyle w:val="2"/>
+        <w:numPr>
+          <w:ilvl w:val="0"/>
+          <w:numId w:val="0"/>
+        </w:numPr>
+        <w:ind w:left="567"/>
+      </w:pPr>
+      <w:r>
+        <w:rPr>
+          <w:lang w:val="en-US"/>
+        </w:rPr>
+        <w:t>Ground</w:t>
+      </w:r>
+      <w:r>
+        <w:t xml:space="preserve"> - &gt; </w:t>
+      </w:r>
+      <w:r>
+        <w:rPr>
+          <w:lang w:val="en-US"/>
+        </w:rPr>
+        <w:t>GND</w:t>
+      </w:r>
+      <w:r>
+        <w:t xml:space="preserve">, </w:t>
+      </w:r>
+      <w:r>
+        <w:rPr>
+          <w:lang w:val="en-US"/>
+        </w:rPr>
+        <w:t>Power</w:t>
+      </w:r>
+      <w:r>
+        <w:t xml:space="preserve"> -&gt; </w:t>
+      </w:r>
+      <w:r>
+        <w:t>Источник питания, Сигнал -</w:t>
+      </w:r>
+      <w:r>
+        <w:t xml:space="preserve">&gt; </w:t>
+      </w:r>
+      <w:r>
+        <w:t xml:space="preserve">Цифровой </w:t>
+      </w:r>
+      <w:proofErr w:type="spellStart"/>
+      <w:r>
+        <w:t>пин</w:t>
+      </w:r>
+      <w:proofErr w:type="spellEnd"/>
+      <w:r>
+        <w:t>.</w:t>
+      </w:r>
+    </w:p>
+    <w:p>
+      <w:pPr>
+        <w:pStyle w:val="2"/>
+        <w:numPr>
+          <w:ilvl w:val="0"/>
+          <w:numId w:val="0"/>
+        </w:numPr>
+        <w:ind w:left="567"/>
+      </w:pPr>
+    </w:p>
+    <w:p>
+      <w:pPr>
+        <w:pStyle w:val="2"/>
+      </w:pPr>
+      <w:r>
+        <w:t>Что такое транзистор</w:t>
+      </w:r>
+      <w:r>
+        <w:t>?</w:t>
+      </w:r>
+    </w:p>
+    <w:p>
+      <w:pPr>
+        <w:pStyle w:val="2"/>
+        <w:numPr>
+          <w:ilvl w:val="0"/>
+          <w:numId w:val="0"/>
+        </w:numPr>
+        <w:ind w:left="567"/>
+      </w:pPr>
+      <w:r>
+        <w:t>Компонент для управления электрическим сигналом.</w:t>
+      </w:r>
+    </w:p>
+    <w:p>
+      <w:pPr>
+        <w:pStyle w:val="2"/>
+        <w:numPr>
+          <w:ilvl w:val="0"/>
+          <w:numId w:val="0"/>
+        </w:numPr>
+        <w:ind w:left="567"/>
+      </w:pPr>
+    </w:p>
+    <w:p>
+      <w:pPr>
+        <w:pStyle w:val="2"/>
+      </w:pPr>
+      <w:r>
+        <w:t>Почему для подключения сервоприводов и электромоторов нужен внешний источник питания?</w:t>
+      </w:r>
+    </w:p>
+    <w:p>
+      <w:pPr>
+        <w:pStyle w:val="2"/>
+        <w:numPr>
+          <w:ilvl w:val="0"/>
+          <w:numId w:val="0"/>
+        </w:numPr>
+        <w:ind w:left="567"/>
+      </w:pPr>
+      <w:r>
+        <w:t xml:space="preserve">Встроенного в </w:t>
+      </w:r>
+      <w:r>
+        <w:rPr>
+          <w:lang w:val="en-US"/>
+        </w:rPr>
+        <w:t>Arduino</w:t>
+      </w:r>
+      <w:r>
+        <w:t xml:space="preserve"> </w:t>
+      </w:r>
+      <w:r>
+        <w:t>питания может не хватать.</w:t>
+      </w:r>
+    </w:p>
+    <w:p>
+      <w:pPr>
+        <w:pStyle w:val="1"/>
+      </w:pPr>
+      <w:r>
+        <w:t>Вывод</w:t>
+      </w:r>
+    </w:p>
+    <w:p>
+      <w:pPr>
+        <w:pStyle w:val="1"/>
+        <w:numPr>
+          <w:ilvl w:val="0"/>
+          <w:numId w:val="0"/>
+        </w:numPr>
+        <w:ind w:left="708"/>
+        <w:rPr>
+          <w:b w:val="0"/>
+          <w:bCs/>
+        </w:rPr>
+      </w:pPr>
+      <w:r>
+        <w:rPr>
+          <w:b w:val="0"/>
+          <w:bCs/>
+        </w:rPr>
+        <w:t xml:space="preserve">В ходе лабораторной работы созданы скетчи с </w:t>
+      </w:r>
+      <w:r>
+        <w:rPr>
+          <w:b w:val="0"/>
+          <w:bCs/>
+        </w:rPr>
+        <w:t>подвижными элементами управления</w:t>
+      </w:r>
+      <w:r>
+        <w:rPr>
+          <w:b w:val="0"/>
+          <w:bCs/>
+        </w:rPr>
+        <w:t xml:space="preserve"> </w:t>
+      </w:r>
+      <w:bookmarkStart w:id="0" w:name="_GoBack"/>
+      <w:bookmarkEnd w:id="0"/>
+      <w:r>
+        <w:rPr>
+          <w:b w:val="0"/>
+          <w:bCs/>
+        </w:rPr>
+        <w:t xml:space="preserve">для микроконтроллеров </w:t>
       </w:r>
       <w:r>
         <w:rPr>
@@ -3040,7 +3366,7 @@
   <w:abstractNum w:abstractNumId="1" w15:restartNumberingAfterBreak="0">
     <w:nsid w:val="635D41CF"/>
     <w:multiLevelType w:val="multilevel"/>
-    <w:tmpl w:val="6408EB46"/>
+    <w:tmpl w:val="F612B406"/>
     <w:styleLink w:val="a"/>
     <w:lvl w:ilvl="0">
       <w:start w:val="1"/>
@@ -3175,7 +3501,7 @@
   <w:abstractNum w:abstractNumId="2" w15:restartNumberingAfterBreak="0">
     <w:nsid w:val="6ED64C27"/>
     <w:multiLevelType w:val="multilevel"/>
-    <w:tmpl w:val="6408EB46"/>
+    <w:tmpl w:val="F612B406"/>
     <w:numStyleLink w:val="a"/>
   </w:abstractNum>
   <w:num w:numId="1">
@@ -4058,7 +4384,6 @@
   <w:num w:numId="12">
     <w:abstractNumId w:val="1"/>
     <w:lvlOverride w:ilvl="0">
-      <w:startOverride w:val="1"/>
       <w:lvl w:ilvl="0">
         <w:start w:val="1"/>
         <w:numFmt w:val="decimal"/>
@@ -4077,7 +4402,6 @@
       </w:lvl>
     </w:lvlOverride>
     <w:lvlOverride w:ilvl="1">
-      <w:startOverride w:val="1"/>
       <w:lvl w:ilvl="1">
         <w:start w:val="1"/>
         <w:numFmt w:val="decimal"/>
@@ -4090,12 +4414,12 @@
         </w:pPr>
         <w:rPr>
           <w:rFonts w:ascii="Times New Roman" w:hAnsi="Times New Roman" w:hint="default"/>
+          <w:b w:val="0"/>
           <w:sz w:val="28"/>
         </w:rPr>
       </w:lvl>
     </w:lvlOverride>
     <w:lvlOverride w:ilvl="2">
-      <w:startOverride w:val="1"/>
       <w:lvl w:ilvl="2">
         <w:start w:val="1"/>
         <w:numFmt w:val="decimal"/>
@@ -4112,7 +4436,6 @@
       </w:lvl>
     </w:lvlOverride>
     <w:lvlOverride w:ilvl="3">
-      <w:startOverride w:val="1"/>
       <w:lvl w:ilvl="3">
         <w:start w:val="1"/>
         <w:numFmt w:val="decimal"/>
@@ -4129,7 +4452,6 @@
       </w:lvl>
     </w:lvlOverride>
     <w:lvlOverride w:ilvl="4">
-      <w:startOverride w:val="1"/>
       <w:lvl w:ilvl="4">
         <w:start w:val="1"/>
         <w:numFmt w:val="decimal"/>
@@ -4146,7 +4468,6 @@
       </w:lvl>
     </w:lvlOverride>
     <w:lvlOverride w:ilvl="5">
-      <w:startOverride w:val="1"/>
       <w:lvl w:ilvl="5">
         <w:start w:val="1"/>
         <w:numFmt w:val="decimal"/>
@@ -4163,7 +4484,6 @@
       </w:lvl>
     </w:lvlOverride>
     <w:lvlOverride w:ilvl="6">
-      <w:startOverride w:val="1"/>
       <w:lvl w:ilvl="6">
         <w:start w:val="1"/>
         <w:numFmt w:val="decimal"/>
@@ -4180,7 +4500,6 @@
       </w:lvl>
     </w:lvlOverride>
     <w:lvlOverride w:ilvl="7">
-      <w:startOverride w:val="1"/>
       <w:lvl w:ilvl="7">
         <w:start w:val="1"/>
         <w:numFmt w:val="decimal"/>
@@ -4197,7 +4516,6 @@
       </w:lvl>
     </w:lvlOverride>
     <w:lvlOverride w:ilvl="8">
-      <w:startOverride w:val="1"/>
       <w:lvl w:ilvl="8">
         <w:start w:val="1"/>
         <w:numFmt w:val="decimal"/>
@@ -4366,6 +4684,165 @@
     </w:lvlOverride>
   </w:num>
   <w:num w:numId="14">
+    <w:abstractNumId w:val="1"/>
+    <w:lvlOverride w:ilvl="0">
+      <w:startOverride w:val="1"/>
+      <w:lvl w:ilvl="0">
+        <w:start w:val="1"/>
+        <w:numFmt w:val="decimal"/>
+        <w:pStyle w:val="1"/>
+        <w:suff w:val="space"/>
+        <w:lvlText w:val="%1"/>
+        <w:lvlJc w:val="left"/>
+        <w:pPr>
+          <w:ind w:left="0" w:firstLine="0"/>
+        </w:pPr>
+        <w:rPr>
+          <w:rFonts w:ascii="Times New Roman" w:hAnsi="Times New Roman" w:hint="default"/>
+          <w:b/>
+          <w:sz w:val="28"/>
+        </w:rPr>
+      </w:lvl>
+    </w:lvlOverride>
+    <w:lvlOverride w:ilvl="1">
+      <w:startOverride w:val="1"/>
+      <w:lvl w:ilvl="1">
+        <w:start w:val="1"/>
+        <w:numFmt w:val="decimal"/>
+        <w:pStyle w:val="2"/>
+        <w:suff w:val="space"/>
+        <w:lvlText w:val="%1.%2"/>
+        <w:lvlJc w:val="left"/>
+        <w:pPr>
+          <w:ind w:left="0" w:firstLine="567"/>
+        </w:pPr>
+        <w:rPr>
+          <w:rFonts w:ascii="Times New Roman" w:hAnsi="Times New Roman" w:hint="default"/>
+          <w:sz w:val="28"/>
+        </w:rPr>
+      </w:lvl>
+    </w:lvlOverride>
+    <w:lvlOverride w:ilvl="2">
+      <w:startOverride w:val="1"/>
+      <w:lvl w:ilvl="2">
+        <w:start w:val="1"/>
+        <w:numFmt w:val="decimal"/>
+        <w:suff w:val="space"/>
+        <w:lvlText w:val="%1.%2.%3"/>
+        <w:lvlJc w:val="left"/>
+        <w:pPr>
+          <w:ind w:left="0" w:firstLine="567"/>
+        </w:pPr>
+        <w:rPr>
+          <w:rFonts w:ascii="Times New Roman" w:hAnsi="Times New Roman" w:hint="default"/>
+          <w:sz w:val="28"/>
+        </w:rPr>
+      </w:lvl>
+    </w:lvlOverride>
+    <w:lvlOverride w:ilvl="3">
+      <w:startOverride w:val="1"/>
+      <w:lvl w:ilvl="3">
+        <w:start w:val="1"/>
+        <w:numFmt w:val="decimal"/>
+        <w:suff w:val="space"/>
+        <w:lvlText w:val="%1.%2.%3.%4"/>
+        <w:lvlJc w:val="left"/>
+        <w:pPr>
+          <w:ind w:left="0" w:firstLine="567"/>
+        </w:pPr>
+        <w:rPr>
+          <w:rFonts w:ascii="Times New Roman" w:hAnsi="Times New Roman" w:hint="default"/>
+          <w:sz w:val="28"/>
+        </w:rPr>
+      </w:lvl>
+    </w:lvlOverride>
+    <w:lvlOverride w:ilvl="4">
+      <w:startOverride w:val="1"/>
+      <w:lvl w:ilvl="4">
+        <w:start w:val="1"/>
+        <w:numFmt w:val="decimal"/>
+        <w:suff w:val="space"/>
+        <w:lvlText w:val="%1.%2.%3.%4.%5"/>
+        <w:lvlJc w:val="left"/>
+        <w:pPr>
+          <w:ind w:left="0" w:firstLine="567"/>
+        </w:pPr>
+        <w:rPr>
+          <w:rFonts w:ascii="Times New Roman" w:hAnsi="Times New Roman" w:hint="default"/>
+          <w:sz w:val="28"/>
+        </w:rPr>
+      </w:lvl>
+    </w:lvlOverride>
+    <w:lvlOverride w:ilvl="5">
+      <w:startOverride w:val="1"/>
+      <w:lvl w:ilvl="5">
+        <w:start w:val="1"/>
+        <w:numFmt w:val="decimal"/>
+        <w:suff w:val="space"/>
+        <w:lvlText w:val="%1.%2.%3.%4.%5.%6"/>
+        <w:lvlJc w:val="left"/>
+        <w:pPr>
+          <w:ind w:left="0" w:firstLine="567"/>
+        </w:pPr>
+        <w:rPr>
+          <w:rFonts w:ascii="Times New Roman" w:hAnsi="Times New Roman" w:hint="default"/>
+          <w:sz w:val="28"/>
+        </w:rPr>
+      </w:lvl>
+    </w:lvlOverride>
+    <w:lvlOverride w:ilvl="6">
+      <w:startOverride w:val="1"/>
+      <w:lvl w:ilvl="6">
+        <w:start w:val="1"/>
+        <w:numFmt w:val="decimal"/>
+        <w:suff w:val="space"/>
+        <w:lvlText w:val="%1.%2.%3.%4.%5.%6.%7"/>
+        <w:lvlJc w:val="left"/>
+        <w:pPr>
+          <w:ind w:left="0" w:firstLine="567"/>
+        </w:pPr>
+        <w:rPr>
+          <w:rFonts w:ascii="Times New Roman" w:hAnsi="Times New Roman" w:hint="default"/>
+          <w:sz w:val="28"/>
+        </w:rPr>
+      </w:lvl>
+    </w:lvlOverride>
+    <w:lvlOverride w:ilvl="7">
+      <w:startOverride w:val="1"/>
+      <w:lvl w:ilvl="7">
+        <w:start w:val="1"/>
+        <w:numFmt w:val="decimal"/>
+        <w:suff w:val="space"/>
+        <w:lvlText w:val="%1.%2.%3.%4.%5.%6.%7.%8"/>
+        <w:lvlJc w:val="left"/>
+        <w:pPr>
+          <w:ind w:left="0" w:firstLine="567"/>
+        </w:pPr>
+        <w:rPr>
+          <w:rFonts w:ascii="Times New Roman" w:hAnsi="Times New Roman" w:hint="default"/>
+          <w:sz w:val="28"/>
+        </w:rPr>
+      </w:lvl>
+    </w:lvlOverride>
+    <w:lvlOverride w:ilvl="8">
+      <w:startOverride w:val="1"/>
+      <w:lvl w:ilvl="8">
+        <w:start w:val="1"/>
+        <w:numFmt w:val="decimal"/>
+        <w:suff w:val="space"/>
+        <w:lvlText w:val="%1.%2.%3.%4.%5.%6.%7.%8.%9"/>
+        <w:lvlJc w:val="left"/>
+        <w:pPr>
+          <w:ind w:left="0" w:firstLine="567"/>
+        </w:pPr>
+        <w:rPr>
+          <w:rFonts w:ascii="Times New Roman" w:hAnsi="Times New Roman" w:hint="default"/>
+          <w:sz w:val="28"/>
+        </w:rPr>
+      </w:lvl>
+    </w:lvlOverride>
+  </w:num>
+  <w:num w:numId="15">
     <w:abstractNumId w:val="1"/>
     <w:lvlOverride w:ilvl="0">
       <w:startOverride w:val="1"/>

--- a/Отчёты луканин.docx
+++ b/Отчёты луканин.docx
@@ -1,6 +1,6 @@
 
 <file path=word/document.xml><?xml version="1.0" encoding="utf-8"?>
-<w:document xmlns:wpc="http://schemas.microsoft.com/office/word/2010/wordprocessingCanvas" xmlns:cx="http://schemas.microsoft.com/office/drawing/2014/chartex" xmlns:cx1="http://schemas.microsoft.com/office/drawing/2015/9/8/chartex" xmlns:cx2="http://schemas.microsoft.com/office/drawing/2015/10/21/chartex" xmlns:cx3="http://schemas.microsoft.com/office/drawing/2016/5/9/chartex" xmlns:cx4="http://schemas.microsoft.com/office/drawing/2016/5/10/chartex" xmlns:cx5="http://schemas.microsoft.com/office/drawing/2016/5/11/chartex" xmlns:cx6="http://schemas.microsoft.com/office/drawing/2016/5/12/chartex" xmlns:cx7="http://schemas.microsoft.com/office/drawing/2016/5/13/chartex" xmlns:cx8="http://schemas.microsoft.com/office/drawing/2016/5/14/chartex" xmlns:mc="http://schemas.openxmlformats.org/markup-compatibility/2006" xmlns:aink="http://schemas.microsoft.com/office/drawing/2016/ink" xmlns:am3d="http://schemas.microsoft.com/office/drawing/2017/model3d" xmlns:o="urn:schemas-microsoft-com:office:office" xmlns:oel="http://schemas.microsoft.com/office/2019/extlst" xmlns:r="http://schemas.openxmlformats.org/officeDocument/2006/relationships" xmlns:m="http://schemas.openxmlformats.org/officeDocument/2006/math" xmlns:v="urn:schemas-microsoft-com:vml" xmlns:wp14="http://schemas.microsoft.com/office/word/2010/wordprocessingDrawing" xmlns:wp="http://schemas.openxmlformats.org/drawingml/2006/wordprocessingDrawing" xmlns:w10="urn:schemas-microsoft-com:office:word" xmlns:w="http://schemas.openxmlformats.org/wordprocessingml/2006/main" xmlns:w14="http://schemas.microsoft.com/office/word/2010/wordml" xmlns:w15="http://schemas.microsoft.com/office/word/2012/wordml" xmlns:w16cex="http://schemas.microsoft.com/office/word/2018/wordml/cex" xmlns:w16cid="http://schemas.microsoft.com/office/word/2016/wordml/cid" xmlns:w16="http://schemas.microsoft.com/office/word/2018/wordml" xmlns:w16du="http://schemas.microsoft.com/office/word/2023/wordml/word16du" xmlns:w16sdtdh="http://schemas.microsoft.com/office/word/2020/wordml/sdtdatahash" xmlns:w16sdtfl="http://schemas.microsoft.com/office/word/2024/wordml/sdtformatlock" xmlns:w16se="http://schemas.microsoft.com/office/word/2015/wordml/symex" xmlns:wpg="http://schemas.microsoft.com/office/word/2010/wordprocessingGroup" xmlns:wpi="http://schemas.microsoft.com/office/word/2010/wordprocessingInk" xmlns:wne="http://schemas.microsoft.com/office/word/2006/wordml" xmlns:wps="http://schemas.microsoft.com/office/word/2010/wordprocessingShape" mc:Ignorable="w14 w15 w16se w16cid w16 w16cex w16sdtdh w16sdtfl w16du wp14">
+<w:document xmlns:wpc="http://schemas.microsoft.com/office/word/2010/wordprocessingCanvas" xmlns:cx="http://schemas.microsoft.com/office/drawing/2014/chartex" xmlns:mc="http://schemas.openxmlformats.org/markup-compatibility/2006" xmlns:o="urn:schemas-microsoft-com:office:office" xmlns:r="http://schemas.openxmlformats.org/officeDocument/2006/relationships" xmlns:m="http://schemas.openxmlformats.org/officeDocument/2006/math" xmlns:v="urn:schemas-microsoft-com:vml" xmlns:wp14="http://schemas.microsoft.com/office/word/2010/wordprocessingDrawing" xmlns:wp="http://schemas.openxmlformats.org/drawingml/2006/wordprocessingDrawing" xmlns:w10="urn:schemas-microsoft-com:office:word" xmlns:w="http://schemas.openxmlformats.org/wordprocessingml/2006/main" xmlns:w14="http://schemas.microsoft.com/office/word/2010/wordml" xmlns:w15="http://schemas.microsoft.com/office/word/2012/wordml" xmlns:w16se="http://schemas.microsoft.com/office/word/2015/wordml/symex" xmlns:wpg="http://schemas.microsoft.com/office/word/2010/wordprocessingGroup" xmlns:wpi="http://schemas.microsoft.com/office/word/2010/wordprocessingInk" xmlns:wne="http://schemas.microsoft.com/office/word/2006/wordml" xmlns:wps="http://schemas.microsoft.com/office/word/2010/wordprocessingShape" mc:Ignorable="w14 w15 w16se wp14">
   <w:body>
     <w:p>
       <w:pPr>
@@ -1313,7 +1313,7 @@
             <v:path o:extrusionok="f" gradientshapeok="t" o:connecttype="rect"/>
             <o:lock v:ext="edit" aspectratio="t"/>
           </v:shapetype>
-          <v:shape id="_x0000_i1025" type="#_x0000_t75" style="width:450pt;height:33.6pt">
+          <v:shape id="_x0000_i1025" type="#_x0000_t75" style="width:450.4pt;height:33.5pt">
             <v:imagedata r:id="rId7" o:title="Версия"/>
           </v:shape>
         </w:pict>
@@ -1329,7 +1329,7 @@
       </w:pPr>
       <w:r>
         <w:pict w14:anchorId="3A8A3DED">
-          <v:shape id="_x0000_i1026" type="#_x0000_t75" style="width:466.2pt;height:244.8pt">
+          <v:shape id="_x0000_i1026" type="#_x0000_t75" style="width:466.35pt;height:244.45pt">
             <v:imagedata r:id="rId8" o:title="link"/>
           </v:shape>
         </w:pict>
@@ -1408,7 +1408,7 @@
       </w:pPr>
       <w:r>
         <w:pict w14:anchorId="4652BE9C">
-          <v:shape id="_x0000_i1027" type="#_x0000_t75" style="width:467.4pt;height:16.8pt">
+          <v:shape id="_x0000_i1027" type="#_x0000_t75" style="width:467.15pt;height:16.75pt">
             <v:imagedata r:id="rId10" o:title="Компиляция"/>
           </v:shape>
         </w:pict>
@@ -1424,7 +1424,7 @@
       </w:pPr>
       <w:r>
         <w:pict w14:anchorId="4894A7BF">
-          <v:shape id="_x0000_i1028" type="#_x0000_t75" style="width:467.4pt;height:48.6pt">
+          <v:shape id="_x0000_i1028" type="#_x0000_t75" style="width:467.15pt;height:48.55pt">
             <v:imagedata r:id="rId11" o:title="выводд1"/>
           </v:shape>
         </w:pict>
@@ -1495,7 +1495,7 @@
       </w:pPr>
       <w:r>
         <w:pict w14:anchorId="4B9D205E">
-          <v:shape id="_x0000_i1029" type="#_x0000_t75" style="width:467.4pt;height:64.8pt">
+          <v:shape id="_x0000_i1029" type="#_x0000_t75" style="width:467.15pt;height:64.45pt">
             <v:imagedata r:id="rId13" o:title="hello2"/>
           </v:shape>
         </w:pict>
@@ -1511,7 +1511,7 @@
       </w:pPr>
       <w:r>
         <w:pict w14:anchorId="522303DB">
-          <v:shape id="_x0000_i1030" type="#_x0000_t75" style="width:467.4pt;height:307.2pt">
+          <v:shape id="_x0000_i1030" type="#_x0000_t75" style="width:467.15pt;height:307.25pt">
             <v:imagedata r:id="rId14" o:title="sasm"/>
           </v:shape>
         </w:pict>
@@ -1528,7 +1528,7 @@
       <w:r>
         <w:lastRenderedPageBreak/>
         <w:pict w14:anchorId="2A7943B2">
-          <v:shape id="_x0000_i1031" type="#_x0000_t75" style="width:467.4pt;height:307.2pt">
+          <v:shape id="_x0000_i1031" type="#_x0000_t75" style="width:467.15pt;height:307.25pt">
             <v:imagedata r:id="rId15" o:title="SasmRun"/>
           </v:shape>
         </w:pict>
@@ -1544,7 +1544,7 @@
       </w:pPr>
       <w:r>
         <w:pict w14:anchorId="7B146D83">
-          <v:shape id="_x0000_i1032" type="#_x0000_t75" style="width:467.4pt;height:307.2pt">
+          <v:shape id="_x0000_i1032" type="#_x0000_t75" style="width:467.15pt;height:307.25pt">
             <v:imagedata r:id="rId16" o:title="debbag"/>
           </v:shape>
         </w:pict>
@@ -1561,7 +1561,7 @@
       <w:r>
         <w:lastRenderedPageBreak/>
         <w:pict w14:anchorId="214C671C">
-          <v:shape id="_x0000_i1033" type="#_x0000_t75" style="width:467.4pt;height:307.2pt">
+          <v:shape id="_x0000_i1033" type="#_x0000_t75" style="width:467.15pt;height:307.25pt">
             <v:imagedata r:id="rId17" o:title="debbaextended"/>
           </v:shape>
         </w:pict>
@@ -1577,7 +1577,7 @@
       </w:pPr>
       <w:r>
         <w:pict w14:anchorId="26C7F77C">
-          <v:shape id="_x0000_i1034" type="#_x0000_t75" style="width:467.4pt;height:330pt">
+          <v:shape id="_x0000_i1034" type="#_x0000_t75" style="width:467.15pt;height:329.85pt">
             <v:imagedata r:id="rId18" o:title="Параметры"/>
           </v:shape>
         </w:pict>
@@ -1594,7 +1594,7 @@
       <w:r>
         <w:lastRenderedPageBreak/>
         <w:pict w14:anchorId="1CB99557">
-          <v:shape id="_x0000_i1035" type="#_x0000_t75" style="width:466.8pt;height:252.6pt">
+          <v:shape id="_x0000_i1035" type="#_x0000_t75" style="width:466.35pt;height:252.85pt">
             <v:imagedata r:id="rId19" o:title="помощь"/>
           </v:shape>
         </w:pict>
@@ -2003,13 +2003,7 @@
         <w:ind w:left="567"/>
       </w:pPr>
       <w:r>
-        <w:t xml:space="preserve">ADD </w:t>
-      </w:r>
-      <w:r>
-        <w:t>-</w:t>
-      </w:r>
-      <w:r>
-        <w:t xml:space="preserve"> сложение.</w:t>
+        <w:t>ADD - сложение.</w:t>
       </w:r>
     </w:p>
     <w:p>
@@ -2022,13 +2016,7 @@
         <w:ind w:left="567"/>
       </w:pPr>
       <w:r>
-        <w:t xml:space="preserve">SUB </w:t>
-      </w:r>
-      <w:r>
-        <w:t>-</w:t>
-      </w:r>
-      <w:r>
-        <w:t xml:space="preserve"> вычитание.</w:t>
+        <w:t>SUB - вычитание.</w:t>
       </w:r>
     </w:p>
     <w:p>
@@ -2041,13 +2029,7 @@
         <w:ind w:left="567"/>
       </w:pPr>
       <w:r>
-        <w:t xml:space="preserve">MUL / IMUL </w:t>
-      </w:r>
-      <w:r>
-        <w:t>-</w:t>
-      </w:r>
-      <w:r>
-        <w:t xml:space="preserve"> умножение (беззнаковое / знаковое).</w:t>
+        <w:t>MUL / IMUL - умножение (беззнаковое / знаковое).</w:t>
       </w:r>
     </w:p>
     <w:p>
@@ -2060,13 +2042,7 @@
         <w:ind w:left="567"/>
       </w:pPr>
       <w:r>
-        <w:t xml:space="preserve">DIV / IDIV </w:t>
-      </w:r>
-      <w:r>
-        <w:t>-</w:t>
-      </w:r>
-      <w:r>
-        <w:t xml:space="preserve"> деление (беззнаковое / знаковое).</w:t>
+        <w:t>DIV / IDIV - деление (беззнаковое / знаковое).</w:t>
       </w:r>
     </w:p>
     <w:p>
@@ -2079,13 +2055,7 @@
         <w:ind w:left="567"/>
       </w:pPr>
       <w:r>
-        <w:t xml:space="preserve">INC / DEC </w:t>
-      </w:r>
-      <w:r>
-        <w:t>-</w:t>
-      </w:r>
-      <w:r>
-        <w:t xml:space="preserve"> увеличение / уменьшение на единицу.</w:t>
+        <w:t>INC / DEC - увеличение / уменьшение на единицу.</w:t>
       </w:r>
     </w:p>
     <w:p>
@@ -2242,10 +2212,7 @@
         <w:ind w:left="567"/>
       </w:pPr>
       <w:r>
-        <w:t>AX: 2 байта</w:t>
-      </w:r>
-      <w:r>
-        <w:t>.</w:t>
+        <w:t>AX: 2 байта.</w:t>
       </w:r>
     </w:p>
     <w:p>
@@ -2258,10 +2225,7 @@
         <w:ind w:left="567"/>
       </w:pPr>
       <w:r>
-        <w:t>AH: 1 байт</w:t>
-      </w:r>
-      <w:r>
-        <w:t>.</w:t>
+        <w:t>AH: 1 байт.</w:t>
       </w:r>
     </w:p>
     <w:p>
@@ -2274,10 +2238,7 @@
         <w:ind w:left="567"/>
       </w:pPr>
       <w:r>
-        <w:t>AL: 1 байт</w:t>
-      </w:r>
-      <w:r>
-        <w:t>.</w:t>
+        <w:t>AL: 1 байт.</w:t>
       </w:r>
     </w:p>
     <w:p>
@@ -2559,10 +2520,7 @@
         <w:t>Лабораторная</w:t>
       </w:r>
       <w:r>
-        <w:t xml:space="preserve"> работа №</w:t>
-      </w:r>
-      <w:r>
-        <w:t>3</w:t>
+        <w:t xml:space="preserve"> работа №3</w:t>
       </w:r>
       <w:r>
         <w:br/>
@@ -2676,19 +2634,7 @@
         <w:ind w:left="567"/>
       </w:pPr>
       <w:r>
-        <w:t xml:space="preserve">AND </w:t>
-      </w:r>
-      <w:r>
-        <w:t>-</w:t>
-      </w:r>
-      <w:r>
-        <w:t xml:space="preserve"> логическое </w:t>
-      </w:r>
-      <w:r>
-        <w:t>и</w:t>
-      </w:r>
-      <w:r>
-        <w:t>.</w:t>
+        <w:t>AND - логическое и.</w:t>
       </w:r>
     </w:p>
     <w:p>
@@ -2701,19 +2647,7 @@
         <w:ind w:left="567"/>
       </w:pPr>
       <w:r>
-        <w:t xml:space="preserve">OR </w:t>
-      </w:r>
-      <w:r>
-        <w:t>–</w:t>
-      </w:r>
-      <w:r>
-        <w:t xml:space="preserve"> логическое</w:t>
-      </w:r>
-      <w:r>
-        <w:t xml:space="preserve"> или</w:t>
-      </w:r>
-      <w:r>
-        <w:t>.</w:t>
+        <w:t>OR – логическое или.</w:t>
       </w:r>
     </w:p>
     <w:p>
@@ -2726,19 +2660,7 @@
         <w:ind w:left="567"/>
       </w:pPr>
       <w:r>
-        <w:t xml:space="preserve">XOR </w:t>
-      </w:r>
-      <w:r>
-        <w:t>-</w:t>
-      </w:r>
-      <w:r>
-        <w:t xml:space="preserve"> исключающее </w:t>
-      </w:r>
-      <w:r>
-        <w:t>или</w:t>
-      </w:r>
-      <w:r>
-        <w:t>.</w:t>
+        <w:t>XOR - исключающее или.</w:t>
       </w:r>
     </w:p>
     <w:p>
@@ -2751,13 +2673,7 @@
         <w:ind w:left="567"/>
       </w:pPr>
       <w:r>
-        <w:t xml:space="preserve">NOT </w:t>
-      </w:r>
-      <w:r>
-        <w:t>-</w:t>
-      </w:r>
-      <w:r>
-        <w:t xml:space="preserve"> логическое отрицание.</w:t>
+        <w:t>NOT - логическое отрицание.</w:t>
       </w:r>
     </w:p>
     <w:p>
@@ -2770,16 +2686,7 @@
         <w:ind w:left="567"/>
       </w:pPr>
       <w:r>
-        <w:t xml:space="preserve">TEST </w:t>
-      </w:r>
-      <w:r>
-        <w:t>-</w:t>
-      </w:r>
-      <w:r>
-        <w:t xml:space="preserve"> логическое сравнение</w:t>
-      </w:r>
-      <w:r>
-        <w:t>.</w:t>
+        <w:t>TEST - логическое сравнение.</w:t>
       </w:r>
     </w:p>
     <w:p>
@@ -3032,10 +2939,7 @@
         <w:t>Лабораторная</w:t>
       </w:r>
       <w:r>
-        <w:t xml:space="preserve"> работа №</w:t>
-      </w:r>
-      <w:r>
-        <w:t>4</w:t>
+        <w:t xml:space="preserve"> работа №4</w:t>
       </w:r>
       <w:r>
         <w:br/>
@@ -3320,17 +3224,291 @@
         <w:ind w:left="567"/>
       </w:pPr>
       <w:r>
+        <w:t xml:space="preserve">    </w:t>
+      </w:r>
+      <w:proofErr w:type="spellStart"/>
+      <w:r>
+        <w:t>jmp</w:t>
+      </w:r>
+      <w:proofErr w:type="spellEnd"/>
+      <w:r>
+        <w:t xml:space="preserve"> </w:t>
+      </w:r>
+      <w:proofErr w:type="spellStart"/>
+      <w:r>
+        <w:t>start_loop</w:t>
+      </w:r>
+      <w:proofErr w:type="spellEnd"/>
+      <w:r>
+        <w:t xml:space="preserve">  </w:t>
+      </w:r>
+      <w:proofErr w:type="gramStart"/>
+      <w:r>
+        <w:t xml:space="preserve">  ;</w:t>
+      </w:r>
+      <w:proofErr w:type="gramEnd"/>
+      <w:r>
+        <w:t xml:space="preserve"> переход на начало</w:t>
+      </w:r>
+    </w:p>
+    <w:p>
+      <w:pPr>
+        <w:pStyle w:val="2"/>
+        <w:numPr>
+          <w:ilvl w:val="0"/>
+          <w:numId w:val="0"/>
+        </w:numPr>
+        <w:ind w:left="567"/>
+      </w:pPr>
+      <w:proofErr w:type="spellStart"/>
+      <w:r>
+        <w:t>end_loop</w:t>
+      </w:r>
+      <w:proofErr w:type="spellEnd"/>
+      <w:r>
+        <w:t>:</w:t>
+      </w:r>
+    </w:p>
+    <w:p>
+      <w:pPr>
+        <w:pStyle w:val="2"/>
+        <w:numPr>
+          <w:ilvl w:val="0"/>
+          <w:numId w:val="0"/>
+        </w:numPr>
+        <w:ind w:left="567"/>
+      </w:pPr>
+    </w:p>
+    <w:p>
+      <w:pPr>
+        <w:pStyle w:val="2"/>
+      </w:pPr>
+      <w:r>
+        <w:t>Какова общая форма цикла с постусловием на языке ассемблера?</w:t>
+      </w:r>
+    </w:p>
+    <w:p>
+      <w:pPr>
+        <w:pStyle w:val="2"/>
+        <w:numPr>
+          <w:ilvl w:val="0"/>
+          <w:numId w:val="0"/>
+        </w:numPr>
+        <w:ind w:left="567"/>
+      </w:pPr>
+      <w:proofErr w:type="spellStart"/>
+      <w:r>
+        <w:t>start_loop</w:t>
+      </w:r>
+      <w:proofErr w:type="spellEnd"/>
+      <w:r>
+        <w:t>:</w:t>
+      </w:r>
+    </w:p>
+    <w:p>
+      <w:pPr>
+        <w:pStyle w:val="2"/>
+        <w:numPr>
+          <w:ilvl w:val="0"/>
+          <w:numId w:val="0"/>
+        </w:numPr>
+        <w:ind w:left="567"/>
+      </w:pPr>
+      <w:r>
+        <w:t xml:space="preserve">    ; ... тело цикла ...</w:t>
+      </w:r>
+    </w:p>
+    <w:p>
+      <w:pPr>
+        <w:pStyle w:val="2"/>
+        <w:numPr>
+          <w:ilvl w:val="0"/>
+          <w:numId w:val="0"/>
+        </w:numPr>
+        <w:ind w:left="567"/>
+      </w:pPr>
+      <w:r>
+        <w:t xml:space="preserve">    </w:t>
+      </w:r>
+      <w:proofErr w:type="spellStart"/>
+      <w:r>
+        <w:t>cmp</w:t>
+      </w:r>
+      <w:proofErr w:type="spellEnd"/>
+      <w:r>
+        <w:t xml:space="preserve"> </w:t>
+      </w:r>
+      <w:proofErr w:type="spellStart"/>
+      <w:r>
+        <w:t>eax</w:t>
+      </w:r>
+      <w:proofErr w:type="spellEnd"/>
+      <w:r>
+        <w:t xml:space="preserve">, </w:t>
+      </w:r>
+      <w:proofErr w:type="spellStart"/>
+      <w:r>
+        <w:t>ebx</w:t>
+      </w:r>
+      <w:proofErr w:type="spellEnd"/>
+      <w:r>
+        <w:t xml:space="preserve">    </w:t>
+      </w:r>
+      <w:proofErr w:type="gramStart"/>
+      <w:r>
+        <w:t xml:space="preserve">  ;</w:t>
+      </w:r>
+      <w:proofErr w:type="gramEnd"/>
+      <w:r>
+        <w:t xml:space="preserve"> проверка условия</w:t>
+      </w:r>
+    </w:p>
+    <w:p>
+      <w:pPr>
+        <w:pStyle w:val="2"/>
+        <w:numPr>
+          <w:ilvl w:val="0"/>
+          <w:numId w:val="0"/>
+        </w:numPr>
+        <w:ind w:left="567"/>
+      </w:pPr>
+      <w:r>
+        <w:t xml:space="preserve">    </w:t>
+      </w:r>
+      <w:proofErr w:type="spellStart"/>
+      <w:r>
+        <w:t>jl</w:t>
+      </w:r>
+      <w:proofErr w:type="spellEnd"/>
+      <w:r>
+        <w:t xml:space="preserve"> </w:t>
+      </w:r>
+      <w:proofErr w:type="spellStart"/>
+      <w:r>
+        <w:t>start_loop</w:t>
+      </w:r>
+      <w:proofErr w:type="spellEnd"/>
+      <w:r>
         <w:t xml:space="preserve">   </w:t>
       </w:r>
+      <w:proofErr w:type="gramStart"/>
+      <w:r>
+        <w:t xml:space="preserve">  ;</w:t>
+      </w:r>
+      <w:proofErr w:type="gramEnd"/>
+      <w:r>
+        <w:t xml:space="preserve"> возврат, если условие истинно</w:t>
+      </w:r>
+    </w:p>
+    <w:p>
+      <w:pPr>
+        <w:pStyle w:val="2"/>
+        <w:numPr>
+          <w:ilvl w:val="0"/>
+          <w:numId w:val="0"/>
+        </w:numPr>
+        <w:ind w:left="567"/>
+      </w:pPr>
+    </w:p>
+    <w:p>
+      <w:pPr>
+        <w:pStyle w:val="2"/>
+      </w:pPr>
+      <w:r>
+        <w:t>Какова общая форма цикла со счетчиком на языке ассемблера?</w:t>
+      </w:r>
+    </w:p>
+    <w:p>
+      <w:pPr>
+        <w:pStyle w:val="2"/>
+        <w:numPr>
+          <w:ilvl w:val="0"/>
+          <w:numId w:val="0"/>
+        </w:numPr>
+        <w:ind w:left="567"/>
+      </w:pPr>
+      <w:proofErr w:type="spellStart"/>
+      <w:r>
+        <w:t>mov</w:t>
+      </w:r>
+      <w:proofErr w:type="spellEnd"/>
       <w:r>
         <w:t xml:space="preserve"> </w:t>
       </w:r>
       <w:proofErr w:type="spellStart"/>
       <w:r>
-        <w:t>jmp</w:t>
+        <w:t>ecx</w:t>
       </w:r>
       <w:proofErr w:type="spellEnd"/>
       <w:r>
+        <w:t xml:space="preserve">, </w:t>
+      </w:r>
+      <w:proofErr w:type="spellStart"/>
+      <w:r>
+        <w:t>count</w:t>
+      </w:r>
+      <w:proofErr w:type="spellEnd"/>
+      <w:r>
+        <w:t xml:space="preserve">  </w:t>
+      </w:r>
+      <w:proofErr w:type="gramStart"/>
+      <w:r>
+        <w:t xml:space="preserve">  ;</w:t>
+      </w:r>
+      <w:proofErr w:type="gramEnd"/>
+      <w:r>
+        <w:t xml:space="preserve"> инициализация счетчика</w:t>
+      </w:r>
+    </w:p>
+    <w:p>
+      <w:pPr>
+        <w:pStyle w:val="2"/>
+        <w:numPr>
+          <w:ilvl w:val="0"/>
+          <w:numId w:val="0"/>
+        </w:numPr>
+        <w:ind w:left="567"/>
+      </w:pPr>
+      <w:proofErr w:type="spellStart"/>
+      <w:r>
+        <w:t>start_loop</w:t>
+      </w:r>
+      <w:proofErr w:type="spellEnd"/>
+      <w:r>
+        <w:t>:</w:t>
+      </w:r>
+    </w:p>
+    <w:p>
+      <w:pPr>
+        <w:pStyle w:val="2"/>
+        <w:numPr>
+          <w:ilvl w:val="0"/>
+          <w:numId w:val="0"/>
+        </w:numPr>
+        <w:ind w:left="567"/>
+      </w:pPr>
+      <w:r>
+        <w:t xml:space="preserve">    ; ... тело цикла ...</w:t>
+      </w:r>
+    </w:p>
+    <w:p>
+      <w:pPr>
+        <w:pStyle w:val="2"/>
+        <w:numPr>
+          <w:ilvl w:val="0"/>
+          <w:numId w:val="0"/>
+        </w:numPr>
+        <w:ind w:left="567"/>
+      </w:pPr>
+      <w:r>
+        <w:t xml:space="preserve">    </w:t>
+      </w:r>
+      <w:proofErr w:type="spellStart"/>
+      <w:r>
+        <w:t>loop</w:t>
+      </w:r>
+      <w:proofErr w:type="spellEnd"/>
+      <w:r>
         <w:t xml:space="preserve"> </w:t>
       </w:r>
       <w:proofErr w:type="spellStart"/>
@@ -3339,7 +3517,7 @@
       </w:r>
       <w:proofErr w:type="spellEnd"/>
       <w:r>
-        <w:t xml:space="preserve">  </w:t>
+        <w:t xml:space="preserve"> </w:t>
       </w:r>
       <w:proofErr w:type="gramStart"/>
       <w:r>
@@ -3347,292 +3525,7 @@
       </w:r>
       <w:proofErr w:type="gramEnd"/>
       <w:r>
-        <w:t xml:space="preserve"> переход на начало</w:t>
-      </w:r>
-    </w:p>
-    <w:p>
-      <w:pPr>
-        <w:pStyle w:val="2"/>
-        <w:numPr>
-          <w:ilvl w:val="0"/>
-          <w:numId w:val="0"/>
-        </w:numPr>
-        <w:ind w:left="567"/>
-      </w:pPr>
-      <w:proofErr w:type="spellStart"/>
-      <w:r>
-        <w:t>end_loop</w:t>
-      </w:r>
-      <w:proofErr w:type="spellEnd"/>
-      <w:r>
-        <w:t>:</w:t>
-      </w:r>
-    </w:p>
-    <w:p>
-      <w:pPr>
-        <w:pStyle w:val="2"/>
-        <w:numPr>
-          <w:ilvl w:val="0"/>
-          <w:numId w:val="0"/>
-        </w:numPr>
-        <w:ind w:left="567"/>
-      </w:pPr>
-    </w:p>
-    <w:p>
-      <w:pPr>
-        <w:pStyle w:val="2"/>
-      </w:pPr>
-      <w:r>
-        <w:t>Какова общая форма цикла с постусловием на языке ассемблера?</w:t>
-      </w:r>
-    </w:p>
-    <w:p>
-      <w:pPr>
-        <w:pStyle w:val="2"/>
-        <w:numPr>
-          <w:ilvl w:val="0"/>
-          <w:numId w:val="0"/>
-        </w:numPr>
-        <w:ind w:left="567"/>
-      </w:pPr>
-      <w:proofErr w:type="spellStart"/>
-      <w:r>
-        <w:t>start_loop</w:t>
-      </w:r>
-      <w:proofErr w:type="spellEnd"/>
-      <w:r>
-        <w:t>:</w:t>
-      </w:r>
-    </w:p>
-    <w:p>
-      <w:pPr>
-        <w:pStyle w:val="2"/>
-        <w:numPr>
-          <w:ilvl w:val="0"/>
-          <w:numId w:val="0"/>
-        </w:numPr>
-        <w:ind w:left="567"/>
-      </w:pPr>
-      <w:r>
-        <w:t xml:space="preserve">    ; ... тело цикла ...</w:t>
-      </w:r>
-    </w:p>
-    <w:p>
-      <w:pPr>
-        <w:pStyle w:val="2"/>
-        <w:numPr>
-          <w:ilvl w:val="0"/>
-          <w:numId w:val="0"/>
-        </w:numPr>
-        <w:ind w:left="567"/>
-      </w:pPr>
-      <w:r>
-        <w:t xml:space="preserve">    </w:t>
-      </w:r>
-      <w:proofErr w:type="spellStart"/>
-      <w:r>
-        <w:t>cmp</w:t>
-      </w:r>
-      <w:proofErr w:type="spellEnd"/>
-      <w:r>
-        <w:t xml:space="preserve"> </w:t>
-      </w:r>
-      <w:proofErr w:type="spellStart"/>
-      <w:r>
-        <w:t>eax</w:t>
-      </w:r>
-      <w:proofErr w:type="spellEnd"/>
-      <w:r>
-        <w:t xml:space="preserve">, </w:t>
-      </w:r>
-      <w:proofErr w:type="spellStart"/>
-      <w:r>
-        <w:t>ebx</w:t>
-      </w:r>
-      <w:proofErr w:type="spellEnd"/>
-      <w:r>
-        <w:t xml:space="preserve">    </w:t>
-      </w:r>
-      <w:proofErr w:type="gramStart"/>
-      <w:r>
-        <w:t xml:space="preserve">  ;</w:t>
-      </w:r>
-      <w:proofErr w:type="gramEnd"/>
-      <w:r>
-        <w:t xml:space="preserve"> проверка условия</w:t>
-      </w:r>
-    </w:p>
-    <w:p>
-      <w:pPr>
-        <w:pStyle w:val="2"/>
-        <w:numPr>
-          <w:ilvl w:val="0"/>
-          <w:numId w:val="0"/>
-        </w:numPr>
-        <w:ind w:left="567"/>
-      </w:pPr>
-      <w:r>
-        <w:t xml:space="preserve">    </w:t>
-      </w:r>
-      <w:proofErr w:type="spellStart"/>
-      <w:r>
-        <w:t>jl</w:t>
-      </w:r>
-      <w:proofErr w:type="spellEnd"/>
-      <w:r>
-        <w:t xml:space="preserve"> </w:t>
-      </w:r>
-      <w:proofErr w:type="spellStart"/>
-      <w:r>
-        <w:t>start_loop</w:t>
-      </w:r>
-      <w:proofErr w:type="spellEnd"/>
-      <w:r>
-        <w:t xml:space="preserve">   </w:t>
-      </w:r>
-      <w:proofErr w:type="gramStart"/>
-      <w:r>
-        <w:t xml:space="preserve">  ;</w:t>
-      </w:r>
-      <w:proofErr w:type="gramEnd"/>
-      <w:r>
-        <w:t xml:space="preserve"> возврат, если условие истинно</w:t>
-      </w:r>
-    </w:p>
-    <w:p>
-      <w:pPr>
-        <w:pStyle w:val="2"/>
-        <w:numPr>
-          <w:ilvl w:val="0"/>
-          <w:numId w:val="0"/>
-        </w:numPr>
-        <w:ind w:left="567"/>
-      </w:pPr>
-    </w:p>
-    <w:p>
-      <w:pPr>
-        <w:pStyle w:val="2"/>
-      </w:pPr>
-      <w:r>
-        <w:t>Какова общая форма цикла со счетчиком на языке ассемблера?</w:t>
-      </w:r>
-    </w:p>
-    <w:p>
-      <w:pPr>
-        <w:pStyle w:val="2"/>
-        <w:numPr>
-          <w:ilvl w:val="0"/>
-          <w:numId w:val="0"/>
-        </w:numPr>
-        <w:ind w:left="567"/>
-      </w:pPr>
-      <w:proofErr w:type="spellStart"/>
-      <w:r>
-        <w:t>mov</w:t>
-      </w:r>
-      <w:proofErr w:type="spellEnd"/>
-      <w:r>
-        <w:t xml:space="preserve"> </w:t>
-      </w:r>
-      <w:proofErr w:type="spellStart"/>
-      <w:r>
-        <w:t>ecx</w:t>
-      </w:r>
-      <w:proofErr w:type="spellEnd"/>
-      <w:r>
-        <w:t xml:space="preserve">, </w:t>
-      </w:r>
-      <w:proofErr w:type="spellStart"/>
-      <w:r>
-        <w:t>count</w:t>
-      </w:r>
-      <w:proofErr w:type="spellEnd"/>
-      <w:r>
-        <w:t xml:space="preserve">  </w:t>
-      </w:r>
-      <w:proofErr w:type="gramStart"/>
-      <w:r>
-        <w:t xml:space="preserve">  ;</w:t>
-      </w:r>
-      <w:proofErr w:type="gramEnd"/>
-      <w:r>
-        <w:t xml:space="preserve"> инициализация счетчика</w:t>
-      </w:r>
-    </w:p>
-    <w:p>
-      <w:pPr>
-        <w:pStyle w:val="2"/>
-        <w:numPr>
-          <w:ilvl w:val="0"/>
-          <w:numId w:val="0"/>
-        </w:numPr>
-        <w:ind w:left="567"/>
-      </w:pPr>
-      <w:proofErr w:type="spellStart"/>
-      <w:r>
-        <w:t>start_loop</w:t>
-      </w:r>
-      <w:proofErr w:type="spellEnd"/>
-      <w:r>
-        <w:t>:</w:t>
-      </w:r>
-    </w:p>
-    <w:p>
-      <w:pPr>
-        <w:pStyle w:val="2"/>
-        <w:numPr>
-          <w:ilvl w:val="0"/>
-          <w:numId w:val="0"/>
-        </w:numPr>
-        <w:ind w:left="567"/>
-      </w:pPr>
-      <w:r>
-        <w:t xml:space="preserve">    ; ... тело цикла ...</w:t>
-      </w:r>
-    </w:p>
-    <w:p>
-      <w:pPr>
-        <w:pStyle w:val="2"/>
-        <w:numPr>
-          <w:ilvl w:val="0"/>
-          <w:numId w:val="0"/>
-        </w:numPr>
-        <w:ind w:left="567"/>
-      </w:pPr>
-      <w:r>
-        <w:t xml:space="preserve">    </w:t>
-      </w:r>
-      <w:proofErr w:type="spellStart"/>
-      <w:r>
-        <w:t>loop</w:t>
-      </w:r>
-      <w:proofErr w:type="spellEnd"/>
-      <w:r>
-        <w:t xml:space="preserve"> </w:t>
-      </w:r>
-      <w:proofErr w:type="spellStart"/>
-      <w:r>
-        <w:t>start_loop</w:t>
-      </w:r>
-      <w:proofErr w:type="spellEnd"/>
-      <w:r>
-        <w:t xml:space="preserve"> </w:t>
-      </w:r>
-      <w:proofErr w:type="gramStart"/>
-      <w:r>
-        <w:t xml:space="preserve">  ;</w:t>
-      </w:r>
-      <w:proofErr w:type="gramEnd"/>
-      <w:r>
-        <w:t xml:space="preserve"> декремент ECX и переход, если </w:t>
-      </w:r>
-      <w:proofErr w:type="gramStart"/>
-      <w:r>
-        <w:t>ECX !</w:t>
-      </w:r>
-      <w:proofErr w:type="gramEnd"/>
-      <w:r>
-        <w:t>= 0</w:t>
+        <w:t xml:space="preserve"> декремент ECX и переход, если ECX != 0</w:t>
       </w:r>
     </w:p>
     <w:p>
@@ -3706,10 +3599,7 @@
         <w:t>Лабораторная</w:t>
       </w:r>
       <w:r>
-        <w:t xml:space="preserve"> работа №</w:t>
-      </w:r>
-      <w:r>
-        <w:t>5</w:t>
+        <w:t xml:space="preserve"> работа №5</w:t>
       </w:r>
       <w:r>
         <w:br/>
@@ -3864,31 +3754,7 @@
         <w:t xml:space="preserve"> </w:t>
       </w:r>
       <w:r>
-        <w:t>RCX,</w:t>
-      </w:r>
-      <w:r>
-        <w:t xml:space="preserve"> </w:t>
-      </w:r>
-      <w:r>
-        <w:t>RDX,</w:t>
-      </w:r>
-      <w:r>
-        <w:t xml:space="preserve"> </w:t>
-      </w:r>
-      <w:r>
-        <w:t>R8</w:t>
-      </w:r>
-      <w:r>
-        <w:t xml:space="preserve"> </w:t>
-      </w:r>
-      <w:r>
-        <w:t>и</w:t>
-      </w:r>
-      <w:r>
-        <w:t xml:space="preserve"> </w:t>
-      </w:r>
-      <w:r>
-        <w:t>R9</w:t>
+        <w:t>RCX, RDX, R8 и R9</w:t>
       </w:r>
       <w:r>
         <w:t>.</w:t>
@@ -3965,13 +3831,7 @@
         <w:ind w:left="567"/>
       </w:pPr>
       <w:r>
-        <w:t>До вызова: Вызывающая сторона должна выделить 32 байта</w:t>
-      </w:r>
-      <w:r>
-        <w:t xml:space="preserve"> </w:t>
-      </w:r>
-      <w:r>
-        <w:t>в стеке и выровнять стек по границе 16 байт.</w:t>
+        <w:t>До вызова: Вызывающая сторона должна выделить 32 байта в стеке и выровнять стек по границе 16 байт.</w:t>
       </w:r>
     </w:p>
     <w:p>
@@ -3984,13 +3844,7 @@
         <w:ind w:left="567"/>
       </w:pPr>
       <w:r>
-        <w:t>После вызова: Вызывающая сторона обязана очистить стек</w:t>
-      </w:r>
-      <w:r>
-        <w:t>,</w:t>
-      </w:r>
-      <w:r>
-        <w:t xml:space="preserve"> если для параметров выделялось место сверх теневого пространства.</w:t>
+        <w:t>После вызова: Вызывающая сторона обязана очистить стек, если для параметров выделялось место сверх теневого пространства.</w:t>
       </w:r>
     </w:p>
     <w:p>
@@ -4054,10 +3908,7 @@
         <w:t>Лабораторная</w:t>
       </w:r>
       <w:r>
-        <w:t xml:space="preserve"> работа №</w:t>
-      </w:r>
-      <w:r>
-        <w:t>6</w:t>
+        <w:t xml:space="preserve"> работа №6</w:t>
       </w:r>
       <w:r>
         <w:br/>
@@ -4376,14 +4227,7 @@
           <w:b w:val="0"/>
           <w:bCs w:val="0"/>
         </w:rPr>
-        <w:t>алгоритмы</w:t>
-      </w:r>
-      <w:r>
-        <w:rPr>
-          <w:b w:val="0"/>
-          <w:bCs w:val="0"/>
-        </w:rPr>
-        <w:t xml:space="preserve"> с использованием </w:t>
+        <w:t xml:space="preserve">алгоритмы с использованием </w:t>
       </w:r>
       <w:r>
         <w:rPr>
@@ -4419,10 +4263,7 @@
         <w:t>Лабораторная</w:t>
       </w:r>
       <w:r>
-        <w:t xml:space="preserve"> работа №</w:t>
-      </w:r>
-      <w:r>
-        <w:t>7</w:t>
+        <w:t xml:space="preserve"> работа №7</w:t>
       </w:r>
       <w:r>
         <w:br/>
@@ -4483,13 +4324,7 @@
         </w:rPr>
       </w:pPr>
       <w:r>
-        <w:t xml:space="preserve">Изучить процесс разработки программ </w:t>
-      </w:r>
-      <w:r>
-        <w:t>на ассемблере,</w:t>
-      </w:r>
-      <w:r>
-        <w:t xml:space="preserve"> состоящих из нескольких отдельных модулей.</w:t>
+        <w:t>Изучить процесс разработки программ на ассемблере, состоящих из нескольких отдельных модулей.</w:t>
       </w:r>
     </w:p>
     <w:p>
@@ -4555,7 +4390,15 @@
       </w:r>
       <w:proofErr w:type="spellEnd"/>
       <w:r>
-        <w:t xml:space="preserve"> "Hello", 0.</w:t>
+        <w:t xml:space="preserve"> "</w:t>
+      </w:r>
+      <w:proofErr w:type="spellStart"/>
+      <w:r>
+        <w:t>Hello</w:t>
+      </w:r>
+      <w:proofErr w:type="spellEnd"/>
+      <w:r>
+        <w:t>", 0.</w:t>
       </w:r>
     </w:p>
     <w:p>
@@ -4745,13 +4588,7 @@
         <w:ind w:left="567"/>
       </w:pPr>
       <w:r>
-        <w:t>Компоновка</w:t>
-      </w:r>
-      <w:r>
-        <w:t>:</w:t>
-      </w:r>
-      <w:r>
-        <w:t xml:space="preserve"> линковщик собирает все .</w:t>
+        <w:t>Компоновка: линковщик собирает все .</w:t>
       </w:r>
       <w:proofErr w:type="spellStart"/>
       <w:r>
@@ -4767,10 +4604,7 @@
       </w:r>
       <w:proofErr w:type="spellEnd"/>
       <w:r>
-        <w:t>, разрешая внешние ссылки</w:t>
-      </w:r>
-      <w:r>
-        <w:t>.</w:t>
+        <w:t>, разрешая внешние ссылки.</w:t>
       </w:r>
     </w:p>
     <w:p>
@@ -4848,10 +4682,7 @@
         <w:t>Лабораторная</w:t>
       </w:r>
       <w:r>
-        <w:t xml:space="preserve"> работа №</w:t>
-      </w:r>
-      <w:r>
-        <w:t>8</w:t>
+        <w:t xml:space="preserve"> работа №8</w:t>
       </w:r>
       <w:r>
         <w:br/>
@@ -5027,108 +4858,68 @@
         <w:ind w:left="567"/>
       </w:pPr>
       <w:r>
-        <w:t>Популярные инструменты:</w:t>
+        <w:t xml:space="preserve">Популярные инструменты: IDA </w:t>
+      </w:r>
+      <w:proofErr w:type="spellStart"/>
+      <w:r>
+        <w:t>Pro</w:t>
+      </w:r>
+      <w:proofErr w:type="spellEnd"/>
+      <w:r>
+        <w:t xml:space="preserve">, </w:t>
+      </w:r>
+      <w:proofErr w:type="spellStart"/>
+      <w:r>
+        <w:t>Ghidra</w:t>
+      </w:r>
+      <w:proofErr w:type="spellEnd"/>
+      <w:r>
+        <w:t xml:space="preserve">, x64dbg, </w:t>
+      </w:r>
+      <w:proofErr w:type="spellStart"/>
+      <w:r>
+        <w:t>OllyDbg</w:t>
+      </w:r>
+      <w:proofErr w:type="spellEnd"/>
+      <w:r>
+        <w:t>, Radare2.</w:t>
+      </w:r>
+    </w:p>
+    <w:p>
+      <w:pPr>
+        <w:pStyle w:val="2"/>
+        <w:numPr>
+          <w:ilvl w:val="0"/>
+          <w:numId w:val="0"/>
+        </w:numPr>
+        <w:ind w:left="567"/>
+      </w:pPr>
+    </w:p>
+    <w:p>
+      <w:pPr>
+        <w:pStyle w:val="2"/>
+      </w:pPr>
+      <w:r>
+        <w:t xml:space="preserve">Как открыть окно дизассемблированного программного кода в Visual Studio? </w:t>
+      </w:r>
+    </w:p>
+    <w:p>
+      <w:pPr>
+        <w:pStyle w:val="2"/>
+        <w:numPr>
+          <w:ilvl w:val="0"/>
+          <w:numId w:val="0"/>
+        </w:numPr>
+        <w:ind w:left="567"/>
+      </w:pPr>
+      <w:r>
+        <w:t>Во время отладки перейти в меню:</w:t>
       </w:r>
       <w:r>
         <w:t xml:space="preserve"> </w:t>
       </w:r>
       <w:r>
-        <w:t>IDA Pro,</w:t>
-      </w:r>
-      <w:r>
-        <w:t xml:space="preserve"> </w:t>
-      </w:r>
-      <w:proofErr w:type="spellStart"/>
-      <w:r>
-        <w:t>Ghidra</w:t>
-      </w:r>
-      <w:proofErr w:type="spellEnd"/>
-      <w:r>
-        <w:t>,</w:t>
-      </w:r>
-      <w:r>
-        <w:t xml:space="preserve"> </w:t>
-      </w:r>
-      <w:r>
-        <w:t>x64dbg,</w:t>
-      </w:r>
-      <w:r>
-        <w:t xml:space="preserve"> </w:t>
-      </w:r>
-      <w:proofErr w:type="spellStart"/>
-      <w:r>
-        <w:t>OllyDbg</w:t>
-      </w:r>
-      <w:proofErr w:type="spellEnd"/>
-      <w:r>
-        <w:t>,</w:t>
-      </w:r>
-      <w:r>
-        <w:t xml:space="preserve"> </w:t>
-      </w:r>
-      <w:r>
-        <w:t>Radare2.</w:t>
-      </w:r>
-    </w:p>
-    <w:p>
-      <w:pPr>
-        <w:pStyle w:val="2"/>
-        <w:numPr>
-          <w:ilvl w:val="0"/>
-          <w:numId w:val="0"/>
-        </w:numPr>
-        <w:ind w:left="567"/>
-      </w:pPr>
-    </w:p>
-    <w:p>
-      <w:pPr>
-        <w:pStyle w:val="2"/>
-      </w:pPr>
-      <w:r>
-        <w:t xml:space="preserve">Как открыть окно дизассемблированного программного кода в Visual Studio? </w:t>
-      </w:r>
-    </w:p>
-    <w:p>
-      <w:pPr>
-        <w:pStyle w:val="2"/>
-        <w:numPr>
-          <w:ilvl w:val="0"/>
-          <w:numId w:val="0"/>
-        </w:numPr>
-        <w:ind w:left="567"/>
-      </w:pPr>
-      <w:r>
-        <w:t>Во время отладки перейти в меню:</w:t>
-      </w:r>
-      <w:r>
-        <w:t xml:space="preserve"> </w:t>
-      </w:r>
-      <w:r>
-        <w:t>Отладка</w:t>
-      </w:r>
-      <w:r>
-        <w:t xml:space="preserve"> </w:t>
-      </w:r>
-      <w:r>
-        <w:t>-&gt;</w:t>
-      </w:r>
-      <w:r>
-        <w:t xml:space="preserve"> </w:t>
-      </w:r>
-      <w:r>
-        <w:t>Окна</w:t>
-      </w:r>
-      <w:r>
-        <w:t xml:space="preserve"> </w:t>
-      </w:r>
-      <w:r>
-        <w:t>-&gt;</w:t>
-      </w:r>
-      <w:r>
-        <w:t xml:space="preserve"> </w:t>
-      </w:r>
-      <w:r>
-        <w:t>Дизассемблирование</w:t>
+        <w:t>Отладка -&gt; Окна -&gt; Дизассемблирование</w:t>
       </w:r>
       <w:r>
         <w:t>.</w:t>
@@ -5230,10 +5021,7 @@
         <w:t>Лабораторная</w:t>
       </w:r>
       <w:r>
-        <w:t xml:space="preserve"> работа №</w:t>
-      </w:r>
-      <w:r>
-        <w:t>9</w:t>
+        <w:t xml:space="preserve"> работа №9</w:t>
       </w:r>
       <w:r>
         <w:br/>
@@ -5412,13 +5200,10 @@
       <w:r>
         <w:t xml:space="preserve">Инструмент для </w:t>
       </w:r>
-      <w:proofErr w:type="spellStart"/>
-      <w:r>
-        <w:t>беспаечного</w:t>
-      </w:r>
-      <w:proofErr w:type="spellEnd"/>
-      <w:r>
-        <w:t xml:space="preserve"> монтажа</w:t>
+      <w:bookmarkStart w:id="0" w:name="_GoBack"/>
+      <w:bookmarkEnd w:id="0"/>
+      <w:r>
+        <w:t>монтажа</w:t>
       </w:r>
       <w:r>
         <w:t xml:space="preserve"> </w:t>
@@ -5668,10 +5453,7 @@
         <w:t>Лабораторная</w:t>
       </w:r>
       <w:r>
-        <w:t xml:space="preserve"> работа №</w:t>
-      </w:r>
-      <w:r>
-        <w:t>10</w:t>
+        <w:t xml:space="preserve"> работа №10</w:t>
       </w:r>
       <w:r>
         <w:br/>
@@ -5875,15 +5657,129 @@
       </w:r>
       <w:proofErr w:type="gramEnd"/>
       <w:r>
-        <w:t xml:space="preserve"> считанное с датчика для сопоставления его с используемым (</w:t>
+        <w:t xml:space="preserve"> считанное с датчика для сопоставления его с используемым (например значение датчика влажности в проценты влажности)?</w:t>
+      </w:r>
+    </w:p>
+    <w:p>
+      <w:pPr>
+        <w:pStyle w:val="2"/>
+        <w:numPr>
+          <w:ilvl w:val="0"/>
+          <w:numId w:val="0"/>
+        </w:numPr>
+        <w:ind w:left="567"/>
+        <w:rPr>
+          <w:lang w:val="en-US"/>
+        </w:rPr>
+      </w:pPr>
+      <w:r>
+        <w:t>С</w:t>
+      </w:r>
+      <w:r>
+        <w:rPr>
+          <w:lang w:val="en-US"/>
+        </w:rPr>
+        <w:t xml:space="preserve"> </w:t>
+      </w:r>
+      <w:r>
+        <w:t>помощью</w:t>
+      </w:r>
+      <w:r>
+        <w:rPr>
+          <w:lang w:val="en-US"/>
+        </w:rPr>
+        <w:t xml:space="preserve"> </w:t>
+      </w:r>
+      <w:r>
+        <w:t>функции</w:t>
+      </w:r>
+      <w:r>
+        <w:rPr>
+          <w:lang w:val="en-US"/>
+        </w:rPr>
+        <w:t xml:space="preserve"> </w:t>
       </w:r>
       <w:proofErr w:type="gramStart"/>
       <w:r>
-        <w:t>например</w:t>
+        <w:rPr>
+          <w:lang w:val="en-US"/>
+        </w:rPr>
+        <w:t>map</w:t>
+      </w:r>
+      <w:r>
+        <w:rPr>
+          <w:lang w:val="en-US"/>
+        </w:rPr>
+        <w:t>(</w:t>
       </w:r>
       <w:proofErr w:type="gramEnd"/>
       <w:r>
-        <w:t xml:space="preserve"> значение датчика влажности в проценты влажности)?</w:t>
+        <w:rPr>
+          <w:lang w:val="en-US"/>
+        </w:rPr>
+        <w:t>value</w:t>
+      </w:r>
+      <w:r>
+        <w:rPr>
+          <w:lang w:val="en-US"/>
+        </w:rPr>
+        <w:t xml:space="preserve">, </w:t>
+      </w:r>
+      <w:proofErr w:type="spellStart"/>
+      <w:r>
+        <w:rPr>
+          <w:lang w:val="en-US"/>
+        </w:rPr>
+        <w:t>fromLow</w:t>
+      </w:r>
+      <w:proofErr w:type="spellEnd"/>
+      <w:r>
+        <w:rPr>
+          <w:lang w:val="en-US"/>
+        </w:rPr>
+        <w:t xml:space="preserve">, </w:t>
+      </w:r>
+      <w:proofErr w:type="spellStart"/>
+      <w:r>
+        <w:rPr>
+          <w:lang w:val="en-US"/>
+        </w:rPr>
+        <w:t>fromHigh</w:t>
+      </w:r>
+      <w:proofErr w:type="spellEnd"/>
+      <w:r>
+        <w:rPr>
+          <w:lang w:val="en-US"/>
+        </w:rPr>
+        <w:t xml:space="preserve">, </w:t>
+      </w:r>
+      <w:proofErr w:type="spellStart"/>
+      <w:r>
+        <w:rPr>
+          <w:lang w:val="en-US"/>
+        </w:rPr>
+        <w:t>toLow</w:t>
+      </w:r>
+      <w:proofErr w:type="spellEnd"/>
+      <w:r>
+        <w:rPr>
+          <w:lang w:val="en-US"/>
+        </w:rPr>
+        <w:t xml:space="preserve">, </w:t>
+      </w:r>
+      <w:proofErr w:type="spellStart"/>
+      <w:r>
+        <w:rPr>
+          <w:lang w:val="en-US"/>
+        </w:rPr>
+        <w:t>toHigh</w:t>
+      </w:r>
+      <w:proofErr w:type="spellEnd"/>
+      <w:r>
+        <w:rPr>
+          <w:lang w:val="en-US"/>
+        </w:rPr>
+        <w:t>).</w:t>
       </w:r>
     </w:p>
     <w:p>
@@ -5894,152 +5790,77 @@
           <w:numId w:val="0"/>
         </w:numPr>
         <w:ind w:left="567"/>
-      </w:pPr>
-      <w:r>
-        <w:t>С помощью функции</w:t>
-      </w:r>
+        <w:rPr>
+          <w:lang w:val="en-US"/>
+        </w:rPr>
+      </w:pPr>
+    </w:p>
+    <w:p>
+      <w:pPr>
+        <w:pStyle w:val="2"/>
+      </w:pPr>
+      <w:r>
+        <w:t xml:space="preserve">Какие </w:t>
+      </w:r>
+      <w:proofErr w:type="spellStart"/>
+      <w:r>
+        <w:t>пины</w:t>
+      </w:r>
+      <w:proofErr w:type="spellEnd"/>
       <w:r>
         <w:t xml:space="preserve"> </w:t>
       </w:r>
-      <w:proofErr w:type="gramStart"/>
       <w:r>
         <w:rPr>
           <w:lang w:val="en-US"/>
         </w:rPr>
-        <w:t>map</w:t>
-      </w:r>
-      <w:r>
-        <w:t>(</w:t>
-      </w:r>
-      <w:proofErr w:type="gramEnd"/>
-      <w:r>
+        <w:t>Arduino</w:t>
+      </w:r>
+      <w:r>
+        <w:t xml:space="preserve"> </w:t>
+      </w:r>
+      <w:r>
+        <w:t>можно использовать для чтения аналогового сигнала?</w:t>
+      </w:r>
+    </w:p>
+    <w:p>
+      <w:pPr>
+        <w:pStyle w:val="2"/>
+        <w:numPr>
+          <w:ilvl w:val="0"/>
+          <w:numId w:val="0"/>
+        </w:numPr>
+        <w:ind w:left="567"/>
         <w:rPr>
           <w:lang w:val="en-US"/>
         </w:rPr>
-        <w:t>value</w:t>
-      </w:r>
-      <w:r>
-        <w:t xml:space="preserve">, </w:t>
-      </w:r>
-      <w:proofErr w:type="spellStart"/>
+      </w:pPr>
+      <w:r>
+        <w:t>Пины</w:t>
+      </w:r>
       <w:r>
         <w:rPr>
           <w:lang w:val="en-US"/>
         </w:rPr>
-        <w:t>fromLow</w:t>
-      </w:r>
-      <w:proofErr w:type="spellEnd"/>
-      <w:r>
-        <w:t xml:space="preserve">, </w:t>
-      </w:r>
-      <w:proofErr w:type="spellStart"/>
+        <w:t xml:space="preserve"> </w:t>
+      </w:r>
+      <w:r>
+        <w:t>с</w:t>
+      </w:r>
       <w:r>
         <w:rPr>
           <w:lang w:val="en-US"/>
         </w:rPr>
-        <w:t>fromHigh</w:t>
-      </w:r>
-      <w:proofErr w:type="spellEnd"/>
-      <w:r>
-        <w:t xml:space="preserve">, </w:t>
-      </w:r>
-      <w:proofErr w:type="spellStart"/>
+        <w:t xml:space="preserve"> </w:t>
+      </w:r>
+      <w:r>
+        <w:t>маркировкой</w:t>
+      </w:r>
       <w:r>
         <w:rPr>
           <w:lang w:val="en-US"/>
         </w:rPr>
-        <w:t>toLow</w:t>
-      </w:r>
-      <w:proofErr w:type="spellEnd"/>
-      <w:r>
-        <w:t xml:space="preserve">, </w:t>
-      </w:r>
-      <w:proofErr w:type="spellStart"/>
-      <w:r>
-        <w:rPr>
-          <w:lang w:val="en-US"/>
-        </w:rPr>
-        <w:t>toHigh</w:t>
-      </w:r>
-      <w:proofErr w:type="spellEnd"/>
-      <w:r>
-        <w:t>).</w:t>
-      </w:r>
-    </w:p>
-    <w:p>
-      <w:pPr>
-        <w:pStyle w:val="2"/>
-        <w:numPr>
-          <w:ilvl w:val="0"/>
-          <w:numId w:val="0"/>
-        </w:numPr>
-        <w:ind w:left="567"/>
-      </w:pPr>
-    </w:p>
-    <w:p>
-      <w:pPr>
-        <w:pStyle w:val="2"/>
-      </w:pPr>
-      <w:r>
-        <w:t xml:space="preserve">Какие пины </w:t>
-      </w:r>
-      <w:r>
-        <w:rPr>
-          <w:lang w:val="en-US"/>
-        </w:rPr>
-        <w:t>Arduino</w:t>
-      </w:r>
-      <w:r>
-        <w:t xml:space="preserve"> </w:t>
-      </w:r>
-      <w:r>
-        <w:t>можно использовать для чтения аналогового сигнала?</w:t>
-      </w:r>
-    </w:p>
-    <w:p>
-      <w:pPr>
-        <w:pStyle w:val="2"/>
-        <w:numPr>
-          <w:ilvl w:val="0"/>
-          <w:numId w:val="0"/>
-        </w:numPr>
-        <w:ind w:left="567"/>
-        <w:rPr>
-          <w:lang w:val="en-US"/>
-        </w:rPr>
-      </w:pPr>
-      <w:r>
-        <w:t>Пины</w:t>
-      </w:r>
-      <w:r>
-        <w:rPr>
-          <w:lang w:val="en-US"/>
-        </w:rPr>
-        <w:t xml:space="preserve"> </w:t>
-      </w:r>
-      <w:r>
-        <w:t>с</w:t>
-      </w:r>
-      <w:r>
-        <w:rPr>
-          <w:lang w:val="en-US"/>
-        </w:rPr>
-        <w:t xml:space="preserve"> </w:t>
-      </w:r>
-      <w:r>
-        <w:t>маркировкой</w:t>
-      </w:r>
-      <w:r>
-        <w:rPr>
-          <w:lang w:val="en-US"/>
-        </w:rPr>
-        <w:t xml:space="preserve"> </w:t>
-      </w:r>
-      <w:r>
-        <w:rPr>
-          <w:lang w:val="en-US"/>
-        </w:rPr>
-        <w:t>A0, A1, A2, A3, A4, A5.</w:t>
+        <w:t xml:space="preserve"> A0, A1, A2, A3, A4, A5.</w:t>
       </w:r>
     </w:p>
     <w:p>
@@ -6845,9 +6666,11 @@
         </w:rPr>
         <w:t>(</w:t>
       </w:r>
+      <w:proofErr w:type="spellStart"/>
       <w:r>
         <w:t>пин</w:t>
       </w:r>
+      <w:proofErr w:type="spellEnd"/>
       <w:r>
         <w:rPr>
           <w:lang w:val="en-US"/>
@@ -7326,7 +7149,7 @@
 </file>
 
 <file path=word/endnotes.xml><?xml version="1.0" encoding="utf-8"?>
-<w:endnotes xmlns:wpc="http://schemas.microsoft.com/office/word/2010/wordprocessingCanvas" xmlns:cx="http://schemas.microsoft.com/office/drawing/2014/chartex" xmlns:cx1="http://schemas.microsoft.com/office/drawing/2015/9/8/chartex" xmlns:cx2="http://schemas.microsoft.com/office/drawing/2015/10/21/chartex" xmlns:cx3="http://schemas.microsoft.com/office/drawing/2016/5/9/chartex" xmlns:cx4="http://schemas.microsoft.com/office/drawing/2016/5/10/chartex" xmlns:cx5="http://schemas.microsoft.com/office/drawing/2016/5/11/chartex" xmlns:cx6="http://schemas.microsoft.com/office/drawing/2016/5/12/chartex" xmlns:cx7="http://schemas.microsoft.com/office/drawing/2016/5/13/chartex" xmlns:cx8="http://schemas.microsoft.com/office/drawing/2016/5/14/chartex" xmlns:mc="http://schemas.openxmlformats.org/markup-compatibility/2006" xmlns:aink="http://schemas.microsoft.com/office/drawing/2016/ink" xmlns:am3d="http://schemas.microsoft.com/office/drawing/2017/model3d" xmlns:o="urn:schemas-microsoft-com:office:office" xmlns:oel="http://schemas.microsoft.com/office/2019/extlst" xmlns:r="http://schemas.openxmlformats.org/officeDocument/2006/relationships" xmlns:m="http://schemas.openxmlformats.org/officeDocument/2006/math" xmlns:v="urn:schemas-microsoft-com:vml" xmlns:wp14="http://schemas.microsoft.com/office/word/2010/wordprocessingDrawing" xmlns:wp="http://schemas.openxmlformats.org/drawingml/2006/wordprocessingDrawing" xmlns:w10="urn:schemas-microsoft-com:office:word" xmlns:w="http://schemas.openxmlformats.org/wordprocessingml/2006/main" xmlns:w14="http://schemas.microsoft.com/office/word/2010/wordml" xmlns:w15="http://schemas.microsoft.com/office/word/2012/wordml" xmlns:w16cex="http://schemas.microsoft.com/office/word/2018/wordml/cex" xmlns:w16cid="http://schemas.microsoft.com/office/word/2016/wordml/cid" xmlns:w16="http://schemas.microsoft.com/office/word/2018/wordml" xmlns:w16du="http://schemas.microsoft.com/office/word/2023/wordml/word16du" xmlns:w16sdtdh="http://schemas.microsoft.com/office/word/2020/wordml/sdtdatahash" xmlns:w16sdtfl="http://schemas.microsoft.com/office/word/2024/wordml/sdtformatlock" xmlns:w16se="http://schemas.microsoft.com/office/word/2015/wordml/symex" xmlns:wpg="http://schemas.microsoft.com/office/word/2010/wordprocessingGroup" xmlns:wpi="http://schemas.microsoft.com/office/word/2010/wordprocessingInk" xmlns:wne="http://schemas.microsoft.com/office/word/2006/wordml" xmlns:wps="http://schemas.microsoft.com/office/word/2010/wordprocessingShape" mc:Ignorable="w14 w15 w16se w16cid w16 w16cex w16sdtdh w16sdtfl w16du wp14">
+<w:endnotes xmlns:wpc="http://schemas.microsoft.com/office/word/2010/wordprocessingCanvas" xmlns:cx="http://schemas.microsoft.com/office/drawing/2014/chartex" xmlns:mc="http://schemas.openxmlformats.org/markup-compatibility/2006" xmlns:o="urn:schemas-microsoft-com:office:office" xmlns:r="http://schemas.openxmlformats.org/officeDocument/2006/relationships" xmlns:m="http://schemas.openxmlformats.org/officeDocument/2006/math" xmlns:v="urn:schemas-microsoft-com:vml" xmlns:wp14="http://schemas.microsoft.com/office/word/2010/wordprocessingDrawing" xmlns:wp="http://schemas.openxmlformats.org/drawingml/2006/wordprocessingDrawing" xmlns:w10="urn:schemas-microsoft-com:office:word" xmlns:w="http://schemas.openxmlformats.org/wordprocessingml/2006/main" xmlns:w14="http://schemas.microsoft.com/office/word/2010/wordml" xmlns:w15="http://schemas.microsoft.com/office/word/2012/wordml" xmlns:w16se="http://schemas.microsoft.com/office/word/2015/wordml/symex" xmlns:wpg="http://schemas.microsoft.com/office/word/2010/wordprocessingGroup" xmlns:wpi="http://schemas.microsoft.com/office/word/2010/wordprocessingInk" xmlns:wne="http://schemas.microsoft.com/office/word/2006/wordml" xmlns:wps="http://schemas.microsoft.com/office/word/2010/wordprocessingShape" mc:Ignorable="w14 w15 w16se wp14">
   <w:endnote w:type="separator" w:id="-1">
     <w:p>
       <w:r>
@@ -7345,7 +7168,7 @@
 </file>
 
 <file path=word/footnotes.xml><?xml version="1.0" encoding="utf-8"?>
-<w:footnotes xmlns:wpc="http://schemas.microsoft.com/office/word/2010/wordprocessingCanvas" xmlns:cx="http://schemas.microsoft.com/office/drawing/2014/chartex" xmlns:cx1="http://schemas.microsoft.com/office/drawing/2015/9/8/chartex" xmlns:cx2="http://schemas.microsoft.com/office/drawing/2015/10/21/chartex" xmlns:cx3="http://schemas.microsoft.com/office/drawing/2016/5/9/chartex" xmlns:cx4="http://schemas.microsoft.com/office/drawing/2016/5/10/chartex" xmlns:cx5="http://schemas.microsoft.com/office/drawing/2016/5/11/chartex" xmlns:cx6="http://schemas.microsoft.com/office/drawing/2016/5/12/chartex" xmlns:cx7="http://schemas.microsoft.com/office/drawing/2016/5/13/chartex" xmlns:cx8="http://schemas.microsoft.com/office/drawing/2016/5/14/chartex" xmlns:mc="http://schemas.openxmlformats.org/markup-compatibility/2006" xmlns:aink="http://schemas.microsoft.com/office/drawing/2016/ink" xmlns:am3d="http://schemas.microsoft.com/office/drawing/2017/model3d" xmlns:o="urn:schemas-microsoft-com:office:office" xmlns:oel="http://schemas.microsoft.com/office/2019/extlst" xmlns:r="http://schemas.openxmlformats.org/officeDocument/2006/relationships" xmlns:m="http://schemas.openxmlformats.org/officeDocument/2006/math" xmlns:v="urn:schemas-microsoft-com:vml" xmlns:wp14="http://schemas.microsoft.com/office/word/2010/wordprocessingDrawing" xmlns:wp="http://schemas.openxmlformats.org/drawingml/2006/wordprocessingDrawing" xmlns:w10="urn:schemas-microsoft-com:office:word" xmlns:w="http://schemas.openxmlformats.org/wordprocessingml/2006/main" xmlns:w14="http://schemas.microsoft.com/office/word/2010/wordml" xmlns:w15="http://schemas.microsoft.com/office/word/2012/wordml" xmlns:w16cex="http://schemas.microsoft.com/office/word/2018/wordml/cex" xmlns:w16cid="http://schemas.microsoft.com/office/word/2016/wordml/cid" xmlns:w16="http://schemas.microsoft.com/office/word/2018/wordml" xmlns:w16du="http://schemas.microsoft.com/office/word/2023/wordml/word16du" xmlns:w16sdtdh="http://schemas.microsoft.com/office/word/2020/wordml/sdtdatahash" xmlns:w16sdtfl="http://schemas.microsoft.com/office/word/2024/wordml/sdtformatlock" xmlns:w16se="http://schemas.microsoft.com/office/word/2015/wordml/symex" xmlns:wpg="http://schemas.microsoft.com/office/word/2010/wordprocessingGroup" xmlns:wpi="http://schemas.microsoft.com/office/word/2010/wordprocessingInk" xmlns:wne="http://schemas.microsoft.com/office/word/2006/wordml" xmlns:wps="http://schemas.microsoft.com/office/word/2010/wordprocessingShape" mc:Ignorable="w14 w15 w16se w16cid w16 w16cex w16sdtdh w16sdtfl w16du wp14">
+<w:footnotes xmlns:wpc="http://schemas.microsoft.com/office/word/2010/wordprocessingCanvas" xmlns:cx="http://schemas.microsoft.com/office/drawing/2014/chartex" xmlns:mc="http://schemas.openxmlformats.org/markup-compatibility/2006" xmlns:o="urn:schemas-microsoft-com:office:office" xmlns:r="http://schemas.openxmlformats.org/officeDocument/2006/relationships" xmlns:m="http://schemas.openxmlformats.org/officeDocument/2006/math" xmlns:v="urn:schemas-microsoft-com:vml" xmlns:wp14="http://schemas.microsoft.com/office/word/2010/wordprocessingDrawing" xmlns:wp="http://schemas.openxmlformats.org/drawingml/2006/wordprocessingDrawing" xmlns:w10="urn:schemas-microsoft-com:office:word" xmlns:w="http://schemas.openxmlformats.org/wordprocessingml/2006/main" xmlns:w14="http://schemas.microsoft.com/office/word/2010/wordml" xmlns:w15="http://schemas.microsoft.com/office/word/2012/wordml" xmlns:w16se="http://schemas.microsoft.com/office/word/2015/wordml/symex" xmlns:wpg="http://schemas.microsoft.com/office/word/2010/wordprocessingGroup" xmlns:wpi="http://schemas.microsoft.com/office/word/2010/wordprocessingInk" xmlns:wne="http://schemas.microsoft.com/office/word/2006/wordml" xmlns:wps="http://schemas.microsoft.com/office/word/2010/wordprocessingShape" mc:Ignorable="w14 w15 w16se wp14">
   <w:footnote w:type="separator" w:id="-1">
     <w:p>
       <w:r>
@@ -7364,7 +7187,7 @@
 </file>
 
 <file path=word/header1.xml><?xml version="1.0" encoding="utf-8"?>
-<w:hdr xmlns:wpc="http://schemas.microsoft.com/office/word/2010/wordprocessingCanvas" xmlns:cx="http://schemas.microsoft.com/office/drawing/2014/chartex" xmlns:cx1="http://schemas.microsoft.com/office/drawing/2015/9/8/chartex" xmlns:cx2="http://schemas.microsoft.com/office/drawing/2015/10/21/chartex" xmlns:cx3="http://schemas.microsoft.com/office/drawing/2016/5/9/chartex" xmlns:cx4="http://schemas.microsoft.com/office/drawing/2016/5/10/chartex" xmlns:cx5="http://schemas.microsoft.com/office/drawing/2016/5/11/chartex" xmlns:cx6="http://schemas.microsoft.com/office/drawing/2016/5/12/chartex" xmlns:cx7="http://schemas.microsoft.com/office/drawing/2016/5/13/chartex" xmlns:cx8="http://schemas.microsoft.com/office/drawing/2016/5/14/chartex" xmlns:mc="http://schemas.openxmlformats.org/markup-compatibility/2006" xmlns:aink="http://schemas.microsoft.com/office/drawing/2016/ink" xmlns:am3d="http://schemas.microsoft.com/office/drawing/2017/model3d" xmlns:o="urn:schemas-microsoft-com:office:office" xmlns:oel="http://schemas.microsoft.com/office/2019/extlst" xmlns:r="http://schemas.openxmlformats.org/officeDocument/2006/relationships" xmlns:m="http://schemas.openxmlformats.org/officeDocument/2006/math" xmlns:v="urn:schemas-microsoft-com:vml" xmlns:wp14="http://schemas.microsoft.com/office/word/2010/wordprocessingDrawing" xmlns:wp="http://schemas.openxmlformats.org/drawingml/2006/wordprocessingDrawing" xmlns:w10="urn:schemas-microsoft-com:office:word" xmlns:w="http://schemas.openxmlformats.org/wordprocessingml/2006/main" xmlns:w14="http://schemas.microsoft.com/office/word/2010/wordml" xmlns:w15="http://schemas.microsoft.com/office/word/2012/wordml" xmlns:w16cex="http://schemas.microsoft.com/office/word/2018/wordml/cex" xmlns:w16cid="http://schemas.microsoft.com/office/word/2016/wordml/cid" xmlns:w16="http://schemas.microsoft.com/office/word/2018/wordml" xmlns:w16du="http://schemas.microsoft.com/office/word/2023/wordml/word16du" xmlns:w16sdtdh="http://schemas.microsoft.com/office/word/2020/wordml/sdtdatahash" xmlns:w16sdtfl="http://schemas.microsoft.com/office/word/2024/wordml/sdtformatlock" xmlns:w16se="http://schemas.microsoft.com/office/word/2015/wordml/symex" xmlns:wpg="http://schemas.microsoft.com/office/word/2010/wordprocessingGroup" xmlns:wpi="http://schemas.microsoft.com/office/word/2010/wordprocessingInk" xmlns:wne="http://schemas.microsoft.com/office/word/2006/wordml" xmlns:wps="http://schemas.microsoft.com/office/word/2010/wordprocessingShape" mc:Ignorable="w14 w15 w16se w16cid w16 w16cex w16sdtdh w16sdtfl w16du wp14">
+<w:hdr xmlns:wpc="http://schemas.microsoft.com/office/word/2010/wordprocessingCanvas" xmlns:cx="http://schemas.microsoft.com/office/drawing/2014/chartex" xmlns:mc="http://schemas.openxmlformats.org/markup-compatibility/2006" xmlns:o="urn:schemas-microsoft-com:office:office" xmlns:r="http://schemas.openxmlformats.org/officeDocument/2006/relationships" xmlns:m="http://schemas.openxmlformats.org/officeDocument/2006/math" xmlns:v="urn:schemas-microsoft-com:vml" xmlns:wp14="http://schemas.microsoft.com/office/word/2010/wordprocessingDrawing" xmlns:wp="http://schemas.openxmlformats.org/drawingml/2006/wordprocessingDrawing" xmlns:w10="urn:schemas-microsoft-com:office:word" xmlns:w="http://schemas.openxmlformats.org/wordprocessingml/2006/main" xmlns:w14="http://schemas.microsoft.com/office/word/2010/wordml" xmlns:w15="http://schemas.microsoft.com/office/word/2012/wordml" xmlns:w16se="http://schemas.microsoft.com/office/word/2015/wordml/symex" xmlns:wpg="http://schemas.microsoft.com/office/word/2010/wordprocessingGroup" xmlns:wpi="http://schemas.microsoft.com/office/word/2010/wordprocessingInk" xmlns:wne="http://schemas.microsoft.com/office/word/2006/wordml" xmlns:wps="http://schemas.microsoft.com/office/word/2010/wordprocessingShape" mc:Ignorable="w14 w15 w16se wp14">
   <w:p>
     <w:pPr>
       <w:pStyle w:val="af"/>
@@ -7375,7 +7198,7 @@
 </file>
 
 <file path=word/numbering.xml><?xml version="1.0" encoding="utf-8"?>
-<w:numbering xmlns:wpc="http://schemas.microsoft.com/office/word/2010/wordprocessingCanvas" xmlns:cx="http://schemas.microsoft.com/office/drawing/2014/chartex" xmlns:cx1="http://schemas.microsoft.com/office/drawing/2015/9/8/chartex" xmlns:cx2="http://schemas.microsoft.com/office/drawing/2015/10/21/chartex" xmlns:cx3="http://schemas.microsoft.com/office/drawing/2016/5/9/chartex" xmlns:cx4="http://schemas.microsoft.com/office/drawing/2016/5/10/chartex" xmlns:cx5="http://schemas.microsoft.com/office/drawing/2016/5/11/chartex" xmlns:cx6="http://schemas.microsoft.com/office/drawing/2016/5/12/chartex" xmlns:cx7="http://schemas.microsoft.com/office/drawing/2016/5/13/chartex" xmlns:cx8="http://schemas.microsoft.com/office/drawing/2016/5/14/chartex" xmlns:mc="http://schemas.openxmlformats.org/markup-compatibility/2006" xmlns:aink="http://schemas.microsoft.com/office/drawing/2016/ink" xmlns:am3d="http://schemas.microsoft.com/office/drawing/2017/model3d" xmlns:o="urn:schemas-microsoft-com:office:office" xmlns:oel="http://schemas.microsoft.com/office/2019/extlst" xmlns:r="http://schemas.openxmlformats.org/officeDocument/2006/relationships" xmlns:m="http://schemas.openxmlformats.org/officeDocument/2006/math" xmlns:v="urn:schemas-microsoft-com:vml" xmlns:wp14="http://schemas.microsoft.com/office/word/2010/wordprocessingDrawing" xmlns:wp="http://schemas.openxmlformats.org/drawingml/2006/wordprocessingDrawing" xmlns:w10="urn:schemas-microsoft-com:office:word" xmlns:w="http://schemas.openxmlformats.org/wordprocessingml/2006/main" xmlns:w14="http://schemas.microsoft.com/office/word/2010/wordml" xmlns:w15="http://schemas.microsoft.com/office/word/2012/wordml" xmlns:w16cex="http://schemas.microsoft.com/office/word/2018/wordml/cex" xmlns:w16cid="http://schemas.microsoft.com/office/word/2016/wordml/cid" xmlns:w16="http://schemas.microsoft.com/office/word/2018/wordml" xmlns:w16du="http://schemas.microsoft.com/office/word/2023/wordml/word16du" xmlns:w16sdtdh="http://schemas.microsoft.com/office/word/2020/wordml/sdtdatahash" xmlns:w16sdtfl="http://schemas.microsoft.com/office/word/2024/wordml/sdtformatlock" xmlns:w16se="http://schemas.microsoft.com/office/word/2015/wordml/symex" xmlns:wpg="http://schemas.microsoft.com/office/word/2010/wordprocessingGroup" xmlns:wpi="http://schemas.microsoft.com/office/word/2010/wordprocessingInk" xmlns:wne="http://schemas.microsoft.com/office/word/2006/wordml" xmlns:wps="http://schemas.microsoft.com/office/word/2010/wordprocessingShape" mc:Ignorable="w14 w15 w16se w16cid w16 w16cex w16sdtdh w16sdtfl w16du wp14">
+<w:numbering xmlns:wpc="http://schemas.microsoft.com/office/word/2010/wordprocessingCanvas" xmlns:cx="http://schemas.microsoft.com/office/drawing/2014/chartex" xmlns:mc="http://schemas.openxmlformats.org/markup-compatibility/2006" xmlns:o="urn:schemas-microsoft-com:office:office" xmlns:r="http://schemas.openxmlformats.org/officeDocument/2006/relationships" xmlns:m="http://schemas.openxmlformats.org/officeDocument/2006/math" xmlns:v="urn:schemas-microsoft-com:vml" xmlns:wp14="http://schemas.microsoft.com/office/word/2010/wordprocessingDrawing" xmlns:wp="http://schemas.openxmlformats.org/drawingml/2006/wordprocessingDrawing" xmlns:w10="urn:schemas-microsoft-com:office:word" xmlns:w="http://schemas.openxmlformats.org/wordprocessingml/2006/main" xmlns:w14="http://schemas.microsoft.com/office/word/2010/wordml" xmlns:w15="http://schemas.microsoft.com/office/word/2012/wordml" xmlns:w16se="http://schemas.microsoft.com/office/word/2015/wordml/symex" xmlns:wpg="http://schemas.microsoft.com/office/word/2010/wordprocessingGroup" xmlns:wpi="http://schemas.microsoft.com/office/word/2010/wordprocessingInk" xmlns:wne="http://schemas.microsoft.com/office/word/2006/wordml" xmlns:wps="http://schemas.microsoft.com/office/word/2010/wordprocessingShape" mc:Ignorable="w14 w15 w16se wp14">
   <w:abstractNum w:abstractNumId="0" w15:restartNumberingAfterBreak="0">
     <w:nsid w:val="38111A45"/>
     <w:multiLevelType w:val="multilevel"/>
@@ -7492,7 +7315,7 @@
   <w:abstractNum w:abstractNumId="1" w15:restartNumberingAfterBreak="0">
     <w:nsid w:val="635D41CF"/>
     <w:multiLevelType w:val="multilevel"/>
-    <w:tmpl w:val="E8489770"/>
+    <w:tmpl w:val="4FCCD636"/>
     <w:styleLink w:val="a"/>
     <w:lvl w:ilvl="0">
       <w:start w:val="1"/>
@@ -7627,16 +7450,16 @@
   <w:abstractNum w:abstractNumId="2" w15:restartNumberingAfterBreak="0">
     <w:nsid w:val="6ED64C27"/>
     <w:multiLevelType w:val="multilevel"/>
-    <w:tmpl w:val="E8489770"/>
+    <w:tmpl w:val="4FCCD636"/>
     <w:numStyleLink w:val="a"/>
   </w:abstractNum>
-  <w:num w:numId="1" w16cid:durableId="722557356">
+  <w:num w:numId="1">
     <w:abstractNumId w:val="1"/>
   </w:num>
-  <w:num w:numId="2" w16cid:durableId="2095395237">
+  <w:num w:numId="2">
     <w:abstractNumId w:val="1"/>
   </w:num>
-  <w:num w:numId="3" w16cid:durableId="1358658792">
+  <w:num w:numId="3">
     <w:abstractNumId w:val="2"/>
     <w:lvlOverride w:ilvl="0">
       <w:lvl w:ilvl="0">
@@ -7784,7 +7607,7 @@
       </w:lvl>
     </w:lvlOverride>
   </w:num>
-  <w:num w:numId="4" w16cid:durableId="596060348">
+  <w:num w:numId="4">
     <w:abstractNumId w:val="2"/>
     <w:lvlOverride w:ilvl="0">
       <w:lvl w:ilvl="0">
@@ -7932,10 +7755,10 @@
       </w:lvl>
     </w:lvlOverride>
   </w:num>
-  <w:num w:numId="5" w16cid:durableId="2109617047">
+  <w:num w:numId="5">
     <w:abstractNumId w:val="1"/>
   </w:num>
-  <w:num w:numId="6" w16cid:durableId="151021722">
+  <w:num w:numId="6">
     <w:abstractNumId w:val="1"/>
     <w:lvlOverride w:ilvl="0">
       <w:lvl w:ilvl="0">
@@ -8085,7 +7908,7 @@
       </w:lvl>
     </w:lvlOverride>
   </w:num>
-  <w:num w:numId="7" w16cid:durableId="1907256847">
+  <w:num w:numId="7">
     <w:abstractNumId w:val="1"/>
     <w:lvlOverride w:ilvl="0">
       <w:lvl w:ilvl="0">
@@ -8236,7 +8059,7 @@
       </w:lvl>
     </w:lvlOverride>
   </w:num>
-  <w:num w:numId="8" w16cid:durableId="1635478684">
+  <w:num w:numId="8">
     <w:abstractNumId w:val="1"/>
     <w:lvlOverride w:ilvl="0">
       <w:lvl w:ilvl="0">
@@ -8294,10 +8117,10 @@
       </w:lvl>
     </w:lvlOverride>
   </w:num>
-  <w:num w:numId="9" w16cid:durableId="1822961322">
+  <w:num w:numId="9">
     <w:abstractNumId w:val="0"/>
   </w:num>
-  <w:num w:numId="10" w16cid:durableId="1016998408">
+  <w:num w:numId="10">
     <w:abstractNumId w:val="1"/>
     <w:lvlOverride w:ilvl="0">
       <w:lvl w:ilvl="0">
@@ -8448,7 +8271,7 @@
       </w:lvl>
     </w:lvlOverride>
   </w:num>
-  <w:num w:numId="11" w16cid:durableId="1945108636">
+  <w:num w:numId="11">
     <w:abstractNumId w:val="1"/>
     <w:lvlOverride w:ilvl="0">
       <w:lvl w:ilvl="0">
@@ -8506,7 +8329,7 @@
       </w:lvl>
     </w:lvlOverride>
   </w:num>
-  <w:num w:numId="12" w16cid:durableId="1573782295">
+  <w:num w:numId="12">
     <w:abstractNumId w:val="1"/>
     <w:lvlOverride w:ilvl="0">
       <w:lvl w:ilvl="0">
@@ -8658,7 +8481,7 @@
       </w:lvl>
     </w:lvlOverride>
   </w:num>
-  <w:num w:numId="13" w16cid:durableId="811101855">
+  <w:num w:numId="13">
     <w:abstractNumId w:val="1"/>
     <w:lvlOverride w:ilvl="0">
       <w:lvl w:ilvl="0">
@@ -8809,7 +8632,7 @@
       </w:lvl>
     </w:lvlOverride>
   </w:num>
-  <w:num w:numId="14" w16cid:durableId="1727872311">
+  <w:num w:numId="14">
     <w:abstractNumId w:val="1"/>
     <w:lvlOverride w:ilvl="0">
       <w:lvl w:ilvl="0">
@@ -8842,6 +8665,7 @@
         </w:pPr>
         <w:rPr>
           <w:rFonts w:ascii="Times New Roman" w:hAnsi="Times New Roman" w:hint="default"/>
+          <w:b w:val="0"/>
           <w:sz w:val="28"/>
         </w:rPr>
       </w:lvl>
@@ -8959,7 +8783,7 @@
       </w:lvl>
     </w:lvlOverride>
   </w:num>
-  <w:num w:numId="15" w16cid:durableId="69011160">
+  <w:num w:numId="15">
     <w:abstractNumId w:val="1"/>
     <w:lvlOverride w:ilvl="0">
       <w:startOverride w:val="1"/>
@@ -9118,12 +8942,20 @@
       </w:lvl>
     </w:lvlOverride>
   </w:num>
-  <w:num w:numId="16" w16cid:durableId="1159729512">
+  <w:num w:numId="16">
     <w:abstractNumId w:val="1"/>
     <w:lvlOverride w:ilvl="0">
       <w:startOverride w:val="1"/>
+      <w:lvl w:ilvl="0">
+        <w:start w:val="1"/>
+        <w:numFmt w:val="decimal"/>
+        <w:pStyle w:val="1"/>
+        <w:lvlText w:val=""/>
+        <w:lvlJc w:val="left"/>
+      </w:lvl>
     </w:lvlOverride>
     <w:lvlOverride w:ilvl="1">
+      <w:startOverride w:val="1"/>
       <w:lvl w:ilvl="1">
         <w:start w:val="1"/>
         <w:numFmt w:val="decimal"/>
@@ -9144,27 +8976,69 @@
     </w:lvlOverride>
     <w:lvlOverride w:ilvl="2">
       <w:startOverride w:val="1"/>
+      <w:lvl w:ilvl="2">
+        <w:start w:val="1"/>
+        <w:numFmt w:val="decimal"/>
+        <w:lvlText w:val=""/>
+        <w:lvlJc w:val="left"/>
+      </w:lvl>
     </w:lvlOverride>
     <w:lvlOverride w:ilvl="3">
       <w:startOverride w:val="1"/>
+      <w:lvl w:ilvl="3">
+        <w:start w:val="1"/>
+        <w:numFmt w:val="decimal"/>
+        <w:lvlText w:val=""/>
+        <w:lvlJc w:val="left"/>
+      </w:lvl>
     </w:lvlOverride>
     <w:lvlOverride w:ilvl="4">
       <w:startOverride w:val="1"/>
+      <w:lvl w:ilvl="4">
+        <w:start w:val="1"/>
+        <w:numFmt w:val="decimal"/>
+        <w:lvlText w:val=""/>
+        <w:lvlJc w:val="left"/>
+      </w:lvl>
     </w:lvlOverride>
     <w:lvlOverride w:ilvl="5">
       <w:startOverride w:val="1"/>
+      <w:lvl w:ilvl="5">
+        <w:start w:val="1"/>
+        <w:numFmt w:val="decimal"/>
+        <w:lvlText w:val=""/>
+        <w:lvlJc w:val="left"/>
+      </w:lvl>
     </w:lvlOverride>
     <w:lvlOverride w:ilvl="6">
       <w:startOverride w:val="1"/>
+      <w:lvl w:ilvl="6">
+        <w:start w:val="1"/>
+        <w:numFmt w:val="decimal"/>
+        <w:lvlText w:val=""/>
+        <w:lvlJc w:val="left"/>
+      </w:lvl>
     </w:lvlOverride>
     <w:lvlOverride w:ilvl="7">
       <w:startOverride w:val="1"/>
+      <w:lvl w:ilvl="7">
+        <w:start w:val="1"/>
+        <w:numFmt w:val="decimal"/>
+        <w:lvlText w:val=""/>
+        <w:lvlJc w:val="left"/>
+      </w:lvl>
     </w:lvlOverride>
     <w:lvlOverride w:ilvl="8">
       <w:startOverride w:val="1"/>
+      <w:lvl w:ilvl="8">
+        <w:start w:val="1"/>
+        <w:numFmt w:val="decimal"/>
+        <w:lvlText w:val=""/>
+        <w:lvlJc w:val="left"/>
+      </w:lvl>
     </w:lvlOverride>
   </w:num>
-  <w:num w:numId="17" w16cid:durableId="962613699">
+  <w:num w:numId="17">
     <w:abstractNumId w:val="1"/>
     <w:lvlOverride w:ilvl="0">
       <w:lvl w:ilvl="0">
@@ -9316,7 +9190,7 @@
       </w:lvl>
     </w:lvlOverride>
   </w:num>
-  <w:num w:numId="18" w16cid:durableId="673142987">
+  <w:num w:numId="18">
     <w:abstractNumId w:val="1"/>
     <w:lvlOverride w:ilvl="0">
       <w:startOverride w:val="1"/>
@@ -9475,12 +9349,20 @@
       </w:lvl>
     </w:lvlOverride>
   </w:num>
-  <w:num w:numId="19" w16cid:durableId="471871742">
+  <w:num w:numId="19">
     <w:abstractNumId w:val="1"/>
     <w:lvlOverride w:ilvl="0">
       <w:startOverride w:val="1"/>
+      <w:lvl w:ilvl="0">
+        <w:start w:val="1"/>
+        <w:numFmt w:val="decimal"/>
+        <w:pStyle w:val="1"/>
+        <w:lvlText w:val=""/>
+        <w:lvlJc w:val="left"/>
+      </w:lvl>
     </w:lvlOverride>
     <w:lvlOverride w:ilvl="1">
+      <w:startOverride w:val="1"/>
       <w:lvl w:ilvl="1">
         <w:start w:val="1"/>
         <w:numFmt w:val="decimal"/>
@@ -9501,27 +9383,69 @@
     </w:lvlOverride>
     <w:lvlOverride w:ilvl="2">
       <w:startOverride w:val="1"/>
+      <w:lvl w:ilvl="2">
+        <w:start w:val="1"/>
+        <w:numFmt w:val="decimal"/>
+        <w:lvlText w:val=""/>
+        <w:lvlJc w:val="left"/>
+      </w:lvl>
     </w:lvlOverride>
     <w:lvlOverride w:ilvl="3">
       <w:startOverride w:val="1"/>
+      <w:lvl w:ilvl="3">
+        <w:start w:val="1"/>
+        <w:numFmt w:val="decimal"/>
+        <w:lvlText w:val=""/>
+        <w:lvlJc w:val="left"/>
+      </w:lvl>
     </w:lvlOverride>
     <w:lvlOverride w:ilvl="4">
       <w:startOverride w:val="1"/>
+      <w:lvl w:ilvl="4">
+        <w:start w:val="1"/>
+        <w:numFmt w:val="decimal"/>
+        <w:lvlText w:val=""/>
+        <w:lvlJc w:val="left"/>
+      </w:lvl>
     </w:lvlOverride>
     <w:lvlOverride w:ilvl="5">
       <w:startOverride w:val="1"/>
+      <w:lvl w:ilvl="5">
+        <w:start w:val="1"/>
+        <w:numFmt w:val="decimal"/>
+        <w:lvlText w:val=""/>
+        <w:lvlJc w:val="left"/>
+      </w:lvl>
     </w:lvlOverride>
     <w:lvlOverride w:ilvl="6">
       <w:startOverride w:val="1"/>
+      <w:lvl w:ilvl="6">
+        <w:start w:val="1"/>
+        <w:numFmt w:val="decimal"/>
+        <w:lvlText w:val=""/>
+        <w:lvlJc w:val="left"/>
+      </w:lvl>
     </w:lvlOverride>
     <w:lvlOverride w:ilvl="7">
       <w:startOverride w:val="1"/>
+      <w:lvl w:ilvl="7">
+        <w:start w:val="1"/>
+        <w:numFmt w:val="decimal"/>
+        <w:lvlText w:val=""/>
+        <w:lvlJc w:val="left"/>
+      </w:lvl>
     </w:lvlOverride>
     <w:lvlOverride w:ilvl="8">
       <w:startOverride w:val="1"/>
+      <w:lvl w:ilvl="8">
+        <w:start w:val="1"/>
+        <w:numFmt w:val="decimal"/>
+        <w:lvlText w:val=""/>
+        <w:lvlJc w:val="left"/>
+      </w:lvl>
     </w:lvlOverride>
   </w:num>
-  <w:num w:numId="20" w16cid:durableId="678970546">
+  <w:num w:numId="20">
     <w:abstractNumId w:val="1"/>
     <w:lvlOverride w:ilvl="0">
       <w:startOverride w:val="2"/>
@@ -9562,12 +9486,20 @@
       </w:lvl>
     </w:lvlOverride>
   </w:num>
-  <w:num w:numId="21" w16cid:durableId="777915157">
+  <w:num w:numId="21">
     <w:abstractNumId w:val="1"/>
     <w:lvlOverride w:ilvl="0">
       <w:startOverride w:val="1"/>
+      <w:lvl w:ilvl="0">
+        <w:start w:val="1"/>
+        <w:numFmt w:val="decimal"/>
+        <w:pStyle w:val="1"/>
+        <w:lvlText w:val=""/>
+        <w:lvlJc w:val="left"/>
+      </w:lvl>
     </w:lvlOverride>
     <w:lvlOverride w:ilvl="1">
+      <w:startOverride w:val="1"/>
       <w:lvl w:ilvl="1">
         <w:start w:val="1"/>
         <w:numFmt w:val="decimal"/>
@@ -9588,27 +9520,69 @@
     </w:lvlOverride>
     <w:lvlOverride w:ilvl="2">
       <w:startOverride w:val="1"/>
+      <w:lvl w:ilvl="2">
+        <w:start w:val="1"/>
+        <w:numFmt w:val="decimal"/>
+        <w:lvlText w:val=""/>
+        <w:lvlJc w:val="left"/>
+      </w:lvl>
     </w:lvlOverride>
     <w:lvlOverride w:ilvl="3">
       <w:startOverride w:val="1"/>
+      <w:lvl w:ilvl="3">
+        <w:start w:val="1"/>
+        <w:numFmt w:val="decimal"/>
+        <w:lvlText w:val=""/>
+        <w:lvlJc w:val="left"/>
+      </w:lvl>
     </w:lvlOverride>
     <w:lvlOverride w:ilvl="4">
       <w:startOverride w:val="1"/>
+      <w:lvl w:ilvl="4">
+        <w:start w:val="1"/>
+        <w:numFmt w:val="decimal"/>
+        <w:lvlText w:val=""/>
+        <w:lvlJc w:val="left"/>
+      </w:lvl>
     </w:lvlOverride>
     <w:lvlOverride w:ilvl="5">
       <w:startOverride w:val="1"/>
+      <w:lvl w:ilvl="5">
+        <w:start w:val="1"/>
+        <w:numFmt w:val="decimal"/>
+        <w:lvlText w:val=""/>
+        <w:lvlJc w:val="left"/>
+      </w:lvl>
     </w:lvlOverride>
     <w:lvlOverride w:ilvl="6">
       <w:startOverride w:val="1"/>
+      <w:lvl w:ilvl="6">
+        <w:start w:val="1"/>
+        <w:numFmt w:val="decimal"/>
+        <w:lvlText w:val=""/>
+        <w:lvlJc w:val="left"/>
+      </w:lvl>
     </w:lvlOverride>
     <w:lvlOverride w:ilvl="7">
       <w:startOverride w:val="1"/>
+      <w:lvl w:ilvl="7">
+        <w:start w:val="1"/>
+        <w:numFmt w:val="decimal"/>
+        <w:lvlText w:val=""/>
+        <w:lvlJc w:val="left"/>
+      </w:lvl>
     </w:lvlOverride>
     <w:lvlOverride w:ilvl="8">
       <w:startOverride w:val="1"/>
+      <w:lvl w:ilvl="8">
+        <w:start w:val="1"/>
+        <w:numFmt w:val="decimal"/>
+        <w:lvlText w:val=""/>
+        <w:lvlJc w:val="left"/>
+      </w:lvl>
     </w:lvlOverride>
   </w:num>
-  <w:num w:numId="22" w16cid:durableId="1795514125">
+  <w:num w:numId="22">
     <w:abstractNumId w:val="1"/>
     <w:lvlOverride w:ilvl="0">
       <w:lvl w:ilvl="0">
@@ -9758,7 +9732,7 @@
       </w:lvl>
     </w:lvlOverride>
   </w:num>
-  <w:num w:numId="23" w16cid:durableId="815999800">
+  <w:num w:numId="23">
     <w:abstractNumId w:val="1"/>
     <w:lvlOverride w:ilvl="0">
       <w:lvl w:ilvl="0">
@@ -9910,12 +9884,20 @@
       </w:lvl>
     </w:lvlOverride>
   </w:num>
-  <w:num w:numId="24" w16cid:durableId="486015431">
+  <w:num w:numId="24">
     <w:abstractNumId w:val="1"/>
     <w:lvlOverride w:ilvl="0">
       <w:startOverride w:val="1"/>
+      <w:lvl w:ilvl="0">
+        <w:start w:val="1"/>
+        <w:numFmt w:val="decimal"/>
+        <w:pStyle w:val="1"/>
+        <w:lvlText w:val=""/>
+        <w:lvlJc w:val="left"/>
+      </w:lvl>
     </w:lvlOverride>
     <w:lvlOverride w:ilvl="1">
+      <w:startOverride w:val="1"/>
       <w:lvl w:ilvl="1">
         <w:start w:val="1"/>
         <w:numFmt w:val="decimal"/>
@@ -9936,27 +9918,69 @@
     </w:lvlOverride>
     <w:lvlOverride w:ilvl="2">
       <w:startOverride w:val="1"/>
+      <w:lvl w:ilvl="2">
+        <w:start w:val="1"/>
+        <w:numFmt w:val="decimal"/>
+        <w:lvlText w:val=""/>
+        <w:lvlJc w:val="left"/>
+      </w:lvl>
     </w:lvlOverride>
     <w:lvlOverride w:ilvl="3">
       <w:startOverride w:val="1"/>
+      <w:lvl w:ilvl="3">
+        <w:start w:val="1"/>
+        <w:numFmt w:val="decimal"/>
+        <w:lvlText w:val=""/>
+        <w:lvlJc w:val="left"/>
+      </w:lvl>
     </w:lvlOverride>
     <w:lvlOverride w:ilvl="4">
       <w:startOverride w:val="1"/>
+      <w:lvl w:ilvl="4">
+        <w:start w:val="1"/>
+        <w:numFmt w:val="decimal"/>
+        <w:lvlText w:val=""/>
+        <w:lvlJc w:val="left"/>
+      </w:lvl>
     </w:lvlOverride>
     <w:lvlOverride w:ilvl="5">
       <w:startOverride w:val="1"/>
+      <w:lvl w:ilvl="5">
+        <w:start w:val="1"/>
+        <w:numFmt w:val="decimal"/>
+        <w:lvlText w:val=""/>
+        <w:lvlJc w:val="left"/>
+      </w:lvl>
     </w:lvlOverride>
     <w:lvlOverride w:ilvl="6">
       <w:startOverride w:val="1"/>
+      <w:lvl w:ilvl="6">
+        <w:start w:val="1"/>
+        <w:numFmt w:val="decimal"/>
+        <w:lvlText w:val=""/>
+        <w:lvlJc w:val="left"/>
+      </w:lvl>
     </w:lvlOverride>
     <w:lvlOverride w:ilvl="7">
       <w:startOverride w:val="1"/>
+      <w:lvl w:ilvl="7">
+        <w:start w:val="1"/>
+        <w:numFmt w:val="decimal"/>
+        <w:lvlText w:val=""/>
+        <w:lvlJc w:val="left"/>
+      </w:lvl>
     </w:lvlOverride>
     <w:lvlOverride w:ilvl="8">
       <w:startOverride w:val="1"/>
+      <w:lvl w:ilvl="8">
+        <w:start w:val="1"/>
+        <w:numFmt w:val="decimal"/>
+        <w:lvlText w:val=""/>
+        <w:lvlJc w:val="left"/>
+      </w:lvl>
     </w:lvlOverride>
   </w:num>
-  <w:num w:numId="25" w16cid:durableId="1821077869">
+  <w:num w:numId="25">
     <w:abstractNumId w:val="1"/>
     <w:lvlOverride w:ilvl="0">
       <w:lvl w:ilvl="0">
@@ -10108,12 +10132,20 @@
       </w:lvl>
     </w:lvlOverride>
   </w:num>
-  <w:num w:numId="26" w16cid:durableId="1520729523">
+  <w:num w:numId="26">
     <w:abstractNumId w:val="1"/>
     <w:lvlOverride w:ilvl="0">
       <w:startOverride w:val="1"/>
+      <w:lvl w:ilvl="0">
+        <w:start w:val="1"/>
+        <w:numFmt w:val="decimal"/>
+        <w:pStyle w:val="1"/>
+        <w:lvlText w:val=""/>
+        <w:lvlJc w:val="left"/>
+      </w:lvl>
     </w:lvlOverride>
     <w:lvlOverride w:ilvl="1">
+      <w:startOverride w:val="1"/>
       <w:lvl w:ilvl="1">
         <w:start w:val="1"/>
         <w:numFmt w:val="decimal"/>
@@ -10134,27 +10166,69 @@
     </w:lvlOverride>
     <w:lvlOverride w:ilvl="2">
       <w:startOverride w:val="1"/>
+      <w:lvl w:ilvl="2">
+        <w:start w:val="1"/>
+        <w:numFmt w:val="decimal"/>
+        <w:lvlText w:val=""/>
+        <w:lvlJc w:val="left"/>
+      </w:lvl>
     </w:lvlOverride>
     <w:lvlOverride w:ilvl="3">
       <w:startOverride w:val="1"/>
+      <w:lvl w:ilvl="3">
+        <w:start w:val="1"/>
+        <w:numFmt w:val="decimal"/>
+        <w:lvlText w:val=""/>
+        <w:lvlJc w:val="left"/>
+      </w:lvl>
     </w:lvlOverride>
     <w:lvlOverride w:ilvl="4">
       <w:startOverride w:val="1"/>
+      <w:lvl w:ilvl="4">
+        <w:start w:val="1"/>
+        <w:numFmt w:val="decimal"/>
+        <w:lvlText w:val=""/>
+        <w:lvlJc w:val="left"/>
+      </w:lvl>
     </w:lvlOverride>
     <w:lvlOverride w:ilvl="5">
       <w:startOverride w:val="1"/>
+      <w:lvl w:ilvl="5">
+        <w:start w:val="1"/>
+        <w:numFmt w:val="decimal"/>
+        <w:lvlText w:val=""/>
+        <w:lvlJc w:val="left"/>
+      </w:lvl>
     </w:lvlOverride>
     <w:lvlOverride w:ilvl="6">
       <w:startOverride w:val="1"/>
+      <w:lvl w:ilvl="6">
+        <w:start w:val="1"/>
+        <w:numFmt w:val="decimal"/>
+        <w:lvlText w:val=""/>
+        <w:lvlJc w:val="left"/>
+      </w:lvl>
     </w:lvlOverride>
     <w:lvlOverride w:ilvl="7">
       <w:startOverride w:val="1"/>
+      <w:lvl w:ilvl="7">
+        <w:start w:val="1"/>
+        <w:numFmt w:val="decimal"/>
+        <w:lvlText w:val=""/>
+        <w:lvlJc w:val="left"/>
+      </w:lvl>
     </w:lvlOverride>
     <w:lvlOverride w:ilvl="8">
       <w:startOverride w:val="1"/>
+      <w:lvl w:ilvl="8">
+        <w:start w:val="1"/>
+        <w:numFmt w:val="decimal"/>
+        <w:lvlText w:val=""/>
+        <w:lvlJc w:val="left"/>
+      </w:lvl>
     </w:lvlOverride>
   </w:num>
-  <w:num w:numId="27" w16cid:durableId="164320246">
+  <w:num w:numId="27">
     <w:abstractNumId w:val="1"/>
     <w:lvlOverride w:ilvl="0">
       <w:lvl w:ilvl="0">
@@ -10306,7 +10380,7 @@
       </w:lvl>
     </w:lvlOverride>
   </w:num>
-  <w:num w:numId="28" w16cid:durableId="974873673">
+  <w:num w:numId="28">
     <w:abstractNumId w:val="1"/>
     <w:lvlOverride w:ilvl="0">
       <w:lvl w:ilvl="0">
@@ -10458,7 +10532,7 @@
       </w:lvl>
     </w:lvlOverride>
   </w:num>
-  <w:num w:numId="29" w16cid:durableId="1447038490">
+  <w:num w:numId="29">
     <w:abstractNumId w:val="1"/>
     <w:lvlOverride w:ilvl="0">
       <w:lvl w:ilvl="0">
@@ -10610,7 +10684,7 @@
       </w:lvl>
     </w:lvlOverride>
   </w:num>
-  <w:num w:numId="30" w16cid:durableId="508956259">
+  <w:num w:numId="30">
     <w:abstractNumId w:val="1"/>
     <w:lvlOverride w:ilvl="0">
       <w:startOverride w:val="1"/>
@@ -10769,7 +10843,7 @@
       </w:lvl>
     </w:lvlOverride>
   </w:num>
-  <w:num w:numId="31" w16cid:durableId="2083090878">
+  <w:num w:numId="31">
     <w:abstractNumId w:val="1"/>
     <w:lvlOverride w:ilvl="0">
       <w:startOverride w:val="1"/>
@@ -10928,7 +11002,7 @@
       </w:lvl>
     </w:lvlOverride>
   </w:num>
-  <w:num w:numId="32" w16cid:durableId="57368981">
+  <w:num w:numId="32">
     <w:abstractNumId w:val="1"/>
     <w:lvlOverride w:ilvl="0">
       <w:startOverride w:val="1"/>
@@ -11087,7 +11161,7 @@
       </w:lvl>
     </w:lvlOverride>
   </w:num>
-  <w:num w:numId="33" w16cid:durableId="490096306">
+  <w:num w:numId="33">
     <w:abstractNumId w:val="1"/>
     <w:lvlOverride w:ilvl="0">
       <w:startOverride w:val="1"/>
@@ -11246,7 +11320,7 @@
       </w:lvl>
     </w:lvlOverride>
   </w:num>
-  <w:num w:numId="34" w16cid:durableId="944534614">
+  <w:num w:numId="34">
     <w:abstractNumId w:val="1"/>
     <w:lvlOverride w:ilvl="0">
       <w:startOverride w:val="1"/>
@@ -11405,7 +11479,7 @@
       </w:lvl>
     </w:lvlOverride>
   </w:num>
-  <w:num w:numId="35" w16cid:durableId="1465192207">
+  <w:num w:numId="35">
     <w:abstractNumId w:val="1"/>
     <w:lvlOverride w:ilvl="0">
       <w:startOverride w:val="1"/>
@@ -11564,7 +11638,7 @@
       </w:lvl>
     </w:lvlOverride>
   </w:num>
-  <w:num w:numId="36" w16cid:durableId="1601596607">
+  <w:num w:numId="36">
     <w:abstractNumId w:val="1"/>
     <w:lvlOverride w:ilvl="0">
       <w:startOverride w:val="1"/>
@@ -11723,7 +11797,7 @@
       </w:lvl>
     </w:lvlOverride>
   </w:num>
-  <w:num w:numId="37" w16cid:durableId="611981049">
+  <w:num w:numId="37">
     <w:abstractNumId w:val="1"/>
     <w:lvlOverride w:ilvl="0">
       <w:startOverride w:val="1"/>
@@ -11882,12 +11956,20 @@
       </w:lvl>
     </w:lvlOverride>
   </w:num>
-  <w:num w:numId="38" w16cid:durableId="1828786464">
+  <w:num w:numId="38">
     <w:abstractNumId w:val="1"/>
     <w:lvlOverride w:ilvl="0">
       <w:startOverride w:val="1"/>
+      <w:lvl w:ilvl="0">
+        <w:start w:val="1"/>
+        <w:numFmt w:val="decimal"/>
+        <w:pStyle w:val="1"/>
+        <w:lvlText w:val=""/>
+        <w:lvlJc w:val="left"/>
+      </w:lvl>
     </w:lvlOverride>
     <w:lvlOverride w:ilvl="1">
+      <w:startOverride w:val="1"/>
       <w:lvl w:ilvl="1">
         <w:start w:val="1"/>
         <w:numFmt w:val="decimal"/>
@@ -11907,6 +11989,7 @@
       </w:lvl>
     </w:lvlOverride>
     <w:lvlOverride w:ilvl="2">
+      <w:startOverride w:val="1"/>
       <w:lvl w:ilvl="2">
         <w:start w:val="1"/>
         <w:numFmt w:val="decimal"/>
@@ -11926,24 +12009,60 @@
     </w:lvlOverride>
     <w:lvlOverride w:ilvl="3">
       <w:startOverride w:val="1"/>
+      <w:lvl w:ilvl="3">
+        <w:start w:val="1"/>
+        <w:numFmt w:val="decimal"/>
+        <w:lvlText w:val=""/>
+        <w:lvlJc w:val="left"/>
+      </w:lvl>
     </w:lvlOverride>
     <w:lvlOverride w:ilvl="4">
       <w:startOverride w:val="1"/>
+      <w:lvl w:ilvl="4">
+        <w:start w:val="1"/>
+        <w:numFmt w:val="decimal"/>
+        <w:lvlText w:val=""/>
+        <w:lvlJc w:val="left"/>
+      </w:lvl>
     </w:lvlOverride>
     <w:lvlOverride w:ilvl="5">
       <w:startOverride w:val="1"/>
+      <w:lvl w:ilvl="5">
+        <w:start w:val="1"/>
+        <w:numFmt w:val="decimal"/>
+        <w:lvlText w:val=""/>
+        <w:lvlJc w:val="left"/>
+      </w:lvl>
     </w:lvlOverride>
     <w:lvlOverride w:ilvl="6">
       <w:startOverride w:val="1"/>
+      <w:lvl w:ilvl="6">
+        <w:start w:val="1"/>
+        <w:numFmt w:val="decimal"/>
+        <w:lvlText w:val=""/>
+        <w:lvlJc w:val="left"/>
+      </w:lvl>
     </w:lvlOverride>
     <w:lvlOverride w:ilvl="7">
       <w:startOverride w:val="1"/>
+      <w:lvl w:ilvl="7">
+        <w:start w:val="1"/>
+        <w:numFmt w:val="decimal"/>
+        <w:lvlText w:val=""/>
+        <w:lvlJc w:val="left"/>
+      </w:lvl>
     </w:lvlOverride>
     <w:lvlOverride w:ilvl="8">
       <w:startOverride w:val="1"/>
+      <w:lvl w:ilvl="8">
+        <w:start w:val="1"/>
+        <w:numFmt w:val="decimal"/>
+        <w:lvlText w:val=""/>
+        <w:lvlJc w:val="left"/>
+      </w:lvl>
     </w:lvlOverride>
   </w:num>
-  <w:num w:numId="39" w16cid:durableId="1167094570">
+  <w:num w:numId="39">
     <w:abstractNumId w:val="1"/>
     <w:lvlOverride w:ilvl="0">
       <w:lvl w:ilvl="0">
@@ -12095,7 +12214,7 @@
       </w:lvl>
     </w:lvlOverride>
   </w:num>
-  <w:num w:numId="40" w16cid:durableId="1631352182">
+  <w:num w:numId="40">
     <w:abstractNumId w:val="1"/>
     <w:lvlOverride w:ilvl="0">
       <w:startOverride w:val="1"/>
@@ -12254,9 +12373,10 @@
       </w:lvl>
     </w:lvlOverride>
   </w:num>
-  <w:num w:numId="41" w16cid:durableId="246817024">
+  <w:num w:numId="41">
     <w:abstractNumId w:val="1"/>
     <w:lvlOverride w:ilvl="0">
+      <w:startOverride w:val="1"/>
       <w:lvl w:ilvl="0">
         <w:start w:val="1"/>
         <w:numFmt w:val="decimal"/>
@@ -12275,6 +12395,7 @@
       </w:lvl>
     </w:lvlOverride>
     <w:lvlOverride w:ilvl="1">
+      <w:startOverride w:val="1"/>
       <w:lvl w:ilvl="1">
         <w:start w:val="1"/>
         <w:numFmt w:val="decimal"/>
@@ -12294,6 +12415,7 @@
       </w:lvl>
     </w:lvlOverride>
     <w:lvlOverride w:ilvl="2">
+      <w:startOverride w:val="1"/>
       <w:lvl w:ilvl="2">
         <w:start w:val="1"/>
         <w:numFmt w:val="decimal"/>
@@ -12313,24 +12435,60 @@
     </w:lvlOverride>
     <w:lvlOverride w:ilvl="3">
       <w:startOverride w:val="1"/>
+      <w:lvl w:ilvl="3">
+        <w:start w:val="1"/>
+        <w:numFmt w:val="decimal"/>
+        <w:lvlText w:val=""/>
+        <w:lvlJc w:val="left"/>
+      </w:lvl>
     </w:lvlOverride>
     <w:lvlOverride w:ilvl="4">
       <w:startOverride w:val="1"/>
+      <w:lvl w:ilvl="4">
+        <w:start w:val="1"/>
+        <w:numFmt w:val="decimal"/>
+        <w:lvlText w:val=""/>
+        <w:lvlJc w:val="left"/>
+      </w:lvl>
     </w:lvlOverride>
     <w:lvlOverride w:ilvl="5">
       <w:startOverride w:val="1"/>
+      <w:lvl w:ilvl="5">
+        <w:start w:val="1"/>
+        <w:numFmt w:val="decimal"/>
+        <w:lvlText w:val=""/>
+        <w:lvlJc w:val="left"/>
+      </w:lvl>
     </w:lvlOverride>
     <w:lvlOverride w:ilvl="6">
       <w:startOverride w:val="1"/>
+      <w:lvl w:ilvl="6">
+        <w:start w:val="1"/>
+        <w:numFmt w:val="decimal"/>
+        <w:lvlText w:val=""/>
+        <w:lvlJc w:val="left"/>
+      </w:lvl>
     </w:lvlOverride>
     <w:lvlOverride w:ilvl="7">
       <w:startOverride w:val="1"/>
+      <w:lvl w:ilvl="7">
+        <w:start w:val="1"/>
+        <w:numFmt w:val="decimal"/>
+        <w:lvlText w:val=""/>
+        <w:lvlJc w:val="left"/>
+      </w:lvl>
     </w:lvlOverride>
     <w:lvlOverride w:ilvl="8">
       <w:startOverride w:val="1"/>
+      <w:lvl w:ilvl="8">
+        <w:start w:val="1"/>
+        <w:numFmt w:val="decimal"/>
+        <w:lvlText w:val=""/>
+        <w:lvlJc w:val="left"/>
+      </w:lvl>
     </w:lvlOverride>
   </w:num>
-  <w:num w:numId="42" w16cid:durableId="2115636370">
+  <w:num w:numId="42">
     <w:abstractNumId w:val="1"/>
     <w:lvlOverride w:ilvl="0">
       <w:startOverride w:val="1"/>
@@ -12491,7 +12649,7 @@
       </w:lvl>
     </w:lvlOverride>
   </w:num>
-  <w:num w:numId="43" w16cid:durableId="861627561">
+  <w:num w:numId="43">
     <w:abstractNumId w:val="1"/>
     <w:lvlOverride w:ilvl="0">
       <w:startOverride w:val="1"/>
@@ -12650,9 +12808,10 @@
       </w:lvl>
     </w:lvlOverride>
   </w:num>
-  <w:num w:numId="44" w16cid:durableId="1309362549">
+  <w:num w:numId="44">
     <w:abstractNumId w:val="1"/>
     <w:lvlOverride w:ilvl="0">
+      <w:startOverride w:val="1"/>
       <w:lvl w:ilvl="0">
         <w:start w:val="1"/>
         <w:numFmt w:val="decimal"/>
@@ -12671,6 +12830,7 @@
       </w:lvl>
     </w:lvlOverride>
     <w:lvlOverride w:ilvl="1">
+      <w:startOverride w:val="1"/>
       <w:lvl w:ilvl="1">
         <w:start w:val="1"/>
         <w:numFmt w:val="decimal"/>
@@ -12690,6 +12850,7 @@
       </w:lvl>
     </w:lvlOverride>
     <w:lvlOverride w:ilvl="2">
+      <w:startOverride w:val="1"/>
       <w:lvl w:ilvl="2">
         <w:start w:val="1"/>
         <w:numFmt w:val="decimal"/>
@@ -12709,28 +12870,64 @@
     </w:lvlOverride>
     <w:lvlOverride w:ilvl="3">
       <w:startOverride w:val="1"/>
+      <w:lvl w:ilvl="3">
+        <w:start w:val="1"/>
+        <w:numFmt w:val="decimal"/>
+        <w:lvlText w:val=""/>
+        <w:lvlJc w:val="left"/>
+      </w:lvl>
     </w:lvlOverride>
     <w:lvlOverride w:ilvl="4">
       <w:startOverride w:val="1"/>
+      <w:lvl w:ilvl="4">
+        <w:start w:val="1"/>
+        <w:numFmt w:val="decimal"/>
+        <w:lvlText w:val=""/>
+        <w:lvlJc w:val="left"/>
+      </w:lvl>
     </w:lvlOverride>
     <w:lvlOverride w:ilvl="5">
       <w:startOverride w:val="1"/>
+      <w:lvl w:ilvl="5">
+        <w:start w:val="1"/>
+        <w:numFmt w:val="decimal"/>
+        <w:lvlText w:val=""/>
+        <w:lvlJc w:val="left"/>
+      </w:lvl>
     </w:lvlOverride>
     <w:lvlOverride w:ilvl="6">
       <w:startOverride w:val="1"/>
+      <w:lvl w:ilvl="6">
+        <w:start w:val="1"/>
+        <w:numFmt w:val="decimal"/>
+        <w:lvlText w:val=""/>
+        <w:lvlJc w:val="left"/>
+      </w:lvl>
     </w:lvlOverride>
     <w:lvlOverride w:ilvl="7">
       <w:startOverride w:val="1"/>
+      <w:lvl w:ilvl="7">
+        <w:start w:val="1"/>
+        <w:numFmt w:val="decimal"/>
+        <w:lvlText w:val=""/>
+        <w:lvlJc w:val="left"/>
+      </w:lvl>
     </w:lvlOverride>
     <w:lvlOverride w:ilvl="8">
       <w:startOverride w:val="1"/>
+      <w:lvl w:ilvl="8">
+        <w:start w:val="1"/>
+        <w:numFmt w:val="decimal"/>
+        <w:lvlText w:val=""/>
+        <w:lvlJc w:val="left"/>
+      </w:lvl>
     </w:lvlOverride>
   </w:num>
 </w:numbering>
 </file>
 
 <file path=word/styles.xml><?xml version="1.0" encoding="utf-8"?>
-<w:styles xmlns:mc="http://schemas.openxmlformats.org/markup-compatibility/2006" xmlns:r="http://schemas.openxmlformats.org/officeDocument/2006/relationships" xmlns:w="http://schemas.openxmlformats.org/wordprocessingml/2006/main" xmlns:w14="http://schemas.microsoft.com/office/word/2010/wordml" xmlns:w15="http://schemas.microsoft.com/office/word/2012/wordml" xmlns:w16cex="http://schemas.microsoft.com/office/word/2018/wordml/cex" xmlns:w16cid="http://schemas.microsoft.com/office/word/2016/wordml/cid" xmlns:w16="http://schemas.microsoft.com/office/word/2018/wordml" xmlns:w16du="http://schemas.microsoft.com/office/word/2023/wordml/word16du" xmlns:w16sdtdh="http://schemas.microsoft.com/office/word/2020/wordml/sdtdatahash" xmlns:w16sdtfl="http://schemas.microsoft.com/office/word/2024/wordml/sdtformatlock" xmlns:w16se="http://schemas.microsoft.com/office/word/2015/wordml/symex" mc:Ignorable="w14 w15 w16se w16cid w16 w16cex w16sdtdh w16sdtfl w16du">
+<w:styles xmlns:mc="http://schemas.openxmlformats.org/markup-compatibility/2006" xmlns:r="http://schemas.openxmlformats.org/officeDocument/2006/relationships" xmlns:w="http://schemas.openxmlformats.org/wordprocessingml/2006/main" xmlns:w14="http://schemas.microsoft.com/office/word/2010/wordml" xmlns:w15="http://schemas.microsoft.com/office/word/2012/wordml" xmlns:w16se="http://schemas.microsoft.com/office/word/2015/wordml/symex" mc:Ignorable="w14 w15 w16se">
   <w:docDefaults>
     <w:rPrDefault>
       <w:rPr>
@@ -12747,7 +12944,7 @@
       </w:pPr>
     </w:pPrDefault>
   </w:docDefaults>
-  <w:latentStyles w:defLockedState="0" w:defUIPriority="99" w:defSemiHidden="0" w:defUnhideWhenUsed="0" w:defQFormat="0" w:count="376">
+  <w:latentStyles w:defLockedState="0" w:defUIPriority="99" w:defSemiHidden="0" w:defUnhideWhenUsed="0" w:defQFormat="0" w:count="371">
     <w:lsdException w:name="Normal" w:uiPriority="0" w:qFormat="1"/>
     <w:lsdException w:name="heading 1" w:uiPriority="9" w:qFormat="1"/>
     <w:lsdException w:name="heading 2" w:semiHidden="1" w:uiPriority="9" w:unhideWhenUsed="1" w:qFormat="1"/>
@@ -13119,11 +13316,6 @@
     <w:lsdException w:name="List Table 5 Dark Accent 6" w:uiPriority="50"/>
     <w:lsdException w:name="List Table 6 Colorful Accent 6" w:uiPriority="51"/>
     <w:lsdException w:name="List Table 7 Colorful Accent 6" w:uiPriority="52"/>
-    <w:lsdException w:name="Mention" w:semiHidden="1" w:unhideWhenUsed="1"/>
-    <w:lsdException w:name="Smart Hyperlink" w:semiHidden="1" w:unhideWhenUsed="1"/>
-    <w:lsdException w:name="Hashtag" w:semiHidden="1" w:unhideWhenUsed="1"/>
-    <w:lsdException w:name="Unresolved Mention" w:semiHidden="1" w:unhideWhenUsed="1"/>
-    <w:lsdException w:name="Smart Link" w:semiHidden="1" w:unhideWhenUsed="1"/>
   </w:latentStyles>
   <w:style w:type="paragraph" w:default="1" w:styleId="a0">
     <w:name w:val="Normal"/>
@@ -13338,6 +13530,7 @@
   <w:style w:type="character" w:default="1" w:styleId="a1">
     <w:name w:val="Default Paragraph Font"/>
     <w:uiPriority w:val="1"/>
+    <w:semiHidden/>
     <w:unhideWhenUsed/>
   </w:style>
   <w:style w:type="table" w:default="1" w:styleId="a2">

--- a/Отчёты луканин.docx
+++ b/Отчёты луканин.docx
@@ -1313,7 +1313,7 @@
             <v:path o:extrusionok="f" gradientshapeok="t" o:connecttype="rect"/>
             <o:lock v:ext="edit" aspectratio="t"/>
           </v:shapetype>
-          <v:shape id="_x0000_i1025" type="#_x0000_t75" style="width:450.4pt;height:33.5pt">
+          <v:shape id="_x0000_i1025" type="#_x0000_t75" style="width:450.75pt;height:33.75pt">
             <v:imagedata r:id="rId7" o:title="Версия"/>
           </v:shape>
         </w:pict>
@@ -1329,7 +1329,7 @@
       </w:pPr>
       <w:r>
         <w:pict w14:anchorId="3A8A3DED">
-          <v:shape id="_x0000_i1026" type="#_x0000_t75" style="width:466.35pt;height:244.45pt">
+          <v:shape id="_x0000_i1026" type="#_x0000_t75" style="width:466.5pt;height:244.5pt">
             <v:imagedata r:id="rId8" o:title="link"/>
           </v:shape>
         </w:pict>
@@ -1408,7 +1408,7 @@
       </w:pPr>
       <w:r>
         <w:pict w14:anchorId="4652BE9C">
-          <v:shape id="_x0000_i1027" type="#_x0000_t75" style="width:467.15pt;height:16.75pt">
+          <v:shape id="_x0000_i1027" type="#_x0000_t75" style="width:467.25pt;height:16.5pt">
             <v:imagedata r:id="rId10" o:title="Компиляция"/>
           </v:shape>
         </w:pict>
@@ -1424,7 +1424,7 @@
       </w:pPr>
       <w:r>
         <w:pict w14:anchorId="4894A7BF">
-          <v:shape id="_x0000_i1028" type="#_x0000_t75" style="width:467.15pt;height:48.55pt">
+          <v:shape id="_x0000_i1028" type="#_x0000_t75" style="width:467.25pt;height:48.75pt">
             <v:imagedata r:id="rId11" o:title="выводд1"/>
           </v:shape>
         </w:pict>
@@ -1495,7 +1495,7 @@
       </w:pPr>
       <w:r>
         <w:pict w14:anchorId="4B9D205E">
-          <v:shape id="_x0000_i1029" type="#_x0000_t75" style="width:467.15pt;height:64.45pt">
+          <v:shape id="_x0000_i1029" type="#_x0000_t75" style="width:466.5pt;height:64.5pt">
             <v:imagedata r:id="rId13" o:title="hello2"/>
           </v:shape>
         </w:pict>
@@ -1511,7 +1511,7 @@
       </w:pPr>
       <w:r>
         <w:pict w14:anchorId="522303DB">
-          <v:shape id="_x0000_i1030" type="#_x0000_t75" style="width:467.15pt;height:307.25pt">
+          <v:shape id="_x0000_i1030" type="#_x0000_t75" style="width:467.25pt;height:307.5pt">
             <v:imagedata r:id="rId14" o:title="sasm"/>
           </v:shape>
         </w:pict>
@@ -1528,7 +1528,7 @@
       <w:r>
         <w:lastRenderedPageBreak/>
         <w:pict w14:anchorId="2A7943B2">
-          <v:shape id="_x0000_i1031" type="#_x0000_t75" style="width:467.15pt;height:307.25pt">
+          <v:shape id="_x0000_i1031" type="#_x0000_t75" style="width:467.25pt;height:307.5pt">
             <v:imagedata r:id="rId15" o:title="SasmRun"/>
           </v:shape>
         </w:pict>
@@ -1544,7 +1544,7 @@
       </w:pPr>
       <w:r>
         <w:pict w14:anchorId="7B146D83">
-          <v:shape id="_x0000_i1032" type="#_x0000_t75" style="width:467.15pt;height:307.25pt">
+          <v:shape id="_x0000_i1032" type="#_x0000_t75" style="width:467.25pt;height:307.5pt">
             <v:imagedata r:id="rId16" o:title="debbag"/>
           </v:shape>
         </w:pict>
@@ -1561,7 +1561,7 @@
       <w:r>
         <w:lastRenderedPageBreak/>
         <w:pict w14:anchorId="214C671C">
-          <v:shape id="_x0000_i1033" type="#_x0000_t75" style="width:467.15pt;height:307.25pt">
+          <v:shape id="_x0000_i1033" type="#_x0000_t75" style="width:467.25pt;height:307.5pt">
             <v:imagedata r:id="rId17" o:title="debbaextended"/>
           </v:shape>
         </w:pict>
@@ -1577,7 +1577,7 @@
       </w:pPr>
       <w:r>
         <w:pict w14:anchorId="26C7F77C">
-          <v:shape id="_x0000_i1034" type="#_x0000_t75" style="width:467.15pt;height:329.85pt">
+          <v:shape id="_x0000_i1034" type="#_x0000_t75" style="width:467.25pt;height:330pt">
             <v:imagedata r:id="rId18" o:title="Параметры"/>
           </v:shape>
         </w:pict>
@@ -1594,7 +1594,7 @@
       <w:r>
         <w:lastRenderedPageBreak/>
         <w:pict w14:anchorId="1CB99557">
-          <v:shape id="_x0000_i1035" type="#_x0000_t75" style="width:466.35pt;height:252.85pt">
+          <v:shape id="_x0000_i1035" type="#_x0000_t75" style="width:466.5pt;height:252.75pt">
             <v:imagedata r:id="rId19" o:title="помощь"/>
           </v:shape>
         </w:pict>
@@ -5198,12 +5198,7 @@
         <w:ind w:left="567"/>
       </w:pPr>
       <w:r>
-        <w:t xml:space="preserve">Инструмент для </w:t>
-      </w:r>
-      <w:bookmarkStart w:id="0" w:name="_GoBack"/>
-      <w:bookmarkEnd w:id="0"/>
-      <w:r>
-        <w:t>монтажа</w:t>
+        <w:t>Инструмент для монтажа</w:t>
       </w:r>
       <w:r>
         <w:t xml:space="preserve"> </w:t>
@@ -6839,7 +6834,7 @@
         <w:pStyle w:val="1"/>
         <w:numPr>
           <w:ilvl w:val="0"/>
-          <w:numId w:val="15"/>
+          <w:numId w:val="46"/>
         </w:numPr>
       </w:pPr>
       <w:r>
@@ -7124,14 +7119,696 @@
     </w:p>
     <w:p>
       <w:pPr>
+        <w:spacing w:after="160" w:line="259" w:lineRule="auto"/>
+        <w:ind w:firstLine="0"/>
+        <w:jc w:val="left"/>
+      </w:pPr>
+      <w:r>
+        <w:rPr>
+          <w:b/>
+          <w:bCs/>
+        </w:rPr>
+        <w:br w:type="page"/>
+      </w:r>
+    </w:p>
+    <w:p>
+      <w:pPr>
         <w:pStyle w:val="1"/>
         <w:numPr>
           <w:ilvl w:val="0"/>
           <w:numId w:val="0"/>
         </w:numPr>
         <w:ind w:left="708"/>
-        <w:rPr>
+        <w:jc w:val="center"/>
+        <w:rPr>
+          <w:rFonts w:ascii="TimesNewRomanPS-BoldMT" w:hAnsi="TimesNewRomanPS-BoldMT"/>
+          <w:bCs w:val="0"/>
+          <w:color w:val="000000"/>
+          <w:sz w:val="30"/>
+          <w:szCs w:val="30"/>
+        </w:rPr>
+      </w:pPr>
+      <w:r>
+        <w:rPr>
+          <w:rFonts w:ascii="TimesNewRomanPS-BoldMT" w:hAnsi="TimesNewRomanPS-BoldMT"/>
+          <w:bCs w:val="0"/>
+          <w:color w:val="000000"/>
+          <w:sz w:val="30"/>
+          <w:szCs w:val="30"/>
+        </w:rPr>
+        <w:lastRenderedPageBreak/>
+        <w:t>Лабораторная работа №15</w:t>
+      </w:r>
+      <w:r>
+        <w:rPr>
+          <w:rFonts w:ascii="TimesNewRomanPS-BoldMT" w:hAnsi="TimesNewRomanPS-BoldMT"/>
+          <w:color w:val="000000"/>
+          <w:sz w:val="30"/>
+          <w:szCs w:val="30"/>
+        </w:rPr>
+        <w:br/>
+      </w:r>
+      <w:r>
+        <w:rPr>
+          <w:rFonts w:ascii="TimesNewRomanPS-BoldMT" w:hAnsi="TimesNewRomanPS-BoldMT"/>
+          <w:bCs w:val="0"/>
+          <w:color w:val="000000"/>
+          <w:sz w:val="30"/>
+          <w:szCs w:val="30"/>
+        </w:rPr>
+        <w:t>Изучение механизмов управления памятью</w:t>
+      </w:r>
+    </w:p>
+    <w:p>
+      <w:pPr>
+        <w:pStyle w:val="1"/>
+        <w:numPr>
+          <w:ilvl w:val="0"/>
+          <w:numId w:val="45"/>
+        </w:numPr>
+      </w:pPr>
+      <w:r>
+        <w:t>Цель работы</w:t>
+      </w:r>
+    </w:p>
+    <w:p>
+      <w:pPr>
+        <w:pStyle w:val="1"/>
+        <w:numPr>
+          <w:ilvl w:val="0"/>
+          <w:numId w:val="0"/>
+        </w:numPr>
+        <w:ind w:firstLine="708"/>
+        <w:rPr>
+          <w:rFonts w:ascii="TimesNewRomanPSMT" w:hAnsi="TimesNewRomanPSMT"/>
           <w:b w:val="0"/>
+          <w:color w:val="000000"/>
+        </w:rPr>
+      </w:pPr>
+      <w:r>
+        <w:rPr>
+          <w:rFonts w:ascii="TimesNewRomanPSMT" w:hAnsi="TimesNewRomanPSMT"/>
+          <w:b w:val="0"/>
+          <w:color w:val="000000"/>
+        </w:rPr>
+        <w:t>1.1 Изучить механизмы управления памятью в C#;</w:t>
+      </w:r>
+    </w:p>
+    <w:p>
+      <w:pPr>
+        <w:pStyle w:val="1"/>
+        <w:numPr>
+          <w:ilvl w:val="0"/>
+          <w:numId w:val="45"/>
+        </w:numPr>
+      </w:pPr>
+      <w:r>
+        <w:t>Контрольные вопросы</w:t>
+      </w:r>
+    </w:p>
+    <w:p>
+      <w:pPr>
+        <w:pStyle w:val="2"/>
+        <w:numPr>
+          <w:ilvl w:val="1"/>
+          <w:numId w:val="45"/>
+        </w:numPr>
+      </w:pPr>
+      <w:r>
+        <w:rPr>
+          <w:rFonts w:ascii="TimesNewRomanPSMT" w:hAnsi="TimesNewRomanPSMT"/>
+          <w:color w:val="000000"/>
+        </w:rPr>
+        <w:t>Ч</w:t>
+      </w:r>
+      <w:r>
+        <w:rPr>
+          <w:rFonts w:ascii="TimesNewRomanPSMT" w:hAnsi="TimesNewRomanPSMT"/>
+          <w:color w:val="000000"/>
+        </w:rPr>
+        <w:t>ем стек отличается от кучи?</w:t>
+      </w:r>
+    </w:p>
+    <w:p>
+      <w:pPr>
+        <w:pStyle w:val="2"/>
+        <w:numPr>
+          <w:ilvl w:val="0"/>
+          <w:numId w:val="0"/>
+        </w:numPr>
+        <w:ind w:left="567"/>
+        <w:rPr>
+          <w:rFonts w:ascii="TimesNewRomanPSMT" w:hAnsi="TimesNewRomanPSMT"/>
+          <w:color w:val="000000"/>
+        </w:rPr>
+      </w:pPr>
+      <w:r>
+        <w:rPr>
+          <w:rFonts w:ascii="TimesNewRomanPSMT" w:hAnsi="TimesNewRomanPSMT"/>
+          <w:color w:val="000000"/>
+          <w:lang w:val="en-US"/>
+        </w:rPr>
+        <w:t>C</w:t>
+      </w:r>
+      <w:r>
+        <w:rPr>
+          <w:rFonts w:ascii="TimesNewRomanPSMT" w:hAnsi="TimesNewRomanPSMT"/>
+          <w:color w:val="000000"/>
+        </w:rPr>
+        <w:t>тек управляется автоматически и имеет жёсткую иерархию вызовов, куча требует ручного управления и позволяет гибкое выделение памяти.</w:t>
+      </w:r>
+    </w:p>
+    <w:p>
+      <w:pPr>
+        <w:pStyle w:val="2"/>
+        <w:numPr>
+          <w:ilvl w:val="0"/>
+          <w:numId w:val="0"/>
+        </w:numPr>
+        <w:ind w:left="567"/>
+      </w:pPr>
+    </w:p>
+    <w:p>
+      <w:pPr>
+        <w:pStyle w:val="2"/>
+        <w:numPr>
+          <w:ilvl w:val="1"/>
+          <w:numId w:val="45"/>
+        </w:numPr>
+      </w:pPr>
+      <w:r>
+        <w:rPr>
+          <w:rFonts w:ascii="TimesNewRomanPSMT" w:hAnsi="TimesNewRomanPSMT"/>
+          <w:color w:val="000000"/>
+        </w:rPr>
+        <w:t xml:space="preserve"> </w:t>
+      </w:r>
+      <w:r>
+        <w:rPr>
+          <w:rFonts w:ascii="TimesNewRomanPSMT" w:hAnsi="TimesNewRomanPSMT"/>
+          <w:color w:val="000000"/>
+        </w:rPr>
+        <w:t>Для че</w:t>
+      </w:r>
+      <w:r>
+        <w:rPr>
+          <w:rFonts w:ascii="TimesNewRomanPSMT" w:hAnsi="TimesNewRomanPSMT"/>
+          <w:color w:val="000000"/>
+        </w:rPr>
+        <w:t>го используются поколения в GC?</w:t>
+      </w:r>
+    </w:p>
+    <w:p>
+      <w:pPr>
+        <w:pStyle w:val="2"/>
+        <w:numPr>
+          <w:ilvl w:val="0"/>
+          <w:numId w:val="0"/>
+        </w:numPr>
+        <w:ind w:left="567"/>
+        <w:rPr>
+          <w:rFonts w:ascii="TimesNewRomanPSMT" w:hAnsi="TimesNewRomanPSMT"/>
+          <w:color w:val="000000"/>
+        </w:rPr>
+      </w:pPr>
+      <w:r>
+        <w:rPr>
+          <w:rFonts w:ascii="TimesNewRomanPSMT" w:hAnsi="TimesNewRomanPSMT"/>
+          <w:color w:val="000000"/>
+        </w:rPr>
+        <w:t>Поколение показывает, сколько сборок мусора пережил объект</w:t>
+      </w:r>
+    </w:p>
+    <w:p>
+      <w:pPr>
+        <w:pStyle w:val="2"/>
+        <w:numPr>
+          <w:ilvl w:val="0"/>
+          <w:numId w:val="0"/>
+        </w:numPr>
+        <w:ind w:left="567"/>
+      </w:pPr>
+    </w:p>
+    <w:p>
+      <w:pPr>
+        <w:pStyle w:val="2"/>
+        <w:numPr>
+          <w:ilvl w:val="1"/>
+          <w:numId w:val="45"/>
+        </w:numPr>
+      </w:pPr>
+      <w:r>
+        <w:rPr>
+          <w:rFonts w:ascii="TimesNewRomanPSMT" w:hAnsi="TimesNewRomanPSMT"/>
+          <w:color w:val="000000"/>
+        </w:rPr>
+        <w:t>Что такое LOH?</w:t>
+      </w:r>
+    </w:p>
+    <w:p>
+      <w:pPr>
+        <w:pStyle w:val="2"/>
+        <w:numPr>
+          <w:ilvl w:val="0"/>
+          <w:numId w:val="0"/>
+        </w:numPr>
+        <w:ind w:left="567"/>
+        <w:rPr>
+          <w:rFonts w:ascii="TimesNewRomanPSMT" w:hAnsi="TimesNewRomanPSMT"/>
+          <w:color w:val="000000"/>
+        </w:rPr>
+      </w:pPr>
+      <w:r>
+        <w:rPr>
+          <w:rFonts w:ascii="TimesNewRomanPSMT" w:hAnsi="TimesNewRomanPSMT"/>
+          <w:color w:val="000000"/>
+        </w:rPr>
+        <w:t>Куча, где хранятся большие объекты</w:t>
+      </w:r>
+    </w:p>
+    <w:p>
+      <w:pPr>
+        <w:pStyle w:val="2"/>
+        <w:numPr>
+          <w:ilvl w:val="0"/>
+          <w:numId w:val="0"/>
+        </w:numPr>
+        <w:ind w:left="567"/>
+      </w:pPr>
+    </w:p>
+    <w:p>
+      <w:pPr>
+        <w:pStyle w:val="2"/>
+        <w:numPr>
+          <w:ilvl w:val="1"/>
+          <w:numId w:val="45"/>
+        </w:numPr>
+      </w:pPr>
+      <w:r>
+        <w:rPr>
+          <w:rFonts w:ascii="TimesNewRomanPSMT" w:hAnsi="TimesNewRomanPSMT"/>
+          <w:color w:val="000000"/>
+        </w:rPr>
+        <w:t>Как работать с неуправляемым</w:t>
+      </w:r>
+      <w:r>
+        <w:rPr>
+          <w:rFonts w:ascii="TimesNewRomanPSMT" w:hAnsi="TimesNewRomanPSMT"/>
+          <w:color w:val="000000"/>
+        </w:rPr>
+        <w:t xml:space="preserve"> (небезопасным кодом) в C#?</w:t>
+      </w:r>
+    </w:p>
+    <w:p>
+      <w:pPr>
+        <w:pStyle w:val="2"/>
+        <w:numPr>
+          <w:ilvl w:val="0"/>
+          <w:numId w:val="0"/>
+        </w:numPr>
+        <w:ind w:left="567"/>
+      </w:pPr>
+      <w:r>
+        <w:rPr>
+          <w:rFonts w:ascii="Cascadia Mono" w:hAnsi="Cascadia Mono" w:cs="Cascadia Mono"/>
+          <w:color w:val="0000FF"/>
+          <w:kern w:val="0"/>
+          <w:sz w:val="19"/>
+          <w:szCs w:val="19"/>
+          <w:highlight w:val="white"/>
+        </w:rPr>
+        <w:t>&lt;</w:t>
+      </w:r>
+      <w:proofErr w:type="spellStart"/>
+      <w:r>
+        <w:rPr>
+          <w:rFonts w:ascii="Cascadia Mono" w:hAnsi="Cascadia Mono" w:cs="Cascadia Mono"/>
+          <w:color w:val="A31515"/>
+          <w:kern w:val="0"/>
+          <w:sz w:val="19"/>
+          <w:szCs w:val="19"/>
+          <w:highlight w:val="white"/>
+        </w:rPr>
+        <w:t>AllowUnsafeBlocks</w:t>
+      </w:r>
+      <w:proofErr w:type="spellEnd"/>
+      <w:r>
+        <w:rPr>
+          <w:rFonts w:ascii="Cascadia Mono" w:hAnsi="Cascadia Mono" w:cs="Cascadia Mono"/>
+          <w:color w:val="0000FF"/>
+          <w:kern w:val="0"/>
+          <w:sz w:val="19"/>
+          <w:szCs w:val="19"/>
+          <w:highlight w:val="white"/>
+        </w:rPr>
+        <w:t>&gt;</w:t>
+      </w:r>
+      <w:proofErr w:type="spellStart"/>
+      <w:r>
+        <w:rPr>
+          <w:rFonts w:ascii="Cascadia Mono" w:hAnsi="Cascadia Mono" w:cs="Cascadia Mono"/>
+          <w:color w:val="000000"/>
+          <w:kern w:val="0"/>
+          <w:sz w:val="19"/>
+          <w:szCs w:val="19"/>
+          <w:highlight w:val="white"/>
+        </w:rPr>
+        <w:t>true</w:t>
+      </w:r>
+      <w:proofErr w:type="spellEnd"/>
+      <w:r>
+        <w:rPr>
+          <w:rFonts w:ascii="Cascadia Mono" w:hAnsi="Cascadia Mono" w:cs="Cascadia Mono"/>
+          <w:color w:val="0000FF"/>
+          <w:kern w:val="0"/>
+          <w:sz w:val="19"/>
+          <w:szCs w:val="19"/>
+          <w:highlight w:val="white"/>
+        </w:rPr>
+        <w:t>&lt;/</w:t>
+      </w:r>
+      <w:proofErr w:type="spellStart"/>
+      <w:r>
+        <w:rPr>
+          <w:rFonts w:ascii="Cascadia Mono" w:hAnsi="Cascadia Mono" w:cs="Cascadia Mono"/>
+          <w:color w:val="A31515"/>
+          <w:kern w:val="0"/>
+          <w:sz w:val="19"/>
+          <w:szCs w:val="19"/>
+          <w:highlight w:val="white"/>
+        </w:rPr>
+        <w:t>AllowUnsafeBlocks</w:t>
+      </w:r>
+      <w:proofErr w:type="spellEnd"/>
+      <w:r>
+        <w:rPr>
+          <w:rFonts w:ascii="Cascadia Mono" w:hAnsi="Cascadia Mono" w:cs="Cascadia Mono"/>
+          <w:color w:val="0000FF"/>
+          <w:kern w:val="0"/>
+          <w:sz w:val="19"/>
+          <w:szCs w:val="19"/>
+          <w:highlight w:val="white"/>
+        </w:rPr>
+        <w:t>&gt;</w:t>
+      </w:r>
+    </w:p>
+    <w:p>
+      <w:pPr>
+        <w:pStyle w:val="2"/>
+        <w:numPr>
+          <w:ilvl w:val="0"/>
+          <w:numId w:val="0"/>
+        </w:numPr>
+        <w:ind w:left="567"/>
+        <w:rPr>
+          <w:rFonts w:ascii="TimesNewRomanPSMT" w:hAnsi="TimesNewRomanPSMT"/>
+          <w:color w:val="000000"/>
+        </w:rPr>
+      </w:pPr>
+      <w:proofErr w:type="spellStart"/>
+      <w:r>
+        <w:rPr>
+          <w:rFonts w:ascii="TimesNewRomanPSMT" w:hAnsi="TimesNewRomanPSMT"/>
+          <w:color w:val="000000"/>
+        </w:rPr>
+        <w:t>unsafe</w:t>
+      </w:r>
+      <w:proofErr w:type="spellEnd"/>
+    </w:p>
+    <w:p>
+      <w:pPr>
+        <w:pStyle w:val="2"/>
+        <w:numPr>
+          <w:ilvl w:val="0"/>
+          <w:numId w:val="0"/>
+        </w:numPr>
+        <w:ind w:left="567"/>
+        <w:rPr>
+          <w:rFonts w:ascii="TimesNewRomanPSMT" w:hAnsi="TimesNewRomanPSMT"/>
+          <w:color w:val="000000"/>
+        </w:rPr>
+      </w:pPr>
+      <w:r>
+        <w:rPr>
+          <w:rFonts w:ascii="TimesNewRomanPSMT" w:hAnsi="TimesNewRomanPSMT"/>
+          <w:color w:val="000000"/>
+        </w:rPr>
+        <w:t>{</w:t>
+      </w:r>
+    </w:p>
+    <w:p>
+      <w:pPr>
+        <w:pStyle w:val="2"/>
+        <w:numPr>
+          <w:ilvl w:val="0"/>
+          <w:numId w:val="0"/>
+        </w:numPr>
+        <w:ind w:left="567"/>
+        <w:rPr>
+          <w:rFonts w:ascii="TimesNewRomanPSMT" w:hAnsi="TimesNewRomanPSMT"/>
+          <w:color w:val="000000"/>
+        </w:rPr>
+      </w:pPr>
+      <w:r>
+        <w:rPr>
+          <w:rFonts w:ascii="TimesNewRomanPSMT" w:hAnsi="TimesNewRomanPSMT"/>
+          <w:color w:val="000000"/>
+          <w:lang w:val="en-US"/>
+        </w:rPr>
+        <w:t xml:space="preserve">    //</w:t>
+      </w:r>
+      <w:r>
+        <w:rPr>
+          <w:rFonts w:ascii="TimesNewRomanPSMT" w:hAnsi="TimesNewRomanPSMT"/>
+          <w:color w:val="000000"/>
+        </w:rPr>
+        <w:t>Код</w:t>
+      </w:r>
+    </w:p>
+    <w:p>
+      <w:pPr>
+        <w:pStyle w:val="2"/>
+        <w:numPr>
+          <w:ilvl w:val="0"/>
+          <w:numId w:val="0"/>
+        </w:numPr>
+        <w:ind w:left="567"/>
+        <w:rPr>
+          <w:rFonts w:ascii="TimesNewRomanPSMT" w:hAnsi="TimesNewRomanPSMT"/>
+          <w:color w:val="000000"/>
+          <w:lang w:val="en-US"/>
+        </w:rPr>
+      </w:pPr>
+      <w:r>
+        <w:rPr>
+          <w:rFonts w:ascii="TimesNewRomanPSMT" w:hAnsi="TimesNewRomanPSMT"/>
+          <w:color w:val="000000"/>
+          <w:lang w:val="en-US"/>
+        </w:rPr>
+        <w:t>}</w:t>
+      </w:r>
+    </w:p>
+    <w:p>
+      <w:pPr>
+        <w:pStyle w:val="2"/>
+        <w:numPr>
+          <w:ilvl w:val="0"/>
+          <w:numId w:val="0"/>
+        </w:numPr>
+        <w:ind w:left="567"/>
+      </w:pPr>
+    </w:p>
+    <w:p>
+      <w:pPr>
+        <w:pStyle w:val="2"/>
+        <w:numPr>
+          <w:ilvl w:val="1"/>
+          <w:numId w:val="45"/>
+        </w:numPr>
+      </w:pPr>
+      <w:r>
+        <w:rPr>
+          <w:rFonts w:ascii="TimesNewRomanPSMT" w:hAnsi="TimesNewRomanPSMT"/>
+          <w:color w:val="000000"/>
+        </w:rPr>
+        <w:t xml:space="preserve">Зачем используется </w:t>
+      </w:r>
+      <w:proofErr w:type="spellStart"/>
+      <w:r>
+        <w:rPr>
+          <w:rFonts w:ascii="TimesNewRomanPSMT" w:hAnsi="TimesNewRomanPSMT"/>
+          <w:color w:val="000000"/>
+        </w:rPr>
+        <w:t>IDisposable</w:t>
+      </w:r>
+      <w:proofErr w:type="spellEnd"/>
+      <w:r>
+        <w:rPr>
+          <w:rFonts w:ascii="TimesNewRomanPSMT" w:hAnsi="TimesNewRomanPSMT"/>
+          <w:color w:val="000000"/>
+        </w:rPr>
+        <w:t xml:space="preserve">? Чем он отличается от </w:t>
+      </w:r>
+      <w:proofErr w:type="spellStart"/>
+      <w:r>
+        <w:rPr>
+          <w:rFonts w:ascii="TimesNewRomanPSMT" w:hAnsi="TimesNewRomanPSMT"/>
+          <w:color w:val="000000"/>
+        </w:rPr>
+        <w:t>финализатора</w:t>
+      </w:r>
+      <w:proofErr w:type="spellEnd"/>
+      <w:r>
+        <w:rPr>
+          <w:rFonts w:ascii="TimesNewRomanPSMT" w:hAnsi="TimesNewRomanPSMT"/>
+          <w:color w:val="000000"/>
+        </w:rPr>
+        <w:t>?</w:t>
+      </w:r>
+    </w:p>
+    <w:p>
+      <w:pPr>
+        <w:pStyle w:val="2"/>
+        <w:numPr>
+          <w:ilvl w:val="0"/>
+          <w:numId w:val="0"/>
+        </w:numPr>
+        <w:ind w:left="567"/>
+      </w:pPr>
+      <w:proofErr w:type="spellStart"/>
+      <w:r>
+        <w:t>IDisposable</w:t>
+      </w:r>
+      <w:proofErr w:type="spellEnd"/>
+      <w:r>
+        <w:t xml:space="preserve"> </w:t>
+      </w:r>
+      <w:r>
+        <w:t>-</w:t>
+      </w:r>
+      <w:r>
+        <w:t xml:space="preserve"> интерфейс для явного освобожде</w:t>
+      </w:r>
+      <w:r>
+        <w:t>ния ресурсов</w:t>
+      </w:r>
+      <w:bookmarkStart w:id="0" w:name="_GoBack"/>
+      <w:bookmarkEnd w:id="0"/>
+    </w:p>
+    <w:p>
+      <w:pPr>
+        <w:pStyle w:val="2"/>
+        <w:numPr>
+          <w:ilvl w:val="0"/>
+          <w:numId w:val="0"/>
+        </w:numPr>
+        <w:ind w:left="567"/>
+      </w:pPr>
+      <w:r>
+        <w:rPr>
+          <w:lang w:val="en-US"/>
+        </w:rPr>
+        <w:t>Dispose</w:t>
+      </w:r>
+      <w:r>
+        <w:t xml:space="preserve"> вызывается программистом, </w:t>
+      </w:r>
+      <w:proofErr w:type="spellStart"/>
+      <w:r>
+        <w:t>финализатор</w:t>
+      </w:r>
+      <w:proofErr w:type="spellEnd"/>
+      <w:r>
+        <w:t xml:space="preserve"> вызывается автоматически при удалении объекта.</w:t>
+      </w:r>
+    </w:p>
+    <w:p>
+      <w:pPr>
+        <w:pStyle w:val="2"/>
+        <w:numPr>
+          <w:ilvl w:val="0"/>
+          <w:numId w:val="0"/>
+        </w:numPr>
+        <w:rPr>
+          <w:b/>
+        </w:rPr>
+      </w:pPr>
+      <w:r>
+        <w:rPr>
+          <w:b/>
+          <w:lang w:val="en-US"/>
+        </w:rPr>
+        <w:t xml:space="preserve">3 </w:t>
+      </w:r>
+      <w:r>
+        <w:rPr>
+          <w:b/>
+        </w:rPr>
+        <w:t>Вывод</w:t>
+      </w:r>
+    </w:p>
+    <w:p>
+      <w:pPr>
+        <w:pStyle w:val="1"/>
+        <w:numPr>
+          <w:ilvl w:val="0"/>
+          <w:numId w:val="0"/>
+        </w:numPr>
+        <w:ind w:left="708"/>
+        <w:rPr>
+          <w:b w:val="0"/>
+          <w:bCs w:val="0"/>
+        </w:rPr>
+      </w:pPr>
+      <w:r>
+        <w:rPr>
+          <w:b w:val="0"/>
+        </w:rPr>
+        <w:t>В ходе лабораторной работы</w:t>
+      </w:r>
+      <w:r>
+        <w:rPr>
+          <w:b w:val="0"/>
+        </w:rPr>
+        <w:t xml:space="preserve"> созданы алгоритмы, содержащие функции для управления памятью</w:t>
+      </w:r>
+      <w:r>
+        <w:rPr>
+          <w:b w:val="0"/>
+        </w:rPr>
+        <w:t>.</w:t>
+      </w:r>
+      <w:r>
+        <w:rPr>
+          <w:b w:val="0"/>
+        </w:rPr>
+        <w:t xml:space="preserve"> </w:t>
+      </w:r>
+    </w:p>
+    <w:p>
+      <w:pPr>
+        <w:spacing w:after="160" w:line="259" w:lineRule="auto"/>
+        <w:ind w:firstLine="0"/>
+        <w:jc w:val="left"/>
+      </w:pPr>
+      <w:r>
+        <w:rPr>
+          <w:b/>
+          <w:bCs/>
+        </w:rPr>
+        <w:br w:type="page"/>
+      </w:r>
+    </w:p>
+    <w:p>
+      <w:pPr>
+        <w:pStyle w:val="1"/>
+        <w:numPr>
+          <w:ilvl w:val="0"/>
+          <w:numId w:val="0"/>
+        </w:numPr>
+        <w:ind w:left="708"/>
+        <w:jc w:val="center"/>
+        <w:rPr>
           <w:bCs w:val="0"/>
         </w:rPr>
       </w:pPr>
@@ -7315,7 +7992,7 @@
   <w:abstractNum w:abstractNumId="1" w15:restartNumberingAfterBreak="0">
     <w:nsid w:val="635D41CF"/>
     <w:multiLevelType w:val="multilevel"/>
-    <w:tmpl w:val="4FCCD636"/>
+    <w:tmpl w:val="2E18C45C"/>
     <w:styleLink w:val="a"/>
     <w:lvl w:ilvl="0">
       <w:start w:val="1"/>
@@ -7450,7 +8127,7 @@
   <w:abstractNum w:abstractNumId="2" w15:restartNumberingAfterBreak="0">
     <w:nsid w:val="6ED64C27"/>
     <w:multiLevelType w:val="multilevel"/>
-    <w:tmpl w:val="4FCCD636"/>
+    <w:tmpl w:val="2E18C45C"/>
     <w:numStyleLink w:val="a"/>
   </w:abstractNum>
   <w:num w:numId="1">
@@ -7791,6 +8468,7 @@
         </w:pPr>
         <w:rPr>
           <w:rFonts w:ascii="Times New Roman" w:hAnsi="Times New Roman" w:hint="default"/>
+          <w:b w:val="0"/>
           <w:sz w:val="28"/>
         </w:rPr>
       </w:lvl>
@@ -8786,7 +9464,6 @@
   <w:num w:numId="15">
     <w:abstractNumId w:val="1"/>
     <w:lvlOverride w:ilvl="0">
-      <w:startOverride w:val="1"/>
       <w:lvl w:ilvl="0">
         <w:start w:val="1"/>
         <w:numFmt w:val="decimal"/>
@@ -8805,7 +9482,6 @@
       </w:lvl>
     </w:lvlOverride>
     <w:lvlOverride w:ilvl="1">
-      <w:startOverride w:val="1"/>
       <w:lvl w:ilvl="1">
         <w:start w:val="1"/>
         <w:numFmt w:val="decimal"/>
@@ -8823,7 +9499,6 @@
       </w:lvl>
     </w:lvlOverride>
     <w:lvlOverride w:ilvl="2">
-      <w:startOverride w:val="1"/>
       <w:lvl w:ilvl="2">
         <w:start w:val="1"/>
         <w:numFmt w:val="decimal"/>
@@ -8840,7 +9515,6 @@
       </w:lvl>
     </w:lvlOverride>
     <w:lvlOverride w:ilvl="3">
-      <w:startOverride w:val="1"/>
       <w:lvl w:ilvl="3">
         <w:start w:val="1"/>
         <w:numFmt w:val="decimal"/>
@@ -8857,7 +9531,6 @@
       </w:lvl>
     </w:lvlOverride>
     <w:lvlOverride w:ilvl="4">
-      <w:startOverride w:val="1"/>
       <w:lvl w:ilvl="4">
         <w:start w:val="1"/>
         <w:numFmt w:val="decimal"/>
@@ -8874,7 +9547,6 @@
       </w:lvl>
     </w:lvlOverride>
     <w:lvlOverride w:ilvl="5">
-      <w:startOverride w:val="1"/>
       <w:lvl w:ilvl="5">
         <w:start w:val="1"/>
         <w:numFmt w:val="decimal"/>
@@ -8891,7 +9563,6 @@
       </w:lvl>
     </w:lvlOverride>
     <w:lvlOverride w:ilvl="6">
-      <w:startOverride w:val="1"/>
       <w:lvl w:ilvl="6">
         <w:start w:val="1"/>
         <w:numFmt w:val="decimal"/>
@@ -8908,7 +9579,6 @@
       </w:lvl>
     </w:lvlOverride>
     <w:lvlOverride w:ilvl="7">
-      <w:startOverride w:val="1"/>
       <w:lvl w:ilvl="7">
         <w:start w:val="1"/>
         <w:numFmt w:val="decimal"/>
@@ -8925,7 +9595,6 @@
       </w:lvl>
     </w:lvlOverride>
     <w:lvlOverride w:ilvl="8">
-      <w:startOverride w:val="1"/>
       <w:lvl w:ilvl="8">
         <w:start w:val="1"/>
         <w:numFmt w:val="decimal"/>
@@ -12920,6 +13589,515 @@
         <w:numFmt w:val="decimal"/>
         <w:lvlText w:val=""/>
         <w:lvlJc w:val="left"/>
+      </w:lvl>
+    </w:lvlOverride>
+  </w:num>
+  <w:num w:numId="45">
+    <w:abstractNumId w:val="1"/>
+    <w:lvlOverride w:ilvl="0">
+      <w:startOverride w:val="1"/>
+      <w:lvl w:ilvl="0">
+        <w:start w:val="1"/>
+        <w:numFmt w:val="decimal"/>
+        <w:pStyle w:val="1"/>
+        <w:suff w:val="space"/>
+        <w:lvlText w:val="%1"/>
+        <w:lvlJc w:val="left"/>
+        <w:pPr>
+          <w:ind w:left="0" w:firstLine="0"/>
+        </w:pPr>
+        <w:rPr>
+          <w:rFonts w:ascii="Times New Roman" w:hAnsi="Times New Roman" w:hint="default"/>
+          <w:b/>
+          <w:sz w:val="28"/>
+        </w:rPr>
+      </w:lvl>
+    </w:lvlOverride>
+    <w:lvlOverride w:ilvl="1">
+      <w:startOverride w:val="1"/>
+      <w:lvl w:ilvl="1">
+        <w:start w:val="1"/>
+        <w:numFmt w:val="decimal"/>
+        <w:pStyle w:val="2"/>
+        <w:suff w:val="space"/>
+        <w:lvlText w:val="%1.%2"/>
+        <w:lvlJc w:val="left"/>
+        <w:pPr>
+          <w:ind w:left="0" w:firstLine="567"/>
+        </w:pPr>
+        <w:rPr>
+          <w:rFonts w:ascii="Times New Roman" w:hAnsi="Times New Roman" w:hint="default"/>
+          <w:sz w:val="28"/>
+        </w:rPr>
+      </w:lvl>
+    </w:lvlOverride>
+    <w:lvlOverride w:ilvl="2">
+      <w:startOverride w:val="1"/>
+      <w:lvl w:ilvl="2">
+        <w:start w:val="1"/>
+        <w:numFmt w:val="decimal"/>
+        <w:suff w:val="space"/>
+        <w:lvlText w:val="%1.%2.%3"/>
+        <w:lvlJc w:val="left"/>
+        <w:pPr>
+          <w:ind w:left="0" w:firstLine="567"/>
+        </w:pPr>
+        <w:rPr>
+          <w:rFonts w:ascii="Times New Roman" w:hAnsi="Times New Roman" w:hint="default"/>
+          <w:sz w:val="28"/>
+        </w:rPr>
+      </w:lvl>
+    </w:lvlOverride>
+    <w:lvlOverride w:ilvl="3">
+      <w:startOverride w:val="1"/>
+      <w:lvl w:ilvl="3">
+        <w:start w:val="1"/>
+        <w:numFmt w:val="decimal"/>
+        <w:suff w:val="space"/>
+        <w:lvlText w:val="%1.%2.%3.%4"/>
+        <w:lvlJc w:val="left"/>
+        <w:pPr>
+          <w:ind w:left="0" w:firstLine="567"/>
+        </w:pPr>
+        <w:rPr>
+          <w:rFonts w:ascii="Times New Roman" w:hAnsi="Times New Roman" w:hint="default"/>
+          <w:sz w:val="28"/>
+        </w:rPr>
+      </w:lvl>
+    </w:lvlOverride>
+    <w:lvlOverride w:ilvl="4">
+      <w:startOverride w:val="1"/>
+      <w:lvl w:ilvl="4">
+        <w:start w:val="1"/>
+        <w:numFmt w:val="decimal"/>
+        <w:suff w:val="space"/>
+        <w:lvlText w:val="%1.%2.%3.%4.%5"/>
+        <w:lvlJc w:val="left"/>
+        <w:pPr>
+          <w:ind w:left="0" w:firstLine="567"/>
+        </w:pPr>
+        <w:rPr>
+          <w:rFonts w:ascii="Times New Roman" w:hAnsi="Times New Roman" w:hint="default"/>
+          <w:sz w:val="28"/>
+        </w:rPr>
+      </w:lvl>
+    </w:lvlOverride>
+    <w:lvlOverride w:ilvl="5">
+      <w:startOverride w:val="1"/>
+      <w:lvl w:ilvl="5">
+        <w:start w:val="1"/>
+        <w:numFmt w:val="decimal"/>
+        <w:suff w:val="space"/>
+        <w:lvlText w:val="%1.%2.%3.%4.%5.%6"/>
+        <w:lvlJc w:val="left"/>
+        <w:pPr>
+          <w:ind w:left="0" w:firstLine="567"/>
+        </w:pPr>
+        <w:rPr>
+          <w:rFonts w:ascii="Times New Roman" w:hAnsi="Times New Roman" w:hint="default"/>
+          <w:sz w:val="28"/>
+        </w:rPr>
+      </w:lvl>
+    </w:lvlOverride>
+    <w:lvlOverride w:ilvl="6">
+      <w:startOverride w:val="1"/>
+      <w:lvl w:ilvl="6">
+        <w:start w:val="1"/>
+        <w:numFmt w:val="decimal"/>
+        <w:suff w:val="space"/>
+        <w:lvlText w:val="%1.%2.%3.%4.%5.%6.%7"/>
+        <w:lvlJc w:val="left"/>
+        <w:pPr>
+          <w:ind w:left="0" w:firstLine="567"/>
+        </w:pPr>
+        <w:rPr>
+          <w:rFonts w:ascii="Times New Roman" w:hAnsi="Times New Roman" w:hint="default"/>
+          <w:sz w:val="28"/>
+        </w:rPr>
+      </w:lvl>
+    </w:lvlOverride>
+    <w:lvlOverride w:ilvl="7">
+      <w:startOverride w:val="1"/>
+      <w:lvl w:ilvl="7">
+        <w:start w:val="1"/>
+        <w:numFmt w:val="decimal"/>
+        <w:suff w:val="space"/>
+        <w:lvlText w:val="%1.%2.%3.%4.%5.%6.%7.%8"/>
+        <w:lvlJc w:val="left"/>
+        <w:pPr>
+          <w:ind w:left="0" w:firstLine="567"/>
+        </w:pPr>
+        <w:rPr>
+          <w:rFonts w:ascii="Times New Roman" w:hAnsi="Times New Roman" w:hint="default"/>
+          <w:sz w:val="28"/>
+        </w:rPr>
+      </w:lvl>
+    </w:lvlOverride>
+    <w:lvlOverride w:ilvl="8">
+      <w:startOverride w:val="1"/>
+      <w:lvl w:ilvl="8">
+        <w:start w:val="1"/>
+        <w:numFmt w:val="decimal"/>
+        <w:suff w:val="space"/>
+        <w:lvlText w:val="%1.%2.%3.%4.%5.%6.%7.%8.%9"/>
+        <w:lvlJc w:val="left"/>
+        <w:pPr>
+          <w:ind w:left="0" w:firstLine="567"/>
+        </w:pPr>
+        <w:rPr>
+          <w:rFonts w:ascii="Times New Roman" w:hAnsi="Times New Roman" w:hint="default"/>
+          <w:sz w:val="28"/>
+        </w:rPr>
+      </w:lvl>
+    </w:lvlOverride>
+  </w:num>
+  <w:num w:numId="46">
+    <w:abstractNumId w:val="1"/>
+    <w:lvlOverride w:ilvl="0">
+      <w:startOverride w:val="1"/>
+      <w:lvl w:ilvl="0">
+        <w:start w:val="1"/>
+        <w:numFmt w:val="decimal"/>
+        <w:pStyle w:val="1"/>
+        <w:suff w:val="space"/>
+        <w:lvlText w:val="%1"/>
+        <w:lvlJc w:val="left"/>
+        <w:pPr>
+          <w:ind w:left="0" w:firstLine="0"/>
+        </w:pPr>
+        <w:rPr>
+          <w:rFonts w:ascii="Times New Roman" w:hAnsi="Times New Roman" w:hint="default"/>
+          <w:b/>
+          <w:sz w:val="28"/>
+        </w:rPr>
+      </w:lvl>
+    </w:lvlOverride>
+    <w:lvlOverride w:ilvl="1">
+      <w:startOverride w:val="1"/>
+      <w:lvl w:ilvl="1">
+        <w:start w:val="1"/>
+        <w:numFmt w:val="decimal"/>
+        <w:pStyle w:val="2"/>
+        <w:suff w:val="space"/>
+        <w:lvlText w:val="%1.%2"/>
+        <w:lvlJc w:val="left"/>
+        <w:pPr>
+          <w:ind w:left="0" w:firstLine="567"/>
+        </w:pPr>
+        <w:rPr>
+          <w:rFonts w:ascii="Times New Roman" w:hAnsi="Times New Roman" w:hint="default"/>
+          <w:sz w:val="28"/>
+        </w:rPr>
+      </w:lvl>
+    </w:lvlOverride>
+    <w:lvlOverride w:ilvl="2">
+      <w:startOverride w:val="1"/>
+      <w:lvl w:ilvl="2">
+        <w:start w:val="1"/>
+        <w:numFmt w:val="decimal"/>
+        <w:suff w:val="space"/>
+        <w:lvlText w:val="%1.%2.%3"/>
+        <w:lvlJc w:val="left"/>
+        <w:pPr>
+          <w:ind w:left="0" w:firstLine="567"/>
+        </w:pPr>
+        <w:rPr>
+          <w:rFonts w:ascii="Times New Roman" w:hAnsi="Times New Roman" w:hint="default"/>
+          <w:sz w:val="28"/>
+        </w:rPr>
+      </w:lvl>
+    </w:lvlOverride>
+    <w:lvlOverride w:ilvl="3">
+      <w:startOverride w:val="1"/>
+      <w:lvl w:ilvl="3">
+        <w:start w:val="1"/>
+        <w:numFmt w:val="decimal"/>
+        <w:suff w:val="space"/>
+        <w:lvlText w:val="%1.%2.%3.%4"/>
+        <w:lvlJc w:val="left"/>
+        <w:pPr>
+          <w:ind w:left="0" w:firstLine="567"/>
+        </w:pPr>
+        <w:rPr>
+          <w:rFonts w:ascii="Times New Roman" w:hAnsi="Times New Roman" w:hint="default"/>
+          <w:sz w:val="28"/>
+        </w:rPr>
+      </w:lvl>
+    </w:lvlOverride>
+    <w:lvlOverride w:ilvl="4">
+      <w:startOverride w:val="1"/>
+      <w:lvl w:ilvl="4">
+        <w:start w:val="1"/>
+        <w:numFmt w:val="decimal"/>
+        <w:suff w:val="space"/>
+        <w:lvlText w:val="%1.%2.%3.%4.%5"/>
+        <w:lvlJc w:val="left"/>
+        <w:pPr>
+          <w:ind w:left="0" w:firstLine="567"/>
+        </w:pPr>
+        <w:rPr>
+          <w:rFonts w:ascii="Times New Roman" w:hAnsi="Times New Roman" w:hint="default"/>
+          <w:sz w:val="28"/>
+        </w:rPr>
+      </w:lvl>
+    </w:lvlOverride>
+    <w:lvlOverride w:ilvl="5">
+      <w:startOverride w:val="1"/>
+      <w:lvl w:ilvl="5">
+        <w:start w:val="1"/>
+        <w:numFmt w:val="decimal"/>
+        <w:suff w:val="space"/>
+        <w:lvlText w:val="%1.%2.%3.%4.%5.%6"/>
+        <w:lvlJc w:val="left"/>
+        <w:pPr>
+          <w:ind w:left="0" w:firstLine="567"/>
+        </w:pPr>
+        <w:rPr>
+          <w:rFonts w:ascii="Times New Roman" w:hAnsi="Times New Roman" w:hint="default"/>
+          <w:sz w:val="28"/>
+        </w:rPr>
+      </w:lvl>
+    </w:lvlOverride>
+    <w:lvlOverride w:ilvl="6">
+      <w:startOverride w:val="1"/>
+      <w:lvl w:ilvl="6">
+        <w:start w:val="1"/>
+        <w:numFmt w:val="decimal"/>
+        <w:suff w:val="space"/>
+        <w:lvlText w:val="%1.%2.%3.%4.%5.%6.%7"/>
+        <w:lvlJc w:val="left"/>
+        <w:pPr>
+          <w:ind w:left="0" w:firstLine="567"/>
+        </w:pPr>
+        <w:rPr>
+          <w:rFonts w:ascii="Times New Roman" w:hAnsi="Times New Roman" w:hint="default"/>
+          <w:sz w:val="28"/>
+        </w:rPr>
+      </w:lvl>
+    </w:lvlOverride>
+    <w:lvlOverride w:ilvl="7">
+      <w:startOverride w:val="1"/>
+      <w:lvl w:ilvl="7">
+        <w:start w:val="1"/>
+        <w:numFmt w:val="decimal"/>
+        <w:suff w:val="space"/>
+        <w:lvlText w:val="%1.%2.%3.%4.%5.%6.%7.%8"/>
+        <w:lvlJc w:val="left"/>
+        <w:pPr>
+          <w:ind w:left="0" w:firstLine="567"/>
+        </w:pPr>
+        <w:rPr>
+          <w:rFonts w:ascii="Times New Roman" w:hAnsi="Times New Roman" w:hint="default"/>
+          <w:sz w:val="28"/>
+        </w:rPr>
+      </w:lvl>
+    </w:lvlOverride>
+    <w:lvlOverride w:ilvl="8">
+      <w:startOverride w:val="1"/>
+      <w:lvl w:ilvl="8">
+        <w:start w:val="1"/>
+        <w:numFmt w:val="decimal"/>
+        <w:suff w:val="space"/>
+        <w:lvlText w:val="%1.%2.%3.%4.%5.%6.%7.%8.%9"/>
+        <w:lvlJc w:val="left"/>
+        <w:pPr>
+          <w:ind w:left="0" w:firstLine="567"/>
+        </w:pPr>
+        <w:rPr>
+          <w:rFonts w:ascii="Times New Roman" w:hAnsi="Times New Roman" w:hint="default"/>
+          <w:sz w:val="28"/>
+        </w:rPr>
+      </w:lvl>
+    </w:lvlOverride>
+  </w:num>
+  <w:num w:numId="47">
+    <w:abstractNumId w:val="1"/>
+    <w:lvlOverride w:ilvl="0">
+      <w:startOverride w:val="2"/>
+      <w:lvl w:ilvl="0">
+        <w:start w:val="2"/>
+        <w:numFmt w:val="decimal"/>
+        <w:pStyle w:val="1"/>
+        <w:suff w:val="space"/>
+        <w:lvlText w:val="%1"/>
+        <w:lvlJc w:val="left"/>
+        <w:pPr>
+          <w:ind w:left="0" w:firstLine="0"/>
+        </w:pPr>
+        <w:rPr>
+          <w:rFonts w:ascii="Times New Roman" w:hAnsi="Times New Roman" w:hint="default"/>
+          <w:b/>
+          <w:sz w:val="28"/>
+        </w:rPr>
+      </w:lvl>
+    </w:lvlOverride>
+    <w:lvlOverride w:ilvl="1">
+      <w:startOverride w:val="2"/>
+      <w:lvl w:ilvl="1">
+        <w:start w:val="2"/>
+        <w:numFmt w:val="decimal"/>
+        <w:pStyle w:val="2"/>
+        <w:suff w:val="space"/>
+        <w:lvlText w:val="%1.%2"/>
+        <w:lvlJc w:val="left"/>
+        <w:pPr>
+          <w:ind w:left="0" w:firstLine="567"/>
+        </w:pPr>
+        <w:rPr>
+          <w:rFonts w:ascii="Times New Roman" w:hAnsi="Times New Roman" w:hint="default"/>
+          <w:sz w:val="28"/>
+        </w:rPr>
+      </w:lvl>
+    </w:lvlOverride>
+  </w:num>
+  <w:num w:numId="48">
+    <w:abstractNumId w:val="1"/>
+    <w:lvlOverride w:ilvl="0">
+      <w:lvl w:ilvl="0">
+        <w:start w:val="1"/>
+        <w:numFmt w:val="decimal"/>
+        <w:pStyle w:val="1"/>
+        <w:suff w:val="space"/>
+        <w:lvlText w:val="%1"/>
+        <w:lvlJc w:val="left"/>
+        <w:pPr>
+          <w:ind w:left="0" w:firstLine="0"/>
+        </w:pPr>
+        <w:rPr>
+          <w:rFonts w:ascii="Times New Roman" w:hAnsi="Times New Roman" w:hint="default"/>
+          <w:b/>
+          <w:sz w:val="28"/>
+        </w:rPr>
+      </w:lvl>
+    </w:lvlOverride>
+    <w:lvlOverride w:ilvl="1">
+      <w:lvl w:ilvl="1">
+        <w:start w:val="1"/>
+        <w:numFmt w:val="decimal"/>
+        <w:pStyle w:val="2"/>
+        <w:suff w:val="space"/>
+        <w:lvlText w:val="%1.%2"/>
+        <w:lvlJc w:val="left"/>
+        <w:pPr>
+          <w:ind w:left="0" w:firstLine="567"/>
+        </w:pPr>
+        <w:rPr>
+          <w:rFonts w:ascii="Times New Roman" w:hAnsi="Times New Roman" w:hint="default"/>
+          <w:b w:val="0"/>
+          <w:sz w:val="28"/>
+        </w:rPr>
+      </w:lvl>
+    </w:lvlOverride>
+    <w:lvlOverride w:ilvl="2">
+      <w:lvl w:ilvl="2">
+        <w:start w:val="1"/>
+        <w:numFmt w:val="decimal"/>
+        <w:suff w:val="space"/>
+        <w:lvlText w:val="%1.%2.%3"/>
+        <w:lvlJc w:val="left"/>
+        <w:pPr>
+          <w:ind w:left="0" w:firstLine="567"/>
+        </w:pPr>
+        <w:rPr>
+          <w:rFonts w:ascii="Times New Roman" w:hAnsi="Times New Roman" w:hint="default"/>
+          <w:sz w:val="28"/>
+        </w:rPr>
+      </w:lvl>
+    </w:lvlOverride>
+    <w:lvlOverride w:ilvl="3">
+      <w:lvl w:ilvl="3">
+        <w:start w:val="1"/>
+        <w:numFmt w:val="decimal"/>
+        <w:suff w:val="space"/>
+        <w:lvlText w:val="%1.%2.%3.%4"/>
+        <w:lvlJc w:val="left"/>
+        <w:pPr>
+          <w:ind w:left="0" w:firstLine="567"/>
+        </w:pPr>
+        <w:rPr>
+          <w:rFonts w:ascii="Times New Roman" w:hAnsi="Times New Roman" w:hint="default"/>
+          <w:sz w:val="28"/>
+        </w:rPr>
+      </w:lvl>
+    </w:lvlOverride>
+    <w:lvlOverride w:ilvl="4">
+      <w:lvl w:ilvl="4">
+        <w:start w:val="1"/>
+        <w:numFmt w:val="decimal"/>
+        <w:suff w:val="space"/>
+        <w:lvlText w:val="%1.%2.%3.%4.%5"/>
+        <w:lvlJc w:val="left"/>
+        <w:pPr>
+          <w:ind w:left="0" w:firstLine="567"/>
+        </w:pPr>
+        <w:rPr>
+          <w:rFonts w:ascii="Times New Roman" w:hAnsi="Times New Roman" w:hint="default"/>
+          <w:sz w:val="28"/>
+        </w:rPr>
+      </w:lvl>
+    </w:lvlOverride>
+    <w:lvlOverride w:ilvl="5">
+      <w:lvl w:ilvl="5">
+        <w:start w:val="1"/>
+        <w:numFmt w:val="decimal"/>
+        <w:suff w:val="space"/>
+        <w:lvlText w:val="%1.%2.%3.%4.%5.%6"/>
+        <w:lvlJc w:val="left"/>
+        <w:pPr>
+          <w:ind w:left="0" w:firstLine="567"/>
+        </w:pPr>
+        <w:rPr>
+          <w:rFonts w:ascii="Times New Roman" w:hAnsi="Times New Roman" w:hint="default"/>
+          <w:sz w:val="28"/>
+        </w:rPr>
+      </w:lvl>
+    </w:lvlOverride>
+    <w:lvlOverride w:ilvl="6">
+      <w:lvl w:ilvl="6">
+        <w:start w:val="1"/>
+        <w:numFmt w:val="decimal"/>
+        <w:suff w:val="space"/>
+        <w:lvlText w:val="%1.%2.%3.%4.%5.%6.%7"/>
+        <w:lvlJc w:val="left"/>
+        <w:pPr>
+          <w:ind w:left="0" w:firstLine="567"/>
+        </w:pPr>
+        <w:rPr>
+          <w:rFonts w:ascii="Times New Roman" w:hAnsi="Times New Roman" w:hint="default"/>
+          <w:sz w:val="28"/>
+        </w:rPr>
+      </w:lvl>
+    </w:lvlOverride>
+    <w:lvlOverride w:ilvl="7">
+      <w:lvl w:ilvl="7">
+        <w:start w:val="1"/>
+        <w:numFmt w:val="decimal"/>
+        <w:suff w:val="space"/>
+        <w:lvlText w:val="%1.%2.%3.%4.%5.%6.%7.%8"/>
+        <w:lvlJc w:val="left"/>
+        <w:pPr>
+          <w:ind w:left="0" w:firstLine="567"/>
+        </w:pPr>
+        <w:rPr>
+          <w:rFonts w:ascii="Times New Roman" w:hAnsi="Times New Roman" w:hint="default"/>
+          <w:sz w:val="28"/>
+        </w:rPr>
+      </w:lvl>
+    </w:lvlOverride>
+    <w:lvlOverride w:ilvl="8">
+      <w:lvl w:ilvl="8">
+        <w:start w:val="1"/>
+        <w:numFmt w:val="decimal"/>
+        <w:suff w:val="space"/>
+        <w:lvlText w:val="%1.%2.%3.%4.%5.%6.%7.%8.%9"/>
+        <w:lvlJc w:val="left"/>
+        <w:pPr>
+          <w:ind w:left="0" w:firstLine="567"/>
+        </w:pPr>
+        <w:rPr>
+          <w:rFonts w:ascii="Times New Roman" w:hAnsi="Times New Roman" w:hint="default"/>
+          <w:sz w:val="28"/>
+        </w:rPr>
       </w:lvl>
     </w:lvlOverride>
   </w:num>
@@ -13320,7 +14498,7 @@
   <w:style w:type="paragraph" w:default="1" w:styleId="a0">
     <w:name w:val="Normal"/>
     <w:qFormat/>
-    <w:rsid w:val="008823E4"/>
+    <w:rsid w:val="008B5C57"/>
     <w:pPr>
       <w:spacing w:after="0" w:line="240" w:lineRule="auto"/>
       <w:ind w:firstLine="567"/>

--- a/Отчёты луканин.docx
+++ b/Отчёты луканин.docx
@@ -1859,7 +1859,7 @@
         <w:pStyle w:val="1"/>
         <w:numPr>
           <w:ilvl w:val="0"/>
-          <w:numId w:val="18"/>
+          <w:numId w:val="7"/>
         </w:numPr>
       </w:pPr>
       <w:r>
@@ -1871,7 +1871,7 @@
         <w:pStyle w:val="2"/>
         <w:numPr>
           <w:ilvl w:val="1"/>
-          <w:numId w:val="14"/>
+          <w:numId w:val="5"/>
         </w:numPr>
         <w:rPr>
           <w:b/>
@@ -1886,7 +1886,7 @@
         <w:pStyle w:val="2"/>
         <w:numPr>
           <w:ilvl w:val="1"/>
-          <w:numId w:val="14"/>
+          <w:numId w:val="5"/>
         </w:numPr>
         <w:rPr>
           <w:b/>
@@ -1901,7 +1901,7 @@
         <w:pStyle w:val="2"/>
         <w:numPr>
           <w:ilvl w:val="1"/>
-          <w:numId w:val="14"/>
+          <w:numId w:val="5"/>
         </w:numPr>
         <w:rPr>
           <w:b/>
@@ -1916,7 +1916,7 @@
         <w:pStyle w:val="2"/>
         <w:numPr>
           <w:ilvl w:val="1"/>
-          <w:numId w:val="14"/>
+          <w:numId w:val="5"/>
         </w:numPr>
         <w:rPr>
           <w:b/>
@@ -2537,7 +2537,7 @@
         <w:pStyle w:val="1"/>
         <w:numPr>
           <w:ilvl w:val="0"/>
-          <w:numId w:val="33"/>
+          <w:numId w:val="16"/>
         </w:numPr>
       </w:pPr>
       <w:r>
@@ -2549,7 +2549,7 @@
         <w:pStyle w:val="2"/>
         <w:numPr>
           <w:ilvl w:val="1"/>
-          <w:numId w:val="17"/>
+          <w:numId w:val="6"/>
         </w:numPr>
         <w:rPr>
           <w:b/>
@@ -2564,7 +2564,7 @@
         <w:pStyle w:val="2"/>
         <w:numPr>
           <w:ilvl w:val="1"/>
-          <w:numId w:val="17"/>
+          <w:numId w:val="6"/>
         </w:numPr>
         <w:rPr>
           <w:b/>
@@ -2704,7 +2704,7 @@
         <w:pStyle w:val="2"/>
         <w:numPr>
           <w:ilvl w:val="1"/>
-          <w:numId w:val="20"/>
+          <w:numId w:val="8"/>
         </w:numPr>
       </w:pPr>
       <w:r>
@@ -2953,7 +2953,7 @@
         <w:pStyle w:val="1"/>
         <w:numPr>
           <w:ilvl w:val="0"/>
-          <w:numId w:val="34"/>
+          <w:numId w:val="17"/>
         </w:numPr>
       </w:pPr>
       <w:r>
@@ -2965,7 +2965,7 @@
         <w:pStyle w:val="2"/>
         <w:numPr>
           <w:ilvl w:val="1"/>
-          <w:numId w:val="17"/>
+          <w:numId w:val="6"/>
         </w:numPr>
         <w:rPr>
           <w:b/>
@@ -2980,7 +2980,7 @@
         <w:pStyle w:val="2"/>
         <w:numPr>
           <w:ilvl w:val="1"/>
-          <w:numId w:val="17"/>
+          <w:numId w:val="6"/>
         </w:numPr>
         <w:rPr>
           <w:b/>
@@ -3613,7 +3613,7 @@
         <w:pStyle w:val="1"/>
         <w:numPr>
           <w:ilvl w:val="0"/>
-          <w:numId w:val="35"/>
+          <w:numId w:val="18"/>
         </w:numPr>
       </w:pPr>
       <w:r>
@@ -3625,7 +3625,7 @@
         <w:pStyle w:val="2"/>
         <w:numPr>
           <w:ilvl w:val="1"/>
-          <w:numId w:val="23"/>
+          <w:numId w:val="9"/>
         </w:numPr>
         <w:rPr>
           <w:b/>
@@ -3658,7 +3658,7 @@
         <w:pStyle w:val="2"/>
         <w:numPr>
           <w:ilvl w:val="1"/>
-          <w:numId w:val="23"/>
+          <w:numId w:val="9"/>
         </w:numPr>
         <w:rPr>
           <w:b/>
@@ -3673,7 +3673,7 @@
         <w:pStyle w:val="2"/>
         <w:numPr>
           <w:ilvl w:val="1"/>
-          <w:numId w:val="23"/>
+          <w:numId w:val="9"/>
         </w:numPr>
         <w:rPr>
           <w:b/>
@@ -3925,7 +3925,7 @@
         <w:pStyle w:val="1"/>
         <w:numPr>
           <w:ilvl w:val="0"/>
-          <w:numId w:val="32"/>
+          <w:numId w:val="15"/>
         </w:numPr>
       </w:pPr>
       <w:r>
@@ -3937,7 +3937,7 @@
         <w:pStyle w:val="2"/>
         <w:numPr>
           <w:ilvl w:val="1"/>
-          <w:numId w:val="25"/>
+          <w:numId w:val="10"/>
         </w:numPr>
         <w:rPr>
           <w:b/>
@@ -3952,7 +3952,7 @@
         <w:pStyle w:val="2"/>
         <w:numPr>
           <w:ilvl w:val="1"/>
-          <w:numId w:val="25"/>
+          <w:numId w:val="10"/>
         </w:numPr>
         <w:rPr>
           <w:b/>
@@ -4196,7 +4196,7 @@
         <w:pStyle w:val="1"/>
         <w:numPr>
           <w:ilvl w:val="0"/>
-          <w:numId w:val="31"/>
+          <w:numId w:val="14"/>
         </w:numPr>
       </w:pPr>
       <w:r>
@@ -4280,7 +4280,7 @@
         <w:pStyle w:val="1"/>
         <w:numPr>
           <w:ilvl w:val="0"/>
-          <w:numId w:val="30"/>
+          <w:numId w:val="13"/>
         </w:numPr>
       </w:pPr>
       <w:r>
@@ -4292,7 +4292,7 @@
         <w:pStyle w:val="2"/>
         <w:numPr>
           <w:ilvl w:val="1"/>
-          <w:numId w:val="27"/>
+          <w:numId w:val="11"/>
         </w:numPr>
         <w:rPr>
           <w:b/>
@@ -4316,7 +4316,7 @@
         <w:pStyle w:val="2"/>
         <w:numPr>
           <w:ilvl w:val="1"/>
-          <w:numId w:val="27"/>
+          <w:numId w:val="11"/>
         </w:numPr>
         <w:rPr>
           <w:b/>
@@ -4699,7 +4699,7 @@
         <w:pStyle w:val="1"/>
         <w:numPr>
           <w:ilvl w:val="0"/>
-          <w:numId w:val="40"/>
+          <w:numId w:val="22"/>
         </w:numPr>
       </w:pPr>
       <w:r>
@@ -4711,7 +4711,7 @@
         <w:pStyle w:val="2"/>
         <w:numPr>
           <w:ilvl w:val="1"/>
-          <w:numId w:val="29"/>
+          <w:numId w:val="12"/>
         </w:numPr>
         <w:rPr>
           <w:b/>
@@ -5052,7 +5052,7 @@
         <w:pStyle w:val="1"/>
         <w:numPr>
           <w:ilvl w:val="0"/>
-          <w:numId w:val="43"/>
+          <w:numId w:val="24"/>
         </w:numPr>
       </w:pPr>
       <w:r>
@@ -5064,7 +5064,7 @@
         <w:pStyle w:val="2"/>
         <w:numPr>
           <w:ilvl w:val="1"/>
-          <w:numId w:val="39"/>
+          <w:numId w:val="21"/>
         </w:numPr>
         <w:rPr>
           <w:b/>
@@ -5087,7 +5087,7 @@
         <w:pStyle w:val="2"/>
         <w:numPr>
           <w:ilvl w:val="1"/>
-          <w:numId w:val="39"/>
+          <w:numId w:val="21"/>
         </w:numPr>
         <w:rPr>
           <w:b/>
@@ -5465,7 +5465,7 @@
         <w:pStyle w:val="1"/>
         <w:numPr>
           <w:ilvl w:val="0"/>
-          <w:numId w:val="42"/>
+          <w:numId w:val="23"/>
         </w:numPr>
       </w:pPr>
       <w:r>
@@ -5477,7 +5477,7 @@
         <w:pStyle w:val="2"/>
         <w:numPr>
           <w:ilvl w:val="1"/>
-          <w:numId w:val="42"/>
+          <w:numId w:val="23"/>
         </w:numPr>
         <w:rPr>
           <w:b/>
@@ -5501,7 +5501,7 @@
         <w:pStyle w:val="2"/>
         <w:numPr>
           <w:ilvl w:val="1"/>
-          <w:numId w:val="42"/>
+          <w:numId w:val="23"/>
         </w:numPr>
         <w:rPr>
           <w:b/>
@@ -5533,7 +5533,7 @@
         <w:pStyle w:val="2"/>
         <w:numPr>
           <w:ilvl w:val="1"/>
-          <w:numId w:val="42"/>
+          <w:numId w:val="23"/>
         </w:numPr>
         <w:rPr>
           <w:b/>
@@ -5952,7 +5952,7 @@
         <w:pStyle w:val="1"/>
         <w:numPr>
           <w:ilvl w:val="0"/>
-          <w:numId w:val="36"/>
+          <w:numId w:val="19"/>
         </w:numPr>
       </w:pPr>
       <w:r>
@@ -5964,7 +5964,7 @@
         <w:pStyle w:val="2"/>
         <w:numPr>
           <w:ilvl w:val="1"/>
-          <w:numId w:val="7"/>
+          <w:numId w:val="3"/>
         </w:numPr>
         <w:rPr>
           <w:b/>
@@ -5988,7 +5988,7 @@
         <w:pStyle w:val="2"/>
         <w:numPr>
           <w:ilvl w:val="1"/>
-          <w:numId w:val="7"/>
+          <w:numId w:val="3"/>
         </w:numPr>
         <w:rPr>
           <w:b/>
@@ -6020,7 +6020,7 @@
         <w:pStyle w:val="2"/>
         <w:numPr>
           <w:ilvl w:val="1"/>
-          <w:numId w:val="7"/>
+          <w:numId w:val="3"/>
         </w:numPr>
         <w:rPr>
           <w:b/>
@@ -6367,7 +6367,7 @@
         <w:pStyle w:val="1"/>
         <w:numPr>
           <w:ilvl w:val="0"/>
-          <w:numId w:val="37"/>
+          <w:numId w:val="20"/>
         </w:numPr>
       </w:pPr>
       <w:r>
@@ -6379,7 +6379,7 @@
         <w:pStyle w:val="2"/>
         <w:numPr>
           <w:ilvl w:val="1"/>
-          <w:numId w:val="7"/>
+          <w:numId w:val="3"/>
         </w:numPr>
         <w:rPr>
           <w:b/>
@@ -6403,7 +6403,7 @@
         <w:pStyle w:val="2"/>
         <w:numPr>
           <w:ilvl w:val="1"/>
-          <w:numId w:val="7"/>
+          <w:numId w:val="3"/>
         </w:numPr>
         <w:rPr>
           <w:b/>
@@ -6435,7 +6435,7 @@
         <w:pStyle w:val="2"/>
         <w:numPr>
           <w:ilvl w:val="1"/>
-          <w:numId w:val="7"/>
+          <w:numId w:val="3"/>
         </w:numPr>
         <w:rPr>
           <w:b/>
@@ -6460,7 +6460,7 @@
         <w:pStyle w:val="2"/>
         <w:numPr>
           <w:ilvl w:val="1"/>
-          <w:numId w:val="7"/>
+          <w:numId w:val="3"/>
         </w:numPr>
         <w:rPr>
           <w:b/>
@@ -6834,7 +6834,7 @@
         <w:pStyle w:val="1"/>
         <w:numPr>
           <w:ilvl w:val="0"/>
-          <w:numId w:val="46"/>
+          <w:numId w:val="26"/>
         </w:numPr>
       </w:pPr>
       <w:r>
@@ -6846,7 +6846,7 @@
         <w:pStyle w:val="2"/>
         <w:numPr>
           <w:ilvl w:val="1"/>
-          <w:numId w:val="12"/>
+          <w:numId w:val="4"/>
         </w:numPr>
         <w:rPr>
           <w:b/>
@@ -6870,7 +6870,7 @@
         <w:pStyle w:val="2"/>
         <w:numPr>
           <w:ilvl w:val="1"/>
-          <w:numId w:val="12"/>
+          <w:numId w:val="4"/>
         </w:numPr>
         <w:rPr>
           <w:b/>
@@ -6902,7 +6902,7 @@
         <w:pStyle w:val="2"/>
         <w:numPr>
           <w:ilvl w:val="1"/>
-          <w:numId w:val="12"/>
+          <w:numId w:val="4"/>
         </w:numPr>
         <w:rPr>
           <w:b/>
@@ -7184,7 +7184,7 @@
         <w:pStyle w:val="1"/>
         <w:numPr>
           <w:ilvl w:val="0"/>
-          <w:numId w:val="45"/>
+          <w:numId w:val="25"/>
         </w:numPr>
       </w:pPr>
       <w:r>
@@ -7219,7 +7219,7 @@
         <w:pStyle w:val="1"/>
         <w:numPr>
           <w:ilvl w:val="0"/>
-          <w:numId w:val="45"/>
+          <w:numId w:val="25"/>
         </w:numPr>
       </w:pPr>
       <w:r>
@@ -7231,7 +7231,7 @@
         <w:pStyle w:val="2"/>
         <w:numPr>
           <w:ilvl w:val="1"/>
-          <w:numId w:val="45"/>
+          <w:numId w:val="25"/>
         </w:numPr>
       </w:pPr>
       <w:r>
@@ -7293,7 +7293,7 @@
         <w:pStyle w:val="2"/>
         <w:numPr>
           <w:ilvl w:val="1"/>
-          <w:numId w:val="45"/>
+          <w:numId w:val="25"/>
         </w:numPr>
       </w:pPr>
       <w:r>
@@ -7354,7 +7354,7 @@
         <w:pStyle w:val="2"/>
         <w:numPr>
           <w:ilvl w:val="1"/>
-          <w:numId w:val="45"/>
+          <w:numId w:val="25"/>
         </w:numPr>
       </w:pPr>
       <w:r>
@@ -7401,7 +7401,7 @@
         <w:pStyle w:val="2"/>
         <w:numPr>
           <w:ilvl w:val="1"/>
-          <w:numId w:val="45"/>
+          <w:numId w:val="25"/>
         </w:numPr>
       </w:pPr>
       <w:r>
@@ -7427,6 +7427,9 @@
           <w:numId w:val="0"/>
         </w:numPr>
         <w:ind w:left="567"/>
+        <w:rPr>
+          <w:lang w:val="en-US"/>
+        </w:rPr>
       </w:pPr>
       <w:r>
         <w:rPr>
@@ -7436,6 +7439,7 @@
           <w:sz w:val="19"/>
           <w:szCs w:val="19"/>
           <w:highlight w:val="white"/>
+          <w:lang w:val="en-US"/>
         </w:rPr>
         <w:t>&lt;</w:t>
       </w:r>
@@ -7448,6 +7452,7 @@
           <w:sz w:val="19"/>
           <w:szCs w:val="19"/>
           <w:highlight w:val="white"/>
+          <w:lang w:val="en-US"/>
         </w:rPr>
         <w:t>AllowUnsafeBlocks</w:t>
       </w:r>
@@ -7460,10 +7465,10 @@
           <w:sz w:val="19"/>
           <w:szCs w:val="19"/>
           <w:highlight w:val="white"/>
+          <w:lang w:val="en-US"/>
         </w:rPr>
         <w:t>&gt;</w:t>
       </w:r>
-      <w:proofErr w:type="spellStart"/>
       <w:r>
         <w:rPr>
           <w:rFonts w:ascii="Cascadia Mono" w:hAnsi="Cascadia Mono" w:cs="Cascadia Mono"/>
@@ -7472,10 +7477,10 @@
           <w:sz w:val="19"/>
           <w:szCs w:val="19"/>
           <w:highlight w:val="white"/>
+          <w:lang w:val="en-US"/>
         </w:rPr>
         <w:t>true</w:t>
       </w:r>
-      <w:proofErr w:type="spellEnd"/>
       <w:r>
         <w:rPr>
           <w:rFonts w:ascii="Cascadia Mono" w:hAnsi="Cascadia Mono" w:cs="Cascadia Mono"/>
@@ -7484,6 +7489,7 @@
           <w:sz w:val="19"/>
           <w:szCs w:val="19"/>
           <w:highlight w:val="white"/>
+          <w:lang w:val="en-US"/>
         </w:rPr>
         <w:t>&lt;/</w:t>
       </w:r>
@@ -7496,6 +7502,7 @@
           <w:sz w:val="19"/>
           <w:szCs w:val="19"/>
           <w:highlight w:val="white"/>
+          <w:lang w:val="en-US"/>
         </w:rPr>
         <w:t>AllowUnsafeBlocks</w:t>
       </w:r>
@@ -7508,6 +7515,7 @@
           <w:sz w:val="19"/>
           <w:szCs w:val="19"/>
           <w:highlight w:val="white"/>
+          <w:lang w:val="en-US"/>
         </w:rPr>
         <w:t>&gt;</w:t>
       </w:r>
@@ -7520,148 +7528,154 @@
           <w:numId w:val="0"/>
         </w:numPr>
         <w:ind w:left="567"/>
-        <w:rPr>
-          <w:rFonts w:ascii="TimesNewRomanPSMT" w:hAnsi="TimesNewRomanPSMT"/>
-          <w:color w:val="000000"/>
-        </w:rPr>
-      </w:pPr>
-      <w:proofErr w:type="spellStart"/>
-      <w:r>
-        <w:rPr>
-          <w:rFonts w:ascii="TimesNewRomanPSMT" w:hAnsi="TimesNewRomanPSMT"/>
-          <w:color w:val="000000"/>
-        </w:rPr>
-        <w:t>unsafe</w:t>
-      </w:r>
-      <w:proofErr w:type="spellEnd"/>
-    </w:p>
-    <w:p>
-      <w:pPr>
-        <w:pStyle w:val="2"/>
-        <w:numPr>
-          <w:ilvl w:val="0"/>
-          <w:numId w:val="0"/>
-        </w:numPr>
-        <w:ind w:left="567"/>
-        <w:rPr>
-          <w:rFonts w:ascii="TimesNewRomanPSMT" w:hAnsi="TimesNewRomanPSMT"/>
-          <w:color w:val="000000"/>
-        </w:rPr>
-      </w:pPr>
-      <w:r>
-        <w:rPr>
-          <w:rFonts w:ascii="TimesNewRomanPSMT" w:hAnsi="TimesNewRomanPSMT"/>
-          <w:color w:val="000000"/>
-        </w:rPr>
-        <w:t>{</w:t>
-      </w:r>
-    </w:p>
-    <w:p>
-      <w:pPr>
-        <w:pStyle w:val="2"/>
-        <w:numPr>
-          <w:ilvl w:val="0"/>
-          <w:numId w:val="0"/>
-        </w:numPr>
-        <w:ind w:left="567"/>
-        <w:rPr>
-          <w:rFonts w:ascii="TimesNewRomanPSMT" w:hAnsi="TimesNewRomanPSMT"/>
-          <w:color w:val="000000"/>
-        </w:rPr>
-      </w:pPr>
-      <w:r>
         <w:rPr>
           <w:rFonts w:ascii="TimesNewRomanPSMT" w:hAnsi="TimesNewRomanPSMT"/>
           <w:color w:val="000000"/>
           <w:lang w:val="en-US"/>
         </w:rPr>
-        <w:t xml:space="preserve">    //</w:t>
-      </w:r>
-      <w:r>
-        <w:rPr>
-          <w:rFonts w:ascii="TimesNewRomanPSMT" w:hAnsi="TimesNewRomanPSMT"/>
-          <w:color w:val="000000"/>
-        </w:rPr>
-        <w:t>Код</w:t>
-      </w:r>
-    </w:p>
-    <w:p>
-      <w:pPr>
-        <w:pStyle w:val="2"/>
-        <w:numPr>
-          <w:ilvl w:val="0"/>
-          <w:numId w:val="0"/>
-        </w:numPr>
-        <w:ind w:left="567"/>
+      </w:pPr>
+      <w:r>
         <w:rPr>
           <w:rFonts w:ascii="TimesNewRomanPSMT" w:hAnsi="TimesNewRomanPSMT"/>
           <w:color w:val="000000"/>
           <w:lang w:val="en-US"/>
         </w:rPr>
-      </w:pPr>
-      <w:r>
+        <w:t>unsafe</w:t>
+      </w:r>
+    </w:p>
+    <w:p>
+      <w:pPr>
+        <w:pStyle w:val="2"/>
+        <w:numPr>
+          <w:ilvl w:val="0"/>
+          <w:numId w:val="0"/>
+        </w:numPr>
+        <w:ind w:left="567"/>
         <w:rPr>
           <w:rFonts w:ascii="TimesNewRomanPSMT" w:hAnsi="TimesNewRomanPSMT"/>
           <w:color w:val="000000"/>
           <w:lang w:val="en-US"/>
         </w:rPr>
-        <w:t>}</w:t>
-      </w:r>
-    </w:p>
-    <w:p>
-      <w:pPr>
-        <w:pStyle w:val="2"/>
-        <w:numPr>
-          <w:ilvl w:val="0"/>
-          <w:numId w:val="0"/>
-        </w:numPr>
-        <w:ind w:left="567"/>
-      </w:pPr>
-    </w:p>
-    <w:p>
-      <w:pPr>
-        <w:pStyle w:val="2"/>
-        <w:numPr>
-          <w:ilvl w:val="1"/>
-          <w:numId w:val="45"/>
-        </w:numPr>
       </w:pPr>
       <w:r>
         <w:rPr>
           <w:rFonts w:ascii="TimesNewRomanPSMT" w:hAnsi="TimesNewRomanPSMT"/>
           <w:color w:val="000000"/>
-        </w:rPr>
-        <w:t xml:space="preserve">Зачем используется </w:t>
-      </w:r>
-      <w:proofErr w:type="spellStart"/>
-      <w:r>
+          <w:lang w:val="en-US"/>
+        </w:rPr>
+        <w:t>{</w:t>
+      </w:r>
+    </w:p>
+    <w:p>
+      <w:pPr>
+        <w:pStyle w:val="2"/>
+        <w:numPr>
+          <w:ilvl w:val="0"/>
+          <w:numId w:val="0"/>
+        </w:numPr>
+        <w:ind w:left="567"/>
         <w:rPr>
           <w:rFonts w:ascii="TimesNewRomanPSMT" w:hAnsi="TimesNewRomanPSMT"/>
           <w:color w:val="000000"/>
-        </w:rPr>
-        <w:t>IDisposable</w:t>
-      </w:r>
-      <w:proofErr w:type="spellEnd"/>
+          <w:lang w:val="en-US"/>
+        </w:rPr>
+      </w:pPr>
       <w:r>
         <w:rPr>
           <w:rFonts w:ascii="TimesNewRomanPSMT" w:hAnsi="TimesNewRomanPSMT"/>
           <w:color w:val="000000"/>
-        </w:rPr>
-        <w:t xml:space="preserve">? Чем он отличается от </w:t>
-      </w:r>
-      <w:proofErr w:type="spellStart"/>
+          <w:lang w:val="en-US"/>
+        </w:rPr>
+        <w:t xml:space="preserve">    //</w:t>
+      </w:r>
       <w:r>
         <w:rPr>
           <w:rFonts w:ascii="TimesNewRomanPSMT" w:hAnsi="TimesNewRomanPSMT"/>
           <w:color w:val="000000"/>
         </w:rPr>
-        <w:t>финализатора</w:t>
-      </w:r>
-      <w:proofErr w:type="spellEnd"/>
-      <w:r>
+        <w:t>Код</w:t>
+      </w:r>
+    </w:p>
+    <w:p>
+      <w:pPr>
+        <w:pStyle w:val="2"/>
+        <w:numPr>
+          <w:ilvl w:val="0"/>
+          <w:numId w:val="0"/>
+        </w:numPr>
+        <w:ind w:left="567"/>
         <w:rPr>
           <w:rFonts w:ascii="TimesNewRomanPSMT" w:hAnsi="TimesNewRomanPSMT"/>
           <w:color w:val="000000"/>
+          <w:lang w:val="en-US"/>
+        </w:rPr>
+      </w:pPr>
+      <w:r>
+        <w:rPr>
+          <w:rFonts w:ascii="TimesNewRomanPSMT" w:hAnsi="TimesNewRomanPSMT"/>
+          <w:color w:val="000000"/>
+          <w:lang w:val="en-US"/>
+        </w:rPr>
+        <w:t>}</w:t>
+      </w:r>
+    </w:p>
+    <w:p>
+      <w:pPr>
+        <w:pStyle w:val="2"/>
+        <w:numPr>
+          <w:ilvl w:val="0"/>
+          <w:numId w:val="0"/>
+        </w:numPr>
+        <w:ind w:left="567"/>
+        <w:rPr>
+          <w:lang w:val="en-US"/>
+        </w:rPr>
+      </w:pPr>
+    </w:p>
+    <w:p>
+      <w:pPr>
+        <w:pStyle w:val="2"/>
+        <w:numPr>
+          <w:ilvl w:val="1"/>
+          <w:numId w:val="25"/>
+        </w:numPr>
+      </w:pPr>
+      <w:r>
+        <w:rPr>
+          <w:rFonts w:ascii="TimesNewRomanPSMT" w:hAnsi="TimesNewRomanPSMT"/>
+          <w:color w:val="000000"/>
+        </w:rPr>
+        <w:t xml:space="preserve">Зачем используется </w:t>
+      </w:r>
+      <w:proofErr w:type="spellStart"/>
+      <w:r>
+        <w:rPr>
+          <w:rFonts w:ascii="TimesNewRomanPSMT" w:hAnsi="TimesNewRomanPSMT"/>
+          <w:color w:val="000000"/>
+        </w:rPr>
+        <w:t>IDisposable</w:t>
+      </w:r>
+      <w:proofErr w:type="spellEnd"/>
+      <w:r>
+        <w:rPr>
+          <w:rFonts w:ascii="TimesNewRomanPSMT" w:hAnsi="TimesNewRomanPSMT"/>
+          <w:color w:val="000000"/>
+        </w:rPr>
+        <w:t xml:space="preserve">? Чем он отличается от </w:t>
+      </w:r>
+      <w:proofErr w:type="spellStart"/>
+      <w:r>
+        <w:rPr>
+          <w:rFonts w:ascii="TimesNewRomanPSMT" w:hAnsi="TimesNewRomanPSMT"/>
+          <w:color w:val="000000"/>
+        </w:rPr>
+        <w:t>финализатора</w:t>
+      </w:r>
+      <w:proofErr w:type="spellEnd"/>
+      <w:r>
+        <w:rPr>
+          <w:rFonts w:ascii="TimesNewRomanPSMT" w:hAnsi="TimesNewRomanPSMT"/>
+          <w:color w:val="000000"/>
         </w:rPr>
         <w:t>?</w:t>
       </w:r>
@@ -7681,45 +7695,803 @@
       </w:r>
       <w:proofErr w:type="spellEnd"/>
       <w:r>
+        <w:t xml:space="preserve"> - интерфейс для явного освобождения ресурсов</w:t>
+      </w:r>
+    </w:p>
+    <w:p>
+      <w:pPr>
+        <w:pStyle w:val="2"/>
+        <w:numPr>
+          <w:ilvl w:val="0"/>
+          <w:numId w:val="0"/>
+        </w:numPr>
+        <w:ind w:left="567"/>
+      </w:pPr>
+      <w:r>
+        <w:rPr>
+          <w:lang w:val="en-US"/>
+        </w:rPr>
+        <w:t>Dispose</w:t>
+      </w:r>
+      <w:r>
+        <w:t xml:space="preserve"> вызывается программистом, </w:t>
+      </w:r>
+      <w:proofErr w:type="spellStart"/>
+      <w:r>
+        <w:t>финализатор</w:t>
+      </w:r>
+      <w:proofErr w:type="spellEnd"/>
+      <w:r>
+        <w:t xml:space="preserve"> вызывается автоматически при удалении объекта.</w:t>
+      </w:r>
+    </w:p>
+    <w:p>
+      <w:pPr>
+        <w:pStyle w:val="2"/>
+        <w:numPr>
+          <w:ilvl w:val="0"/>
+          <w:numId w:val="0"/>
+        </w:numPr>
+        <w:rPr>
+          <w:b/>
+        </w:rPr>
+      </w:pPr>
+      <w:r>
+        <w:rPr>
+          <w:b/>
+        </w:rPr>
+        <w:t xml:space="preserve">3 </w:t>
+      </w:r>
+      <w:r>
+        <w:rPr>
+          <w:b/>
+        </w:rPr>
+        <w:t>Вывод</w:t>
+      </w:r>
+    </w:p>
+    <w:p>
+      <w:pPr>
+        <w:pStyle w:val="1"/>
+        <w:numPr>
+          <w:ilvl w:val="0"/>
+          <w:numId w:val="0"/>
+        </w:numPr>
+        <w:ind w:left="708"/>
+        <w:rPr>
+          <w:b w:val="0"/>
+          <w:bCs w:val="0"/>
+        </w:rPr>
+      </w:pPr>
+      <w:r>
+        <w:rPr>
+          <w:b w:val="0"/>
+        </w:rPr>
+        <w:t>В ходе лабораторной работы созданы алгоритмы, содержащие функции для управления памятью</w:t>
+      </w:r>
+      <w:r>
+        <w:rPr>
+          <w:b w:val="0"/>
+        </w:rPr>
+        <w:t>.</w:t>
+      </w:r>
+      <w:r>
+        <w:rPr>
+          <w:b w:val="0"/>
+        </w:rPr>
         <w:t xml:space="preserve"> </w:t>
       </w:r>
-      <w:r>
-        <w:t>-</w:t>
-      </w:r>
-      <w:r>
-        <w:t xml:space="preserve"> интерфейс для явного освобожде</w:t>
-      </w:r>
-      <w:r>
-        <w:t>ния ресурсов</w:t>
-      </w:r>
+    </w:p>
+    <w:p>
+      <w:pPr>
+        <w:spacing w:after="160" w:line="259" w:lineRule="auto"/>
+        <w:ind w:firstLine="0"/>
+        <w:jc w:val="left"/>
+      </w:pPr>
+      <w:r>
+        <w:rPr>
+          <w:b/>
+          <w:bCs/>
+        </w:rPr>
+        <w:br w:type="page"/>
+      </w:r>
+    </w:p>
+    <w:p>
+      <w:pPr>
+        <w:pStyle w:val="1"/>
+        <w:numPr>
+          <w:ilvl w:val="0"/>
+          <w:numId w:val="0"/>
+        </w:numPr>
+        <w:ind w:left="708"/>
+        <w:jc w:val="center"/>
+        <w:rPr>
+          <w:rFonts w:ascii="TimesNewRomanPS-BoldMT" w:hAnsi="TimesNewRomanPS-BoldMT"/>
+          <w:bCs w:val="0"/>
+          <w:color w:val="000000"/>
+          <w:sz w:val="30"/>
+          <w:szCs w:val="30"/>
+        </w:rPr>
+      </w:pPr>
+      <w:r>
+        <w:rPr>
+          <w:rFonts w:ascii="TimesNewRomanPS-BoldMT" w:hAnsi="TimesNewRomanPS-BoldMT"/>
+          <w:bCs w:val="0"/>
+          <w:color w:val="000000"/>
+          <w:sz w:val="30"/>
+          <w:szCs w:val="30"/>
+        </w:rPr>
+        <w:lastRenderedPageBreak/>
+        <w:t xml:space="preserve">Лабораторная </w:t>
+      </w:r>
+      <w:r>
+        <w:rPr>
+          <w:rFonts w:ascii="TimesNewRomanPS-BoldMT" w:hAnsi="TimesNewRomanPS-BoldMT"/>
+          <w:bCs w:val="0"/>
+          <w:color w:val="000000"/>
+          <w:sz w:val="30"/>
+          <w:szCs w:val="30"/>
+        </w:rPr>
+        <w:t>работа №1</w:t>
+      </w:r>
+      <w:r>
+        <w:rPr>
+          <w:rFonts w:ascii="TimesNewRomanPS-BoldMT" w:hAnsi="TimesNewRomanPS-BoldMT"/>
+          <w:bCs w:val="0"/>
+          <w:color w:val="000000"/>
+          <w:sz w:val="30"/>
+          <w:szCs w:val="30"/>
+        </w:rPr>
+        <w:t>6</w:t>
+      </w:r>
+      <w:r>
+        <w:rPr>
+          <w:rFonts w:ascii="TimesNewRomanPS-BoldMT" w:hAnsi="TimesNewRomanPS-BoldMT"/>
+          <w:color w:val="000000"/>
+          <w:sz w:val="30"/>
+          <w:szCs w:val="30"/>
+        </w:rPr>
+        <w:br/>
+      </w:r>
+      <w:r>
+        <w:t>Разработка TUI, CLI приложений</w:t>
+      </w:r>
+    </w:p>
+    <w:p>
+      <w:pPr>
+        <w:pStyle w:val="1"/>
+        <w:numPr>
+          <w:ilvl w:val="0"/>
+          <w:numId w:val="27"/>
+        </w:numPr>
+      </w:pPr>
+      <w:r>
+        <w:t>Цель работы</w:t>
+      </w:r>
+    </w:p>
+    <w:p>
+      <w:pPr>
+        <w:pStyle w:val="2"/>
+        <w:numPr>
+          <w:ilvl w:val="0"/>
+          <w:numId w:val="0"/>
+        </w:numPr>
+        <w:ind w:left="426"/>
+      </w:pPr>
+      <w:r>
+        <w:rPr>
+          <w:rFonts w:ascii="TimesNewRomanPSMT" w:hAnsi="TimesNewRomanPSMT"/>
+          <w:color w:val="000000"/>
+        </w:rPr>
+        <w:t xml:space="preserve">1.1 </w:t>
+      </w:r>
+      <w:r>
+        <w:t>Изучить процесс разработки консольных приложений с продвинутым пользовательским интерфейсом</w:t>
+      </w:r>
+      <w:r>
+        <w:t xml:space="preserve">; </w:t>
+      </w:r>
+    </w:p>
+    <w:p>
+      <w:pPr>
+        <w:pStyle w:val="1"/>
+        <w:numPr>
+          <w:ilvl w:val="0"/>
+          <w:numId w:val="7"/>
+        </w:numPr>
+      </w:pPr>
+      <w:r>
+        <w:t>Контрольные вопросы</w:t>
+      </w:r>
+    </w:p>
+    <w:p>
+      <w:pPr>
+        <w:pStyle w:val="2"/>
+        <w:numPr>
+          <w:ilvl w:val="1"/>
+          <w:numId w:val="7"/>
+        </w:numPr>
+        <w:rPr>
+          <w:rFonts w:ascii="TimesNewRomanPSMT" w:hAnsi="TimesNewRomanPSMT"/>
+          <w:color w:val="000000"/>
+        </w:rPr>
+      </w:pPr>
+      <w:r>
+        <w:rPr>
+          <w:rFonts w:ascii="TimesNewRomanPSMT" w:hAnsi="TimesNewRomanPSMT"/>
+          <w:color w:val="000000"/>
+        </w:rPr>
+        <w:t xml:space="preserve">Какие основные классы используются в </w:t>
+      </w:r>
+      <w:proofErr w:type="spellStart"/>
+      <w:r>
+        <w:rPr>
+          <w:rFonts w:ascii="TimesNewRomanPSMT" w:hAnsi="TimesNewRomanPSMT"/>
+          <w:color w:val="000000"/>
+        </w:rPr>
+        <w:t>System.CommandLine</w:t>
+      </w:r>
+      <w:proofErr w:type="spellEnd"/>
+      <w:r>
+        <w:rPr>
+          <w:rFonts w:ascii="TimesNewRomanPSMT" w:hAnsi="TimesNewRomanPSMT"/>
+          <w:color w:val="000000"/>
+        </w:rPr>
+        <w:t>?</w:t>
+      </w:r>
+    </w:p>
+    <w:p>
+      <w:pPr>
+        <w:pStyle w:val="2"/>
+        <w:numPr>
+          <w:ilvl w:val="0"/>
+          <w:numId w:val="0"/>
+        </w:numPr>
+        <w:ind w:left="567"/>
+        <w:rPr>
+          <w:rFonts w:ascii="TimesNewRomanPSMT" w:hAnsi="TimesNewRomanPSMT"/>
+          <w:color w:val="000000"/>
+        </w:rPr>
+      </w:pPr>
+      <w:proofErr w:type="spellStart"/>
+      <w:r>
+        <w:rPr>
+          <w:rFonts w:ascii="TimesNewRomanPSMT" w:hAnsi="TimesNewRomanPSMT"/>
+          <w:color w:val="000000"/>
+        </w:rPr>
+        <w:t>RootCommand</w:t>
+      </w:r>
+      <w:proofErr w:type="spellEnd"/>
+      <w:r>
+        <w:rPr>
+          <w:rFonts w:ascii="TimesNewRomanPSMT" w:hAnsi="TimesNewRomanPSMT"/>
+          <w:color w:val="000000"/>
+        </w:rPr>
+        <w:t xml:space="preserve">, </w:t>
+      </w:r>
+      <w:proofErr w:type="spellStart"/>
+      <w:r>
+        <w:rPr>
+          <w:rFonts w:ascii="TimesNewRomanPSMT" w:hAnsi="TimesNewRomanPSMT"/>
+          <w:color w:val="000000"/>
+        </w:rPr>
+        <w:t>Command</w:t>
+      </w:r>
+      <w:proofErr w:type="spellEnd"/>
+      <w:r>
+        <w:rPr>
+          <w:rFonts w:ascii="TimesNewRomanPSMT" w:hAnsi="TimesNewRomanPSMT"/>
+          <w:color w:val="000000"/>
+        </w:rPr>
+        <w:t xml:space="preserve">, </w:t>
+      </w:r>
+      <w:proofErr w:type="spellStart"/>
+      <w:r>
+        <w:rPr>
+          <w:rFonts w:ascii="TimesNewRomanPSMT" w:hAnsi="TimesNewRomanPSMT"/>
+          <w:color w:val="000000"/>
+        </w:rPr>
+        <w:t>Option</w:t>
+      </w:r>
+      <w:proofErr w:type="spellEnd"/>
+      <w:r>
+        <w:rPr>
+          <w:rFonts w:ascii="TimesNewRomanPSMT" w:hAnsi="TimesNewRomanPSMT"/>
+          <w:color w:val="000000"/>
+        </w:rPr>
+        <w:t>.</w:t>
+      </w:r>
+    </w:p>
+    <w:p>
+      <w:pPr>
+        <w:pStyle w:val="2"/>
+        <w:numPr>
+          <w:ilvl w:val="0"/>
+          <w:numId w:val="0"/>
+        </w:numPr>
+        <w:ind w:left="567"/>
+        <w:rPr>
+          <w:rFonts w:ascii="TimesNewRomanPSMT" w:hAnsi="TimesNewRomanPSMT"/>
+          <w:color w:val="000000"/>
+        </w:rPr>
+      </w:pPr>
+    </w:p>
+    <w:p>
+      <w:pPr>
+        <w:pStyle w:val="2"/>
+        <w:numPr>
+          <w:ilvl w:val="1"/>
+          <w:numId w:val="7"/>
+        </w:numPr>
+        <w:rPr>
+          <w:rFonts w:ascii="TimesNewRomanPSMT" w:hAnsi="TimesNewRomanPSMT"/>
+          <w:color w:val="000000"/>
+        </w:rPr>
+      </w:pPr>
+      <w:r>
+        <w:rPr>
+          <w:rFonts w:ascii="TimesNewRomanPSMT" w:hAnsi="TimesNewRomanPSMT"/>
+          <w:color w:val="000000"/>
+        </w:rPr>
+        <w:t xml:space="preserve">Как добавить параметры командной строки при помощи </w:t>
+      </w:r>
+      <w:proofErr w:type="spellStart"/>
+      <w:r>
+        <w:rPr>
+          <w:rFonts w:ascii="TimesNewRomanPSMT" w:hAnsi="TimesNewRomanPSMT"/>
+          <w:color w:val="000000"/>
+        </w:rPr>
+        <w:t>System.CommandLine</w:t>
+      </w:r>
+      <w:proofErr w:type="spellEnd"/>
+      <w:r>
+        <w:rPr>
+          <w:rFonts w:ascii="TimesNewRomanPSMT" w:hAnsi="TimesNewRomanPSMT"/>
+          <w:color w:val="000000"/>
+        </w:rPr>
+        <w:t>?</w:t>
+      </w:r>
+    </w:p>
+    <w:p>
+      <w:pPr>
+        <w:pStyle w:val="2"/>
+        <w:numPr>
+          <w:ilvl w:val="0"/>
+          <w:numId w:val="0"/>
+        </w:numPr>
+        <w:ind w:left="567"/>
+        <w:rPr>
+          <w:rFonts w:ascii="TimesNewRomanPSMT" w:hAnsi="TimesNewRomanPSMT"/>
+          <w:color w:val="000000"/>
+          <w:lang w:val="en-US"/>
+        </w:rPr>
+      </w:pPr>
+      <w:proofErr w:type="spellStart"/>
+      <w:r>
+        <w:rPr>
+          <w:rFonts w:ascii="TimesNewRomanPSMT" w:hAnsi="TimesNewRomanPSMT"/>
+          <w:color w:val="000000"/>
+          <w:lang w:val="en-US"/>
+        </w:rPr>
+        <w:t>var</w:t>
+      </w:r>
+      <w:proofErr w:type="spellEnd"/>
+      <w:r>
+        <w:rPr>
+          <w:rFonts w:ascii="TimesNewRomanPSMT" w:hAnsi="TimesNewRomanPSMT"/>
+          <w:color w:val="000000"/>
+          <w:lang w:val="en-US"/>
+        </w:rPr>
+        <w:t xml:space="preserve"> </w:t>
+      </w:r>
+      <w:proofErr w:type="spellStart"/>
+      <w:r>
+        <w:rPr>
+          <w:rFonts w:ascii="TimesNewRomanPSMT" w:hAnsi="TimesNewRomanPSMT"/>
+          <w:color w:val="000000"/>
+          <w:lang w:val="en-US"/>
+        </w:rPr>
+        <w:t>loginOption</w:t>
+      </w:r>
+      <w:proofErr w:type="spellEnd"/>
+      <w:r>
+        <w:rPr>
+          <w:rFonts w:ascii="TimesNewRomanPSMT" w:hAnsi="TimesNewRomanPSMT"/>
+          <w:color w:val="000000"/>
+          <w:lang w:val="en-US"/>
+        </w:rPr>
+        <w:t xml:space="preserve"> = new Option&lt;string?&gt;("--login");</w:t>
+      </w:r>
+    </w:p>
+    <w:p>
+      <w:pPr>
+        <w:pStyle w:val="2"/>
+        <w:numPr>
+          <w:ilvl w:val="0"/>
+          <w:numId w:val="0"/>
+        </w:numPr>
+        <w:ind w:left="567"/>
+        <w:rPr>
+          <w:rFonts w:ascii="TimesNewRomanPSMT" w:hAnsi="TimesNewRomanPSMT"/>
+          <w:color w:val="000000"/>
+        </w:rPr>
+      </w:pPr>
       <w:bookmarkStart w:id="0" w:name="_GoBack"/>
       <w:bookmarkEnd w:id="0"/>
-    </w:p>
-    <w:p>
-      <w:pPr>
-        <w:pStyle w:val="2"/>
-        <w:numPr>
-          <w:ilvl w:val="0"/>
-          <w:numId w:val="0"/>
-        </w:numPr>
-        <w:ind w:left="567"/>
-      </w:pPr>
-      <w:r>
-        <w:rPr>
+      <w:proofErr w:type="spellStart"/>
+      <w:r>
+        <w:rPr>
+          <w:rFonts w:ascii="TimesNewRomanPSMT" w:hAnsi="TimesNewRomanPSMT"/>
+          <w:color w:val="000000"/>
+        </w:rPr>
+        <w:t>registrCommand.Options.Add</w:t>
+      </w:r>
+      <w:proofErr w:type="spellEnd"/>
+      <w:r>
+        <w:rPr>
+          <w:rFonts w:ascii="TimesNewRomanPSMT" w:hAnsi="TimesNewRomanPSMT"/>
+          <w:color w:val="000000"/>
+        </w:rPr>
+        <w:t>(</w:t>
+      </w:r>
+      <w:proofErr w:type="spellStart"/>
+      <w:r>
+        <w:rPr>
+          <w:rFonts w:ascii="TimesNewRomanPSMT" w:hAnsi="TimesNewRomanPSMT"/>
+          <w:color w:val="000000"/>
+        </w:rPr>
+        <w:t>loginOption</w:t>
+      </w:r>
+      <w:proofErr w:type="spellEnd"/>
+      <w:r>
+        <w:rPr>
+          <w:rFonts w:ascii="TimesNewRomanPSMT" w:hAnsi="TimesNewRomanPSMT"/>
+          <w:color w:val="000000"/>
+        </w:rPr>
+        <w:t>);</w:t>
+      </w:r>
+    </w:p>
+    <w:p>
+      <w:pPr>
+        <w:pStyle w:val="2"/>
+        <w:numPr>
+          <w:ilvl w:val="0"/>
+          <w:numId w:val="0"/>
+        </w:numPr>
+        <w:ind w:left="567"/>
+        <w:rPr>
+          <w:rFonts w:ascii="TimesNewRomanPSMT" w:hAnsi="TimesNewRomanPSMT"/>
+          <w:color w:val="000000"/>
           <w:lang w:val="en-US"/>
         </w:rPr>
-        <w:t>Dispose</w:t>
-      </w:r>
-      <w:r>
-        <w:t xml:space="preserve"> вызывается программистом, </w:t>
+      </w:pPr>
+    </w:p>
+    <w:p>
+      <w:pPr>
+        <w:pStyle w:val="2"/>
+        <w:numPr>
+          <w:ilvl w:val="1"/>
+          <w:numId w:val="7"/>
+        </w:numPr>
+        <w:rPr>
+          <w:rFonts w:ascii="TimesNewRomanPSMT" w:hAnsi="TimesNewRomanPSMT"/>
+          <w:color w:val="000000"/>
+        </w:rPr>
+      </w:pPr>
+      <w:r>
+        <w:rPr>
+          <w:rFonts w:ascii="TimesNewRomanPSMT" w:hAnsi="TimesNewRomanPSMT"/>
+          <w:color w:val="000000"/>
+        </w:rPr>
+        <w:t>Какие основные элементы управлен</w:t>
+      </w:r>
+      <w:r>
+        <w:rPr>
+          <w:rFonts w:ascii="TimesNewRomanPSMT" w:hAnsi="TimesNewRomanPSMT"/>
+          <w:color w:val="000000"/>
+        </w:rPr>
+        <w:t xml:space="preserve">ия используются в </w:t>
       </w:r>
       <w:proofErr w:type="spellStart"/>
       <w:r>
-        <w:t>финализатор</w:t>
+        <w:rPr>
+          <w:rFonts w:ascii="TimesNewRomanPSMT" w:hAnsi="TimesNewRomanPSMT"/>
+          <w:color w:val="000000"/>
+        </w:rPr>
+        <w:t>Terminal.Gui</w:t>
       </w:r>
       <w:proofErr w:type="spellEnd"/>
       <w:r>
-        <w:t xml:space="preserve"> вызывается автоматически при удалении объекта.</w:t>
+        <w:rPr>
+          <w:rFonts w:ascii="TimesNewRomanPSMT" w:hAnsi="TimesNewRomanPSMT"/>
+          <w:color w:val="000000"/>
+        </w:rPr>
+        <w:t>?</w:t>
+      </w:r>
+    </w:p>
+    <w:p>
+      <w:pPr>
+        <w:pStyle w:val="2"/>
+        <w:numPr>
+          <w:ilvl w:val="0"/>
+          <w:numId w:val="0"/>
+        </w:numPr>
+        <w:ind w:left="567"/>
+        <w:rPr>
+          <w:rFonts w:ascii="TimesNewRomanPSMT" w:hAnsi="TimesNewRomanPSMT"/>
+          <w:color w:val="000000"/>
+          <w:lang w:val="en-US"/>
+        </w:rPr>
+      </w:pPr>
+      <w:proofErr w:type="spellStart"/>
+      <w:r>
+        <w:rPr>
+          <w:rFonts w:ascii="TimesNewRomanPSMT" w:hAnsi="TimesNewRomanPSMT"/>
+          <w:color w:val="000000"/>
+        </w:rPr>
+        <w:t>Button</w:t>
+      </w:r>
+      <w:proofErr w:type="spellEnd"/>
+      <w:r>
+        <w:rPr>
+          <w:rFonts w:ascii="TimesNewRomanPSMT" w:hAnsi="TimesNewRomanPSMT"/>
+          <w:color w:val="000000"/>
+          <w:lang w:val="en-US"/>
+        </w:rPr>
+        <w:t xml:space="preserve">, Label, </w:t>
+      </w:r>
+      <w:proofErr w:type="spellStart"/>
+      <w:r>
+        <w:rPr>
+          <w:rFonts w:ascii="TimesNewRomanPSMT" w:hAnsi="TimesNewRomanPSMT"/>
+          <w:color w:val="000000"/>
+          <w:lang w:val="en-US"/>
+        </w:rPr>
+        <w:t>CheckBox</w:t>
+      </w:r>
+      <w:proofErr w:type="spellEnd"/>
+      <w:r>
+        <w:rPr>
+          <w:rFonts w:ascii="TimesNewRomanPSMT" w:hAnsi="TimesNewRomanPSMT"/>
+          <w:color w:val="000000"/>
+          <w:lang w:val="en-US"/>
+        </w:rPr>
+        <w:t xml:space="preserve">, </w:t>
+      </w:r>
+      <w:proofErr w:type="spellStart"/>
+      <w:r>
+        <w:rPr>
+          <w:rFonts w:ascii="TimesNewRomanPSMT" w:hAnsi="TimesNewRomanPSMT"/>
+          <w:color w:val="000000"/>
+          <w:lang w:val="en-US"/>
+        </w:rPr>
+        <w:t>Textfield</w:t>
+      </w:r>
+      <w:proofErr w:type="spellEnd"/>
+    </w:p>
+    <w:p>
+      <w:pPr>
+        <w:pStyle w:val="2"/>
+        <w:numPr>
+          <w:ilvl w:val="0"/>
+          <w:numId w:val="0"/>
+        </w:numPr>
+        <w:ind w:left="567"/>
+        <w:rPr>
+          <w:rFonts w:ascii="TimesNewRomanPSMT" w:hAnsi="TimesNewRomanPSMT"/>
+          <w:color w:val="000000"/>
+        </w:rPr>
+      </w:pPr>
+    </w:p>
+    <w:p>
+      <w:pPr>
+        <w:pStyle w:val="2"/>
+        <w:numPr>
+          <w:ilvl w:val="1"/>
+          <w:numId w:val="7"/>
+        </w:numPr>
+        <w:rPr>
+          <w:rFonts w:ascii="TimesNewRomanPSMT" w:hAnsi="TimesNewRomanPSMT"/>
+          <w:color w:val="000000"/>
+        </w:rPr>
+      </w:pPr>
+      <w:r>
+        <w:rPr>
+          <w:rFonts w:ascii="TimesNewRomanPSMT" w:hAnsi="TimesNewRomanPSMT"/>
+          <w:color w:val="000000"/>
+        </w:rPr>
+        <w:t xml:space="preserve">Как в </w:t>
+      </w:r>
+      <w:proofErr w:type="spellStart"/>
+      <w:r>
+        <w:rPr>
+          <w:rFonts w:ascii="TimesNewRomanPSMT" w:hAnsi="TimesNewRomanPSMT"/>
+          <w:color w:val="000000"/>
+        </w:rPr>
+        <w:t>Terminal.Gui</w:t>
+      </w:r>
+      <w:proofErr w:type="spellEnd"/>
+      <w:r>
+        <w:rPr>
+          <w:rFonts w:ascii="TimesNewRomanPSMT" w:hAnsi="TimesNewRomanPSMT"/>
+          <w:color w:val="000000"/>
+        </w:rPr>
+        <w:t xml:space="preserve"> реализуются диалоговые окна?</w:t>
+      </w:r>
+    </w:p>
+    <w:p>
+      <w:pPr>
+        <w:pStyle w:val="2"/>
+        <w:numPr>
+          <w:ilvl w:val="0"/>
+          <w:numId w:val="0"/>
+        </w:numPr>
+        <w:ind w:left="567"/>
+        <w:rPr>
+          <w:rFonts w:ascii="TimesNewRomanPSMT" w:hAnsi="TimesNewRomanPSMT"/>
+          <w:color w:val="000000"/>
+          <w:lang w:val="en-US"/>
+        </w:rPr>
+      </w:pPr>
+      <w:r>
+        <w:rPr>
+          <w:rFonts w:ascii="TimesNewRomanPSMT" w:hAnsi="TimesNewRomanPSMT"/>
+          <w:color w:val="000000"/>
+          <w:lang w:val="en-US"/>
+        </w:rPr>
+        <w:t xml:space="preserve">Dialog </w:t>
+      </w:r>
+      <w:proofErr w:type="spellStart"/>
+      <w:r>
+        <w:rPr>
+          <w:rFonts w:ascii="TimesNewRomanPSMT" w:hAnsi="TimesNewRomanPSMT"/>
+          <w:color w:val="000000"/>
+          <w:lang w:val="en-US"/>
+        </w:rPr>
+        <w:t>dialog</w:t>
+      </w:r>
+      <w:proofErr w:type="spellEnd"/>
+      <w:r>
+        <w:rPr>
+          <w:rFonts w:ascii="TimesNewRomanPSMT" w:hAnsi="TimesNewRomanPSMT"/>
+          <w:color w:val="000000"/>
+          <w:lang w:val="en-US"/>
+        </w:rPr>
+        <w:t xml:space="preserve"> = </w:t>
+      </w:r>
+      <w:r>
+        <w:rPr>
+          <w:rFonts w:ascii="TimesNewRomanPSMT" w:hAnsi="TimesNewRomanPSMT"/>
+          <w:color w:val="000000"/>
+          <w:lang w:val="en-US"/>
+        </w:rPr>
+        <w:t>new</w:t>
+      </w:r>
+      <w:r>
+        <w:rPr>
+          <w:rFonts w:ascii="TimesNewRomanPSMT" w:hAnsi="TimesNewRomanPSMT"/>
+          <w:color w:val="000000"/>
+          <w:lang w:val="en-US"/>
+        </w:rPr>
+        <w:t xml:space="preserve"> () </w:t>
+      </w:r>
+      <w:proofErr w:type="gramStart"/>
+      <w:r>
+        <w:rPr>
+          <w:rFonts w:ascii="TimesNewRomanPSMT" w:hAnsi="TimesNewRomanPSMT"/>
+          <w:color w:val="000000"/>
+          <w:lang w:val="en-US"/>
+        </w:rPr>
+        <w:t>{ Title</w:t>
+      </w:r>
+      <w:proofErr w:type="gramEnd"/>
+      <w:r>
+        <w:rPr>
+          <w:rFonts w:ascii="TimesNewRomanPSMT" w:hAnsi="TimesNewRomanPSMT"/>
+          <w:color w:val="000000"/>
+          <w:lang w:val="en-US"/>
+        </w:rPr>
+        <w:t xml:space="preserve"> = </w:t>
+      </w:r>
+      <w:r>
+        <w:rPr>
+          <w:rFonts w:ascii="TimesNewRomanPSMT" w:hAnsi="TimesNewRomanPSMT"/>
+          <w:color w:val="000000"/>
+          <w:lang w:val="en-US"/>
+        </w:rPr>
+        <w:t>"Confirm"</w:t>
+      </w:r>
+      <w:r>
+        <w:rPr>
+          <w:rFonts w:ascii="TimesNewRomanPSMT" w:hAnsi="TimesNewRomanPSMT"/>
+          <w:color w:val="000000"/>
+          <w:lang w:val="en-US"/>
+        </w:rPr>
+        <w:t xml:space="preserve"> };</w:t>
+      </w:r>
+    </w:p>
+    <w:p>
+      <w:pPr>
+        <w:pStyle w:val="2"/>
+        <w:numPr>
+          <w:ilvl w:val="0"/>
+          <w:numId w:val="0"/>
+        </w:numPr>
+        <w:ind w:left="567"/>
+        <w:rPr>
+          <w:rFonts w:ascii="TimesNewRomanPSMT" w:hAnsi="TimesNewRomanPSMT"/>
+          <w:color w:val="000000"/>
+          <w:lang w:val="en-US"/>
+        </w:rPr>
+      </w:pPr>
+    </w:p>
+    <w:p>
+      <w:pPr>
+        <w:pStyle w:val="2"/>
+        <w:numPr>
+          <w:ilvl w:val="0"/>
+          <w:numId w:val="0"/>
+        </w:numPr>
+        <w:ind w:left="567"/>
+        <w:rPr>
+          <w:rFonts w:ascii="TimesNewRomanPSMT" w:hAnsi="TimesNewRomanPSMT"/>
+          <w:color w:val="000000"/>
+          <w:lang w:val="en-US"/>
+        </w:rPr>
+      </w:pPr>
+      <w:proofErr w:type="spellStart"/>
+      <w:proofErr w:type="gramStart"/>
+      <w:r>
+        <w:rPr>
+          <w:rFonts w:ascii="TimesNewRomanPSMT" w:hAnsi="TimesNewRomanPSMT"/>
+          <w:color w:val="000000"/>
+          <w:lang w:val="en-US"/>
+        </w:rPr>
+        <w:t>dialog.AddButton</w:t>
+      </w:r>
+      <w:proofErr w:type="spellEnd"/>
+      <w:proofErr w:type="gramEnd"/>
+      <w:r>
+        <w:rPr>
+          <w:rFonts w:ascii="TimesNewRomanPSMT" w:hAnsi="TimesNewRomanPSMT"/>
+          <w:color w:val="000000"/>
+          <w:lang w:val="en-US"/>
+        </w:rPr>
+        <w:t xml:space="preserve"> (new () { Title = "_Cancel" });</w:t>
+      </w:r>
+    </w:p>
+    <w:p>
+      <w:pPr>
+        <w:pStyle w:val="2"/>
+        <w:numPr>
+          <w:ilvl w:val="0"/>
+          <w:numId w:val="0"/>
+        </w:numPr>
+        <w:ind w:left="567"/>
+        <w:rPr>
+          <w:rFonts w:ascii="TimesNewRomanPSMT" w:hAnsi="TimesNewRomanPSMT"/>
+          <w:color w:val="000000"/>
+          <w:lang w:val="en-US"/>
+        </w:rPr>
+      </w:pPr>
+      <w:proofErr w:type="spellStart"/>
+      <w:proofErr w:type="gramStart"/>
+      <w:r>
+        <w:rPr>
+          <w:rFonts w:ascii="TimesNewRomanPSMT" w:hAnsi="TimesNewRomanPSMT"/>
+          <w:color w:val="000000"/>
+          <w:lang w:val="en-US"/>
+        </w:rPr>
+        <w:t>dialog.AddButton</w:t>
+      </w:r>
+      <w:proofErr w:type="spellEnd"/>
+      <w:proofErr w:type="gramEnd"/>
+      <w:r>
+        <w:rPr>
+          <w:rFonts w:ascii="TimesNewRomanPSMT" w:hAnsi="TimesNewRomanPSMT"/>
+          <w:color w:val="000000"/>
+          <w:lang w:val="en-US"/>
+        </w:rPr>
+        <w:t xml:space="preserve"> (new () { Title = "_Ok" });</w:t>
       </w:r>
     </w:p>
     <w:p>
@@ -7736,7 +8508,6 @@
       <w:r>
         <w:rPr>
           <w:b/>
-          <w:lang w:val="en-US"/>
         </w:rPr>
         <w:t xml:space="preserve">3 </w:t>
       </w:r>
@@ -7764,25 +8535,13 @@
         <w:rPr>
           <w:b w:val="0"/>
         </w:rPr>
-        <w:t>В ходе лабораторной работы</w:t>
+        <w:t xml:space="preserve">В ходе лабораторной работы созданы </w:t>
       </w:r>
       <w:r>
         <w:rPr>
           <w:b w:val="0"/>
         </w:rPr>
-        <w:t xml:space="preserve"> созданы алгоритмы, содержащие функции для управления памятью</w:t>
-      </w:r>
-      <w:r>
-        <w:rPr>
-          <w:b w:val="0"/>
-        </w:rPr>
-        <w:t>.</w:t>
-      </w:r>
-      <w:r>
-        <w:rPr>
-          <w:b w:val="0"/>
-        </w:rPr>
-        <w:t xml:space="preserve"> </w:t>
+        <w:t>консольные приложения с продвинутым пользовательским интерфейсом.</w:t>
       </w:r>
     </w:p>
     <w:p>
@@ -7877,119 +8636,6 @@
 <file path=word/numbering.xml><?xml version="1.0" encoding="utf-8"?>
 <w:numbering xmlns:wpc="http://schemas.microsoft.com/office/word/2010/wordprocessingCanvas" xmlns:cx="http://schemas.microsoft.com/office/drawing/2014/chartex" xmlns:mc="http://schemas.openxmlformats.org/markup-compatibility/2006" xmlns:o="urn:schemas-microsoft-com:office:office" xmlns:r="http://schemas.openxmlformats.org/officeDocument/2006/relationships" xmlns:m="http://schemas.openxmlformats.org/officeDocument/2006/math" xmlns:v="urn:schemas-microsoft-com:vml" xmlns:wp14="http://schemas.microsoft.com/office/word/2010/wordprocessingDrawing" xmlns:wp="http://schemas.openxmlformats.org/drawingml/2006/wordprocessingDrawing" xmlns:w10="urn:schemas-microsoft-com:office:word" xmlns:w="http://schemas.openxmlformats.org/wordprocessingml/2006/main" xmlns:w14="http://schemas.microsoft.com/office/word/2010/wordml" xmlns:w15="http://schemas.microsoft.com/office/word/2012/wordml" xmlns:w16se="http://schemas.microsoft.com/office/word/2015/wordml/symex" xmlns:wpg="http://schemas.microsoft.com/office/word/2010/wordprocessingGroup" xmlns:wpi="http://schemas.microsoft.com/office/word/2010/wordprocessingInk" xmlns:wne="http://schemas.microsoft.com/office/word/2006/wordml" xmlns:wps="http://schemas.microsoft.com/office/word/2010/wordprocessingShape" mc:Ignorable="w14 w15 w16se wp14">
   <w:abstractNum w:abstractNumId="0" w15:restartNumberingAfterBreak="0">
-    <w:nsid w:val="38111A45"/>
-    <w:multiLevelType w:val="multilevel"/>
-    <w:tmpl w:val="E864F32A"/>
-    <w:lvl w:ilvl="0">
-      <w:start w:val="1"/>
-      <w:numFmt w:val="decimal"/>
-      <w:lvlText w:val="%1."/>
-      <w:lvlJc w:val="left"/>
-      <w:pPr>
-        <w:tabs>
-          <w:tab w:val="num" w:pos="720"/>
-        </w:tabs>
-        <w:ind w:left="720" w:hanging="360"/>
-      </w:pPr>
-    </w:lvl>
-    <w:lvl w:ilvl="1" w:tentative="1">
-      <w:start w:val="1"/>
-      <w:numFmt w:val="decimal"/>
-      <w:lvlText w:val="%2."/>
-      <w:lvlJc w:val="left"/>
-      <w:pPr>
-        <w:tabs>
-          <w:tab w:val="num" w:pos="1440"/>
-        </w:tabs>
-        <w:ind w:left="1440" w:hanging="360"/>
-      </w:pPr>
-    </w:lvl>
-    <w:lvl w:ilvl="2" w:tentative="1">
-      <w:start w:val="1"/>
-      <w:numFmt w:val="decimal"/>
-      <w:lvlText w:val="%3."/>
-      <w:lvlJc w:val="left"/>
-      <w:pPr>
-        <w:tabs>
-          <w:tab w:val="num" w:pos="2160"/>
-        </w:tabs>
-        <w:ind w:left="2160" w:hanging="360"/>
-      </w:pPr>
-    </w:lvl>
-    <w:lvl w:ilvl="3" w:tentative="1">
-      <w:start w:val="1"/>
-      <w:numFmt w:val="decimal"/>
-      <w:lvlText w:val="%4."/>
-      <w:lvlJc w:val="left"/>
-      <w:pPr>
-        <w:tabs>
-          <w:tab w:val="num" w:pos="2880"/>
-        </w:tabs>
-        <w:ind w:left="2880" w:hanging="360"/>
-      </w:pPr>
-    </w:lvl>
-    <w:lvl w:ilvl="4" w:tentative="1">
-      <w:start w:val="1"/>
-      <w:numFmt w:val="decimal"/>
-      <w:lvlText w:val="%5."/>
-      <w:lvlJc w:val="left"/>
-      <w:pPr>
-        <w:tabs>
-          <w:tab w:val="num" w:pos="3600"/>
-        </w:tabs>
-        <w:ind w:left="3600" w:hanging="360"/>
-      </w:pPr>
-    </w:lvl>
-    <w:lvl w:ilvl="5" w:tentative="1">
-      <w:start w:val="1"/>
-      <w:numFmt w:val="decimal"/>
-      <w:lvlText w:val="%6."/>
-      <w:lvlJc w:val="left"/>
-      <w:pPr>
-        <w:tabs>
-          <w:tab w:val="num" w:pos="4320"/>
-        </w:tabs>
-        <w:ind w:left="4320" w:hanging="360"/>
-      </w:pPr>
-    </w:lvl>
-    <w:lvl w:ilvl="6" w:tentative="1">
-      <w:start w:val="1"/>
-      <w:numFmt w:val="decimal"/>
-      <w:lvlText w:val="%7."/>
-      <w:lvlJc w:val="left"/>
-      <w:pPr>
-        <w:tabs>
-          <w:tab w:val="num" w:pos="5040"/>
-        </w:tabs>
-        <w:ind w:left="5040" w:hanging="360"/>
-      </w:pPr>
-    </w:lvl>
-    <w:lvl w:ilvl="7" w:tentative="1">
-      <w:start w:val="1"/>
-      <w:numFmt w:val="decimal"/>
-      <w:lvlText w:val="%8."/>
-      <w:lvlJc w:val="left"/>
-      <w:pPr>
-        <w:tabs>
-          <w:tab w:val="num" w:pos="5760"/>
-        </w:tabs>
-        <w:ind w:left="5760" w:hanging="360"/>
-      </w:pPr>
-    </w:lvl>
-    <w:lvl w:ilvl="8" w:tentative="1">
-      <w:start w:val="1"/>
-      <w:numFmt w:val="decimal"/>
-      <w:lvlText w:val="%9."/>
-      <w:lvlJc w:val="left"/>
-      <w:pPr>
-        <w:tabs>
-          <w:tab w:val="num" w:pos="6480"/>
-        </w:tabs>
-        <w:ind w:left="6480" w:hanging="360"/>
-      </w:pPr>
-    </w:lvl>
-  </w:abstractNum>
-  <w:abstractNum w:abstractNumId="1" w15:restartNumberingAfterBreak="0">
     <w:nsid w:val="635D41CF"/>
     <w:multiLevelType w:val="multilevel"/>
     <w:tmpl w:val="2E18C45C"/>
@@ -8124,24 +8770,167 @@
       </w:rPr>
     </w:lvl>
   </w:abstractNum>
-  <w:abstractNum w:abstractNumId="2" w15:restartNumberingAfterBreak="0">
-    <w:nsid w:val="6ED64C27"/>
-    <w:multiLevelType w:val="multilevel"/>
-    <w:tmpl w:val="2E18C45C"/>
-    <w:numStyleLink w:val="a"/>
-  </w:abstractNum>
   <w:num w:numId="1">
-    <w:abstractNumId w:val="1"/>
+    <w:abstractNumId w:val="0"/>
   </w:num>
   <w:num w:numId="2">
-    <w:abstractNumId w:val="1"/>
+    <w:abstractNumId w:val="0"/>
+    <w:lvlOverride w:ilvl="0">
+      <w:lvl w:ilvl="0">
+        <w:start w:val="1"/>
+        <w:numFmt w:val="decimal"/>
+        <w:pStyle w:val="1"/>
+        <w:suff w:val="space"/>
+        <w:lvlText w:val="%1"/>
+        <w:lvlJc w:val="left"/>
+        <w:pPr>
+          <w:ind w:left="0" w:firstLine="0"/>
+        </w:pPr>
+        <w:rPr>
+          <w:rFonts w:ascii="Times New Roman" w:hAnsi="Times New Roman" w:hint="default"/>
+          <w:b/>
+          <w:sz w:val="28"/>
+        </w:rPr>
+      </w:lvl>
+    </w:lvlOverride>
+    <w:lvlOverride w:ilvl="1">
+      <w:lvl w:ilvl="1">
+        <w:start w:val="1"/>
+        <w:numFmt w:val="decimal"/>
+        <w:pStyle w:val="2"/>
+        <w:suff w:val="space"/>
+        <w:lvlText w:val="%1.%2"/>
+        <w:lvlJc w:val="left"/>
+        <w:pPr>
+          <w:ind w:left="0" w:firstLine="567"/>
+        </w:pPr>
+        <w:rPr>
+          <w:rFonts w:ascii="Times New Roman" w:hAnsi="Times New Roman" w:hint="default"/>
+          <w:b w:val="0"/>
+          <w:sz w:val="28"/>
+        </w:rPr>
+      </w:lvl>
+    </w:lvlOverride>
+    <w:lvlOverride w:ilvl="2">
+      <w:lvl w:ilvl="2">
+        <w:start w:val="1"/>
+        <w:numFmt w:val="decimal"/>
+        <w:suff w:val="space"/>
+        <w:lvlText w:val="%1.%2.%3"/>
+        <w:lvlJc w:val="left"/>
+        <w:pPr>
+          <w:ind w:left="0" w:firstLine="567"/>
+        </w:pPr>
+        <w:rPr>
+          <w:rFonts w:ascii="Times New Roman" w:hAnsi="Times New Roman" w:hint="default"/>
+          <w:sz w:val="28"/>
+        </w:rPr>
+      </w:lvl>
+    </w:lvlOverride>
+    <w:lvlOverride w:ilvl="3">
+      <w:lvl w:ilvl="3">
+        <w:start w:val="1"/>
+        <w:numFmt w:val="decimal"/>
+        <w:suff w:val="space"/>
+        <w:lvlText w:val="%1.%2.%3.%4"/>
+        <w:lvlJc w:val="left"/>
+        <w:pPr>
+          <w:ind w:left="0" w:firstLine="567"/>
+        </w:pPr>
+        <w:rPr>
+          <w:rFonts w:ascii="Times New Roman" w:hAnsi="Times New Roman" w:hint="default"/>
+          <w:sz w:val="28"/>
+        </w:rPr>
+      </w:lvl>
+    </w:lvlOverride>
+    <w:lvlOverride w:ilvl="4">
+      <w:lvl w:ilvl="4">
+        <w:start w:val="1"/>
+        <w:numFmt w:val="decimal"/>
+        <w:suff w:val="space"/>
+        <w:lvlText w:val="%1.%2.%3.%4.%5"/>
+        <w:lvlJc w:val="left"/>
+        <w:pPr>
+          <w:ind w:left="0" w:firstLine="567"/>
+        </w:pPr>
+        <w:rPr>
+          <w:rFonts w:ascii="Times New Roman" w:hAnsi="Times New Roman" w:hint="default"/>
+          <w:sz w:val="28"/>
+        </w:rPr>
+      </w:lvl>
+    </w:lvlOverride>
+    <w:lvlOverride w:ilvl="5">
+      <w:lvl w:ilvl="5">
+        <w:start w:val="1"/>
+        <w:numFmt w:val="decimal"/>
+        <w:suff w:val="space"/>
+        <w:lvlText w:val="%1.%2.%3.%4.%5.%6"/>
+        <w:lvlJc w:val="left"/>
+        <w:pPr>
+          <w:ind w:left="0" w:firstLine="567"/>
+        </w:pPr>
+        <w:rPr>
+          <w:rFonts w:ascii="Times New Roman" w:hAnsi="Times New Roman" w:hint="default"/>
+          <w:sz w:val="28"/>
+        </w:rPr>
+      </w:lvl>
+    </w:lvlOverride>
+    <w:lvlOverride w:ilvl="6">
+      <w:lvl w:ilvl="6">
+        <w:start w:val="1"/>
+        <w:numFmt w:val="decimal"/>
+        <w:suff w:val="space"/>
+        <w:lvlText w:val="%1.%2.%3.%4.%5.%6.%7"/>
+        <w:lvlJc w:val="left"/>
+        <w:pPr>
+          <w:ind w:left="0" w:firstLine="567"/>
+        </w:pPr>
+        <w:rPr>
+          <w:rFonts w:ascii="Times New Roman" w:hAnsi="Times New Roman" w:hint="default"/>
+          <w:sz w:val="28"/>
+        </w:rPr>
+      </w:lvl>
+    </w:lvlOverride>
+    <w:lvlOverride w:ilvl="7">
+      <w:lvl w:ilvl="7">
+        <w:start w:val="1"/>
+        <w:numFmt w:val="decimal"/>
+        <w:suff w:val="space"/>
+        <w:lvlText w:val="%1.%2.%3.%4.%5.%6.%7.%8"/>
+        <w:lvlJc w:val="left"/>
+        <w:pPr>
+          <w:ind w:left="0" w:firstLine="567"/>
+        </w:pPr>
+        <w:rPr>
+          <w:rFonts w:ascii="Times New Roman" w:hAnsi="Times New Roman" w:hint="default"/>
+          <w:sz w:val="28"/>
+        </w:rPr>
+      </w:lvl>
+    </w:lvlOverride>
+    <w:lvlOverride w:ilvl="8">
+      <w:lvl w:ilvl="8">
+        <w:start w:val="1"/>
+        <w:numFmt w:val="decimal"/>
+        <w:suff w:val="space"/>
+        <w:lvlText w:val="%1.%2.%3.%4.%5.%6.%7.%8.%9"/>
+        <w:lvlJc w:val="left"/>
+        <w:pPr>
+          <w:ind w:left="0" w:firstLine="567"/>
+        </w:pPr>
+        <w:rPr>
+          <w:rFonts w:ascii="Times New Roman" w:hAnsi="Times New Roman" w:hint="default"/>
+          <w:sz w:val="28"/>
+        </w:rPr>
+      </w:lvl>
+    </w:lvlOverride>
   </w:num>
   <w:num w:numId="3">
-    <w:abstractNumId w:val="2"/>
+    <w:abstractNumId w:val="0"/>
     <w:lvlOverride w:ilvl="0">
       <w:lvl w:ilvl="0">
         <w:start w:val="1"/>
         <w:numFmt w:val="decimal"/>
+        <w:pStyle w:val="1"/>
         <w:suff w:val="space"/>
         <w:lvlText w:val="%1"/>
         <w:lvlJc w:val="left"/>
@@ -8159,6 +8948,7 @@
       <w:lvl w:ilvl="1">
         <w:start w:val="1"/>
         <w:numFmt w:val="decimal"/>
+        <w:pStyle w:val="2"/>
         <w:suff w:val="space"/>
         <w:lvlText w:val="%1.%2"/>
         <w:lvlJc w:val="left"/>
@@ -8167,6 +8957,7 @@
         </w:pPr>
         <w:rPr>
           <w:rFonts w:ascii="Times New Roman" w:hAnsi="Times New Roman" w:hint="default"/>
+          <w:b w:val="0"/>
           <w:sz w:val="28"/>
         </w:rPr>
       </w:lvl>
@@ -8285,11 +9076,12 @@
     </w:lvlOverride>
   </w:num>
   <w:num w:numId="4">
-    <w:abstractNumId w:val="2"/>
+    <w:abstractNumId w:val="0"/>
     <w:lvlOverride w:ilvl="0">
       <w:lvl w:ilvl="0">
         <w:start w:val="1"/>
         <w:numFmt w:val="decimal"/>
+        <w:pStyle w:val="1"/>
         <w:suff w:val="space"/>
         <w:lvlText w:val="%1"/>
         <w:lvlJc w:val="left"/>
@@ -8307,6 +9099,7 @@
       <w:lvl w:ilvl="1">
         <w:start w:val="1"/>
         <w:numFmt w:val="decimal"/>
+        <w:pStyle w:val="2"/>
         <w:suff w:val="space"/>
         <w:lvlText w:val="%1.%2"/>
         <w:lvlJc w:val="left"/>
@@ -8315,6 +9108,8 @@
         </w:pPr>
         <w:rPr>
           <w:rFonts w:ascii="Times New Roman" w:hAnsi="Times New Roman" w:hint="default"/>
+          <w:b w:val="0"/>
+          <w:bCs w:val="0"/>
           <w:sz w:val="28"/>
         </w:rPr>
       </w:lvl>
@@ -8433,10 +9228,158 @@
     </w:lvlOverride>
   </w:num>
   <w:num w:numId="5">
-    <w:abstractNumId w:val="1"/>
+    <w:abstractNumId w:val="0"/>
+    <w:lvlOverride w:ilvl="0">
+      <w:lvl w:ilvl="0">
+        <w:start w:val="1"/>
+        <w:numFmt w:val="decimal"/>
+        <w:pStyle w:val="1"/>
+        <w:suff w:val="space"/>
+        <w:lvlText w:val="%1"/>
+        <w:lvlJc w:val="left"/>
+        <w:pPr>
+          <w:ind w:left="0" w:firstLine="0"/>
+        </w:pPr>
+        <w:rPr>
+          <w:rFonts w:ascii="Times New Roman" w:hAnsi="Times New Roman" w:hint="default"/>
+          <w:b/>
+          <w:sz w:val="28"/>
+        </w:rPr>
+      </w:lvl>
+    </w:lvlOverride>
+    <w:lvlOverride w:ilvl="1">
+      <w:lvl w:ilvl="1">
+        <w:start w:val="1"/>
+        <w:numFmt w:val="decimal"/>
+        <w:pStyle w:val="2"/>
+        <w:suff w:val="space"/>
+        <w:lvlText w:val="%1.%2"/>
+        <w:lvlJc w:val="left"/>
+        <w:pPr>
+          <w:ind w:left="0" w:firstLine="567"/>
+        </w:pPr>
+        <w:rPr>
+          <w:rFonts w:ascii="Times New Roman" w:hAnsi="Times New Roman" w:hint="default"/>
+          <w:b w:val="0"/>
+          <w:sz w:val="28"/>
+        </w:rPr>
+      </w:lvl>
+    </w:lvlOverride>
+    <w:lvlOverride w:ilvl="2">
+      <w:lvl w:ilvl="2">
+        <w:start w:val="1"/>
+        <w:numFmt w:val="decimal"/>
+        <w:suff w:val="space"/>
+        <w:lvlText w:val="%1.%2.%3"/>
+        <w:lvlJc w:val="left"/>
+        <w:pPr>
+          <w:ind w:left="0" w:firstLine="567"/>
+        </w:pPr>
+        <w:rPr>
+          <w:rFonts w:ascii="Times New Roman" w:hAnsi="Times New Roman" w:hint="default"/>
+          <w:sz w:val="28"/>
+        </w:rPr>
+      </w:lvl>
+    </w:lvlOverride>
+    <w:lvlOverride w:ilvl="3">
+      <w:lvl w:ilvl="3">
+        <w:start w:val="1"/>
+        <w:numFmt w:val="decimal"/>
+        <w:suff w:val="space"/>
+        <w:lvlText w:val="%1.%2.%3.%4"/>
+        <w:lvlJc w:val="left"/>
+        <w:pPr>
+          <w:ind w:left="0" w:firstLine="567"/>
+        </w:pPr>
+        <w:rPr>
+          <w:rFonts w:ascii="Times New Roman" w:hAnsi="Times New Roman" w:hint="default"/>
+          <w:sz w:val="28"/>
+        </w:rPr>
+      </w:lvl>
+    </w:lvlOverride>
+    <w:lvlOverride w:ilvl="4">
+      <w:lvl w:ilvl="4">
+        <w:start w:val="1"/>
+        <w:numFmt w:val="decimal"/>
+        <w:suff w:val="space"/>
+        <w:lvlText w:val="%1.%2.%3.%4.%5"/>
+        <w:lvlJc w:val="left"/>
+        <w:pPr>
+          <w:ind w:left="0" w:firstLine="567"/>
+        </w:pPr>
+        <w:rPr>
+          <w:rFonts w:ascii="Times New Roman" w:hAnsi="Times New Roman" w:hint="default"/>
+          <w:sz w:val="28"/>
+        </w:rPr>
+      </w:lvl>
+    </w:lvlOverride>
+    <w:lvlOverride w:ilvl="5">
+      <w:lvl w:ilvl="5">
+        <w:start w:val="1"/>
+        <w:numFmt w:val="decimal"/>
+        <w:suff w:val="space"/>
+        <w:lvlText w:val="%1.%2.%3.%4.%5.%6"/>
+        <w:lvlJc w:val="left"/>
+        <w:pPr>
+          <w:ind w:left="0" w:firstLine="567"/>
+        </w:pPr>
+        <w:rPr>
+          <w:rFonts w:ascii="Times New Roman" w:hAnsi="Times New Roman" w:hint="default"/>
+          <w:sz w:val="28"/>
+        </w:rPr>
+      </w:lvl>
+    </w:lvlOverride>
+    <w:lvlOverride w:ilvl="6">
+      <w:lvl w:ilvl="6">
+        <w:start w:val="1"/>
+        <w:numFmt w:val="decimal"/>
+        <w:suff w:val="space"/>
+        <w:lvlText w:val="%1.%2.%3.%4.%5.%6.%7"/>
+        <w:lvlJc w:val="left"/>
+        <w:pPr>
+          <w:ind w:left="0" w:firstLine="567"/>
+        </w:pPr>
+        <w:rPr>
+          <w:rFonts w:ascii="Times New Roman" w:hAnsi="Times New Roman" w:hint="default"/>
+          <w:sz w:val="28"/>
+        </w:rPr>
+      </w:lvl>
+    </w:lvlOverride>
+    <w:lvlOverride w:ilvl="7">
+      <w:lvl w:ilvl="7">
+        <w:start w:val="1"/>
+        <w:numFmt w:val="decimal"/>
+        <w:suff w:val="space"/>
+        <w:lvlText w:val="%1.%2.%3.%4.%5.%6.%7.%8"/>
+        <w:lvlJc w:val="left"/>
+        <w:pPr>
+          <w:ind w:left="0" w:firstLine="567"/>
+        </w:pPr>
+        <w:rPr>
+          <w:rFonts w:ascii="Times New Roman" w:hAnsi="Times New Roman" w:hint="default"/>
+          <w:sz w:val="28"/>
+        </w:rPr>
+      </w:lvl>
+    </w:lvlOverride>
+    <w:lvlOverride w:ilvl="8">
+      <w:lvl w:ilvl="8">
+        <w:start w:val="1"/>
+        <w:numFmt w:val="decimal"/>
+        <w:suff w:val="space"/>
+        <w:lvlText w:val="%1.%2.%3.%4.%5.%6.%7.%8.%9"/>
+        <w:lvlJc w:val="left"/>
+        <w:pPr>
+          <w:ind w:left="0" w:firstLine="567"/>
+        </w:pPr>
+        <w:rPr>
+          <w:rFonts w:ascii="Times New Roman" w:hAnsi="Times New Roman" w:hint="default"/>
+          <w:sz w:val="28"/>
+        </w:rPr>
+      </w:lvl>
+    </w:lvlOverride>
   </w:num>
   <w:num w:numId="6">
-    <w:abstractNumId w:val="1"/>
+    <w:abstractNumId w:val="0"/>
     <w:lvlOverride w:ilvl="0">
       <w:lvl w:ilvl="0">
         <w:start w:val="1"/>
@@ -8469,6 +9412,7 @@
         <w:rPr>
           <w:rFonts w:ascii="Times New Roman" w:hAnsi="Times New Roman" w:hint="default"/>
           <w:b w:val="0"/>
+          <w:bCs/>
           <w:sz w:val="28"/>
         </w:rPr>
       </w:lvl>
@@ -8587,7 +9531,7 @@
     </w:lvlOverride>
   </w:num>
   <w:num w:numId="7">
-    <w:abstractNumId w:val="1"/>
+    <w:abstractNumId w:val="0"/>
     <w:lvlOverride w:ilvl="0">
       <w:lvl w:ilvl="0">
         <w:start w:val="1"/>
@@ -8619,7 +9563,6 @@
         </w:pPr>
         <w:rPr>
           <w:rFonts w:ascii="Times New Roman" w:hAnsi="Times New Roman" w:hint="default"/>
-          <w:b w:val="0"/>
           <w:sz w:val="28"/>
         </w:rPr>
       </w:lvl>
@@ -8738,1384 +9681,7 @@
     </w:lvlOverride>
   </w:num>
   <w:num w:numId="8">
-    <w:abstractNumId w:val="1"/>
-    <w:lvlOverride w:ilvl="0">
-      <w:lvl w:ilvl="0">
-        <w:start w:val="1"/>
-        <w:numFmt w:val="decimal"/>
-        <w:pStyle w:val="1"/>
-        <w:suff w:val="space"/>
-        <w:lvlText w:val="%1"/>
-        <w:lvlJc w:val="left"/>
-        <w:pPr>
-          <w:ind w:left="0" w:firstLine="0"/>
-        </w:pPr>
-        <w:rPr>
-          <w:rFonts w:ascii="Times New Roman" w:hAnsi="Times New Roman" w:hint="default"/>
-          <w:b/>
-          <w:sz w:val="28"/>
-        </w:rPr>
-      </w:lvl>
-    </w:lvlOverride>
-    <w:lvlOverride w:ilvl="1">
-      <w:lvl w:ilvl="1">
-        <w:start w:val="1"/>
-        <w:numFmt w:val="decimal"/>
-        <w:pStyle w:val="2"/>
-        <w:suff w:val="space"/>
-        <w:lvlText w:val="%1.%2"/>
-        <w:lvlJc w:val="left"/>
-        <w:pPr>
-          <w:ind w:left="0" w:firstLine="567"/>
-        </w:pPr>
-        <w:rPr>
-          <w:rFonts w:ascii="Times New Roman" w:hAnsi="Times New Roman" w:hint="default"/>
-          <w:b w:val="0"/>
-          <w:bCs/>
-          <w:sz w:val="28"/>
-        </w:rPr>
-      </w:lvl>
-    </w:lvlOverride>
-    <w:lvlOverride w:ilvl="2">
-      <w:lvl w:ilvl="2">
-        <w:start w:val="1"/>
-        <w:numFmt w:val="decimal"/>
-        <w:suff w:val="space"/>
-        <w:lvlText w:val="%1.%2.%3"/>
-        <w:lvlJc w:val="left"/>
-        <w:pPr>
-          <w:ind w:left="0" w:firstLine="567"/>
-        </w:pPr>
-        <w:rPr>
-          <w:rFonts w:ascii="Times New Roman" w:hAnsi="Times New Roman" w:hint="default"/>
-          <w:b w:val="0"/>
-          <w:bCs/>
-          <w:sz w:val="28"/>
-        </w:rPr>
-      </w:lvl>
-    </w:lvlOverride>
-  </w:num>
-  <w:num w:numId="9">
     <w:abstractNumId w:val="0"/>
-  </w:num>
-  <w:num w:numId="10">
-    <w:abstractNumId w:val="1"/>
-    <w:lvlOverride w:ilvl="0">
-      <w:lvl w:ilvl="0">
-        <w:start w:val="1"/>
-        <w:numFmt w:val="decimal"/>
-        <w:pStyle w:val="1"/>
-        <w:suff w:val="space"/>
-        <w:lvlText w:val="%1"/>
-        <w:lvlJc w:val="left"/>
-        <w:pPr>
-          <w:ind w:left="0" w:firstLine="0"/>
-        </w:pPr>
-        <w:rPr>
-          <w:rFonts w:ascii="Times New Roman" w:hAnsi="Times New Roman" w:hint="default"/>
-          <w:b/>
-          <w:sz w:val="28"/>
-        </w:rPr>
-      </w:lvl>
-    </w:lvlOverride>
-    <w:lvlOverride w:ilvl="1">
-      <w:lvl w:ilvl="1">
-        <w:start w:val="1"/>
-        <w:numFmt w:val="decimal"/>
-        <w:pStyle w:val="2"/>
-        <w:suff w:val="space"/>
-        <w:lvlText w:val="%1.%2"/>
-        <w:lvlJc w:val="left"/>
-        <w:pPr>
-          <w:ind w:left="0" w:firstLine="567"/>
-        </w:pPr>
-        <w:rPr>
-          <w:rFonts w:ascii="Times New Roman" w:hAnsi="Times New Roman" w:hint="default"/>
-          <w:b w:val="0"/>
-          <w:sz w:val="28"/>
-        </w:rPr>
-      </w:lvl>
-    </w:lvlOverride>
-    <w:lvlOverride w:ilvl="2">
-      <w:lvl w:ilvl="2">
-        <w:start w:val="1"/>
-        <w:numFmt w:val="decimal"/>
-        <w:suff w:val="space"/>
-        <w:lvlText w:val="%1.%2.%3"/>
-        <w:lvlJc w:val="left"/>
-        <w:pPr>
-          <w:ind w:left="0" w:firstLine="567"/>
-        </w:pPr>
-        <w:rPr>
-          <w:rFonts w:ascii="Times New Roman" w:hAnsi="Times New Roman" w:hint="default"/>
-          <w:sz w:val="28"/>
-        </w:rPr>
-      </w:lvl>
-    </w:lvlOverride>
-    <w:lvlOverride w:ilvl="3">
-      <w:lvl w:ilvl="3">
-        <w:start w:val="1"/>
-        <w:numFmt w:val="decimal"/>
-        <w:suff w:val="space"/>
-        <w:lvlText w:val="%1.%2.%3.%4"/>
-        <w:lvlJc w:val="left"/>
-        <w:pPr>
-          <w:ind w:left="0" w:firstLine="567"/>
-        </w:pPr>
-        <w:rPr>
-          <w:rFonts w:ascii="Times New Roman" w:hAnsi="Times New Roman" w:hint="default"/>
-          <w:sz w:val="28"/>
-        </w:rPr>
-      </w:lvl>
-    </w:lvlOverride>
-    <w:lvlOverride w:ilvl="4">
-      <w:lvl w:ilvl="4">
-        <w:start w:val="1"/>
-        <w:numFmt w:val="decimal"/>
-        <w:suff w:val="space"/>
-        <w:lvlText w:val="%1.%2.%3.%4.%5"/>
-        <w:lvlJc w:val="left"/>
-        <w:pPr>
-          <w:ind w:left="0" w:firstLine="567"/>
-        </w:pPr>
-        <w:rPr>
-          <w:rFonts w:ascii="Times New Roman" w:hAnsi="Times New Roman" w:hint="default"/>
-          <w:sz w:val="28"/>
-        </w:rPr>
-      </w:lvl>
-    </w:lvlOverride>
-    <w:lvlOverride w:ilvl="5">
-      <w:lvl w:ilvl="5">
-        <w:start w:val="1"/>
-        <w:numFmt w:val="decimal"/>
-        <w:suff w:val="space"/>
-        <w:lvlText w:val="%1.%2.%3.%4.%5.%6"/>
-        <w:lvlJc w:val="left"/>
-        <w:pPr>
-          <w:ind w:left="0" w:firstLine="567"/>
-        </w:pPr>
-        <w:rPr>
-          <w:rFonts w:ascii="Times New Roman" w:hAnsi="Times New Roman" w:hint="default"/>
-          <w:sz w:val="28"/>
-        </w:rPr>
-      </w:lvl>
-    </w:lvlOverride>
-    <w:lvlOverride w:ilvl="6">
-      <w:lvl w:ilvl="6">
-        <w:start w:val="1"/>
-        <w:numFmt w:val="decimal"/>
-        <w:suff w:val="space"/>
-        <w:lvlText w:val="%1.%2.%3.%4.%5.%6.%7"/>
-        <w:lvlJc w:val="left"/>
-        <w:pPr>
-          <w:ind w:left="0" w:firstLine="567"/>
-        </w:pPr>
-        <w:rPr>
-          <w:rFonts w:ascii="Times New Roman" w:hAnsi="Times New Roman" w:hint="default"/>
-          <w:sz w:val="28"/>
-        </w:rPr>
-      </w:lvl>
-    </w:lvlOverride>
-    <w:lvlOverride w:ilvl="7">
-      <w:lvl w:ilvl="7">
-        <w:start w:val="1"/>
-        <w:numFmt w:val="decimal"/>
-        <w:suff w:val="space"/>
-        <w:lvlText w:val="%1.%2.%3.%4.%5.%6.%7.%8"/>
-        <w:lvlJc w:val="left"/>
-        <w:pPr>
-          <w:ind w:left="0" w:firstLine="567"/>
-        </w:pPr>
-        <w:rPr>
-          <w:rFonts w:ascii="Times New Roman" w:hAnsi="Times New Roman" w:hint="default"/>
-          <w:sz w:val="28"/>
-        </w:rPr>
-      </w:lvl>
-    </w:lvlOverride>
-    <w:lvlOverride w:ilvl="8">
-      <w:lvl w:ilvl="8">
-        <w:start w:val="1"/>
-        <w:numFmt w:val="decimal"/>
-        <w:suff w:val="space"/>
-        <w:lvlText w:val="%1.%2.%3.%4.%5.%6.%7.%8.%9"/>
-        <w:lvlJc w:val="left"/>
-        <w:pPr>
-          <w:ind w:left="0" w:firstLine="567"/>
-        </w:pPr>
-        <w:rPr>
-          <w:rFonts w:ascii="Times New Roman" w:hAnsi="Times New Roman" w:hint="default"/>
-          <w:sz w:val="28"/>
-        </w:rPr>
-      </w:lvl>
-    </w:lvlOverride>
-  </w:num>
-  <w:num w:numId="11">
-    <w:abstractNumId w:val="1"/>
-    <w:lvlOverride w:ilvl="0">
-      <w:lvl w:ilvl="0">
-        <w:start w:val="1"/>
-        <w:numFmt w:val="decimal"/>
-        <w:pStyle w:val="1"/>
-        <w:suff w:val="space"/>
-        <w:lvlText w:val="%1"/>
-        <w:lvlJc w:val="left"/>
-        <w:pPr>
-          <w:ind w:left="0" w:firstLine="0"/>
-        </w:pPr>
-        <w:rPr>
-          <w:rFonts w:ascii="Times New Roman" w:hAnsi="Times New Roman" w:hint="default"/>
-          <w:b/>
-          <w:sz w:val="28"/>
-        </w:rPr>
-      </w:lvl>
-    </w:lvlOverride>
-    <w:lvlOverride w:ilvl="1">
-      <w:lvl w:ilvl="1">
-        <w:start w:val="1"/>
-        <w:numFmt w:val="decimal"/>
-        <w:pStyle w:val="2"/>
-        <w:suff w:val="space"/>
-        <w:lvlText w:val="%1.%2"/>
-        <w:lvlJc w:val="left"/>
-        <w:pPr>
-          <w:ind w:left="851" w:firstLine="567"/>
-        </w:pPr>
-        <w:rPr>
-          <w:rFonts w:ascii="Times New Roman" w:hAnsi="Times New Roman" w:hint="default"/>
-          <w:b w:val="0"/>
-          <w:bCs/>
-          <w:sz w:val="28"/>
-        </w:rPr>
-      </w:lvl>
-    </w:lvlOverride>
-    <w:lvlOverride w:ilvl="2">
-      <w:lvl w:ilvl="2">
-        <w:start w:val="1"/>
-        <w:numFmt w:val="decimal"/>
-        <w:suff w:val="space"/>
-        <w:lvlText w:val="%1.%2.%3"/>
-        <w:lvlJc w:val="left"/>
-        <w:pPr>
-          <w:ind w:left="0" w:firstLine="567"/>
-        </w:pPr>
-        <w:rPr>
-          <w:rFonts w:ascii="Times New Roman" w:hAnsi="Times New Roman" w:hint="default"/>
-          <w:b w:val="0"/>
-          <w:bCs/>
-          <w:sz w:val="28"/>
-        </w:rPr>
-      </w:lvl>
-    </w:lvlOverride>
-  </w:num>
-  <w:num w:numId="12">
-    <w:abstractNumId w:val="1"/>
-    <w:lvlOverride w:ilvl="0">
-      <w:lvl w:ilvl="0">
-        <w:start w:val="1"/>
-        <w:numFmt w:val="decimal"/>
-        <w:pStyle w:val="1"/>
-        <w:suff w:val="space"/>
-        <w:lvlText w:val="%1"/>
-        <w:lvlJc w:val="left"/>
-        <w:pPr>
-          <w:ind w:left="0" w:firstLine="0"/>
-        </w:pPr>
-        <w:rPr>
-          <w:rFonts w:ascii="Times New Roman" w:hAnsi="Times New Roman" w:hint="default"/>
-          <w:b/>
-          <w:sz w:val="28"/>
-        </w:rPr>
-      </w:lvl>
-    </w:lvlOverride>
-    <w:lvlOverride w:ilvl="1">
-      <w:lvl w:ilvl="1">
-        <w:start w:val="1"/>
-        <w:numFmt w:val="decimal"/>
-        <w:pStyle w:val="2"/>
-        <w:suff w:val="space"/>
-        <w:lvlText w:val="%1.%2"/>
-        <w:lvlJc w:val="left"/>
-        <w:pPr>
-          <w:ind w:left="0" w:firstLine="567"/>
-        </w:pPr>
-        <w:rPr>
-          <w:rFonts w:ascii="Times New Roman" w:hAnsi="Times New Roman" w:hint="default"/>
-          <w:b w:val="0"/>
-          <w:bCs w:val="0"/>
-          <w:sz w:val="28"/>
-        </w:rPr>
-      </w:lvl>
-    </w:lvlOverride>
-    <w:lvlOverride w:ilvl="2">
-      <w:lvl w:ilvl="2">
-        <w:start w:val="1"/>
-        <w:numFmt w:val="decimal"/>
-        <w:suff w:val="space"/>
-        <w:lvlText w:val="%1.%2.%3"/>
-        <w:lvlJc w:val="left"/>
-        <w:pPr>
-          <w:ind w:left="0" w:firstLine="567"/>
-        </w:pPr>
-        <w:rPr>
-          <w:rFonts w:ascii="Times New Roman" w:hAnsi="Times New Roman" w:hint="default"/>
-          <w:sz w:val="28"/>
-        </w:rPr>
-      </w:lvl>
-    </w:lvlOverride>
-    <w:lvlOverride w:ilvl="3">
-      <w:lvl w:ilvl="3">
-        <w:start w:val="1"/>
-        <w:numFmt w:val="decimal"/>
-        <w:suff w:val="space"/>
-        <w:lvlText w:val="%1.%2.%3.%4"/>
-        <w:lvlJc w:val="left"/>
-        <w:pPr>
-          <w:ind w:left="0" w:firstLine="567"/>
-        </w:pPr>
-        <w:rPr>
-          <w:rFonts w:ascii="Times New Roman" w:hAnsi="Times New Roman" w:hint="default"/>
-          <w:sz w:val="28"/>
-        </w:rPr>
-      </w:lvl>
-    </w:lvlOverride>
-    <w:lvlOverride w:ilvl="4">
-      <w:lvl w:ilvl="4">
-        <w:start w:val="1"/>
-        <w:numFmt w:val="decimal"/>
-        <w:suff w:val="space"/>
-        <w:lvlText w:val="%1.%2.%3.%4.%5"/>
-        <w:lvlJc w:val="left"/>
-        <w:pPr>
-          <w:ind w:left="0" w:firstLine="567"/>
-        </w:pPr>
-        <w:rPr>
-          <w:rFonts w:ascii="Times New Roman" w:hAnsi="Times New Roman" w:hint="default"/>
-          <w:sz w:val="28"/>
-        </w:rPr>
-      </w:lvl>
-    </w:lvlOverride>
-    <w:lvlOverride w:ilvl="5">
-      <w:lvl w:ilvl="5">
-        <w:start w:val="1"/>
-        <w:numFmt w:val="decimal"/>
-        <w:suff w:val="space"/>
-        <w:lvlText w:val="%1.%2.%3.%4.%5.%6"/>
-        <w:lvlJc w:val="left"/>
-        <w:pPr>
-          <w:ind w:left="0" w:firstLine="567"/>
-        </w:pPr>
-        <w:rPr>
-          <w:rFonts w:ascii="Times New Roman" w:hAnsi="Times New Roman" w:hint="default"/>
-          <w:sz w:val="28"/>
-        </w:rPr>
-      </w:lvl>
-    </w:lvlOverride>
-    <w:lvlOverride w:ilvl="6">
-      <w:lvl w:ilvl="6">
-        <w:start w:val="1"/>
-        <w:numFmt w:val="decimal"/>
-        <w:suff w:val="space"/>
-        <w:lvlText w:val="%1.%2.%3.%4.%5.%6.%7"/>
-        <w:lvlJc w:val="left"/>
-        <w:pPr>
-          <w:ind w:left="0" w:firstLine="567"/>
-        </w:pPr>
-        <w:rPr>
-          <w:rFonts w:ascii="Times New Roman" w:hAnsi="Times New Roman" w:hint="default"/>
-          <w:sz w:val="28"/>
-        </w:rPr>
-      </w:lvl>
-    </w:lvlOverride>
-    <w:lvlOverride w:ilvl="7">
-      <w:lvl w:ilvl="7">
-        <w:start w:val="1"/>
-        <w:numFmt w:val="decimal"/>
-        <w:suff w:val="space"/>
-        <w:lvlText w:val="%1.%2.%3.%4.%5.%6.%7.%8"/>
-        <w:lvlJc w:val="left"/>
-        <w:pPr>
-          <w:ind w:left="0" w:firstLine="567"/>
-        </w:pPr>
-        <w:rPr>
-          <w:rFonts w:ascii="Times New Roman" w:hAnsi="Times New Roman" w:hint="default"/>
-          <w:sz w:val="28"/>
-        </w:rPr>
-      </w:lvl>
-    </w:lvlOverride>
-    <w:lvlOverride w:ilvl="8">
-      <w:lvl w:ilvl="8">
-        <w:start w:val="1"/>
-        <w:numFmt w:val="decimal"/>
-        <w:suff w:val="space"/>
-        <w:lvlText w:val="%1.%2.%3.%4.%5.%6.%7.%8.%9"/>
-        <w:lvlJc w:val="left"/>
-        <w:pPr>
-          <w:ind w:left="0" w:firstLine="567"/>
-        </w:pPr>
-        <w:rPr>
-          <w:rFonts w:ascii="Times New Roman" w:hAnsi="Times New Roman" w:hint="default"/>
-          <w:sz w:val="28"/>
-        </w:rPr>
-      </w:lvl>
-    </w:lvlOverride>
-  </w:num>
-  <w:num w:numId="13">
-    <w:abstractNumId w:val="1"/>
-    <w:lvlOverride w:ilvl="0">
-      <w:lvl w:ilvl="0">
-        <w:start w:val="1"/>
-        <w:numFmt w:val="decimal"/>
-        <w:pStyle w:val="1"/>
-        <w:suff w:val="space"/>
-        <w:lvlText w:val="%1"/>
-        <w:lvlJc w:val="left"/>
-        <w:pPr>
-          <w:ind w:left="0" w:firstLine="0"/>
-        </w:pPr>
-        <w:rPr>
-          <w:rFonts w:ascii="Times New Roman" w:hAnsi="Times New Roman" w:hint="default"/>
-          <w:b/>
-          <w:sz w:val="28"/>
-        </w:rPr>
-      </w:lvl>
-    </w:lvlOverride>
-    <w:lvlOverride w:ilvl="1">
-      <w:lvl w:ilvl="1">
-        <w:start w:val="1"/>
-        <w:numFmt w:val="decimal"/>
-        <w:pStyle w:val="2"/>
-        <w:suff w:val="space"/>
-        <w:lvlText w:val="%1.%2"/>
-        <w:lvlJc w:val="left"/>
-        <w:pPr>
-          <w:ind w:left="0" w:firstLine="567"/>
-        </w:pPr>
-        <w:rPr>
-          <w:rFonts w:ascii="Times New Roman" w:hAnsi="Times New Roman" w:hint="default"/>
-          <w:b w:val="0"/>
-          <w:sz w:val="28"/>
-        </w:rPr>
-      </w:lvl>
-    </w:lvlOverride>
-    <w:lvlOverride w:ilvl="2">
-      <w:lvl w:ilvl="2">
-        <w:start w:val="1"/>
-        <w:numFmt w:val="decimal"/>
-        <w:suff w:val="space"/>
-        <w:lvlText w:val="%1.%2.%3"/>
-        <w:lvlJc w:val="left"/>
-        <w:pPr>
-          <w:ind w:left="0" w:firstLine="567"/>
-        </w:pPr>
-        <w:rPr>
-          <w:rFonts w:ascii="Times New Roman" w:hAnsi="Times New Roman" w:hint="default"/>
-          <w:sz w:val="28"/>
-        </w:rPr>
-      </w:lvl>
-    </w:lvlOverride>
-    <w:lvlOverride w:ilvl="3">
-      <w:lvl w:ilvl="3">
-        <w:start w:val="1"/>
-        <w:numFmt w:val="decimal"/>
-        <w:suff w:val="space"/>
-        <w:lvlText w:val="%1.%2.%3.%4"/>
-        <w:lvlJc w:val="left"/>
-        <w:pPr>
-          <w:ind w:left="0" w:firstLine="567"/>
-        </w:pPr>
-        <w:rPr>
-          <w:rFonts w:ascii="Times New Roman" w:hAnsi="Times New Roman" w:hint="default"/>
-          <w:sz w:val="28"/>
-        </w:rPr>
-      </w:lvl>
-    </w:lvlOverride>
-    <w:lvlOverride w:ilvl="4">
-      <w:lvl w:ilvl="4">
-        <w:start w:val="1"/>
-        <w:numFmt w:val="decimal"/>
-        <w:suff w:val="space"/>
-        <w:lvlText w:val="%1.%2.%3.%4.%5"/>
-        <w:lvlJc w:val="left"/>
-        <w:pPr>
-          <w:ind w:left="0" w:firstLine="567"/>
-        </w:pPr>
-        <w:rPr>
-          <w:rFonts w:ascii="Times New Roman" w:hAnsi="Times New Roman" w:hint="default"/>
-          <w:sz w:val="28"/>
-        </w:rPr>
-      </w:lvl>
-    </w:lvlOverride>
-    <w:lvlOverride w:ilvl="5">
-      <w:lvl w:ilvl="5">
-        <w:start w:val="1"/>
-        <w:numFmt w:val="decimal"/>
-        <w:suff w:val="space"/>
-        <w:lvlText w:val="%1.%2.%3.%4.%5.%6"/>
-        <w:lvlJc w:val="left"/>
-        <w:pPr>
-          <w:ind w:left="0" w:firstLine="567"/>
-        </w:pPr>
-        <w:rPr>
-          <w:rFonts w:ascii="Times New Roman" w:hAnsi="Times New Roman" w:hint="default"/>
-          <w:sz w:val="28"/>
-        </w:rPr>
-      </w:lvl>
-    </w:lvlOverride>
-    <w:lvlOverride w:ilvl="6">
-      <w:lvl w:ilvl="6">
-        <w:start w:val="1"/>
-        <w:numFmt w:val="decimal"/>
-        <w:suff w:val="space"/>
-        <w:lvlText w:val="%1.%2.%3.%4.%5.%6.%7"/>
-        <w:lvlJc w:val="left"/>
-        <w:pPr>
-          <w:ind w:left="0" w:firstLine="567"/>
-        </w:pPr>
-        <w:rPr>
-          <w:rFonts w:ascii="Times New Roman" w:hAnsi="Times New Roman" w:hint="default"/>
-          <w:sz w:val="28"/>
-        </w:rPr>
-      </w:lvl>
-    </w:lvlOverride>
-    <w:lvlOverride w:ilvl="7">
-      <w:lvl w:ilvl="7">
-        <w:start w:val="1"/>
-        <w:numFmt w:val="decimal"/>
-        <w:suff w:val="space"/>
-        <w:lvlText w:val="%1.%2.%3.%4.%5.%6.%7.%8"/>
-        <w:lvlJc w:val="left"/>
-        <w:pPr>
-          <w:ind w:left="0" w:firstLine="567"/>
-        </w:pPr>
-        <w:rPr>
-          <w:rFonts w:ascii="Times New Roman" w:hAnsi="Times New Roman" w:hint="default"/>
-          <w:sz w:val="28"/>
-        </w:rPr>
-      </w:lvl>
-    </w:lvlOverride>
-    <w:lvlOverride w:ilvl="8">
-      <w:lvl w:ilvl="8">
-        <w:start w:val="1"/>
-        <w:numFmt w:val="decimal"/>
-        <w:suff w:val="space"/>
-        <w:lvlText w:val="%1.%2.%3.%4.%5.%6.%7.%8.%9"/>
-        <w:lvlJc w:val="left"/>
-        <w:pPr>
-          <w:ind w:left="0" w:firstLine="567"/>
-        </w:pPr>
-        <w:rPr>
-          <w:rFonts w:ascii="Times New Roman" w:hAnsi="Times New Roman" w:hint="default"/>
-          <w:sz w:val="28"/>
-        </w:rPr>
-      </w:lvl>
-    </w:lvlOverride>
-  </w:num>
-  <w:num w:numId="14">
-    <w:abstractNumId w:val="1"/>
-    <w:lvlOverride w:ilvl="0">
-      <w:lvl w:ilvl="0">
-        <w:start w:val="1"/>
-        <w:numFmt w:val="decimal"/>
-        <w:pStyle w:val="1"/>
-        <w:suff w:val="space"/>
-        <w:lvlText w:val="%1"/>
-        <w:lvlJc w:val="left"/>
-        <w:pPr>
-          <w:ind w:left="0" w:firstLine="0"/>
-        </w:pPr>
-        <w:rPr>
-          <w:rFonts w:ascii="Times New Roman" w:hAnsi="Times New Roman" w:hint="default"/>
-          <w:b/>
-          <w:sz w:val="28"/>
-        </w:rPr>
-      </w:lvl>
-    </w:lvlOverride>
-    <w:lvlOverride w:ilvl="1">
-      <w:lvl w:ilvl="1">
-        <w:start w:val="1"/>
-        <w:numFmt w:val="decimal"/>
-        <w:pStyle w:val="2"/>
-        <w:suff w:val="space"/>
-        <w:lvlText w:val="%1.%2"/>
-        <w:lvlJc w:val="left"/>
-        <w:pPr>
-          <w:ind w:left="0" w:firstLine="567"/>
-        </w:pPr>
-        <w:rPr>
-          <w:rFonts w:ascii="Times New Roman" w:hAnsi="Times New Roman" w:hint="default"/>
-          <w:b w:val="0"/>
-          <w:sz w:val="28"/>
-        </w:rPr>
-      </w:lvl>
-    </w:lvlOverride>
-    <w:lvlOverride w:ilvl="2">
-      <w:lvl w:ilvl="2">
-        <w:start w:val="1"/>
-        <w:numFmt w:val="decimal"/>
-        <w:suff w:val="space"/>
-        <w:lvlText w:val="%1.%2.%3"/>
-        <w:lvlJc w:val="left"/>
-        <w:pPr>
-          <w:ind w:left="0" w:firstLine="567"/>
-        </w:pPr>
-        <w:rPr>
-          <w:rFonts w:ascii="Times New Roman" w:hAnsi="Times New Roman" w:hint="default"/>
-          <w:sz w:val="28"/>
-        </w:rPr>
-      </w:lvl>
-    </w:lvlOverride>
-    <w:lvlOverride w:ilvl="3">
-      <w:lvl w:ilvl="3">
-        <w:start w:val="1"/>
-        <w:numFmt w:val="decimal"/>
-        <w:suff w:val="space"/>
-        <w:lvlText w:val="%1.%2.%3.%4"/>
-        <w:lvlJc w:val="left"/>
-        <w:pPr>
-          <w:ind w:left="0" w:firstLine="567"/>
-        </w:pPr>
-        <w:rPr>
-          <w:rFonts w:ascii="Times New Roman" w:hAnsi="Times New Roman" w:hint="default"/>
-          <w:sz w:val="28"/>
-        </w:rPr>
-      </w:lvl>
-    </w:lvlOverride>
-    <w:lvlOverride w:ilvl="4">
-      <w:lvl w:ilvl="4">
-        <w:start w:val="1"/>
-        <w:numFmt w:val="decimal"/>
-        <w:suff w:val="space"/>
-        <w:lvlText w:val="%1.%2.%3.%4.%5"/>
-        <w:lvlJc w:val="left"/>
-        <w:pPr>
-          <w:ind w:left="0" w:firstLine="567"/>
-        </w:pPr>
-        <w:rPr>
-          <w:rFonts w:ascii="Times New Roman" w:hAnsi="Times New Roman" w:hint="default"/>
-          <w:sz w:val="28"/>
-        </w:rPr>
-      </w:lvl>
-    </w:lvlOverride>
-    <w:lvlOverride w:ilvl="5">
-      <w:lvl w:ilvl="5">
-        <w:start w:val="1"/>
-        <w:numFmt w:val="decimal"/>
-        <w:suff w:val="space"/>
-        <w:lvlText w:val="%1.%2.%3.%4.%5.%6"/>
-        <w:lvlJc w:val="left"/>
-        <w:pPr>
-          <w:ind w:left="0" w:firstLine="567"/>
-        </w:pPr>
-        <w:rPr>
-          <w:rFonts w:ascii="Times New Roman" w:hAnsi="Times New Roman" w:hint="default"/>
-          <w:sz w:val="28"/>
-        </w:rPr>
-      </w:lvl>
-    </w:lvlOverride>
-    <w:lvlOverride w:ilvl="6">
-      <w:lvl w:ilvl="6">
-        <w:start w:val="1"/>
-        <w:numFmt w:val="decimal"/>
-        <w:suff w:val="space"/>
-        <w:lvlText w:val="%1.%2.%3.%4.%5.%6.%7"/>
-        <w:lvlJc w:val="left"/>
-        <w:pPr>
-          <w:ind w:left="0" w:firstLine="567"/>
-        </w:pPr>
-        <w:rPr>
-          <w:rFonts w:ascii="Times New Roman" w:hAnsi="Times New Roman" w:hint="default"/>
-          <w:sz w:val="28"/>
-        </w:rPr>
-      </w:lvl>
-    </w:lvlOverride>
-    <w:lvlOverride w:ilvl="7">
-      <w:lvl w:ilvl="7">
-        <w:start w:val="1"/>
-        <w:numFmt w:val="decimal"/>
-        <w:suff w:val="space"/>
-        <w:lvlText w:val="%1.%2.%3.%4.%5.%6.%7.%8"/>
-        <w:lvlJc w:val="left"/>
-        <w:pPr>
-          <w:ind w:left="0" w:firstLine="567"/>
-        </w:pPr>
-        <w:rPr>
-          <w:rFonts w:ascii="Times New Roman" w:hAnsi="Times New Roman" w:hint="default"/>
-          <w:sz w:val="28"/>
-        </w:rPr>
-      </w:lvl>
-    </w:lvlOverride>
-    <w:lvlOverride w:ilvl="8">
-      <w:lvl w:ilvl="8">
-        <w:start w:val="1"/>
-        <w:numFmt w:val="decimal"/>
-        <w:suff w:val="space"/>
-        <w:lvlText w:val="%1.%2.%3.%4.%5.%6.%7.%8.%9"/>
-        <w:lvlJc w:val="left"/>
-        <w:pPr>
-          <w:ind w:left="0" w:firstLine="567"/>
-        </w:pPr>
-        <w:rPr>
-          <w:rFonts w:ascii="Times New Roman" w:hAnsi="Times New Roman" w:hint="default"/>
-          <w:sz w:val="28"/>
-        </w:rPr>
-      </w:lvl>
-    </w:lvlOverride>
-  </w:num>
-  <w:num w:numId="15">
-    <w:abstractNumId w:val="1"/>
-    <w:lvlOverride w:ilvl="0">
-      <w:lvl w:ilvl="0">
-        <w:start w:val="1"/>
-        <w:numFmt w:val="decimal"/>
-        <w:pStyle w:val="1"/>
-        <w:suff w:val="space"/>
-        <w:lvlText w:val="%1"/>
-        <w:lvlJc w:val="left"/>
-        <w:pPr>
-          <w:ind w:left="0" w:firstLine="0"/>
-        </w:pPr>
-        <w:rPr>
-          <w:rFonts w:ascii="Times New Roman" w:hAnsi="Times New Roman" w:hint="default"/>
-          <w:b/>
-          <w:sz w:val="28"/>
-        </w:rPr>
-      </w:lvl>
-    </w:lvlOverride>
-    <w:lvlOverride w:ilvl="1">
-      <w:lvl w:ilvl="1">
-        <w:start w:val="1"/>
-        <w:numFmt w:val="decimal"/>
-        <w:pStyle w:val="2"/>
-        <w:suff w:val="space"/>
-        <w:lvlText w:val="%1.%2"/>
-        <w:lvlJc w:val="left"/>
-        <w:pPr>
-          <w:ind w:left="0" w:firstLine="567"/>
-        </w:pPr>
-        <w:rPr>
-          <w:rFonts w:ascii="Times New Roman" w:hAnsi="Times New Roman" w:hint="default"/>
-          <w:sz w:val="28"/>
-        </w:rPr>
-      </w:lvl>
-    </w:lvlOverride>
-    <w:lvlOverride w:ilvl="2">
-      <w:lvl w:ilvl="2">
-        <w:start w:val="1"/>
-        <w:numFmt w:val="decimal"/>
-        <w:suff w:val="space"/>
-        <w:lvlText w:val="%1.%2.%3"/>
-        <w:lvlJc w:val="left"/>
-        <w:pPr>
-          <w:ind w:left="0" w:firstLine="567"/>
-        </w:pPr>
-        <w:rPr>
-          <w:rFonts w:ascii="Times New Roman" w:hAnsi="Times New Roman" w:hint="default"/>
-          <w:sz w:val="28"/>
-        </w:rPr>
-      </w:lvl>
-    </w:lvlOverride>
-    <w:lvlOverride w:ilvl="3">
-      <w:lvl w:ilvl="3">
-        <w:start w:val="1"/>
-        <w:numFmt w:val="decimal"/>
-        <w:suff w:val="space"/>
-        <w:lvlText w:val="%1.%2.%3.%4"/>
-        <w:lvlJc w:val="left"/>
-        <w:pPr>
-          <w:ind w:left="0" w:firstLine="567"/>
-        </w:pPr>
-        <w:rPr>
-          <w:rFonts w:ascii="Times New Roman" w:hAnsi="Times New Roman" w:hint="default"/>
-          <w:sz w:val="28"/>
-        </w:rPr>
-      </w:lvl>
-    </w:lvlOverride>
-    <w:lvlOverride w:ilvl="4">
-      <w:lvl w:ilvl="4">
-        <w:start w:val="1"/>
-        <w:numFmt w:val="decimal"/>
-        <w:suff w:val="space"/>
-        <w:lvlText w:val="%1.%2.%3.%4.%5"/>
-        <w:lvlJc w:val="left"/>
-        <w:pPr>
-          <w:ind w:left="0" w:firstLine="567"/>
-        </w:pPr>
-        <w:rPr>
-          <w:rFonts w:ascii="Times New Roman" w:hAnsi="Times New Roman" w:hint="default"/>
-          <w:sz w:val="28"/>
-        </w:rPr>
-      </w:lvl>
-    </w:lvlOverride>
-    <w:lvlOverride w:ilvl="5">
-      <w:lvl w:ilvl="5">
-        <w:start w:val="1"/>
-        <w:numFmt w:val="decimal"/>
-        <w:suff w:val="space"/>
-        <w:lvlText w:val="%1.%2.%3.%4.%5.%6"/>
-        <w:lvlJc w:val="left"/>
-        <w:pPr>
-          <w:ind w:left="0" w:firstLine="567"/>
-        </w:pPr>
-        <w:rPr>
-          <w:rFonts w:ascii="Times New Roman" w:hAnsi="Times New Roman" w:hint="default"/>
-          <w:sz w:val="28"/>
-        </w:rPr>
-      </w:lvl>
-    </w:lvlOverride>
-    <w:lvlOverride w:ilvl="6">
-      <w:lvl w:ilvl="6">
-        <w:start w:val="1"/>
-        <w:numFmt w:val="decimal"/>
-        <w:suff w:val="space"/>
-        <w:lvlText w:val="%1.%2.%3.%4.%5.%6.%7"/>
-        <w:lvlJc w:val="left"/>
-        <w:pPr>
-          <w:ind w:left="0" w:firstLine="567"/>
-        </w:pPr>
-        <w:rPr>
-          <w:rFonts w:ascii="Times New Roman" w:hAnsi="Times New Roman" w:hint="default"/>
-          <w:sz w:val="28"/>
-        </w:rPr>
-      </w:lvl>
-    </w:lvlOverride>
-    <w:lvlOverride w:ilvl="7">
-      <w:lvl w:ilvl="7">
-        <w:start w:val="1"/>
-        <w:numFmt w:val="decimal"/>
-        <w:suff w:val="space"/>
-        <w:lvlText w:val="%1.%2.%3.%4.%5.%6.%7.%8"/>
-        <w:lvlJc w:val="left"/>
-        <w:pPr>
-          <w:ind w:left="0" w:firstLine="567"/>
-        </w:pPr>
-        <w:rPr>
-          <w:rFonts w:ascii="Times New Roman" w:hAnsi="Times New Roman" w:hint="default"/>
-          <w:sz w:val="28"/>
-        </w:rPr>
-      </w:lvl>
-    </w:lvlOverride>
-    <w:lvlOverride w:ilvl="8">
-      <w:lvl w:ilvl="8">
-        <w:start w:val="1"/>
-        <w:numFmt w:val="decimal"/>
-        <w:suff w:val="space"/>
-        <w:lvlText w:val="%1.%2.%3.%4.%5.%6.%7.%8.%9"/>
-        <w:lvlJc w:val="left"/>
-        <w:pPr>
-          <w:ind w:left="0" w:firstLine="567"/>
-        </w:pPr>
-        <w:rPr>
-          <w:rFonts w:ascii="Times New Roman" w:hAnsi="Times New Roman" w:hint="default"/>
-          <w:sz w:val="28"/>
-        </w:rPr>
-      </w:lvl>
-    </w:lvlOverride>
-  </w:num>
-  <w:num w:numId="16">
-    <w:abstractNumId w:val="1"/>
-    <w:lvlOverride w:ilvl="0">
-      <w:startOverride w:val="1"/>
-      <w:lvl w:ilvl="0">
-        <w:start w:val="1"/>
-        <w:numFmt w:val="decimal"/>
-        <w:pStyle w:val="1"/>
-        <w:lvlText w:val=""/>
-        <w:lvlJc w:val="left"/>
-      </w:lvl>
-    </w:lvlOverride>
-    <w:lvlOverride w:ilvl="1">
-      <w:startOverride w:val="1"/>
-      <w:lvl w:ilvl="1">
-        <w:start w:val="1"/>
-        <w:numFmt w:val="decimal"/>
-        <w:pStyle w:val="2"/>
-        <w:suff w:val="space"/>
-        <w:lvlText w:val="%1.%2"/>
-        <w:lvlJc w:val="left"/>
-        <w:pPr>
-          <w:ind w:left="0" w:firstLine="567"/>
-        </w:pPr>
-        <w:rPr>
-          <w:rFonts w:ascii="Times New Roman" w:hAnsi="Times New Roman" w:cs="Times New Roman" w:hint="default"/>
-          <w:b w:val="0"/>
-          <w:bCs/>
-          <w:sz w:val="28"/>
-        </w:rPr>
-      </w:lvl>
-    </w:lvlOverride>
-    <w:lvlOverride w:ilvl="2">
-      <w:startOverride w:val="1"/>
-      <w:lvl w:ilvl="2">
-        <w:start w:val="1"/>
-        <w:numFmt w:val="decimal"/>
-        <w:lvlText w:val=""/>
-        <w:lvlJc w:val="left"/>
-      </w:lvl>
-    </w:lvlOverride>
-    <w:lvlOverride w:ilvl="3">
-      <w:startOverride w:val="1"/>
-      <w:lvl w:ilvl="3">
-        <w:start w:val="1"/>
-        <w:numFmt w:val="decimal"/>
-        <w:lvlText w:val=""/>
-        <w:lvlJc w:val="left"/>
-      </w:lvl>
-    </w:lvlOverride>
-    <w:lvlOverride w:ilvl="4">
-      <w:startOverride w:val="1"/>
-      <w:lvl w:ilvl="4">
-        <w:start w:val="1"/>
-        <w:numFmt w:val="decimal"/>
-        <w:lvlText w:val=""/>
-        <w:lvlJc w:val="left"/>
-      </w:lvl>
-    </w:lvlOverride>
-    <w:lvlOverride w:ilvl="5">
-      <w:startOverride w:val="1"/>
-      <w:lvl w:ilvl="5">
-        <w:start w:val="1"/>
-        <w:numFmt w:val="decimal"/>
-        <w:lvlText w:val=""/>
-        <w:lvlJc w:val="left"/>
-      </w:lvl>
-    </w:lvlOverride>
-    <w:lvlOverride w:ilvl="6">
-      <w:startOverride w:val="1"/>
-      <w:lvl w:ilvl="6">
-        <w:start w:val="1"/>
-        <w:numFmt w:val="decimal"/>
-        <w:lvlText w:val=""/>
-        <w:lvlJc w:val="left"/>
-      </w:lvl>
-    </w:lvlOverride>
-    <w:lvlOverride w:ilvl="7">
-      <w:startOverride w:val="1"/>
-      <w:lvl w:ilvl="7">
-        <w:start w:val="1"/>
-        <w:numFmt w:val="decimal"/>
-        <w:lvlText w:val=""/>
-        <w:lvlJc w:val="left"/>
-      </w:lvl>
-    </w:lvlOverride>
-    <w:lvlOverride w:ilvl="8">
-      <w:startOverride w:val="1"/>
-      <w:lvl w:ilvl="8">
-        <w:start w:val="1"/>
-        <w:numFmt w:val="decimal"/>
-        <w:lvlText w:val=""/>
-        <w:lvlJc w:val="left"/>
-      </w:lvl>
-    </w:lvlOverride>
-  </w:num>
-  <w:num w:numId="17">
-    <w:abstractNumId w:val="1"/>
-    <w:lvlOverride w:ilvl="0">
-      <w:lvl w:ilvl="0">
-        <w:start w:val="1"/>
-        <w:numFmt w:val="decimal"/>
-        <w:pStyle w:val="1"/>
-        <w:suff w:val="space"/>
-        <w:lvlText w:val="%1"/>
-        <w:lvlJc w:val="left"/>
-        <w:pPr>
-          <w:ind w:left="0" w:firstLine="0"/>
-        </w:pPr>
-        <w:rPr>
-          <w:rFonts w:ascii="Times New Roman" w:hAnsi="Times New Roman" w:hint="default"/>
-          <w:b/>
-          <w:sz w:val="28"/>
-        </w:rPr>
-      </w:lvl>
-    </w:lvlOverride>
-    <w:lvlOverride w:ilvl="1">
-      <w:lvl w:ilvl="1">
-        <w:start w:val="1"/>
-        <w:numFmt w:val="decimal"/>
-        <w:pStyle w:val="2"/>
-        <w:suff w:val="space"/>
-        <w:lvlText w:val="%1.%2"/>
-        <w:lvlJc w:val="left"/>
-        <w:pPr>
-          <w:ind w:left="0" w:firstLine="567"/>
-        </w:pPr>
-        <w:rPr>
-          <w:rFonts w:ascii="Times New Roman" w:hAnsi="Times New Roman" w:hint="default"/>
-          <w:b w:val="0"/>
-          <w:bCs/>
-          <w:sz w:val="28"/>
-        </w:rPr>
-      </w:lvl>
-    </w:lvlOverride>
-    <w:lvlOverride w:ilvl="2">
-      <w:lvl w:ilvl="2">
-        <w:start w:val="1"/>
-        <w:numFmt w:val="decimal"/>
-        <w:suff w:val="space"/>
-        <w:lvlText w:val="%1.%2.%3"/>
-        <w:lvlJc w:val="left"/>
-        <w:pPr>
-          <w:ind w:left="0" w:firstLine="567"/>
-        </w:pPr>
-        <w:rPr>
-          <w:rFonts w:ascii="Times New Roman" w:hAnsi="Times New Roman" w:hint="default"/>
-          <w:sz w:val="28"/>
-        </w:rPr>
-      </w:lvl>
-    </w:lvlOverride>
-    <w:lvlOverride w:ilvl="3">
-      <w:lvl w:ilvl="3">
-        <w:start w:val="1"/>
-        <w:numFmt w:val="decimal"/>
-        <w:suff w:val="space"/>
-        <w:lvlText w:val="%1.%2.%3.%4"/>
-        <w:lvlJc w:val="left"/>
-        <w:pPr>
-          <w:ind w:left="0" w:firstLine="567"/>
-        </w:pPr>
-        <w:rPr>
-          <w:rFonts w:ascii="Times New Roman" w:hAnsi="Times New Roman" w:hint="default"/>
-          <w:sz w:val="28"/>
-        </w:rPr>
-      </w:lvl>
-    </w:lvlOverride>
-    <w:lvlOverride w:ilvl="4">
-      <w:lvl w:ilvl="4">
-        <w:start w:val="1"/>
-        <w:numFmt w:val="decimal"/>
-        <w:suff w:val="space"/>
-        <w:lvlText w:val="%1.%2.%3.%4.%5"/>
-        <w:lvlJc w:val="left"/>
-        <w:pPr>
-          <w:ind w:left="0" w:firstLine="567"/>
-        </w:pPr>
-        <w:rPr>
-          <w:rFonts w:ascii="Times New Roman" w:hAnsi="Times New Roman" w:hint="default"/>
-          <w:sz w:val="28"/>
-        </w:rPr>
-      </w:lvl>
-    </w:lvlOverride>
-    <w:lvlOverride w:ilvl="5">
-      <w:lvl w:ilvl="5">
-        <w:start w:val="1"/>
-        <w:numFmt w:val="decimal"/>
-        <w:suff w:val="space"/>
-        <w:lvlText w:val="%1.%2.%3.%4.%5.%6"/>
-        <w:lvlJc w:val="left"/>
-        <w:pPr>
-          <w:ind w:left="0" w:firstLine="567"/>
-        </w:pPr>
-        <w:rPr>
-          <w:rFonts w:ascii="Times New Roman" w:hAnsi="Times New Roman" w:hint="default"/>
-          <w:sz w:val="28"/>
-        </w:rPr>
-      </w:lvl>
-    </w:lvlOverride>
-    <w:lvlOverride w:ilvl="6">
-      <w:lvl w:ilvl="6">
-        <w:start w:val="1"/>
-        <w:numFmt w:val="decimal"/>
-        <w:suff w:val="space"/>
-        <w:lvlText w:val="%1.%2.%3.%4.%5.%6.%7"/>
-        <w:lvlJc w:val="left"/>
-        <w:pPr>
-          <w:ind w:left="0" w:firstLine="567"/>
-        </w:pPr>
-        <w:rPr>
-          <w:rFonts w:ascii="Times New Roman" w:hAnsi="Times New Roman" w:hint="default"/>
-          <w:sz w:val="28"/>
-        </w:rPr>
-      </w:lvl>
-    </w:lvlOverride>
-    <w:lvlOverride w:ilvl="7">
-      <w:lvl w:ilvl="7">
-        <w:start w:val="1"/>
-        <w:numFmt w:val="decimal"/>
-        <w:suff w:val="space"/>
-        <w:lvlText w:val="%1.%2.%3.%4.%5.%6.%7.%8"/>
-        <w:lvlJc w:val="left"/>
-        <w:pPr>
-          <w:ind w:left="0" w:firstLine="567"/>
-        </w:pPr>
-        <w:rPr>
-          <w:rFonts w:ascii="Times New Roman" w:hAnsi="Times New Roman" w:hint="default"/>
-          <w:sz w:val="28"/>
-        </w:rPr>
-      </w:lvl>
-    </w:lvlOverride>
-    <w:lvlOverride w:ilvl="8">
-      <w:lvl w:ilvl="8">
-        <w:start w:val="1"/>
-        <w:numFmt w:val="decimal"/>
-        <w:suff w:val="space"/>
-        <w:lvlText w:val="%1.%2.%3.%4.%5.%6.%7.%8.%9"/>
-        <w:lvlJc w:val="left"/>
-        <w:pPr>
-          <w:ind w:left="0" w:firstLine="567"/>
-        </w:pPr>
-        <w:rPr>
-          <w:rFonts w:ascii="Times New Roman" w:hAnsi="Times New Roman" w:hint="default"/>
-          <w:sz w:val="28"/>
-        </w:rPr>
-      </w:lvl>
-    </w:lvlOverride>
-  </w:num>
-  <w:num w:numId="18">
-    <w:abstractNumId w:val="1"/>
-    <w:lvlOverride w:ilvl="0">
-      <w:startOverride w:val="1"/>
-      <w:lvl w:ilvl="0">
-        <w:start w:val="1"/>
-        <w:numFmt w:val="decimal"/>
-        <w:pStyle w:val="1"/>
-        <w:suff w:val="space"/>
-        <w:lvlText w:val="%1"/>
-        <w:lvlJc w:val="left"/>
-        <w:pPr>
-          <w:ind w:left="0" w:firstLine="0"/>
-        </w:pPr>
-        <w:rPr>
-          <w:rFonts w:ascii="Times New Roman" w:hAnsi="Times New Roman" w:hint="default"/>
-          <w:b/>
-          <w:sz w:val="28"/>
-        </w:rPr>
-      </w:lvl>
-    </w:lvlOverride>
-    <w:lvlOverride w:ilvl="1">
-      <w:startOverride w:val="1"/>
-      <w:lvl w:ilvl="1">
-        <w:start w:val="1"/>
-        <w:numFmt w:val="decimal"/>
-        <w:pStyle w:val="2"/>
-        <w:suff w:val="space"/>
-        <w:lvlText w:val="%1.%2"/>
-        <w:lvlJc w:val="left"/>
-        <w:pPr>
-          <w:ind w:left="0" w:firstLine="567"/>
-        </w:pPr>
-        <w:rPr>
-          <w:rFonts w:ascii="Times New Roman" w:hAnsi="Times New Roman" w:hint="default"/>
-          <w:sz w:val="28"/>
-        </w:rPr>
-      </w:lvl>
-    </w:lvlOverride>
-    <w:lvlOverride w:ilvl="2">
-      <w:startOverride w:val="1"/>
-      <w:lvl w:ilvl="2">
-        <w:start w:val="1"/>
-        <w:numFmt w:val="decimal"/>
-        <w:suff w:val="space"/>
-        <w:lvlText w:val="%1.%2.%3"/>
-        <w:lvlJc w:val="left"/>
-        <w:pPr>
-          <w:ind w:left="0" w:firstLine="567"/>
-        </w:pPr>
-        <w:rPr>
-          <w:rFonts w:ascii="Times New Roman" w:hAnsi="Times New Roman" w:hint="default"/>
-          <w:sz w:val="28"/>
-        </w:rPr>
-      </w:lvl>
-    </w:lvlOverride>
-    <w:lvlOverride w:ilvl="3">
-      <w:startOverride w:val="1"/>
-      <w:lvl w:ilvl="3">
-        <w:start w:val="1"/>
-        <w:numFmt w:val="decimal"/>
-        <w:suff w:val="space"/>
-        <w:lvlText w:val="%1.%2.%3.%4"/>
-        <w:lvlJc w:val="left"/>
-        <w:pPr>
-          <w:ind w:left="0" w:firstLine="567"/>
-        </w:pPr>
-        <w:rPr>
-          <w:rFonts w:ascii="Times New Roman" w:hAnsi="Times New Roman" w:hint="default"/>
-          <w:sz w:val="28"/>
-        </w:rPr>
-      </w:lvl>
-    </w:lvlOverride>
-    <w:lvlOverride w:ilvl="4">
-      <w:startOverride w:val="1"/>
-      <w:lvl w:ilvl="4">
-        <w:start w:val="1"/>
-        <w:numFmt w:val="decimal"/>
-        <w:suff w:val="space"/>
-        <w:lvlText w:val="%1.%2.%3.%4.%5"/>
-        <w:lvlJc w:val="left"/>
-        <w:pPr>
-          <w:ind w:left="0" w:firstLine="567"/>
-        </w:pPr>
-        <w:rPr>
-          <w:rFonts w:ascii="Times New Roman" w:hAnsi="Times New Roman" w:hint="default"/>
-          <w:sz w:val="28"/>
-        </w:rPr>
-      </w:lvl>
-    </w:lvlOverride>
-    <w:lvlOverride w:ilvl="5">
-      <w:startOverride w:val="1"/>
-      <w:lvl w:ilvl="5">
-        <w:start w:val="1"/>
-        <w:numFmt w:val="decimal"/>
-        <w:suff w:val="space"/>
-        <w:lvlText w:val="%1.%2.%3.%4.%5.%6"/>
-        <w:lvlJc w:val="left"/>
-        <w:pPr>
-          <w:ind w:left="0" w:firstLine="567"/>
-        </w:pPr>
-        <w:rPr>
-          <w:rFonts w:ascii="Times New Roman" w:hAnsi="Times New Roman" w:hint="default"/>
-          <w:sz w:val="28"/>
-        </w:rPr>
-      </w:lvl>
-    </w:lvlOverride>
-    <w:lvlOverride w:ilvl="6">
-      <w:startOverride w:val="1"/>
-      <w:lvl w:ilvl="6">
-        <w:start w:val="1"/>
-        <w:numFmt w:val="decimal"/>
-        <w:suff w:val="space"/>
-        <w:lvlText w:val="%1.%2.%3.%4.%5.%6.%7"/>
-        <w:lvlJc w:val="left"/>
-        <w:pPr>
-          <w:ind w:left="0" w:firstLine="567"/>
-        </w:pPr>
-        <w:rPr>
-          <w:rFonts w:ascii="Times New Roman" w:hAnsi="Times New Roman" w:hint="default"/>
-          <w:sz w:val="28"/>
-        </w:rPr>
-      </w:lvl>
-    </w:lvlOverride>
-    <w:lvlOverride w:ilvl="7">
-      <w:startOverride w:val="1"/>
-      <w:lvl w:ilvl="7">
-        <w:start w:val="1"/>
-        <w:numFmt w:val="decimal"/>
-        <w:suff w:val="space"/>
-        <w:lvlText w:val="%1.%2.%3.%4.%5.%6.%7.%8"/>
-        <w:lvlJc w:val="left"/>
-        <w:pPr>
-          <w:ind w:left="0" w:firstLine="567"/>
-        </w:pPr>
-        <w:rPr>
-          <w:rFonts w:ascii="Times New Roman" w:hAnsi="Times New Roman" w:hint="default"/>
-          <w:sz w:val="28"/>
-        </w:rPr>
-      </w:lvl>
-    </w:lvlOverride>
-    <w:lvlOverride w:ilvl="8">
-      <w:startOverride w:val="1"/>
-      <w:lvl w:ilvl="8">
-        <w:start w:val="1"/>
-        <w:numFmt w:val="decimal"/>
-        <w:suff w:val="space"/>
-        <w:lvlText w:val="%1.%2.%3.%4.%5.%6.%7.%8.%9"/>
-        <w:lvlJc w:val="left"/>
-        <w:pPr>
-          <w:ind w:left="0" w:firstLine="567"/>
-        </w:pPr>
-        <w:rPr>
-          <w:rFonts w:ascii="Times New Roman" w:hAnsi="Times New Roman" w:hint="default"/>
-          <w:sz w:val="28"/>
-        </w:rPr>
-      </w:lvl>
-    </w:lvlOverride>
-  </w:num>
-  <w:num w:numId="19">
-    <w:abstractNumId w:val="1"/>
-    <w:lvlOverride w:ilvl="0">
-      <w:startOverride w:val="1"/>
-      <w:lvl w:ilvl="0">
-        <w:start w:val="1"/>
-        <w:numFmt w:val="decimal"/>
-        <w:pStyle w:val="1"/>
-        <w:lvlText w:val=""/>
-        <w:lvlJc w:val="left"/>
-      </w:lvl>
-    </w:lvlOverride>
-    <w:lvlOverride w:ilvl="1">
-      <w:startOverride w:val="1"/>
-      <w:lvl w:ilvl="1">
-        <w:start w:val="1"/>
-        <w:numFmt w:val="decimal"/>
-        <w:pStyle w:val="2"/>
-        <w:suff w:val="space"/>
-        <w:lvlText w:val="%1.%2"/>
-        <w:lvlJc w:val="left"/>
-        <w:pPr>
-          <w:ind w:left="0" w:firstLine="567"/>
-        </w:pPr>
-        <w:rPr>
-          <w:rFonts w:ascii="Times New Roman" w:hAnsi="Times New Roman" w:cs="Times New Roman" w:hint="default"/>
-          <w:b w:val="0"/>
-          <w:bCs/>
-          <w:sz w:val="28"/>
-        </w:rPr>
-      </w:lvl>
-    </w:lvlOverride>
-    <w:lvlOverride w:ilvl="2">
-      <w:startOverride w:val="1"/>
-      <w:lvl w:ilvl="2">
-        <w:start w:val="1"/>
-        <w:numFmt w:val="decimal"/>
-        <w:lvlText w:val=""/>
-        <w:lvlJc w:val="left"/>
-      </w:lvl>
-    </w:lvlOverride>
-    <w:lvlOverride w:ilvl="3">
-      <w:startOverride w:val="1"/>
-      <w:lvl w:ilvl="3">
-        <w:start w:val="1"/>
-        <w:numFmt w:val="decimal"/>
-        <w:lvlText w:val=""/>
-        <w:lvlJc w:val="left"/>
-      </w:lvl>
-    </w:lvlOverride>
-    <w:lvlOverride w:ilvl="4">
-      <w:startOverride w:val="1"/>
-      <w:lvl w:ilvl="4">
-        <w:start w:val="1"/>
-        <w:numFmt w:val="decimal"/>
-        <w:lvlText w:val=""/>
-        <w:lvlJc w:val="left"/>
-      </w:lvl>
-    </w:lvlOverride>
-    <w:lvlOverride w:ilvl="5">
-      <w:startOverride w:val="1"/>
-      <w:lvl w:ilvl="5">
-        <w:start w:val="1"/>
-        <w:numFmt w:val="decimal"/>
-        <w:lvlText w:val=""/>
-        <w:lvlJc w:val="left"/>
-      </w:lvl>
-    </w:lvlOverride>
-    <w:lvlOverride w:ilvl="6">
-      <w:startOverride w:val="1"/>
-      <w:lvl w:ilvl="6">
-        <w:start w:val="1"/>
-        <w:numFmt w:val="decimal"/>
-        <w:lvlText w:val=""/>
-        <w:lvlJc w:val="left"/>
-      </w:lvl>
-    </w:lvlOverride>
-    <w:lvlOverride w:ilvl="7">
-      <w:startOverride w:val="1"/>
-      <w:lvl w:ilvl="7">
-        <w:start w:val="1"/>
-        <w:numFmt w:val="decimal"/>
-        <w:lvlText w:val=""/>
-        <w:lvlJc w:val="left"/>
-      </w:lvl>
-    </w:lvlOverride>
-    <w:lvlOverride w:ilvl="8">
-      <w:startOverride w:val="1"/>
-      <w:lvl w:ilvl="8">
-        <w:start w:val="1"/>
-        <w:numFmt w:val="decimal"/>
-        <w:lvlText w:val=""/>
-        <w:lvlJc w:val="left"/>
-      </w:lvl>
-    </w:lvlOverride>
-  </w:num>
-  <w:num w:numId="20">
-    <w:abstractNumId w:val="1"/>
     <w:lvlOverride w:ilvl="0">
       <w:startOverride w:val="2"/>
       <w:lvl w:ilvl="0">
@@ -10155,16 +9721,633 @@
       </w:lvl>
     </w:lvlOverride>
   </w:num>
-  <w:num w:numId="21">
-    <w:abstractNumId w:val="1"/>
+  <w:num w:numId="9">
+    <w:abstractNumId w:val="0"/>
+    <w:lvlOverride w:ilvl="0">
+      <w:lvl w:ilvl="0">
+        <w:start w:val="1"/>
+        <w:numFmt w:val="decimal"/>
+        <w:pStyle w:val="1"/>
+        <w:suff w:val="space"/>
+        <w:lvlText w:val="%1"/>
+        <w:lvlJc w:val="left"/>
+        <w:pPr>
+          <w:ind w:left="0" w:firstLine="0"/>
+        </w:pPr>
+        <w:rPr>
+          <w:rFonts w:ascii="Times New Roman" w:hAnsi="Times New Roman" w:hint="default"/>
+          <w:b/>
+          <w:sz w:val="28"/>
+        </w:rPr>
+      </w:lvl>
+    </w:lvlOverride>
+    <w:lvlOverride w:ilvl="1">
+      <w:lvl w:ilvl="1">
+        <w:start w:val="1"/>
+        <w:numFmt w:val="decimal"/>
+        <w:pStyle w:val="2"/>
+        <w:suff w:val="space"/>
+        <w:lvlText w:val="%1.%2"/>
+        <w:lvlJc w:val="left"/>
+        <w:pPr>
+          <w:ind w:left="0" w:firstLine="567"/>
+        </w:pPr>
+        <w:rPr>
+          <w:rFonts w:ascii="Times New Roman" w:hAnsi="Times New Roman" w:hint="default"/>
+          <w:b w:val="0"/>
+          <w:bCs/>
+          <w:sz w:val="28"/>
+        </w:rPr>
+      </w:lvl>
+    </w:lvlOverride>
+    <w:lvlOverride w:ilvl="2">
+      <w:lvl w:ilvl="2">
+        <w:start w:val="1"/>
+        <w:numFmt w:val="decimal"/>
+        <w:suff w:val="space"/>
+        <w:lvlText w:val="%1.%2.%3"/>
+        <w:lvlJc w:val="left"/>
+        <w:pPr>
+          <w:ind w:left="0" w:firstLine="567"/>
+        </w:pPr>
+        <w:rPr>
+          <w:rFonts w:ascii="Times New Roman" w:hAnsi="Times New Roman" w:hint="default"/>
+          <w:sz w:val="28"/>
+        </w:rPr>
+      </w:lvl>
+    </w:lvlOverride>
+    <w:lvlOverride w:ilvl="3">
+      <w:lvl w:ilvl="3">
+        <w:start w:val="1"/>
+        <w:numFmt w:val="decimal"/>
+        <w:suff w:val="space"/>
+        <w:lvlText w:val="%1.%2.%3.%4"/>
+        <w:lvlJc w:val="left"/>
+        <w:pPr>
+          <w:ind w:left="0" w:firstLine="567"/>
+        </w:pPr>
+        <w:rPr>
+          <w:rFonts w:ascii="Times New Roman" w:hAnsi="Times New Roman" w:hint="default"/>
+          <w:sz w:val="28"/>
+        </w:rPr>
+      </w:lvl>
+    </w:lvlOverride>
+    <w:lvlOverride w:ilvl="4">
+      <w:lvl w:ilvl="4">
+        <w:start w:val="1"/>
+        <w:numFmt w:val="decimal"/>
+        <w:suff w:val="space"/>
+        <w:lvlText w:val="%1.%2.%3.%4.%5"/>
+        <w:lvlJc w:val="left"/>
+        <w:pPr>
+          <w:ind w:left="0" w:firstLine="567"/>
+        </w:pPr>
+        <w:rPr>
+          <w:rFonts w:ascii="Times New Roman" w:hAnsi="Times New Roman" w:hint="default"/>
+          <w:sz w:val="28"/>
+        </w:rPr>
+      </w:lvl>
+    </w:lvlOverride>
+    <w:lvlOverride w:ilvl="5">
+      <w:lvl w:ilvl="5">
+        <w:start w:val="1"/>
+        <w:numFmt w:val="decimal"/>
+        <w:suff w:val="space"/>
+        <w:lvlText w:val="%1.%2.%3.%4.%5.%6"/>
+        <w:lvlJc w:val="left"/>
+        <w:pPr>
+          <w:ind w:left="0" w:firstLine="567"/>
+        </w:pPr>
+        <w:rPr>
+          <w:rFonts w:ascii="Times New Roman" w:hAnsi="Times New Roman" w:hint="default"/>
+          <w:sz w:val="28"/>
+        </w:rPr>
+      </w:lvl>
+    </w:lvlOverride>
+    <w:lvlOverride w:ilvl="6">
+      <w:lvl w:ilvl="6">
+        <w:start w:val="1"/>
+        <w:numFmt w:val="decimal"/>
+        <w:suff w:val="space"/>
+        <w:lvlText w:val="%1.%2.%3.%4.%5.%6.%7"/>
+        <w:lvlJc w:val="left"/>
+        <w:pPr>
+          <w:ind w:left="0" w:firstLine="567"/>
+        </w:pPr>
+        <w:rPr>
+          <w:rFonts w:ascii="Times New Roman" w:hAnsi="Times New Roman" w:hint="default"/>
+          <w:sz w:val="28"/>
+        </w:rPr>
+      </w:lvl>
+    </w:lvlOverride>
+    <w:lvlOverride w:ilvl="7">
+      <w:lvl w:ilvl="7">
+        <w:start w:val="1"/>
+        <w:numFmt w:val="decimal"/>
+        <w:suff w:val="space"/>
+        <w:lvlText w:val="%1.%2.%3.%4.%5.%6.%7.%8"/>
+        <w:lvlJc w:val="left"/>
+        <w:pPr>
+          <w:ind w:left="0" w:firstLine="567"/>
+        </w:pPr>
+        <w:rPr>
+          <w:rFonts w:ascii="Times New Roman" w:hAnsi="Times New Roman" w:hint="default"/>
+          <w:sz w:val="28"/>
+        </w:rPr>
+      </w:lvl>
+    </w:lvlOverride>
+    <w:lvlOverride w:ilvl="8">
+      <w:lvl w:ilvl="8">
+        <w:start w:val="1"/>
+        <w:numFmt w:val="decimal"/>
+        <w:suff w:val="space"/>
+        <w:lvlText w:val="%1.%2.%3.%4.%5.%6.%7.%8.%9"/>
+        <w:lvlJc w:val="left"/>
+        <w:pPr>
+          <w:ind w:left="0" w:firstLine="567"/>
+        </w:pPr>
+        <w:rPr>
+          <w:rFonts w:ascii="Times New Roman" w:hAnsi="Times New Roman" w:hint="default"/>
+          <w:sz w:val="28"/>
+        </w:rPr>
+      </w:lvl>
+    </w:lvlOverride>
+  </w:num>
+  <w:num w:numId="10">
+    <w:abstractNumId w:val="0"/>
+    <w:lvlOverride w:ilvl="0">
+      <w:lvl w:ilvl="0">
+        <w:start w:val="1"/>
+        <w:numFmt w:val="decimal"/>
+        <w:pStyle w:val="1"/>
+        <w:suff w:val="space"/>
+        <w:lvlText w:val="%1"/>
+        <w:lvlJc w:val="left"/>
+        <w:pPr>
+          <w:ind w:left="0" w:firstLine="0"/>
+        </w:pPr>
+        <w:rPr>
+          <w:rFonts w:ascii="Times New Roman" w:hAnsi="Times New Roman" w:hint="default"/>
+          <w:b/>
+          <w:sz w:val="28"/>
+        </w:rPr>
+      </w:lvl>
+    </w:lvlOverride>
+    <w:lvlOverride w:ilvl="1">
+      <w:lvl w:ilvl="1">
+        <w:start w:val="1"/>
+        <w:numFmt w:val="decimal"/>
+        <w:pStyle w:val="2"/>
+        <w:suff w:val="space"/>
+        <w:lvlText w:val="%1.%2"/>
+        <w:lvlJc w:val="left"/>
+        <w:pPr>
+          <w:ind w:left="0" w:firstLine="567"/>
+        </w:pPr>
+        <w:rPr>
+          <w:rFonts w:ascii="Times New Roman" w:hAnsi="Times New Roman" w:hint="default"/>
+          <w:b w:val="0"/>
+          <w:bCs/>
+          <w:sz w:val="28"/>
+        </w:rPr>
+      </w:lvl>
+    </w:lvlOverride>
+    <w:lvlOverride w:ilvl="2">
+      <w:lvl w:ilvl="2">
+        <w:start w:val="1"/>
+        <w:numFmt w:val="decimal"/>
+        <w:suff w:val="space"/>
+        <w:lvlText w:val="%1.%2.%3"/>
+        <w:lvlJc w:val="left"/>
+        <w:pPr>
+          <w:ind w:left="0" w:firstLine="567"/>
+        </w:pPr>
+        <w:rPr>
+          <w:rFonts w:ascii="Times New Roman" w:hAnsi="Times New Roman" w:hint="default"/>
+          <w:sz w:val="28"/>
+        </w:rPr>
+      </w:lvl>
+    </w:lvlOverride>
+    <w:lvlOverride w:ilvl="3">
+      <w:lvl w:ilvl="3">
+        <w:start w:val="1"/>
+        <w:numFmt w:val="decimal"/>
+        <w:suff w:val="space"/>
+        <w:lvlText w:val="%1.%2.%3.%4"/>
+        <w:lvlJc w:val="left"/>
+        <w:pPr>
+          <w:ind w:left="0" w:firstLine="567"/>
+        </w:pPr>
+        <w:rPr>
+          <w:rFonts w:ascii="Times New Roman" w:hAnsi="Times New Roman" w:hint="default"/>
+          <w:sz w:val="28"/>
+        </w:rPr>
+      </w:lvl>
+    </w:lvlOverride>
+    <w:lvlOverride w:ilvl="4">
+      <w:lvl w:ilvl="4">
+        <w:start w:val="1"/>
+        <w:numFmt w:val="decimal"/>
+        <w:suff w:val="space"/>
+        <w:lvlText w:val="%1.%2.%3.%4.%5"/>
+        <w:lvlJc w:val="left"/>
+        <w:pPr>
+          <w:ind w:left="0" w:firstLine="567"/>
+        </w:pPr>
+        <w:rPr>
+          <w:rFonts w:ascii="Times New Roman" w:hAnsi="Times New Roman" w:hint="default"/>
+          <w:sz w:val="28"/>
+        </w:rPr>
+      </w:lvl>
+    </w:lvlOverride>
+    <w:lvlOverride w:ilvl="5">
+      <w:lvl w:ilvl="5">
+        <w:start w:val="1"/>
+        <w:numFmt w:val="decimal"/>
+        <w:suff w:val="space"/>
+        <w:lvlText w:val="%1.%2.%3.%4.%5.%6"/>
+        <w:lvlJc w:val="left"/>
+        <w:pPr>
+          <w:ind w:left="0" w:firstLine="567"/>
+        </w:pPr>
+        <w:rPr>
+          <w:rFonts w:ascii="Times New Roman" w:hAnsi="Times New Roman" w:hint="default"/>
+          <w:sz w:val="28"/>
+        </w:rPr>
+      </w:lvl>
+    </w:lvlOverride>
+    <w:lvlOverride w:ilvl="6">
+      <w:lvl w:ilvl="6">
+        <w:start w:val="1"/>
+        <w:numFmt w:val="decimal"/>
+        <w:suff w:val="space"/>
+        <w:lvlText w:val="%1.%2.%3.%4.%5.%6.%7"/>
+        <w:lvlJc w:val="left"/>
+        <w:pPr>
+          <w:ind w:left="0" w:firstLine="567"/>
+        </w:pPr>
+        <w:rPr>
+          <w:rFonts w:ascii="Times New Roman" w:hAnsi="Times New Roman" w:hint="default"/>
+          <w:sz w:val="28"/>
+        </w:rPr>
+      </w:lvl>
+    </w:lvlOverride>
+    <w:lvlOverride w:ilvl="7">
+      <w:lvl w:ilvl="7">
+        <w:start w:val="1"/>
+        <w:numFmt w:val="decimal"/>
+        <w:suff w:val="space"/>
+        <w:lvlText w:val="%1.%2.%3.%4.%5.%6.%7.%8"/>
+        <w:lvlJc w:val="left"/>
+        <w:pPr>
+          <w:ind w:left="0" w:firstLine="567"/>
+        </w:pPr>
+        <w:rPr>
+          <w:rFonts w:ascii="Times New Roman" w:hAnsi="Times New Roman" w:hint="default"/>
+          <w:sz w:val="28"/>
+        </w:rPr>
+      </w:lvl>
+    </w:lvlOverride>
+    <w:lvlOverride w:ilvl="8">
+      <w:lvl w:ilvl="8">
+        <w:start w:val="1"/>
+        <w:numFmt w:val="decimal"/>
+        <w:suff w:val="space"/>
+        <w:lvlText w:val="%1.%2.%3.%4.%5.%6.%7.%8.%9"/>
+        <w:lvlJc w:val="left"/>
+        <w:pPr>
+          <w:ind w:left="0" w:firstLine="567"/>
+        </w:pPr>
+        <w:rPr>
+          <w:rFonts w:ascii="Times New Roman" w:hAnsi="Times New Roman" w:hint="default"/>
+          <w:sz w:val="28"/>
+        </w:rPr>
+      </w:lvl>
+    </w:lvlOverride>
+  </w:num>
+  <w:num w:numId="11">
+    <w:abstractNumId w:val="0"/>
+    <w:lvlOverride w:ilvl="0">
+      <w:lvl w:ilvl="0">
+        <w:start w:val="1"/>
+        <w:numFmt w:val="decimal"/>
+        <w:pStyle w:val="1"/>
+        <w:suff w:val="space"/>
+        <w:lvlText w:val="%1"/>
+        <w:lvlJc w:val="left"/>
+        <w:pPr>
+          <w:ind w:left="0" w:firstLine="0"/>
+        </w:pPr>
+        <w:rPr>
+          <w:rFonts w:ascii="Times New Roman" w:hAnsi="Times New Roman" w:hint="default"/>
+          <w:b/>
+          <w:sz w:val="28"/>
+        </w:rPr>
+      </w:lvl>
+    </w:lvlOverride>
+    <w:lvlOverride w:ilvl="1">
+      <w:lvl w:ilvl="1">
+        <w:start w:val="1"/>
+        <w:numFmt w:val="decimal"/>
+        <w:pStyle w:val="2"/>
+        <w:suff w:val="space"/>
+        <w:lvlText w:val="%1.%2"/>
+        <w:lvlJc w:val="left"/>
+        <w:pPr>
+          <w:ind w:left="0" w:firstLine="567"/>
+        </w:pPr>
+        <w:rPr>
+          <w:rFonts w:ascii="Times New Roman" w:hAnsi="Times New Roman" w:hint="default"/>
+          <w:b w:val="0"/>
+          <w:bCs/>
+          <w:sz w:val="28"/>
+        </w:rPr>
+      </w:lvl>
+    </w:lvlOverride>
+    <w:lvlOverride w:ilvl="2">
+      <w:lvl w:ilvl="2">
+        <w:start w:val="1"/>
+        <w:numFmt w:val="decimal"/>
+        <w:suff w:val="space"/>
+        <w:lvlText w:val="%1.%2.%3"/>
+        <w:lvlJc w:val="left"/>
+        <w:pPr>
+          <w:ind w:left="0" w:firstLine="567"/>
+        </w:pPr>
+        <w:rPr>
+          <w:rFonts w:ascii="Times New Roman" w:hAnsi="Times New Roman" w:hint="default"/>
+          <w:sz w:val="28"/>
+        </w:rPr>
+      </w:lvl>
+    </w:lvlOverride>
+    <w:lvlOverride w:ilvl="3">
+      <w:lvl w:ilvl="3">
+        <w:start w:val="1"/>
+        <w:numFmt w:val="decimal"/>
+        <w:suff w:val="space"/>
+        <w:lvlText w:val="%1.%2.%3.%4"/>
+        <w:lvlJc w:val="left"/>
+        <w:pPr>
+          <w:ind w:left="0" w:firstLine="567"/>
+        </w:pPr>
+        <w:rPr>
+          <w:rFonts w:ascii="Times New Roman" w:hAnsi="Times New Roman" w:hint="default"/>
+          <w:sz w:val="28"/>
+        </w:rPr>
+      </w:lvl>
+    </w:lvlOverride>
+    <w:lvlOverride w:ilvl="4">
+      <w:lvl w:ilvl="4">
+        <w:start w:val="1"/>
+        <w:numFmt w:val="decimal"/>
+        <w:suff w:val="space"/>
+        <w:lvlText w:val="%1.%2.%3.%4.%5"/>
+        <w:lvlJc w:val="left"/>
+        <w:pPr>
+          <w:ind w:left="0" w:firstLine="567"/>
+        </w:pPr>
+        <w:rPr>
+          <w:rFonts w:ascii="Times New Roman" w:hAnsi="Times New Roman" w:hint="default"/>
+          <w:sz w:val="28"/>
+        </w:rPr>
+      </w:lvl>
+    </w:lvlOverride>
+    <w:lvlOverride w:ilvl="5">
+      <w:lvl w:ilvl="5">
+        <w:start w:val="1"/>
+        <w:numFmt w:val="decimal"/>
+        <w:suff w:val="space"/>
+        <w:lvlText w:val="%1.%2.%3.%4.%5.%6"/>
+        <w:lvlJc w:val="left"/>
+        <w:pPr>
+          <w:ind w:left="0" w:firstLine="567"/>
+        </w:pPr>
+        <w:rPr>
+          <w:rFonts w:ascii="Times New Roman" w:hAnsi="Times New Roman" w:hint="default"/>
+          <w:sz w:val="28"/>
+        </w:rPr>
+      </w:lvl>
+    </w:lvlOverride>
+    <w:lvlOverride w:ilvl="6">
+      <w:lvl w:ilvl="6">
+        <w:start w:val="1"/>
+        <w:numFmt w:val="decimal"/>
+        <w:suff w:val="space"/>
+        <w:lvlText w:val="%1.%2.%3.%4.%5.%6.%7"/>
+        <w:lvlJc w:val="left"/>
+        <w:pPr>
+          <w:ind w:left="0" w:firstLine="567"/>
+        </w:pPr>
+        <w:rPr>
+          <w:rFonts w:ascii="Times New Roman" w:hAnsi="Times New Roman" w:hint="default"/>
+          <w:sz w:val="28"/>
+        </w:rPr>
+      </w:lvl>
+    </w:lvlOverride>
+    <w:lvlOverride w:ilvl="7">
+      <w:lvl w:ilvl="7">
+        <w:start w:val="1"/>
+        <w:numFmt w:val="decimal"/>
+        <w:suff w:val="space"/>
+        <w:lvlText w:val="%1.%2.%3.%4.%5.%6.%7.%8"/>
+        <w:lvlJc w:val="left"/>
+        <w:pPr>
+          <w:ind w:left="0" w:firstLine="567"/>
+        </w:pPr>
+        <w:rPr>
+          <w:rFonts w:ascii="Times New Roman" w:hAnsi="Times New Roman" w:hint="default"/>
+          <w:sz w:val="28"/>
+        </w:rPr>
+      </w:lvl>
+    </w:lvlOverride>
+    <w:lvlOverride w:ilvl="8">
+      <w:lvl w:ilvl="8">
+        <w:start w:val="1"/>
+        <w:numFmt w:val="decimal"/>
+        <w:suff w:val="space"/>
+        <w:lvlText w:val="%1.%2.%3.%4.%5.%6.%7.%8.%9"/>
+        <w:lvlJc w:val="left"/>
+        <w:pPr>
+          <w:ind w:left="0" w:firstLine="567"/>
+        </w:pPr>
+        <w:rPr>
+          <w:rFonts w:ascii="Times New Roman" w:hAnsi="Times New Roman" w:hint="default"/>
+          <w:sz w:val="28"/>
+        </w:rPr>
+      </w:lvl>
+    </w:lvlOverride>
+  </w:num>
+  <w:num w:numId="12">
+    <w:abstractNumId w:val="0"/>
+    <w:lvlOverride w:ilvl="0">
+      <w:lvl w:ilvl="0">
+        <w:start w:val="1"/>
+        <w:numFmt w:val="decimal"/>
+        <w:pStyle w:val="1"/>
+        <w:suff w:val="space"/>
+        <w:lvlText w:val="%1"/>
+        <w:lvlJc w:val="left"/>
+        <w:pPr>
+          <w:ind w:left="0" w:firstLine="0"/>
+        </w:pPr>
+        <w:rPr>
+          <w:rFonts w:ascii="Times New Roman" w:hAnsi="Times New Roman" w:hint="default"/>
+          <w:b/>
+          <w:sz w:val="28"/>
+        </w:rPr>
+      </w:lvl>
+    </w:lvlOverride>
+    <w:lvlOverride w:ilvl="1">
+      <w:lvl w:ilvl="1">
+        <w:start w:val="1"/>
+        <w:numFmt w:val="decimal"/>
+        <w:pStyle w:val="2"/>
+        <w:suff w:val="space"/>
+        <w:lvlText w:val="%1.%2"/>
+        <w:lvlJc w:val="left"/>
+        <w:pPr>
+          <w:ind w:left="0" w:firstLine="567"/>
+        </w:pPr>
+        <w:rPr>
+          <w:rFonts w:ascii="Times New Roman" w:hAnsi="Times New Roman" w:hint="default"/>
+          <w:b w:val="0"/>
+          <w:bCs/>
+          <w:sz w:val="28"/>
+        </w:rPr>
+      </w:lvl>
+    </w:lvlOverride>
+    <w:lvlOverride w:ilvl="2">
+      <w:lvl w:ilvl="2">
+        <w:start w:val="1"/>
+        <w:numFmt w:val="decimal"/>
+        <w:suff w:val="space"/>
+        <w:lvlText w:val="%1.%2.%3"/>
+        <w:lvlJc w:val="left"/>
+        <w:pPr>
+          <w:ind w:left="0" w:firstLine="567"/>
+        </w:pPr>
+        <w:rPr>
+          <w:rFonts w:ascii="Times New Roman" w:hAnsi="Times New Roman" w:hint="default"/>
+          <w:sz w:val="28"/>
+        </w:rPr>
+      </w:lvl>
+    </w:lvlOverride>
+    <w:lvlOverride w:ilvl="3">
+      <w:lvl w:ilvl="3">
+        <w:start w:val="1"/>
+        <w:numFmt w:val="decimal"/>
+        <w:suff w:val="space"/>
+        <w:lvlText w:val="%1.%2.%3.%4"/>
+        <w:lvlJc w:val="left"/>
+        <w:pPr>
+          <w:ind w:left="0" w:firstLine="567"/>
+        </w:pPr>
+        <w:rPr>
+          <w:rFonts w:ascii="Times New Roman" w:hAnsi="Times New Roman" w:hint="default"/>
+          <w:sz w:val="28"/>
+        </w:rPr>
+      </w:lvl>
+    </w:lvlOverride>
+    <w:lvlOverride w:ilvl="4">
+      <w:lvl w:ilvl="4">
+        <w:start w:val="1"/>
+        <w:numFmt w:val="decimal"/>
+        <w:suff w:val="space"/>
+        <w:lvlText w:val="%1.%2.%3.%4.%5"/>
+        <w:lvlJc w:val="left"/>
+        <w:pPr>
+          <w:ind w:left="0" w:firstLine="567"/>
+        </w:pPr>
+        <w:rPr>
+          <w:rFonts w:ascii="Times New Roman" w:hAnsi="Times New Roman" w:hint="default"/>
+          <w:sz w:val="28"/>
+        </w:rPr>
+      </w:lvl>
+    </w:lvlOverride>
+    <w:lvlOverride w:ilvl="5">
+      <w:lvl w:ilvl="5">
+        <w:start w:val="1"/>
+        <w:numFmt w:val="decimal"/>
+        <w:suff w:val="space"/>
+        <w:lvlText w:val="%1.%2.%3.%4.%5.%6"/>
+        <w:lvlJc w:val="left"/>
+        <w:pPr>
+          <w:ind w:left="0" w:firstLine="567"/>
+        </w:pPr>
+        <w:rPr>
+          <w:rFonts w:ascii="Times New Roman" w:hAnsi="Times New Roman" w:hint="default"/>
+          <w:sz w:val="28"/>
+        </w:rPr>
+      </w:lvl>
+    </w:lvlOverride>
+    <w:lvlOverride w:ilvl="6">
+      <w:lvl w:ilvl="6">
+        <w:start w:val="1"/>
+        <w:numFmt w:val="decimal"/>
+        <w:suff w:val="space"/>
+        <w:lvlText w:val="%1.%2.%3.%4.%5.%6.%7"/>
+        <w:lvlJc w:val="left"/>
+        <w:pPr>
+          <w:ind w:left="0" w:firstLine="567"/>
+        </w:pPr>
+        <w:rPr>
+          <w:rFonts w:ascii="Times New Roman" w:hAnsi="Times New Roman" w:hint="default"/>
+          <w:sz w:val="28"/>
+        </w:rPr>
+      </w:lvl>
+    </w:lvlOverride>
+    <w:lvlOverride w:ilvl="7">
+      <w:lvl w:ilvl="7">
+        <w:start w:val="1"/>
+        <w:numFmt w:val="decimal"/>
+        <w:suff w:val="space"/>
+        <w:lvlText w:val="%1.%2.%3.%4.%5.%6.%7.%8"/>
+        <w:lvlJc w:val="left"/>
+        <w:pPr>
+          <w:ind w:left="0" w:firstLine="567"/>
+        </w:pPr>
+        <w:rPr>
+          <w:rFonts w:ascii="Times New Roman" w:hAnsi="Times New Roman" w:hint="default"/>
+          <w:sz w:val="28"/>
+        </w:rPr>
+      </w:lvl>
+    </w:lvlOverride>
+    <w:lvlOverride w:ilvl="8">
+      <w:lvl w:ilvl="8">
+        <w:start w:val="1"/>
+        <w:numFmt w:val="decimal"/>
+        <w:suff w:val="space"/>
+        <w:lvlText w:val="%1.%2.%3.%4.%5.%6.%7.%8.%9"/>
+        <w:lvlJc w:val="left"/>
+        <w:pPr>
+          <w:ind w:left="0" w:firstLine="567"/>
+        </w:pPr>
+        <w:rPr>
+          <w:rFonts w:ascii="Times New Roman" w:hAnsi="Times New Roman" w:hint="default"/>
+          <w:sz w:val="28"/>
+        </w:rPr>
+      </w:lvl>
+    </w:lvlOverride>
+  </w:num>
+  <w:num w:numId="13">
+    <w:abstractNumId w:val="0"/>
     <w:lvlOverride w:ilvl="0">
       <w:startOverride w:val="1"/>
       <w:lvl w:ilvl="0">
         <w:start w:val="1"/>
         <w:numFmt w:val="decimal"/>
         <w:pStyle w:val="1"/>
-        <w:lvlText w:val=""/>
-        <w:lvlJc w:val="left"/>
+        <w:suff w:val="space"/>
+        <w:lvlText w:val="%1"/>
+        <w:lvlJc w:val="left"/>
+        <w:pPr>
+          <w:ind w:left="0" w:firstLine="0"/>
+        </w:pPr>
+        <w:rPr>
+          <w:rFonts w:ascii="Times New Roman" w:hAnsi="Times New Roman" w:hint="default"/>
+          <w:b/>
+          <w:sz w:val="28"/>
+        </w:rPr>
       </w:lvl>
     </w:lvlOverride>
     <w:lvlOverride w:ilvl="1">
@@ -10180,9 +10363,7 @@
           <w:ind w:left="0" w:firstLine="567"/>
         </w:pPr>
         <w:rPr>
-          <w:rFonts w:ascii="Times New Roman" w:hAnsi="Times New Roman" w:cs="Times New Roman" w:hint="default"/>
-          <w:b w:val="0"/>
-          <w:bCs/>
+          <w:rFonts w:ascii="Times New Roman" w:hAnsi="Times New Roman" w:hint="default"/>
           <w:sz w:val="28"/>
         </w:rPr>
       </w:lvl>
@@ -10192,8 +10373,16 @@
       <w:lvl w:ilvl="2">
         <w:start w:val="1"/>
         <w:numFmt w:val="decimal"/>
-        <w:lvlText w:val=""/>
-        <w:lvlJc w:val="left"/>
+        <w:suff w:val="space"/>
+        <w:lvlText w:val="%1.%2.%3"/>
+        <w:lvlJc w:val="left"/>
+        <w:pPr>
+          <w:ind w:left="0" w:firstLine="567"/>
+        </w:pPr>
+        <w:rPr>
+          <w:rFonts w:ascii="Times New Roman" w:hAnsi="Times New Roman" w:hint="default"/>
+          <w:sz w:val="28"/>
+        </w:rPr>
       </w:lvl>
     </w:lvlOverride>
     <w:lvlOverride w:ilvl="3">
@@ -10201,8 +10390,16 @@
       <w:lvl w:ilvl="3">
         <w:start w:val="1"/>
         <w:numFmt w:val="decimal"/>
-        <w:lvlText w:val=""/>
-        <w:lvlJc w:val="left"/>
+        <w:suff w:val="space"/>
+        <w:lvlText w:val="%1.%2.%3.%4"/>
+        <w:lvlJc w:val="left"/>
+        <w:pPr>
+          <w:ind w:left="0" w:firstLine="567"/>
+        </w:pPr>
+        <w:rPr>
+          <w:rFonts w:ascii="Times New Roman" w:hAnsi="Times New Roman" w:hint="default"/>
+          <w:sz w:val="28"/>
+        </w:rPr>
       </w:lvl>
     </w:lvlOverride>
     <w:lvlOverride w:ilvl="4">
@@ -10210,8 +10407,16 @@
       <w:lvl w:ilvl="4">
         <w:start w:val="1"/>
         <w:numFmt w:val="decimal"/>
-        <w:lvlText w:val=""/>
-        <w:lvlJc w:val="left"/>
+        <w:suff w:val="space"/>
+        <w:lvlText w:val="%1.%2.%3.%4.%5"/>
+        <w:lvlJc w:val="left"/>
+        <w:pPr>
+          <w:ind w:left="0" w:firstLine="567"/>
+        </w:pPr>
+        <w:rPr>
+          <w:rFonts w:ascii="Times New Roman" w:hAnsi="Times New Roman" w:hint="default"/>
+          <w:sz w:val="28"/>
+        </w:rPr>
       </w:lvl>
     </w:lvlOverride>
     <w:lvlOverride w:ilvl="5">
@@ -10219,8 +10424,16 @@
       <w:lvl w:ilvl="5">
         <w:start w:val="1"/>
         <w:numFmt w:val="decimal"/>
-        <w:lvlText w:val=""/>
-        <w:lvlJc w:val="left"/>
+        <w:suff w:val="space"/>
+        <w:lvlText w:val="%1.%2.%3.%4.%5.%6"/>
+        <w:lvlJc w:val="left"/>
+        <w:pPr>
+          <w:ind w:left="0" w:firstLine="567"/>
+        </w:pPr>
+        <w:rPr>
+          <w:rFonts w:ascii="Times New Roman" w:hAnsi="Times New Roman" w:hint="default"/>
+          <w:sz w:val="28"/>
+        </w:rPr>
       </w:lvl>
     </w:lvlOverride>
     <w:lvlOverride w:ilvl="6">
@@ -10228,8 +10441,16 @@
       <w:lvl w:ilvl="6">
         <w:start w:val="1"/>
         <w:numFmt w:val="decimal"/>
-        <w:lvlText w:val=""/>
-        <w:lvlJc w:val="left"/>
+        <w:suff w:val="space"/>
+        <w:lvlText w:val="%1.%2.%3.%4.%5.%6.%7"/>
+        <w:lvlJc w:val="left"/>
+        <w:pPr>
+          <w:ind w:left="0" w:firstLine="567"/>
+        </w:pPr>
+        <w:rPr>
+          <w:rFonts w:ascii="Times New Roman" w:hAnsi="Times New Roman" w:hint="default"/>
+          <w:sz w:val="28"/>
+        </w:rPr>
       </w:lvl>
     </w:lvlOverride>
     <w:lvlOverride w:ilvl="7">
@@ -10237,8 +10458,16 @@
       <w:lvl w:ilvl="7">
         <w:start w:val="1"/>
         <w:numFmt w:val="decimal"/>
-        <w:lvlText w:val=""/>
-        <w:lvlJc w:val="left"/>
+        <w:suff w:val="space"/>
+        <w:lvlText w:val="%1.%2.%3.%4.%5.%6.%7.%8"/>
+        <w:lvlJc w:val="left"/>
+        <w:pPr>
+          <w:ind w:left="0" w:firstLine="567"/>
+        </w:pPr>
+        <w:rPr>
+          <w:rFonts w:ascii="Times New Roman" w:hAnsi="Times New Roman" w:hint="default"/>
+          <w:sz w:val="28"/>
+        </w:rPr>
       </w:lvl>
     </w:lvlOverride>
     <w:lvlOverride w:ilvl="8">
@@ -10246,323 +10475,38 @@
       <w:lvl w:ilvl="8">
         <w:start w:val="1"/>
         <w:numFmt w:val="decimal"/>
-        <w:lvlText w:val=""/>
-        <w:lvlJc w:val="left"/>
+        <w:suff w:val="space"/>
+        <w:lvlText w:val="%1.%2.%3.%4.%5.%6.%7.%8.%9"/>
+        <w:lvlJc w:val="left"/>
+        <w:pPr>
+          <w:ind w:left="0" w:firstLine="567"/>
+        </w:pPr>
+        <w:rPr>
+          <w:rFonts w:ascii="Times New Roman" w:hAnsi="Times New Roman" w:hint="default"/>
+          <w:sz w:val="28"/>
+        </w:rPr>
       </w:lvl>
     </w:lvlOverride>
   </w:num>
-  <w:num w:numId="22">
-    <w:abstractNumId w:val="1"/>
-    <w:lvlOverride w:ilvl="0">
-      <w:lvl w:ilvl="0">
-        <w:start w:val="1"/>
-        <w:numFmt w:val="decimal"/>
-        <w:pStyle w:val="1"/>
-        <w:suff w:val="space"/>
-        <w:lvlText w:val="%1"/>
-        <w:lvlJc w:val="left"/>
-        <w:pPr>
-          <w:ind w:left="0" w:firstLine="0"/>
-        </w:pPr>
-        <w:rPr>
-          <w:rFonts w:ascii="Times New Roman" w:hAnsi="Times New Roman" w:hint="default"/>
-          <w:b/>
-          <w:sz w:val="28"/>
-        </w:rPr>
-      </w:lvl>
-    </w:lvlOverride>
-    <w:lvlOverride w:ilvl="1">
-      <w:lvl w:ilvl="1">
-        <w:start w:val="1"/>
-        <w:numFmt w:val="decimal"/>
-        <w:pStyle w:val="2"/>
-        <w:suff w:val="space"/>
-        <w:lvlText w:val="%1.%2"/>
-        <w:lvlJc w:val="left"/>
-        <w:pPr>
-          <w:ind w:left="0" w:firstLine="567"/>
-        </w:pPr>
-        <w:rPr>
-          <w:rFonts w:ascii="Times New Roman" w:hAnsi="Times New Roman" w:hint="default"/>
-          <w:sz w:val="28"/>
-        </w:rPr>
-      </w:lvl>
-    </w:lvlOverride>
-    <w:lvlOverride w:ilvl="2">
-      <w:lvl w:ilvl="2">
-        <w:start w:val="1"/>
-        <w:numFmt w:val="decimal"/>
-        <w:suff w:val="space"/>
-        <w:lvlText w:val="%1.%2.%3"/>
-        <w:lvlJc w:val="left"/>
-        <w:pPr>
-          <w:ind w:left="0" w:firstLine="567"/>
-        </w:pPr>
-        <w:rPr>
-          <w:rFonts w:ascii="Times New Roman" w:hAnsi="Times New Roman" w:hint="default"/>
-          <w:sz w:val="28"/>
-        </w:rPr>
-      </w:lvl>
-    </w:lvlOverride>
-    <w:lvlOverride w:ilvl="3">
-      <w:lvl w:ilvl="3">
-        <w:start w:val="1"/>
-        <w:numFmt w:val="decimal"/>
-        <w:suff w:val="space"/>
-        <w:lvlText w:val="%1.%2.%3.%4"/>
-        <w:lvlJc w:val="left"/>
-        <w:pPr>
-          <w:ind w:left="0" w:firstLine="567"/>
-        </w:pPr>
-        <w:rPr>
-          <w:rFonts w:ascii="Times New Roman" w:hAnsi="Times New Roman" w:hint="default"/>
-          <w:sz w:val="28"/>
-        </w:rPr>
-      </w:lvl>
-    </w:lvlOverride>
-    <w:lvlOverride w:ilvl="4">
-      <w:lvl w:ilvl="4">
-        <w:start w:val="1"/>
-        <w:numFmt w:val="decimal"/>
-        <w:suff w:val="space"/>
-        <w:lvlText w:val="%1.%2.%3.%4.%5"/>
-        <w:lvlJc w:val="left"/>
-        <w:pPr>
-          <w:ind w:left="0" w:firstLine="567"/>
-        </w:pPr>
-        <w:rPr>
-          <w:rFonts w:ascii="Times New Roman" w:hAnsi="Times New Roman" w:hint="default"/>
-          <w:sz w:val="28"/>
-        </w:rPr>
-      </w:lvl>
-    </w:lvlOverride>
-    <w:lvlOverride w:ilvl="5">
-      <w:lvl w:ilvl="5">
-        <w:start w:val="1"/>
-        <w:numFmt w:val="decimal"/>
-        <w:suff w:val="space"/>
-        <w:lvlText w:val="%1.%2.%3.%4.%5.%6"/>
-        <w:lvlJc w:val="left"/>
-        <w:pPr>
-          <w:ind w:left="0" w:firstLine="567"/>
-        </w:pPr>
-        <w:rPr>
-          <w:rFonts w:ascii="Times New Roman" w:hAnsi="Times New Roman" w:hint="default"/>
-          <w:sz w:val="28"/>
-        </w:rPr>
-      </w:lvl>
-    </w:lvlOverride>
-    <w:lvlOverride w:ilvl="6">
-      <w:lvl w:ilvl="6">
-        <w:start w:val="1"/>
-        <w:numFmt w:val="decimal"/>
-        <w:suff w:val="space"/>
-        <w:lvlText w:val="%1.%2.%3.%4.%5.%6.%7"/>
-        <w:lvlJc w:val="left"/>
-        <w:pPr>
-          <w:ind w:left="0" w:firstLine="567"/>
-        </w:pPr>
-        <w:rPr>
-          <w:rFonts w:ascii="Times New Roman" w:hAnsi="Times New Roman" w:hint="default"/>
-          <w:sz w:val="28"/>
-        </w:rPr>
-      </w:lvl>
-    </w:lvlOverride>
-    <w:lvlOverride w:ilvl="7">
-      <w:lvl w:ilvl="7">
-        <w:start w:val="1"/>
-        <w:numFmt w:val="decimal"/>
-        <w:suff w:val="space"/>
-        <w:lvlText w:val="%1.%2.%3.%4.%5.%6.%7.%8"/>
-        <w:lvlJc w:val="left"/>
-        <w:pPr>
-          <w:ind w:left="0" w:firstLine="567"/>
-        </w:pPr>
-        <w:rPr>
-          <w:rFonts w:ascii="Times New Roman" w:hAnsi="Times New Roman" w:hint="default"/>
-          <w:sz w:val="28"/>
-        </w:rPr>
-      </w:lvl>
-    </w:lvlOverride>
-    <w:lvlOverride w:ilvl="8">
-      <w:lvl w:ilvl="8">
-        <w:start w:val="1"/>
-        <w:numFmt w:val="decimal"/>
-        <w:suff w:val="space"/>
-        <w:lvlText w:val="%1.%2.%3.%4.%5.%6.%7.%8.%9"/>
-        <w:lvlJc w:val="left"/>
-        <w:pPr>
-          <w:ind w:left="0" w:firstLine="567"/>
-        </w:pPr>
-        <w:rPr>
-          <w:rFonts w:ascii="Times New Roman" w:hAnsi="Times New Roman" w:hint="default"/>
-          <w:sz w:val="28"/>
-        </w:rPr>
-      </w:lvl>
-    </w:lvlOverride>
-  </w:num>
-  <w:num w:numId="23">
-    <w:abstractNumId w:val="1"/>
-    <w:lvlOverride w:ilvl="0">
-      <w:lvl w:ilvl="0">
-        <w:start w:val="1"/>
-        <w:numFmt w:val="decimal"/>
-        <w:pStyle w:val="1"/>
-        <w:suff w:val="space"/>
-        <w:lvlText w:val="%1"/>
-        <w:lvlJc w:val="left"/>
-        <w:pPr>
-          <w:ind w:left="0" w:firstLine="0"/>
-        </w:pPr>
-        <w:rPr>
-          <w:rFonts w:ascii="Times New Roman" w:hAnsi="Times New Roman" w:hint="default"/>
-          <w:b/>
-          <w:sz w:val="28"/>
-        </w:rPr>
-      </w:lvl>
-    </w:lvlOverride>
-    <w:lvlOverride w:ilvl="1">
-      <w:lvl w:ilvl="1">
-        <w:start w:val="1"/>
-        <w:numFmt w:val="decimal"/>
-        <w:pStyle w:val="2"/>
-        <w:suff w:val="space"/>
-        <w:lvlText w:val="%1.%2"/>
-        <w:lvlJc w:val="left"/>
-        <w:pPr>
-          <w:ind w:left="0" w:firstLine="567"/>
-        </w:pPr>
-        <w:rPr>
-          <w:rFonts w:ascii="Times New Roman" w:hAnsi="Times New Roman" w:hint="default"/>
-          <w:b w:val="0"/>
-          <w:bCs/>
-          <w:sz w:val="28"/>
-        </w:rPr>
-      </w:lvl>
-    </w:lvlOverride>
-    <w:lvlOverride w:ilvl="2">
-      <w:lvl w:ilvl="2">
-        <w:start w:val="1"/>
-        <w:numFmt w:val="decimal"/>
-        <w:suff w:val="space"/>
-        <w:lvlText w:val="%1.%2.%3"/>
-        <w:lvlJc w:val="left"/>
-        <w:pPr>
-          <w:ind w:left="0" w:firstLine="567"/>
-        </w:pPr>
-        <w:rPr>
-          <w:rFonts w:ascii="Times New Roman" w:hAnsi="Times New Roman" w:hint="default"/>
-          <w:sz w:val="28"/>
-        </w:rPr>
-      </w:lvl>
-    </w:lvlOverride>
-    <w:lvlOverride w:ilvl="3">
-      <w:lvl w:ilvl="3">
-        <w:start w:val="1"/>
-        <w:numFmt w:val="decimal"/>
-        <w:suff w:val="space"/>
-        <w:lvlText w:val="%1.%2.%3.%4"/>
-        <w:lvlJc w:val="left"/>
-        <w:pPr>
-          <w:ind w:left="0" w:firstLine="567"/>
-        </w:pPr>
-        <w:rPr>
-          <w:rFonts w:ascii="Times New Roman" w:hAnsi="Times New Roman" w:hint="default"/>
-          <w:sz w:val="28"/>
-        </w:rPr>
-      </w:lvl>
-    </w:lvlOverride>
-    <w:lvlOverride w:ilvl="4">
-      <w:lvl w:ilvl="4">
-        <w:start w:val="1"/>
-        <w:numFmt w:val="decimal"/>
-        <w:suff w:val="space"/>
-        <w:lvlText w:val="%1.%2.%3.%4.%5"/>
-        <w:lvlJc w:val="left"/>
-        <w:pPr>
-          <w:ind w:left="0" w:firstLine="567"/>
-        </w:pPr>
-        <w:rPr>
-          <w:rFonts w:ascii="Times New Roman" w:hAnsi="Times New Roman" w:hint="default"/>
-          <w:sz w:val="28"/>
-        </w:rPr>
-      </w:lvl>
-    </w:lvlOverride>
-    <w:lvlOverride w:ilvl="5">
-      <w:lvl w:ilvl="5">
-        <w:start w:val="1"/>
-        <w:numFmt w:val="decimal"/>
-        <w:suff w:val="space"/>
-        <w:lvlText w:val="%1.%2.%3.%4.%5.%6"/>
-        <w:lvlJc w:val="left"/>
-        <w:pPr>
-          <w:ind w:left="0" w:firstLine="567"/>
-        </w:pPr>
-        <w:rPr>
-          <w:rFonts w:ascii="Times New Roman" w:hAnsi="Times New Roman" w:hint="default"/>
-          <w:sz w:val="28"/>
-        </w:rPr>
-      </w:lvl>
-    </w:lvlOverride>
-    <w:lvlOverride w:ilvl="6">
-      <w:lvl w:ilvl="6">
-        <w:start w:val="1"/>
-        <w:numFmt w:val="decimal"/>
-        <w:suff w:val="space"/>
-        <w:lvlText w:val="%1.%2.%3.%4.%5.%6.%7"/>
-        <w:lvlJc w:val="left"/>
-        <w:pPr>
-          <w:ind w:left="0" w:firstLine="567"/>
-        </w:pPr>
-        <w:rPr>
-          <w:rFonts w:ascii="Times New Roman" w:hAnsi="Times New Roman" w:hint="default"/>
-          <w:sz w:val="28"/>
-        </w:rPr>
-      </w:lvl>
-    </w:lvlOverride>
-    <w:lvlOverride w:ilvl="7">
-      <w:lvl w:ilvl="7">
-        <w:start w:val="1"/>
-        <w:numFmt w:val="decimal"/>
-        <w:suff w:val="space"/>
-        <w:lvlText w:val="%1.%2.%3.%4.%5.%6.%7.%8"/>
-        <w:lvlJc w:val="left"/>
-        <w:pPr>
-          <w:ind w:left="0" w:firstLine="567"/>
-        </w:pPr>
-        <w:rPr>
-          <w:rFonts w:ascii="Times New Roman" w:hAnsi="Times New Roman" w:hint="default"/>
-          <w:sz w:val="28"/>
-        </w:rPr>
-      </w:lvl>
-    </w:lvlOverride>
-    <w:lvlOverride w:ilvl="8">
-      <w:lvl w:ilvl="8">
-        <w:start w:val="1"/>
-        <w:numFmt w:val="decimal"/>
-        <w:suff w:val="space"/>
-        <w:lvlText w:val="%1.%2.%3.%4.%5.%6.%7.%8.%9"/>
-        <w:lvlJc w:val="left"/>
-        <w:pPr>
-          <w:ind w:left="0" w:firstLine="567"/>
-        </w:pPr>
-        <w:rPr>
-          <w:rFonts w:ascii="Times New Roman" w:hAnsi="Times New Roman" w:hint="default"/>
-          <w:sz w:val="28"/>
-        </w:rPr>
-      </w:lvl>
-    </w:lvlOverride>
-  </w:num>
-  <w:num w:numId="24">
-    <w:abstractNumId w:val="1"/>
+  <w:num w:numId="14">
+    <w:abstractNumId w:val="0"/>
     <w:lvlOverride w:ilvl="0">
       <w:startOverride w:val="1"/>
       <w:lvl w:ilvl="0">
         <w:start w:val="1"/>
         <w:numFmt w:val="decimal"/>
         <w:pStyle w:val="1"/>
-        <w:lvlText w:val=""/>
-        <w:lvlJc w:val="left"/>
+        <w:suff w:val="space"/>
+        <w:lvlText w:val="%1"/>
+        <w:lvlJc w:val="left"/>
+        <w:pPr>
+          <w:ind w:left="0" w:firstLine="0"/>
+        </w:pPr>
+        <w:rPr>
+          <w:rFonts w:ascii="Times New Roman" w:hAnsi="Times New Roman" w:hint="default"/>
+          <w:b/>
+          <w:sz w:val="28"/>
+        </w:rPr>
       </w:lvl>
     </w:lvlOverride>
     <w:lvlOverride w:ilvl="1">
@@ -10578,9 +10522,7 @@
           <w:ind w:left="0" w:firstLine="567"/>
         </w:pPr>
         <w:rPr>
-          <w:rFonts w:ascii="Times New Roman" w:hAnsi="Times New Roman" w:cs="Times New Roman" w:hint="default"/>
-          <w:b w:val="0"/>
-          <w:bCs/>
+          <w:rFonts w:ascii="Times New Roman" w:hAnsi="Times New Roman" w:hint="default"/>
           <w:sz w:val="28"/>
         </w:rPr>
       </w:lvl>
@@ -10590,8 +10532,16 @@
       <w:lvl w:ilvl="2">
         <w:start w:val="1"/>
         <w:numFmt w:val="decimal"/>
-        <w:lvlText w:val=""/>
-        <w:lvlJc w:val="left"/>
+        <w:suff w:val="space"/>
+        <w:lvlText w:val="%1.%2.%3"/>
+        <w:lvlJc w:val="left"/>
+        <w:pPr>
+          <w:ind w:left="0" w:firstLine="567"/>
+        </w:pPr>
+        <w:rPr>
+          <w:rFonts w:ascii="Times New Roman" w:hAnsi="Times New Roman" w:hint="default"/>
+          <w:sz w:val="28"/>
+        </w:rPr>
       </w:lvl>
     </w:lvlOverride>
     <w:lvlOverride w:ilvl="3">
@@ -10599,8 +10549,16 @@
       <w:lvl w:ilvl="3">
         <w:start w:val="1"/>
         <w:numFmt w:val="decimal"/>
-        <w:lvlText w:val=""/>
-        <w:lvlJc w:val="left"/>
+        <w:suff w:val="space"/>
+        <w:lvlText w:val="%1.%2.%3.%4"/>
+        <w:lvlJc w:val="left"/>
+        <w:pPr>
+          <w:ind w:left="0" w:firstLine="567"/>
+        </w:pPr>
+        <w:rPr>
+          <w:rFonts w:ascii="Times New Roman" w:hAnsi="Times New Roman" w:hint="default"/>
+          <w:sz w:val="28"/>
+        </w:rPr>
       </w:lvl>
     </w:lvlOverride>
     <w:lvlOverride w:ilvl="4">
@@ -10608,8 +10566,16 @@
       <w:lvl w:ilvl="4">
         <w:start w:val="1"/>
         <w:numFmt w:val="decimal"/>
-        <w:lvlText w:val=""/>
-        <w:lvlJc w:val="left"/>
+        <w:suff w:val="space"/>
+        <w:lvlText w:val="%1.%2.%3.%4.%5"/>
+        <w:lvlJc w:val="left"/>
+        <w:pPr>
+          <w:ind w:left="0" w:firstLine="567"/>
+        </w:pPr>
+        <w:rPr>
+          <w:rFonts w:ascii="Times New Roman" w:hAnsi="Times New Roman" w:hint="default"/>
+          <w:sz w:val="28"/>
+        </w:rPr>
       </w:lvl>
     </w:lvlOverride>
     <w:lvlOverride w:ilvl="5">
@@ -10617,8 +10583,16 @@
       <w:lvl w:ilvl="5">
         <w:start w:val="1"/>
         <w:numFmt w:val="decimal"/>
-        <w:lvlText w:val=""/>
-        <w:lvlJc w:val="left"/>
+        <w:suff w:val="space"/>
+        <w:lvlText w:val="%1.%2.%3.%4.%5.%6"/>
+        <w:lvlJc w:val="left"/>
+        <w:pPr>
+          <w:ind w:left="0" w:firstLine="567"/>
+        </w:pPr>
+        <w:rPr>
+          <w:rFonts w:ascii="Times New Roman" w:hAnsi="Times New Roman" w:hint="default"/>
+          <w:sz w:val="28"/>
+        </w:rPr>
       </w:lvl>
     </w:lvlOverride>
     <w:lvlOverride w:ilvl="6">
@@ -10626,8 +10600,16 @@
       <w:lvl w:ilvl="6">
         <w:start w:val="1"/>
         <w:numFmt w:val="decimal"/>
-        <w:lvlText w:val=""/>
-        <w:lvlJc w:val="left"/>
+        <w:suff w:val="space"/>
+        <w:lvlText w:val="%1.%2.%3.%4.%5.%6.%7"/>
+        <w:lvlJc w:val="left"/>
+        <w:pPr>
+          <w:ind w:left="0" w:firstLine="567"/>
+        </w:pPr>
+        <w:rPr>
+          <w:rFonts w:ascii="Times New Roman" w:hAnsi="Times New Roman" w:hint="default"/>
+          <w:sz w:val="28"/>
+        </w:rPr>
       </w:lvl>
     </w:lvlOverride>
     <w:lvlOverride w:ilvl="7">
@@ -10635,8 +10617,16 @@
       <w:lvl w:ilvl="7">
         <w:start w:val="1"/>
         <w:numFmt w:val="decimal"/>
-        <w:lvlText w:val=""/>
-        <w:lvlJc w:val="left"/>
+        <w:suff w:val="space"/>
+        <w:lvlText w:val="%1.%2.%3.%4.%5.%6.%7.%8"/>
+        <w:lvlJc w:val="left"/>
+        <w:pPr>
+          <w:ind w:left="0" w:firstLine="567"/>
+        </w:pPr>
+        <w:rPr>
+          <w:rFonts w:ascii="Times New Roman" w:hAnsi="Times New Roman" w:hint="default"/>
+          <w:sz w:val="28"/>
+        </w:rPr>
       </w:lvl>
     </w:lvlOverride>
     <w:lvlOverride w:ilvl="8">
@@ -10644,173 +10634,38 @@
       <w:lvl w:ilvl="8">
         <w:start w:val="1"/>
         <w:numFmt w:val="decimal"/>
-        <w:lvlText w:val=""/>
-        <w:lvlJc w:val="left"/>
+        <w:suff w:val="space"/>
+        <w:lvlText w:val="%1.%2.%3.%4.%5.%6.%7.%8.%9"/>
+        <w:lvlJc w:val="left"/>
+        <w:pPr>
+          <w:ind w:left="0" w:firstLine="567"/>
+        </w:pPr>
+        <w:rPr>
+          <w:rFonts w:ascii="Times New Roman" w:hAnsi="Times New Roman" w:hint="default"/>
+          <w:sz w:val="28"/>
+        </w:rPr>
       </w:lvl>
     </w:lvlOverride>
   </w:num>
-  <w:num w:numId="25">
-    <w:abstractNumId w:val="1"/>
-    <w:lvlOverride w:ilvl="0">
-      <w:lvl w:ilvl="0">
-        <w:start w:val="1"/>
-        <w:numFmt w:val="decimal"/>
-        <w:pStyle w:val="1"/>
-        <w:suff w:val="space"/>
-        <w:lvlText w:val="%1"/>
-        <w:lvlJc w:val="left"/>
-        <w:pPr>
-          <w:ind w:left="0" w:firstLine="0"/>
-        </w:pPr>
-        <w:rPr>
-          <w:rFonts w:ascii="Times New Roman" w:hAnsi="Times New Roman" w:hint="default"/>
-          <w:b/>
-          <w:sz w:val="28"/>
-        </w:rPr>
-      </w:lvl>
-    </w:lvlOverride>
-    <w:lvlOverride w:ilvl="1">
-      <w:lvl w:ilvl="1">
-        <w:start w:val="1"/>
-        <w:numFmt w:val="decimal"/>
-        <w:pStyle w:val="2"/>
-        <w:suff w:val="space"/>
-        <w:lvlText w:val="%1.%2"/>
-        <w:lvlJc w:val="left"/>
-        <w:pPr>
-          <w:ind w:left="0" w:firstLine="567"/>
-        </w:pPr>
-        <w:rPr>
-          <w:rFonts w:ascii="Times New Roman" w:hAnsi="Times New Roman" w:hint="default"/>
-          <w:b w:val="0"/>
-          <w:bCs/>
-          <w:sz w:val="28"/>
-        </w:rPr>
-      </w:lvl>
-    </w:lvlOverride>
-    <w:lvlOverride w:ilvl="2">
-      <w:lvl w:ilvl="2">
-        <w:start w:val="1"/>
-        <w:numFmt w:val="decimal"/>
-        <w:suff w:val="space"/>
-        <w:lvlText w:val="%1.%2.%3"/>
-        <w:lvlJc w:val="left"/>
-        <w:pPr>
-          <w:ind w:left="0" w:firstLine="567"/>
-        </w:pPr>
-        <w:rPr>
-          <w:rFonts w:ascii="Times New Roman" w:hAnsi="Times New Roman" w:hint="default"/>
-          <w:sz w:val="28"/>
-        </w:rPr>
-      </w:lvl>
-    </w:lvlOverride>
-    <w:lvlOverride w:ilvl="3">
-      <w:lvl w:ilvl="3">
-        <w:start w:val="1"/>
-        <w:numFmt w:val="decimal"/>
-        <w:suff w:val="space"/>
-        <w:lvlText w:val="%1.%2.%3.%4"/>
-        <w:lvlJc w:val="left"/>
-        <w:pPr>
-          <w:ind w:left="0" w:firstLine="567"/>
-        </w:pPr>
-        <w:rPr>
-          <w:rFonts w:ascii="Times New Roman" w:hAnsi="Times New Roman" w:hint="default"/>
-          <w:sz w:val="28"/>
-        </w:rPr>
-      </w:lvl>
-    </w:lvlOverride>
-    <w:lvlOverride w:ilvl="4">
-      <w:lvl w:ilvl="4">
-        <w:start w:val="1"/>
-        <w:numFmt w:val="decimal"/>
-        <w:suff w:val="space"/>
-        <w:lvlText w:val="%1.%2.%3.%4.%5"/>
-        <w:lvlJc w:val="left"/>
-        <w:pPr>
-          <w:ind w:left="0" w:firstLine="567"/>
-        </w:pPr>
-        <w:rPr>
-          <w:rFonts w:ascii="Times New Roman" w:hAnsi="Times New Roman" w:hint="default"/>
-          <w:sz w:val="28"/>
-        </w:rPr>
-      </w:lvl>
-    </w:lvlOverride>
-    <w:lvlOverride w:ilvl="5">
-      <w:lvl w:ilvl="5">
-        <w:start w:val="1"/>
-        <w:numFmt w:val="decimal"/>
-        <w:suff w:val="space"/>
-        <w:lvlText w:val="%1.%2.%3.%4.%5.%6"/>
-        <w:lvlJc w:val="left"/>
-        <w:pPr>
-          <w:ind w:left="0" w:firstLine="567"/>
-        </w:pPr>
-        <w:rPr>
-          <w:rFonts w:ascii="Times New Roman" w:hAnsi="Times New Roman" w:hint="default"/>
-          <w:sz w:val="28"/>
-        </w:rPr>
-      </w:lvl>
-    </w:lvlOverride>
-    <w:lvlOverride w:ilvl="6">
-      <w:lvl w:ilvl="6">
-        <w:start w:val="1"/>
-        <w:numFmt w:val="decimal"/>
-        <w:suff w:val="space"/>
-        <w:lvlText w:val="%1.%2.%3.%4.%5.%6.%7"/>
-        <w:lvlJc w:val="left"/>
-        <w:pPr>
-          <w:ind w:left="0" w:firstLine="567"/>
-        </w:pPr>
-        <w:rPr>
-          <w:rFonts w:ascii="Times New Roman" w:hAnsi="Times New Roman" w:hint="default"/>
-          <w:sz w:val="28"/>
-        </w:rPr>
-      </w:lvl>
-    </w:lvlOverride>
-    <w:lvlOverride w:ilvl="7">
-      <w:lvl w:ilvl="7">
-        <w:start w:val="1"/>
-        <w:numFmt w:val="decimal"/>
-        <w:suff w:val="space"/>
-        <w:lvlText w:val="%1.%2.%3.%4.%5.%6.%7.%8"/>
-        <w:lvlJc w:val="left"/>
-        <w:pPr>
-          <w:ind w:left="0" w:firstLine="567"/>
-        </w:pPr>
-        <w:rPr>
-          <w:rFonts w:ascii="Times New Roman" w:hAnsi="Times New Roman" w:hint="default"/>
-          <w:sz w:val="28"/>
-        </w:rPr>
-      </w:lvl>
-    </w:lvlOverride>
-    <w:lvlOverride w:ilvl="8">
-      <w:lvl w:ilvl="8">
-        <w:start w:val="1"/>
-        <w:numFmt w:val="decimal"/>
-        <w:suff w:val="space"/>
-        <w:lvlText w:val="%1.%2.%3.%4.%5.%6.%7.%8.%9"/>
-        <w:lvlJc w:val="left"/>
-        <w:pPr>
-          <w:ind w:left="0" w:firstLine="567"/>
-        </w:pPr>
-        <w:rPr>
-          <w:rFonts w:ascii="Times New Roman" w:hAnsi="Times New Roman" w:hint="default"/>
-          <w:sz w:val="28"/>
-        </w:rPr>
-      </w:lvl>
-    </w:lvlOverride>
-  </w:num>
-  <w:num w:numId="26">
-    <w:abstractNumId w:val="1"/>
+  <w:num w:numId="15">
+    <w:abstractNumId w:val="0"/>
     <w:lvlOverride w:ilvl="0">
       <w:startOverride w:val="1"/>
       <w:lvl w:ilvl="0">
         <w:start w:val="1"/>
         <w:numFmt w:val="decimal"/>
         <w:pStyle w:val="1"/>
-        <w:lvlText w:val=""/>
-        <w:lvlJc w:val="left"/>
+        <w:suff w:val="space"/>
+        <w:lvlText w:val="%1"/>
+        <w:lvlJc w:val="left"/>
+        <w:pPr>
+          <w:ind w:left="0" w:firstLine="0"/>
+        </w:pPr>
+        <w:rPr>
+          <w:rFonts w:ascii="Times New Roman" w:hAnsi="Times New Roman" w:hint="default"/>
+          <w:b/>
+          <w:sz w:val="28"/>
+        </w:rPr>
       </w:lvl>
     </w:lvlOverride>
     <w:lvlOverride w:ilvl="1">
@@ -10826,9 +10681,7 @@
           <w:ind w:left="0" w:firstLine="567"/>
         </w:pPr>
         <w:rPr>
-          <w:rFonts w:ascii="Times New Roman" w:hAnsi="Times New Roman" w:cs="Times New Roman" w:hint="default"/>
-          <w:b w:val="0"/>
-          <w:bCs/>
+          <w:rFonts w:ascii="Times New Roman" w:hAnsi="Times New Roman" w:hint="default"/>
           <w:sz w:val="28"/>
         </w:rPr>
       </w:lvl>
@@ -10838,8 +10691,16 @@
       <w:lvl w:ilvl="2">
         <w:start w:val="1"/>
         <w:numFmt w:val="decimal"/>
-        <w:lvlText w:val=""/>
-        <w:lvlJc w:val="left"/>
+        <w:suff w:val="space"/>
+        <w:lvlText w:val="%1.%2.%3"/>
+        <w:lvlJc w:val="left"/>
+        <w:pPr>
+          <w:ind w:left="0" w:firstLine="567"/>
+        </w:pPr>
+        <w:rPr>
+          <w:rFonts w:ascii="Times New Roman" w:hAnsi="Times New Roman" w:hint="default"/>
+          <w:sz w:val="28"/>
+        </w:rPr>
       </w:lvl>
     </w:lvlOverride>
     <w:lvlOverride w:ilvl="3">
@@ -10847,8 +10708,16 @@
       <w:lvl w:ilvl="3">
         <w:start w:val="1"/>
         <w:numFmt w:val="decimal"/>
-        <w:lvlText w:val=""/>
-        <w:lvlJc w:val="left"/>
+        <w:suff w:val="space"/>
+        <w:lvlText w:val="%1.%2.%3.%4"/>
+        <w:lvlJc w:val="left"/>
+        <w:pPr>
+          <w:ind w:left="0" w:firstLine="567"/>
+        </w:pPr>
+        <w:rPr>
+          <w:rFonts w:ascii="Times New Roman" w:hAnsi="Times New Roman" w:hint="default"/>
+          <w:sz w:val="28"/>
+        </w:rPr>
       </w:lvl>
     </w:lvlOverride>
     <w:lvlOverride w:ilvl="4">
@@ -10856,8 +10725,16 @@
       <w:lvl w:ilvl="4">
         <w:start w:val="1"/>
         <w:numFmt w:val="decimal"/>
-        <w:lvlText w:val=""/>
-        <w:lvlJc w:val="left"/>
+        <w:suff w:val="space"/>
+        <w:lvlText w:val="%1.%2.%3.%4.%5"/>
+        <w:lvlJc w:val="left"/>
+        <w:pPr>
+          <w:ind w:left="0" w:firstLine="567"/>
+        </w:pPr>
+        <w:rPr>
+          <w:rFonts w:ascii="Times New Roman" w:hAnsi="Times New Roman" w:hint="default"/>
+          <w:sz w:val="28"/>
+        </w:rPr>
       </w:lvl>
     </w:lvlOverride>
     <w:lvlOverride w:ilvl="5">
@@ -10865,8 +10742,16 @@
       <w:lvl w:ilvl="5">
         <w:start w:val="1"/>
         <w:numFmt w:val="decimal"/>
-        <w:lvlText w:val=""/>
-        <w:lvlJc w:val="left"/>
+        <w:suff w:val="space"/>
+        <w:lvlText w:val="%1.%2.%3.%4.%5.%6"/>
+        <w:lvlJc w:val="left"/>
+        <w:pPr>
+          <w:ind w:left="0" w:firstLine="567"/>
+        </w:pPr>
+        <w:rPr>
+          <w:rFonts w:ascii="Times New Roman" w:hAnsi="Times New Roman" w:hint="default"/>
+          <w:sz w:val="28"/>
+        </w:rPr>
       </w:lvl>
     </w:lvlOverride>
     <w:lvlOverride w:ilvl="6">
@@ -10874,8 +10759,16 @@
       <w:lvl w:ilvl="6">
         <w:start w:val="1"/>
         <w:numFmt w:val="decimal"/>
-        <w:lvlText w:val=""/>
-        <w:lvlJc w:val="left"/>
+        <w:suff w:val="space"/>
+        <w:lvlText w:val="%1.%2.%3.%4.%5.%6.%7"/>
+        <w:lvlJc w:val="left"/>
+        <w:pPr>
+          <w:ind w:left="0" w:firstLine="567"/>
+        </w:pPr>
+        <w:rPr>
+          <w:rFonts w:ascii="Times New Roman" w:hAnsi="Times New Roman" w:hint="default"/>
+          <w:sz w:val="28"/>
+        </w:rPr>
       </w:lvl>
     </w:lvlOverride>
     <w:lvlOverride w:ilvl="7">
@@ -10883,8 +10776,16 @@
       <w:lvl w:ilvl="7">
         <w:start w:val="1"/>
         <w:numFmt w:val="decimal"/>
-        <w:lvlText w:val=""/>
-        <w:lvlJc w:val="left"/>
+        <w:suff w:val="space"/>
+        <w:lvlText w:val="%1.%2.%3.%4.%5.%6.%7.%8"/>
+        <w:lvlJc w:val="left"/>
+        <w:pPr>
+          <w:ind w:left="0" w:firstLine="567"/>
+        </w:pPr>
+        <w:rPr>
+          <w:rFonts w:ascii="Times New Roman" w:hAnsi="Times New Roman" w:hint="default"/>
+          <w:sz w:val="28"/>
+        </w:rPr>
       </w:lvl>
     </w:lvlOverride>
     <w:lvlOverride w:ilvl="8">
@@ -10892,469 +10793,21 @@
       <w:lvl w:ilvl="8">
         <w:start w:val="1"/>
         <w:numFmt w:val="decimal"/>
-        <w:lvlText w:val=""/>
-        <w:lvlJc w:val="left"/>
+        <w:suff w:val="space"/>
+        <w:lvlText w:val="%1.%2.%3.%4.%5.%6.%7.%8.%9"/>
+        <w:lvlJc w:val="left"/>
+        <w:pPr>
+          <w:ind w:left="0" w:firstLine="567"/>
+        </w:pPr>
+        <w:rPr>
+          <w:rFonts w:ascii="Times New Roman" w:hAnsi="Times New Roman" w:hint="default"/>
+          <w:sz w:val="28"/>
+        </w:rPr>
       </w:lvl>
     </w:lvlOverride>
   </w:num>
-  <w:num w:numId="27">
-    <w:abstractNumId w:val="1"/>
-    <w:lvlOverride w:ilvl="0">
-      <w:lvl w:ilvl="0">
-        <w:start w:val="1"/>
-        <w:numFmt w:val="decimal"/>
-        <w:pStyle w:val="1"/>
-        <w:suff w:val="space"/>
-        <w:lvlText w:val="%1"/>
-        <w:lvlJc w:val="left"/>
-        <w:pPr>
-          <w:ind w:left="0" w:firstLine="0"/>
-        </w:pPr>
-        <w:rPr>
-          <w:rFonts w:ascii="Times New Roman" w:hAnsi="Times New Roman" w:hint="default"/>
-          <w:b/>
-          <w:sz w:val="28"/>
-        </w:rPr>
-      </w:lvl>
-    </w:lvlOverride>
-    <w:lvlOverride w:ilvl="1">
-      <w:lvl w:ilvl="1">
-        <w:start w:val="1"/>
-        <w:numFmt w:val="decimal"/>
-        <w:pStyle w:val="2"/>
-        <w:suff w:val="space"/>
-        <w:lvlText w:val="%1.%2"/>
-        <w:lvlJc w:val="left"/>
-        <w:pPr>
-          <w:ind w:left="0" w:firstLine="567"/>
-        </w:pPr>
-        <w:rPr>
-          <w:rFonts w:ascii="Times New Roman" w:hAnsi="Times New Roman" w:hint="default"/>
-          <w:b w:val="0"/>
-          <w:bCs/>
-          <w:sz w:val="28"/>
-        </w:rPr>
-      </w:lvl>
-    </w:lvlOverride>
-    <w:lvlOverride w:ilvl="2">
-      <w:lvl w:ilvl="2">
-        <w:start w:val="1"/>
-        <w:numFmt w:val="decimal"/>
-        <w:suff w:val="space"/>
-        <w:lvlText w:val="%1.%2.%3"/>
-        <w:lvlJc w:val="left"/>
-        <w:pPr>
-          <w:ind w:left="0" w:firstLine="567"/>
-        </w:pPr>
-        <w:rPr>
-          <w:rFonts w:ascii="Times New Roman" w:hAnsi="Times New Roman" w:hint="default"/>
-          <w:sz w:val="28"/>
-        </w:rPr>
-      </w:lvl>
-    </w:lvlOverride>
-    <w:lvlOverride w:ilvl="3">
-      <w:lvl w:ilvl="3">
-        <w:start w:val="1"/>
-        <w:numFmt w:val="decimal"/>
-        <w:suff w:val="space"/>
-        <w:lvlText w:val="%1.%2.%3.%4"/>
-        <w:lvlJc w:val="left"/>
-        <w:pPr>
-          <w:ind w:left="0" w:firstLine="567"/>
-        </w:pPr>
-        <w:rPr>
-          <w:rFonts w:ascii="Times New Roman" w:hAnsi="Times New Roman" w:hint="default"/>
-          <w:sz w:val="28"/>
-        </w:rPr>
-      </w:lvl>
-    </w:lvlOverride>
-    <w:lvlOverride w:ilvl="4">
-      <w:lvl w:ilvl="4">
-        <w:start w:val="1"/>
-        <w:numFmt w:val="decimal"/>
-        <w:suff w:val="space"/>
-        <w:lvlText w:val="%1.%2.%3.%4.%5"/>
-        <w:lvlJc w:val="left"/>
-        <w:pPr>
-          <w:ind w:left="0" w:firstLine="567"/>
-        </w:pPr>
-        <w:rPr>
-          <w:rFonts w:ascii="Times New Roman" w:hAnsi="Times New Roman" w:hint="default"/>
-          <w:sz w:val="28"/>
-        </w:rPr>
-      </w:lvl>
-    </w:lvlOverride>
-    <w:lvlOverride w:ilvl="5">
-      <w:lvl w:ilvl="5">
-        <w:start w:val="1"/>
-        <w:numFmt w:val="decimal"/>
-        <w:suff w:val="space"/>
-        <w:lvlText w:val="%1.%2.%3.%4.%5.%6"/>
-        <w:lvlJc w:val="left"/>
-        <w:pPr>
-          <w:ind w:left="0" w:firstLine="567"/>
-        </w:pPr>
-        <w:rPr>
-          <w:rFonts w:ascii="Times New Roman" w:hAnsi="Times New Roman" w:hint="default"/>
-          <w:sz w:val="28"/>
-        </w:rPr>
-      </w:lvl>
-    </w:lvlOverride>
-    <w:lvlOverride w:ilvl="6">
-      <w:lvl w:ilvl="6">
-        <w:start w:val="1"/>
-        <w:numFmt w:val="decimal"/>
-        <w:suff w:val="space"/>
-        <w:lvlText w:val="%1.%2.%3.%4.%5.%6.%7"/>
-        <w:lvlJc w:val="left"/>
-        <w:pPr>
-          <w:ind w:left="0" w:firstLine="567"/>
-        </w:pPr>
-        <w:rPr>
-          <w:rFonts w:ascii="Times New Roman" w:hAnsi="Times New Roman" w:hint="default"/>
-          <w:sz w:val="28"/>
-        </w:rPr>
-      </w:lvl>
-    </w:lvlOverride>
-    <w:lvlOverride w:ilvl="7">
-      <w:lvl w:ilvl="7">
-        <w:start w:val="1"/>
-        <w:numFmt w:val="decimal"/>
-        <w:suff w:val="space"/>
-        <w:lvlText w:val="%1.%2.%3.%4.%5.%6.%7.%8"/>
-        <w:lvlJc w:val="left"/>
-        <w:pPr>
-          <w:ind w:left="0" w:firstLine="567"/>
-        </w:pPr>
-        <w:rPr>
-          <w:rFonts w:ascii="Times New Roman" w:hAnsi="Times New Roman" w:hint="default"/>
-          <w:sz w:val="28"/>
-        </w:rPr>
-      </w:lvl>
-    </w:lvlOverride>
-    <w:lvlOverride w:ilvl="8">
-      <w:lvl w:ilvl="8">
-        <w:start w:val="1"/>
-        <w:numFmt w:val="decimal"/>
-        <w:suff w:val="space"/>
-        <w:lvlText w:val="%1.%2.%3.%4.%5.%6.%7.%8.%9"/>
-        <w:lvlJc w:val="left"/>
-        <w:pPr>
-          <w:ind w:left="0" w:firstLine="567"/>
-        </w:pPr>
-        <w:rPr>
-          <w:rFonts w:ascii="Times New Roman" w:hAnsi="Times New Roman" w:hint="default"/>
-          <w:sz w:val="28"/>
-        </w:rPr>
-      </w:lvl>
-    </w:lvlOverride>
-  </w:num>
-  <w:num w:numId="28">
-    <w:abstractNumId w:val="1"/>
-    <w:lvlOverride w:ilvl="0">
-      <w:lvl w:ilvl="0">
-        <w:start w:val="1"/>
-        <w:numFmt w:val="decimal"/>
-        <w:pStyle w:val="1"/>
-        <w:suff w:val="space"/>
-        <w:lvlText w:val="%1"/>
-        <w:lvlJc w:val="left"/>
-        <w:pPr>
-          <w:ind w:left="0" w:firstLine="0"/>
-        </w:pPr>
-        <w:rPr>
-          <w:rFonts w:ascii="Times New Roman" w:hAnsi="Times New Roman" w:cs="Times New Roman" w:hint="default"/>
-          <w:b/>
-          <w:sz w:val="28"/>
-        </w:rPr>
-      </w:lvl>
-    </w:lvlOverride>
-    <w:lvlOverride w:ilvl="1">
-      <w:lvl w:ilvl="1">
-        <w:start w:val="1"/>
-        <w:numFmt w:val="decimal"/>
-        <w:pStyle w:val="2"/>
-        <w:suff w:val="space"/>
-        <w:lvlText w:val="%1.%2"/>
-        <w:lvlJc w:val="left"/>
-        <w:pPr>
-          <w:ind w:left="0" w:firstLine="567"/>
-        </w:pPr>
-        <w:rPr>
-          <w:rFonts w:ascii="Times New Roman" w:hAnsi="Times New Roman" w:cs="Times New Roman" w:hint="default"/>
-          <w:b w:val="0"/>
-          <w:bCs/>
-          <w:sz w:val="28"/>
-        </w:rPr>
-      </w:lvl>
-    </w:lvlOverride>
-    <w:lvlOverride w:ilvl="2">
-      <w:lvl w:ilvl="2">
-        <w:start w:val="1"/>
-        <w:numFmt w:val="decimal"/>
-        <w:suff w:val="space"/>
-        <w:lvlText w:val="%1.%2.%3"/>
-        <w:lvlJc w:val="left"/>
-        <w:pPr>
-          <w:ind w:left="0" w:firstLine="567"/>
-        </w:pPr>
-        <w:rPr>
-          <w:rFonts w:ascii="Times New Roman" w:hAnsi="Times New Roman" w:cs="Times New Roman" w:hint="default"/>
-          <w:sz w:val="28"/>
-        </w:rPr>
-      </w:lvl>
-    </w:lvlOverride>
-    <w:lvlOverride w:ilvl="3">
-      <w:lvl w:ilvl="3">
-        <w:start w:val="1"/>
-        <w:numFmt w:val="decimal"/>
-        <w:suff w:val="space"/>
-        <w:lvlText w:val="%1.%2.%3.%4"/>
-        <w:lvlJc w:val="left"/>
-        <w:pPr>
-          <w:ind w:left="0" w:firstLine="567"/>
-        </w:pPr>
-        <w:rPr>
-          <w:rFonts w:ascii="Times New Roman" w:hAnsi="Times New Roman" w:cs="Times New Roman" w:hint="default"/>
-          <w:sz w:val="28"/>
-        </w:rPr>
-      </w:lvl>
-    </w:lvlOverride>
-    <w:lvlOverride w:ilvl="4">
-      <w:lvl w:ilvl="4">
-        <w:start w:val="1"/>
-        <w:numFmt w:val="decimal"/>
-        <w:suff w:val="space"/>
-        <w:lvlText w:val="%1.%2.%3.%4.%5"/>
-        <w:lvlJc w:val="left"/>
-        <w:pPr>
-          <w:ind w:left="0" w:firstLine="567"/>
-        </w:pPr>
-        <w:rPr>
-          <w:rFonts w:ascii="Times New Roman" w:hAnsi="Times New Roman" w:cs="Times New Roman" w:hint="default"/>
-          <w:sz w:val="28"/>
-        </w:rPr>
-      </w:lvl>
-    </w:lvlOverride>
-    <w:lvlOverride w:ilvl="5">
-      <w:lvl w:ilvl="5">
-        <w:start w:val="1"/>
-        <w:numFmt w:val="decimal"/>
-        <w:suff w:val="space"/>
-        <w:lvlText w:val="%1.%2.%3.%4.%5.%6"/>
-        <w:lvlJc w:val="left"/>
-        <w:pPr>
-          <w:ind w:left="0" w:firstLine="567"/>
-        </w:pPr>
-        <w:rPr>
-          <w:rFonts w:ascii="Times New Roman" w:hAnsi="Times New Roman" w:cs="Times New Roman" w:hint="default"/>
-          <w:sz w:val="28"/>
-        </w:rPr>
-      </w:lvl>
-    </w:lvlOverride>
-    <w:lvlOverride w:ilvl="6">
-      <w:lvl w:ilvl="6">
-        <w:start w:val="1"/>
-        <w:numFmt w:val="decimal"/>
-        <w:suff w:val="space"/>
-        <w:lvlText w:val="%1.%2.%3.%4.%5.%6.%7"/>
-        <w:lvlJc w:val="left"/>
-        <w:pPr>
-          <w:ind w:left="0" w:firstLine="567"/>
-        </w:pPr>
-        <w:rPr>
-          <w:rFonts w:ascii="Times New Roman" w:hAnsi="Times New Roman" w:cs="Times New Roman" w:hint="default"/>
-          <w:sz w:val="28"/>
-        </w:rPr>
-      </w:lvl>
-    </w:lvlOverride>
-    <w:lvlOverride w:ilvl="7">
-      <w:lvl w:ilvl="7">
-        <w:start w:val="1"/>
-        <w:numFmt w:val="decimal"/>
-        <w:suff w:val="space"/>
-        <w:lvlText w:val="%1.%2.%3.%4.%5.%6.%7.%8"/>
-        <w:lvlJc w:val="left"/>
-        <w:pPr>
-          <w:ind w:left="0" w:firstLine="567"/>
-        </w:pPr>
-        <w:rPr>
-          <w:rFonts w:ascii="Times New Roman" w:hAnsi="Times New Roman" w:cs="Times New Roman" w:hint="default"/>
-          <w:sz w:val="28"/>
-        </w:rPr>
-      </w:lvl>
-    </w:lvlOverride>
-    <w:lvlOverride w:ilvl="8">
-      <w:lvl w:ilvl="8">
-        <w:start w:val="1"/>
-        <w:numFmt w:val="decimal"/>
-        <w:suff w:val="space"/>
-        <w:lvlText w:val="%1.%2.%3.%4.%5.%6.%7.%8.%9"/>
-        <w:lvlJc w:val="left"/>
-        <w:pPr>
-          <w:ind w:left="0" w:firstLine="567"/>
-        </w:pPr>
-        <w:rPr>
-          <w:rFonts w:ascii="Times New Roman" w:hAnsi="Times New Roman" w:cs="Times New Roman" w:hint="default"/>
-          <w:sz w:val="28"/>
-        </w:rPr>
-      </w:lvl>
-    </w:lvlOverride>
-  </w:num>
-  <w:num w:numId="29">
-    <w:abstractNumId w:val="1"/>
-    <w:lvlOverride w:ilvl="0">
-      <w:lvl w:ilvl="0">
-        <w:start w:val="1"/>
-        <w:numFmt w:val="decimal"/>
-        <w:pStyle w:val="1"/>
-        <w:suff w:val="space"/>
-        <w:lvlText w:val="%1"/>
-        <w:lvlJc w:val="left"/>
-        <w:pPr>
-          <w:ind w:left="0" w:firstLine="0"/>
-        </w:pPr>
-        <w:rPr>
-          <w:rFonts w:ascii="Times New Roman" w:hAnsi="Times New Roman" w:hint="default"/>
-          <w:b/>
-          <w:sz w:val="28"/>
-        </w:rPr>
-      </w:lvl>
-    </w:lvlOverride>
-    <w:lvlOverride w:ilvl="1">
-      <w:lvl w:ilvl="1">
-        <w:start w:val="1"/>
-        <w:numFmt w:val="decimal"/>
-        <w:pStyle w:val="2"/>
-        <w:suff w:val="space"/>
-        <w:lvlText w:val="%1.%2"/>
-        <w:lvlJc w:val="left"/>
-        <w:pPr>
-          <w:ind w:left="0" w:firstLine="567"/>
-        </w:pPr>
-        <w:rPr>
-          <w:rFonts w:ascii="Times New Roman" w:hAnsi="Times New Roman" w:hint="default"/>
-          <w:b w:val="0"/>
-          <w:bCs/>
-          <w:sz w:val="28"/>
-        </w:rPr>
-      </w:lvl>
-    </w:lvlOverride>
-    <w:lvlOverride w:ilvl="2">
-      <w:lvl w:ilvl="2">
-        <w:start w:val="1"/>
-        <w:numFmt w:val="decimal"/>
-        <w:suff w:val="space"/>
-        <w:lvlText w:val="%1.%2.%3"/>
-        <w:lvlJc w:val="left"/>
-        <w:pPr>
-          <w:ind w:left="0" w:firstLine="567"/>
-        </w:pPr>
-        <w:rPr>
-          <w:rFonts w:ascii="Times New Roman" w:hAnsi="Times New Roman" w:hint="default"/>
-          <w:sz w:val="28"/>
-        </w:rPr>
-      </w:lvl>
-    </w:lvlOverride>
-    <w:lvlOverride w:ilvl="3">
-      <w:lvl w:ilvl="3">
-        <w:start w:val="1"/>
-        <w:numFmt w:val="decimal"/>
-        <w:suff w:val="space"/>
-        <w:lvlText w:val="%1.%2.%3.%4"/>
-        <w:lvlJc w:val="left"/>
-        <w:pPr>
-          <w:ind w:left="0" w:firstLine="567"/>
-        </w:pPr>
-        <w:rPr>
-          <w:rFonts w:ascii="Times New Roman" w:hAnsi="Times New Roman" w:hint="default"/>
-          <w:sz w:val="28"/>
-        </w:rPr>
-      </w:lvl>
-    </w:lvlOverride>
-    <w:lvlOverride w:ilvl="4">
-      <w:lvl w:ilvl="4">
-        <w:start w:val="1"/>
-        <w:numFmt w:val="decimal"/>
-        <w:suff w:val="space"/>
-        <w:lvlText w:val="%1.%2.%3.%4.%5"/>
-        <w:lvlJc w:val="left"/>
-        <w:pPr>
-          <w:ind w:left="0" w:firstLine="567"/>
-        </w:pPr>
-        <w:rPr>
-          <w:rFonts w:ascii="Times New Roman" w:hAnsi="Times New Roman" w:hint="default"/>
-          <w:sz w:val="28"/>
-        </w:rPr>
-      </w:lvl>
-    </w:lvlOverride>
-    <w:lvlOverride w:ilvl="5">
-      <w:lvl w:ilvl="5">
-        <w:start w:val="1"/>
-        <w:numFmt w:val="decimal"/>
-        <w:suff w:val="space"/>
-        <w:lvlText w:val="%1.%2.%3.%4.%5.%6"/>
-        <w:lvlJc w:val="left"/>
-        <w:pPr>
-          <w:ind w:left="0" w:firstLine="567"/>
-        </w:pPr>
-        <w:rPr>
-          <w:rFonts w:ascii="Times New Roman" w:hAnsi="Times New Roman" w:hint="default"/>
-          <w:sz w:val="28"/>
-        </w:rPr>
-      </w:lvl>
-    </w:lvlOverride>
-    <w:lvlOverride w:ilvl="6">
-      <w:lvl w:ilvl="6">
-        <w:start w:val="1"/>
-        <w:numFmt w:val="decimal"/>
-        <w:suff w:val="space"/>
-        <w:lvlText w:val="%1.%2.%3.%4.%5.%6.%7"/>
-        <w:lvlJc w:val="left"/>
-        <w:pPr>
-          <w:ind w:left="0" w:firstLine="567"/>
-        </w:pPr>
-        <w:rPr>
-          <w:rFonts w:ascii="Times New Roman" w:hAnsi="Times New Roman" w:hint="default"/>
-          <w:sz w:val="28"/>
-        </w:rPr>
-      </w:lvl>
-    </w:lvlOverride>
-    <w:lvlOverride w:ilvl="7">
-      <w:lvl w:ilvl="7">
-        <w:start w:val="1"/>
-        <w:numFmt w:val="decimal"/>
-        <w:suff w:val="space"/>
-        <w:lvlText w:val="%1.%2.%3.%4.%5.%6.%7.%8"/>
-        <w:lvlJc w:val="left"/>
-        <w:pPr>
-          <w:ind w:left="0" w:firstLine="567"/>
-        </w:pPr>
-        <w:rPr>
-          <w:rFonts w:ascii="Times New Roman" w:hAnsi="Times New Roman" w:hint="default"/>
-          <w:sz w:val="28"/>
-        </w:rPr>
-      </w:lvl>
-    </w:lvlOverride>
-    <w:lvlOverride w:ilvl="8">
-      <w:lvl w:ilvl="8">
-        <w:start w:val="1"/>
-        <w:numFmt w:val="decimal"/>
-        <w:suff w:val="space"/>
-        <w:lvlText w:val="%1.%2.%3.%4.%5.%6.%7.%8.%9"/>
-        <w:lvlJc w:val="left"/>
-        <w:pPr>
-          <w:ind w:left="0" w:firstLine="567"/>
-        </w:pPr>
-        <w:rPr>
-          <w:rFonts w:ascii="Times New Roman" w:hAnsi="Times New Roman" w:hint="default"/>
-          <w:sz w:val="28"/>
-        </w:rPr>
-      </w:lvl>
-    </w:lvlOverride>
-  </w:num>
-  <w:num w:numId="30">
-    <w:abstractNumId w:val="1"/>
+  <w:num w:numId="16">
+    <w:abstractNumId w:val="0"/>
     <w:lvlOverride w:ilvl="0">
       <w:startOverride w:val="1"/>
       <w:lvl w:ilvl="0">
@@ -11512,8 +10965,8 @@
       </w:lvl>
     </w:lvlOverride>
   </w:num>
-  <w:num w:numId="31">
-    <w:abstractNumId w:val="1"/>
+  <w:num w:numId="17">
+    <w:abstractNumId w:val="0"/>
     <w:lvlOverride w:ilvl="0">
       <w:startOverride w:val="1"/>
       <w:lvl w:ilvl="0">
@@ -11671,8 +11124,8 @@
       </w:lvl>
     </w:lvlOverride>
   </w:num>
-  <w:num w:numId="32">
-    <w:abstractNumId w:val="1"/>
+  <w:num w:numId="18">
+    <w:abstractNumId w:val="0"/>
     <w:lvlOverride w:ilvl="0">
       <w:startOverride w:val="1"/>
       <w:lvl w:ilvl="0">
@@ -11830,8 +11283,8 @@
       </w:lvl>
     </w:lvlOverride>
   </w:num>
-  <w:num w:numId="33">
-    <w:abstractNumId w:val="1"/>
+  <w:num w:numId="19">
+    <w:abstractNumId w:val="0"/>
     <w:lvlOverride w:ilvl="0">
       <w:startOverride w:val="1"/>
       <w:lvl w:ilvl="0">
@@ -11989,8 +11442,8 @@
       </w:lvl>
     </w:lvlOverride>
   </w:num>
-  <w:num w:numId="34">
-    <w:abstractNumId w:val="1"/>
+  <w:num w:numId="20">
+    <w:abstractNumId w:val="0"/>
     <w:lvlOverride w:ilvl="0">
       <w:startOverride w:val="1"/>
       <w:lvl w:ilvl="0">
@@ -12148,8 +11601,160 @@
       </w:lvl>
     </w:lvlOverride>
   </w:num>
-  <w:num w:numId="35">
-    <w:abstractNumId w:val="1"/>
+  <w:num w:numId="21">
+    <w:abstractNumId w:val="0"/>
+    <w:lvlOverride w:ilvl="0">
+      <w:lvl w:ilvl="0">
+        <w:start w:val="1"/>
+        <w:numFmt w:val="decimal"/>
+        <w:pStyle w:val="1"/>
+        <w:suff w:val="space"/>
+        <w:lvlText w:val="%1"/>
+        <w:lvlJc w:val="left"/>
+        <w:pPr>
+          <w:ind w:left="0" w:firstLine="0"/>
+        </w:pPr>
+        <w:rPr>
+          <w:rFonts w:ascii="Times New Roman" w:hAnsi="Times New Roman" w:hint="default"/>
+          <w:b/>
+          <w:sz w:val="28"/>
+        </w:rPr>
+      </w:lvl>
+    </w:lvlOverride>
+    <w:lvlOverride w:ilvl="1">
+      <w:lvl w:ilvl="1">
+        <w:start w:val="1"/>
+        <w:numFmt w:val="decimal"/>
+        <w:pStyle w:val="2"/>
+        <w:suff w:val="space"/>
+        <w:lvlText w:val="%1.%2"/>
+        <w:lvlJc w:val="left"/>
+        <w:pPr>
+          <w:ind w:left="0" w:firstLine="567"/>
+        </w:pPr>
+        <w:rPr>
+          <w:rFonts w:ascii="Times New Roman" w:hAnsi="Times New Roman" w:hint="default"/>
+          <w:b w:val="0"/>
+          <w:bCs/>
+          <w:sz w:val="28"/>
+        </w:rPr>
+      </w:lvl>
+    </w:lvlOverride>
+    <w:lvlOverride w:ilvl="2">
+      <w:lvl w:ilvl="2">
+        <w:start w:val="1"/>
+        <w:numFmt w:val="decimal"/>
+        <w:suff w:val="space"/>
+        <w:lvlText w:val="%1.%2.%3"/>
+        <w:lvlJc w:val="left"/>
+        <w:pPr>
+          <w:ind w:left="0" w:firstLine="567"/>
+        </w:pPr>
+        <w:rPr>
+          <w:rFonts w:ascii="Times New Roman" w:hAnsi="Times New Roman" w:hint="default"/>
+          <w:sz w:val="28"/>
+        </w:rPr>
+      </w:lvl>
+    </w:lvlOverride>
+    <w:lvlOverride w:ilvl="3">
+      <w:lvl w:ilvl="3">
+        <w:start w:val="1"/>
+        <w:numFmt w:val="decimal"/>
+        <w:suff w:val="space"/>
+        <w:lvlText w:val="%1.%2.%3.%4"/>
+        <w:lvlJc w:val="left"/>
+        <w:pPr>
+          <w:ind w:left="0" w:firstLine="567"/>
+        </w:pPr>
+        <w:rPr>
+          <w:rFonts w:ascii="Times New Roman" w:hAnsi="Times New Roman" w:hint="default"/>
+          <w:sz w:val="28"/>
+        </w:rPr>
+      </w:lvl>
+    </w:lvlOverride>
+    <w:lvlOverride w:ilvl="4">
+      <w:lvl w:ilvl="4">
+        <w:start w:val="1"/>
+        <w:numFmt w:val="decimal"/>
+        <w:suff w:val="space"/>
+        <w:lvlText w:val="%1.%2.%3.%4.%5"/>
+        <w:lvlJc w:val="left"/>
+        <w:pPr>
+          <w:ind w:left="0" w:firstLine="567"/>
+        </w:pPr>
+        <w:rPr>
+          <w:rFonts w:ascii="Times New Roman" w:hAnsi="Times New Roman" w:hint="default"/>
+          <w:sz w:val="28"/>
+        </w:rPr>
+      </w:lvl>
+    </w:lvlOverride>
+    <w:lvlOverride w:ilvl="5">
+      <w:lvl w:ilvl="5">
+        <w:start w:val="1"/>
+        <w:numFmt w:val="decimal"/>
+        <w:suff w:val="space"/>
+        <w:lvlText w:val="%1.%2.%3.%4.%5.%6"/>
+        <w:lvlJc w:val="left"/>
+        <w:pPr>
+          <w:ind w:left="0" w:firstLine="567"/>
+        </w:pPr>
+        <w:rPr>
+          <w:rFonts w:ascii="Times New Roman" w:hAnsi="Times New Roman" w:hint="default"/>
+          <w:sz w:val="28"/>
+        </w:rPr>
+      </w:lvl>
+    </w:lvlOverride>
+    <w:lvlOverride w:ilvl="6">
+      <w:lvl w:ilvl="6">
+        <w:start w:val="1"/>
+        <w:numFmt w:val="decimal"/>
+        <w:suff w:val="space"/>
+        <w:lvlText w:val="%1.%2.%3.%4.%5.%6.%7"/>
+        <w:lvlJc w:val="left"/>
+        <w:pPr>
+          <w:ind w:left="0" w:firstLine="567"/>
+        </w:pPr>
+        <w:rPr>
+          <w:rFonts w:ascii="Times New Roman" w:hAnsi="Times New Roman" w:hint="default"/>
+          <w:sz w:val="28"/>
+        </w:rPr>
+      </w:lvl>
+    </w:lvlOverride>
+    <w:lvlOverride w:ilvl="7">
+      <w:lvl w:ilvl="7">
+        <w:start w:val="1"/>
+        <w:numFmt w:val="decimal"/>
+        <w:suff w:val="space"/>
+        <w:lvlText w:val="%1.%2.%3.%4.%5.%6.%7.%8"/>
+        <w:lvlJc w:val="left"/>
+        <w:pPr>
+          <w:ind w:left="0" w:firstLine="567"/>
+        </w:pPr>
+        <w:rPr>
+          <w:rFonts w:ascii="Times New Roman" w:hAnsi="Times New Roman" w:hint="default"/>
+          <w:sz w:val="28"/>
+        </w:rPr>
+      </w:lvl>
+    </w:lvlOverride>
+    <w:lvlOverride w:ilvl="8">
+      <w:lvl w:ilvl="8">
+        <w:start w:val="1"/>
+        <w:numFmt w:val="decimal"/>
+        <w:suff w:val="space"/>
+        <w:lvlText w:val="%1.%2.%3.%4.%5.%6.%7.%8.%9"/>
+        <w:lvlJc w:val="left"/>
+        <w:pPr>
+          <w:ind w:left="0" w:firstLine="567"/>
+        </w:pPr>
+        <w:rPr>
+          <w:rFonts w:ascii="Times New Roman" w:hAnsi="Times New Roman" w:hint="default"/>
+          <w:sz w:val="28"/>
+        </w:rPr>
+      </w:lvl>
+    </w:lvlOverride>
+  </w:num>
+  <w:num w:numId="22">
+    <w:abstractNumId w:val="0"/>
     <w:lvlOverride w:ilvl="0">
       <w:startOverride w:val="1"/>
       <w:lvl w:ilvl="0">
@@ -12307,8 +11912,8 @@
       </w:lvl>
     </w:lvlOverride>
   </w:num>
-  <w:num w:numId="36">
-    <w:abstractNumId w:val="1"/>
+  <w:num w:numId="23">
+    <w:abstractNumId w:val="0"/>
     <w:lvlOverride w:ilvl="0">
       <w:startOverride w:val="1"/>
       <w:lvl w:ilvl="0">
@@ -12342,6 +11947,8 @@
         </w:pPr>
         <w:rPr>
           <w:rFonts w:ascii="Times New Roman" w:hAnsi="Times New Roman" w:hint="default"/>
+          <w:b w:val="0"/>
+          <w:bCs w:val="0"/>
           <w:sz w:val="28"/>
         </w:rPr>
       </w:lvl>
@@ -12466,8 +12073,8 @@
       </w:lvl>
     </w:lvlOverride>
   </w:num>
-  <w:num w:numId="37">
-    <w:abstractNumId w:val="1"/>
+  <w:num w:numId="24">
+    <w:abstractNumId w:val="0"/>
     <w:lvlOverride w:ilvl="0">
       <w:startOverride w:val="1"/>
       <w:lvl w:ilvl="0">
@@ -12625,16 +12232,25 @@
       </w:lvl>
     </w:lvlOverride>
   </w:num>
-  <w:num w:numId="38">
-    <w:abstractNumId w:val="1"/>
+  <w:num w:numId="25">
+    <w:abstractNumId w:val="0"/>
     <w:lvlOverride w:ilvl="0">
       <w:startOverride w:val="1"/>
       <w:lvl w:ilvl="0">
         <w:start w:val="1"/>
         <w:numFmt w:val="decimal"/>
         <w:pStyle w:val="1"/>
-        <w:lvlText w:val=""/>
-        <w:lvlJc w:val="left"/>
+        <w:suff w:val="space"/>
+        <w:lvlText w:val="%1"/>
+        <w:lvlJc w:val="left"/>
+        <w:pPr>
+          <w:ind w:left="0" w:firstLine="0"/>
+        </w:pPr>
+        <w:rPr>
+          <w:rFonts w:ascii="Times New Roman" w:hAnsi="Times New Roman" w:hint="default"/>
+          <w:b/>
+          <w:sz w:val="28"/>
+        </w:rPr>
       </w:lvl>
     </w:lvlOverride>
     <w:lvlOverride w:ilvl="1">
@@ -12650,9 +12266,7 @@
           <w:ind w:left="0" w:firstLine="567"/>
         </w:pPr>
         <w:rPr>
-          <w:rFonts w:ascii="Times New Roman" w:hAnsi="Times New Roman" w:cs="Times New Roman" w:hint="default"/>
-          <w:b w:val="0"/>
-          <w:bCs/>
+          <w:rFonts w:ascii="Times New Roman" w:hAnsi="Times New Roman" w:hint="default"/>
           <w:sz w:val="28"/>
         </w:rPr>
       </w:lvl>
@@ -12669,9 +12283,7 @@
           <w:ind w:left="0" w:firstLine="567"/>
         </w:pPr>
         <w:rPr>
-          <w:rFonts w:ascii="Times New Roman" w:hAnsi="Times New Roman" w:cs="Times New Roman" w:hint="default"/>
-          <w:b w:val="0"/>
-          <w:bCs/>
+          <w:rFonts w:ascii="Times New Roman" w:hAnsi="Times New Roman" w:hint="default"/>
           <w:sz w:val="28"/>
         </w:rPr>
       </w:lvl>
@@ -12681,8 +12293,16 @@
       <w:lvl w:ilvl="3">
         <w:start w:val="1"/>
         <w:numFmt w:val="decimal"/>
-        <w:lvlText w:val=""/>
-        <w:lvlJc w:val="left"/>
+        <w:suff w:val="space"/>
+        <w:lvlText w:val="%1.%2.%3.%4"/>
+        <w:lvlJc w:val="left"/>
+        <w:pPr>
+          <w:ind w:left="0" w:firstLine="567"/>
+        </w:pPr>
+        <w:rPr>
+          <w:rFonts w:ascii="Times New Roman" w:hAnsi="Times New Roman" w:hint="default"/>
+          <w:sz w:val="28"/>
+        </w:rPr>
       </w:lvl>
     </w:lvlOverride>
     <w:lvlOverride w:ilvl="4">
@@ -12690,8 +12310,16 @@
       <w:lvl w:ilvl="4">
         <w:start w:val="1"/>
         <w:numFmt w:val="decimal"/>
-        <w:lvlText w:val=""/>
-        <w:lvlJc w:val="left"/>
+        <w:suff w:val="space"/>
+        <w:lvlText w:val="%1.%2.%3.%4.%5"/>
+        <w:lvlJc w:val="left"/>
+        <w:pPr>
+          <w:ind w:left="0" w:firstLine="567"/>
+        </w:pPr>
+        <w:rPr>
+          <w:rFonts w:ascii="Times New Roman" w:hAnsi="Times New Roman" w:hint="default"/>
+          <w:sz w:val="28"/>
+        </w:rPr>
       </w:lvl>
     </w:lvlOverride>
     <w:lvlOverride w:ilvl="5">
@@ -12699,8 +12327,16 @@
       <w:lvl w:ilvl="5">
         <w:start w:val="1"/>
         <w:numFmt w:val="decimal"/>
-        <w:lvlText w:val=""/>
-        <w:lvlJc w:val="left"/>
+        <w:suff w:val="space"/>
+        <w:lvlText w:val="%1.%2.%3.%4.%5.%6"/>
+        <w:lvlJc w:val="left"/>
+        <w:pPr>
+          <w:ind w:left="0" w:firstLine="567"/>
+        </w:pPr>
+        <w:rPr>
+          <w:rFonts w:ascii="Times New Roman" w:hAnsi="Times New Roman" w:hint="default"/>
+          <w:sz w:val="28"/>
+        </w:rPr>
       </w:lvl>
     </w:lvlOverride>
     <w:lvlOverride w:ilvl="6">
@@ -12708,8 +12344,16 @@
       <w:lvl w:ilvl="6">
         <w:start w:val="1"/>
         <w:numFmt w:val="decimal"/>
-        <w:lvlText w:val=""/>
-        <w:lvlJc w:val="left"/>
+        <w:suff w:val="space"/>
+        <w:lvlText w:val="%1.%2.%3.%4.%5.%6.%7"/>
+        <w:lvlJc w:val="left"/>
+        <w:pPr>
+          <w:ind w:left="0" w:firstLine="567"/>
+        </w:pPr>
+        <w:rPr>
+          <w:rFonts w:ascii="Times New Roman" w:hAnsi="Times New Roman" w:hint="default"/>
+          <w:sz w:val="28"/>
+        </w:rPr>
       </w:lvl>
     </w:lvlOverride>
     <w:lvlOverride w:ilvl="7">
@@ -12717,8 +12361,16 @@
       <w:lvl w:ilvl="7">
         <w:start w:val="1"/>
         <w:numFmt w:val="decimal"/>
-        <w:lvlText w:val=""/>
-        <w:lvlJc w:val="left"/>
+        <w:suff w:val="space"/>
+        <w:lvlText w:val="%1.%2.%3.%4.%5.%6.%7.%8"/>
+        <w:lvlJc w:val="left"/>
+        <w:pPr>
+          <w:ind w:left="0" w:firstLine="567"/>
+        </w:pPr>
+        <w:rPr>
+          <w:rFonts w:ascii="Times New Roman" w:hAnsi="Times New Roman" w:hint="default"/>
+          <w:sz w:val="28"/>
+        </w:rPr>
       </w:lvl>
     </w:lvlOverride>
     <w:lvlOverride w:ilvl="8">
@@ -12726,165 +12378,21 @@
       <w:lvl w:ilvl="8">
         <w:start w:val="1"/>
         <w:numFmt w:val="decimal"/>
-        <w:lvlText w:val=""/>
-        <w:lvlJc w:val="left"/>
+        <w:suff w:val="space"/>
+        <w:lvlText w:val="%1.%2.%3.%4.%5.%6.%7.%8.%9"/>
+        <w:lvlJc w:val="left"/>
+        <w:pPr>
+          <w:ind w:left="0" w:firstLine="567"/>
+        </w:pPr>
+        <w:rPr>
+          <w:rFonts w:ascii="Times New Roman" w:hAnsi="Times New Roman" w:hint="default"/>
+          <w:sz w:val="28"/>
+        </w:rPr>
       </w:lvl>
     </w:lvlOverride>
   </w:num>
-  <w:num w:numId="39">
-    <w:abstractNumId w:val="1"/>
-    <w:lvlOverride w:ilvl="0">
-      <w:lvl w:ilvl="0">
-        <w:start w:val="1"/>
-        <w:numFmt w:val="decimal"/>
-        <w:pStyle w:val="1"/>
-        <w:suff w:val="space"/>
-        <w:lvlText w:val="%1"/>
-        <w:lvlJc w:val="left"/>
-        <w:pPr>
-          <w:ind w:left="0" w:firstLine="0"/>
-        </w:pPr>
-        <w:rPr>
-          <w:rFonts w:ascii="Times New Roman" w:hAnsi="Times New Roman" w:hint="default"/>
-          <w:b/>
-          <w:sz w:val="28"/>
-        </w:rPr>
-      </w:lvl>
-    </w:lvlOverride>
-    <w:lvlOverride w:ilvl="1">
-      <w:lvl w:ilvl="1">
-        <w:start w:val="1"/>
-        <w:numFmt w:val="decimal"/>
-        <w:pStyle w:val="2"/>
-        <w:suff w:val="space"/>
-        <w:lvlText w:val="%1.%2"/>
-        <w:lvlJc w:val="left"/>
-        <w:pPr>
-          <w:ind w:left="0" w:firstLine="567"/>
-        </w:pPr>
-        <w:rPr>
-          <w:rFonts w:ascii="Times New Roman" w:hAnsi="Times New Roman" w:hint="default"/>
-          <w:b w:val="0"/>
-          <w:bCs/>
-          <w:sz w:val="28"/>
-        </w:rPr>
-      </w:lvl>
-    </w:lvlOverride>
-    <w:lvlOverride w:ilvl="2">
-      <w:lvl w:ilvl="2">
-        <w:start w:val="1"/>
-        <w:numFmt w:val="decimal"/>
-        <w:suff w:val="space"/>
-        <w:lvlText w:val="%1.%2.%3"/>
-        <w:lvlJc w:val="left"/>
-        <w:pPr>
-          <w:ind w:left="0" w:firstLine="567"/>
-        </w:pPr>
-        <w:rPr>
-          <w:rFonts w:ascii="Times New Roman" w:hAnsi="Times New Roman" w:hint="default"/>
-          <w:sz w:val="28"/>
-        </w:rPr>
-      </w:lvl>
-    </w:lvlOverride>
-    <w:lvlOverride w:ilvl="3">
-      <w:lvl w:ilvl="3">
-        <w:start w:val="1"/>
-        <w:numFmt w:val="decimal"/>
-        <w:suff w:val="space"/>
-        <w:lvlText w:val="%1.%2.%3.%4"/>
-        <w:lvlJc w:val="left"/>
-        <w:pPr>
-          <w:ind w:left="0" w:firstLine="567"/>
-        </w:pPr>
-        <w:rPr>
-          <w:rFonts w:ascii="Times New Roman" w:hAnsi="Times New Roman" w:hint="default"/>
-          <w:sz w:val="28"/>
-        </w:rPr>
-      </w:lvl>
-    </w:lvlOverride>
-    <w:lvlOverride w:ilvl="4">
-      <w:lvl w:ilvl="4">
-        <w:start w:val="1"/>
-        <w:numFmt w:val="decimal"/>
-        <w:suff w:val="space"/>
-        <w:lvlText w:val="%1.%2.%3.%4.%5"/>
-        <w:lvlJc w:val="left"/>
-        <w:pPr>
-          <w:ind w:left="0" w:firstLine="567"/>
-        </w:pPr>
-        <w:rPr>
-          <w:rFonts w:ascii="Times New Roman" w:hAnsi="Times New Roman" w:hint="default"/>
-          <w:sz w:val="28"/>
-        </w:rPr>
-      </w:lvl>
-    </w:lvlOverride>
-    <w:lvlOverride w:ilvl="5">
-      <w:lvl w:ilvl="5">
-        <w:start w:val="1"/>
-        <w:numFmt w:val="decimal"/>
-        <w:suff w:val="space"/>
-        <w:lvlText w:val="%1.%2.%3.%4.%5.%6"/>
-        <w:lvlJc w:val="left"/>
-        <w:pPr>
-          <w:ind w:left="0" w:firstLine="567"/>
-        </w:pPr>
-        <w:rPr>
-          <w:rFonts w:ascii="Times New Roman" w:hAnsi="Times New Roman" w:hint="default"/>
-          <w:sz w:val="28"/>
-        </w:rPr>
-      </w:lvl>
-    </w:lvlOverride>
-    <w:lvlOverride w:ilvl="6">
-      <w:lvl w:ilvl="6">
-        <w:start w:val="1"/>
-        <w:numFmt w:val="decimal"/>
-        <w:suff w:val="space"/>
-        <w:lvlText w:val="%1.%2.%3.%4.%5.%6.%7"/>
-        <w:lvlJc w:val="left"/>
-        <w:pPr>
-          <w:ind w:left="0" w:firstLine="567"/>
-        </w:pPr>
-        <w:rPr>
-          <w:rFonts w:ascii="Times New Roman" w:hAnsi="Times New Roman" w:hint="default"/>
-          <w:sz w:val="28"/>
-        </w:rPr>
-      </w:lvl>
-    </w:lvlOverride>
-    <w:lvlOverride w:ilvl="7">
-      <w:lvl w:ilvl="7">
-        <w:start w:val="1"/>
-        <w:numFmt w:val="decimal"/>
-        <w:suff w:val="space"/>
-        <w:lvlText w:val="%1.%2.%3.%4.%5.%6.%7.%8"/>
-        <w:lvlJc w:val="left"/>
-        <w:pPr>
-          <w:ind w:left="0" w:firstLine="567"/>
-        </w:pPr>
-        <w:rPr>
-          <w:rFonts w:ascii="Times New Roman" w:hAnsi="Times New Roman" w:hint="default"/>
-          <w:sz w:val="28"/>
-        </w:rPr>
-      </w:lvl>
-    </w:lvlOverride>
-    <w:lvlOverride w:ilvl="8">
-      <w:lvl w:ilvl="8">
-        <w:start w:val="1"/>
-        <w:numFmt w:val="decimal"/>
-        <w:suff w:val="space"/>
-        <w:lvlText w:val="%1.%2.%3.%4.%5.%6.%7.%8.%9"/>
-        <w:lvlJc w:val="left"/>
-        <w:pPr>
-          <w:ind w:left="0" w:firstLine="567"/>
-        </w:pPr>
-        <w:rPr>
-          <w:rFonts w:ascii="Times New Roman" w:hAnsi="Times New Roman" w:hint="default"/>
-          <w:sz w:val="28"/>
-        </w:rPr>
-      </w:lvl>
-    </w:lvlOverride>
-  </w:num>
-  <w:num w:numId="40">
-    <w:abstractNumId w:val="1"/>
+  <w:num w:numId="26">
+    <w:abstractNumId w:val="0"/>
     <w:lvlOverride w:ilvl="0">
       <w:startOverride w:val="1"/>
       <w:lvl w:ilvl="0">
@@ -13042,8 +12550,8 @@
       </w:lvl>
     </w:lvlOverride>
   </w:num>
-  <w:num w:numId="41">
-    <w:abstractNumId w:val="1"/>
+  <w:num w:numId="27">
+    <w:abstractNumId w:val="0"/>
     <w:lvlOverride w:ilvl="0">
       <w:startOverride w:val="1"/>
       <w:lvl w:ilvl="0">
@@ -13057,7 +12565,7 @@
           <w:ind w:left="0" w:firstLine="0"/>
         </w:pPr>
         <w:rPr>
-          <w:rFonts w:ascii="Times New Roman" w:hAnsi="Times New Roman" w:cs="Times New Roman" w:hint="default"/>
+          <w:rFonts w:ascii="Times New Roman" w:hAnsi="Times New Roman" w:hint="default"/>
           <w:b/>
           <w:sz w:val="28"/>
         </w:rPr>
@@ -13076,9 +12584,7 @@
           <w:ind w:left="0" w:firstLine="567"/>
         </w:pPr>
         <w:rPr>
-          <w:rFonts w:ascii="Times New Roman" w:hAnsi="Times New Roman" w:cs="Times New Roman" w:hint="default"/>
-          <w:b w:val="0"/>
-          <w:bCs/>
+          <w:rFonts w:ascii="Times New Roman" w:hAnsi="Times New Roman" w:hint="default"/>
           <w:sz w:val="28"/>
         </w:rPr>
       </w:lvl>
@@ -13095,9 +12601,7 @@
           <w:ind w:left="0" w:firstLine="567"/>
         </w:pPr>
         <w:rPr>
-          <w:rFonts w:ascii="Times New Roman" w:hAnsi="Times New Roman" w:cs="Times New Roman" w:hint="default"/>
-          <w:b w:val="0"/>
-          <w:bCs/>
+          <w:rFonts w:ascii="Times New Roman" w:hAnsi="Times New Roman" w:hint="default"/>
           <w:sz w:val="28"/>
         </w:rPr>
       </w:lvl>
@@ -13107,8 +12611,16 @@
       <w:lvl w:ilvl="3">
         <w:start w:val="1"/>
         <w:numFmt w:val="decimal"/>
-        <w:lvlText w:val=""/>
-        <w:lvlJc w:val="left"/>
+        <w:suff w:val="space"/>
+        <w:lvlText w:val="%1.%2.%3.%4"/>
+        <w:lvlJc w:val="left"/>
+        <w:pPr>
+          <w:ind w:left="0" w:firstLine="567"/>
+        </w:pPr>
+        <w:rPr>
+          <w:rFonts w:ascii="Times New Roman" w:hAnsi="Times New Roman" w:hint="default"/>
+          <w:sz w:val="28"/>
+        </w:rPr>
       </w:lvl>
     </w:lvlOverride>
     <w:lvlOverride w:ilvl="4">
@@ -13116,8 +12628,16 @@
       <w:lvl w:ilvl="4">
         <w:start w:val="1"/>
         <w:numFmt w:val="decimal"/>
-        <w:lvlText w:val=""/>
-        <w:lvlJc w:val="left"/>
+        <w:suff w:val="space"/>
+        <w:lvlText w:val="%1.%2.%3.%4.%5"/>
+        <w:lvlJc w:val="left"/>
+        <w:pPr>
+          <w:ind w:left="0" w:firstLine="567"/>
+        </w:pPr>
+        <w:rPr>
+          <w:rFonts w:ascii="Times New Roman" w:hAnsi="Times New Roman" w:hint="default"/>
+          <w:sz w:val="28"/>
+        </w:rPr>
       </w:lvl>
     </w:lvlOverride>
     <w:lvlOverride w:ilvl="5">
@@ -13125,8 +12645,16 @@
       <w:lvl w:ilvl="5">
         <w:start w:val="1"/>
         <w:numFmt w:val="decimal"/>
-        <w:lvlText w:val=""/>
-        <w:lvlJc w:val="left"/>
+        <w:suff w:val="space"/>
+        <w:lvlText w:val="%1.%2.%3.%4.%5.%6"/>
+        <w:lvlJc w:val="left"/>
+        <w:pPr>
+          <w:ind w:left="0" w:firstLine="567"/>
+        </w:pPr>
+        <w:rPr>
+          <w:rFonts w:ascii="Times New Roman" w:hAnsi="Times New Roman" w:hint="default"/>
+          <w:sz w:val="28"/>
+        </w:rPr>
       </w:lvl>
     </w:lvlOverride>
     <w:lvlOverride w:ilvl="6">
@@ -13134,8 +12662,16 @@
       <w:lvl w:ilvl="6">
         <w:start w:val="1"/>
         <w:numFmt w:val="decimal"/>
-        <w:lvlText w:val=""/>
-        <w:lvlJc w:val="left"/>
+        <w:suff w:val="space"/>
+        <w:lvlText w:val="%1.%2.%3.%4.%5.%6.%7"/>
+        <w:lvlJc w:val="left"/>
+        <w:pPr>
+          <w:ind w:left="0" w:firstLine="567"/>
+        </w:pPr>
+        <w:rPr>
+          <w:rFonts w:ascii="Times New Roman" w:hAnsi="Times New Roman" w:hint="default"/>
+          <w:sz w:val="28"/>
+        </w:rPr>
       </w:lvl>
     </w:lvlOverride>
     <w:lvlOverride w:ilvl="7">
@@ -13143,8 +12679,16 @@
       <w:lvl w:ilvl="7">
         <w:start w:val="1"/>
         <w:numFmt w:val="decimal"/>
-        <w:lvlText w:val=""/>
-        <w:lvlJc w:val="left"/>
+        <w:suff w:val="space"/>
+        <w:lvlText w:val="%1.%2.%3.%4.%5.%6.%7.%8"/>
+        <w:lvlJc w:val="left"/>
+        <w:pPr>
+          <w:ind w:left="0" w:firstLine="567"/>
+        </w:pPr>
+        <w:rPr>
+          <w:rFonts w:ascii="Times New Roman" w:hAnsi="Times New Roman" w:hint="default"/>
+          <w:sz w:val="28"/>
+        </w:rPr>
       </w:lvl>
     </w:lvlOverride>
     <w:lvlOverride w:ilvl="8">
@@ -13152,955 +12696,20 @@
       <w:lvl w:ilvl="8">
         <w:start w:val="1"/>
         <w:numFmt w:val="decimal"/>
-        <w:lvlText w:val=""/>
-        <w:lvlJc w:val="left"/>
+        <w:suff w:val="space"/>
+        <w:lvlText w:val="%1.%2.%3.%4.%5.%6.%7.%8.%9"/>
+        <w:lvlJc w:val="left"/>
+        <w:pPr>
+          <w:ind w:left="0" w:firstLine="567"/>
+        </w:pPr>
+        <w:rPr>
+          <w:rFonts w:ascii="Times New Roman" w:hAnsi="Times New Roman" w:hint="default"/>
+          <w:sz w:val="28"/>
+        </w:rPr>
       </w:lvl>
     </w:lvlOverride>
   </w:num>
-  <w:num w:numId="42">
-    <w:abstractNumId w:val="1"/>
-    <w:lvlOverride w:ilvl="0">
-      <w:startOverride w:val="1"/>
-      <w:lvl w:ilvl="0">
-        <w:start w:val="1"/>
-        <w:numFmt w:val="decimal"/>
-        <w:pStyle w:val="1"/>
-        <w:suff w:val="space"/>
-        <w:lvlText w:val="%1"/>
-        <w:lvlJc w:val="left"/>
-        <w:pPr>
-          <w:ind w:left="0" w:firstLine="0"/>
-        </w:pPr>
-        <w:rPr>
-          <w:rFonts w:ascii="Times New Roman" w:hAnsi="Times New Roman" w:hint="default"/>
-          <w:b/>
-          <w:sz w:val="28"/>
-        </w:rPr>
-      </w:lvl>
-    </w:lvlOverride>
-    <w:lvlOverride w:ilvl="1">
-      <w:startOverride w:val="1"/>
-      <w:lvl w:ilvl="1">
-        <w:start w:val="1"/>
-        <w:numFmt w:val="decimal"/>
-        <w:pStyle w:val="2"/>
-        <w:suff w:val="space"/>
-        <w:lvlText w:val="%1.%2"/>
-        <w:lvlJc w:val="left"/>
-        <w:pPr>
-          <w:ind w:left="0" w:firstLine="567"/>
-        </w:pPr>
-        <w:rPr>
-          <w:rFonts w:ascii="Times New Roman" w:hAnsi="Times New Roman" w:hint="default"/>
-          <w:b w:val="0"/>
-          <w:bCs w:val="0"/>
-          <w:sz w:val="28"/>
-        </w:rPr>
-      </w:lvl>
-    </w:lvlOverride>
-    <w:lvlOverride w:ilvl="2">
-      <w:startOverride w:val="1"/>
-      <w:lvl w:ilvl="2">
-        <w:start w:val="1"/>
-        <w:numFmt w:val="decimal"/>
-        <w:suff w:val="space"/>
-        <w:lvlText w:val="%1.%2.%3"/>
-        <w:lvlJc w:val="left"/>
-        <w:pPr>
-          <w:ind w:left="0" w:firstLine="567"/>
-        </w:pPr>
-        <w:rPr>
-          <w:rFonts w:ascii="Times New Roman" w:hAnsi="Times New Roman" w:hint="default"/>
-          <w:sz w:val="28"/>
-        </w:rPr>
-      </w:lvl>
-    </w:lvlOverride>
-    <w:lvlOverride w:ilvl="3">
-      <w:startOverride w:val="1"/>
-      <w:lvl w:ilvl="3">
-        <w:start w:val="1"/>
-        <w:numFmt w:val="decimal"/>
-        <w:suff w:val="space"/>
-        <w:lvlText w:val="%1.%2.%3.%4"/>
-        <w:lvlJc w:val="left"/>
-        <w:pPr>
-          <w:ind w:left="0" w:firstLine="567"/>
-        </w:pPr>
-        <w:rPr>
-          <w:rFonts w:ascii="Times New Roman" w:hAnsi="Times New Roman" w:hint="default"/>
-          <w:sz w:val="28"/>
-        </w:rPr>
-      </w:lvl>
-    </w:lvlOverride>
-    <w:lvlOverride w:ilvl="4">
-      <w:startOverride w:val="1"/>
-      <w:lvl w:ilvl="4">
-        <w:start w:val="1"/>
-        <w:numFmt w:val="decimal"/>
-        <w:suff w:val="space"/>
-        <w:lvlText w:val="%1.%2.%3.%4.%5"/>
-        <w:lvlJc w:val="left"/>
-        <w:pPr>
-          <w:ind w:left="0" w:firstLine="567"/>
-        </w:pPr>
-        <w:rPr>
-          <w:rFonts w:ascii="Times New Roman" w:hAnsi="Times New Roman" w:hint="default"/>
-          <w:sz w:val="28"/>
-        </w:rPr>
-      </w:lvl>
-    </w:lvlOverride>
-    <w:lvlOverride w:ilvl="5">
-      <w:startOverride w:val="1"/>
-      <w:lvl w:ilvl="5">
-        <w:start w:val="1"/>
-        <w:numFmt w:val="decimal"/>
-        <w:suff w:val="space"/>
-        <w:lvlText w:val="%1.%2.%3.%4.%5.%6"/>
-        <w:lvlJc w:val="left"/>
-        <w:pPr>
-          <w:ind w:left="0" w:firstLine="567"/>
-        </w:pPr>
-        <w:rPr>
-          <w:rFonts w:ascii="Times New Roman" w:hAnsi="Times New Roman" w:hint="default"/>
-          <w:sz w:val="28"/>
-        </w:rPr>
-      </w:lvl>
-    </w:lvlOverride>
-    <w:lvlOverride w:ilvl="6">
-      <w:startOverride w:val="1"/>
-      <w:lvl w:ilvl="6">
-        <w:start w:val="1"/>
-        <w:numFmt w:val="decimal"/>
-        <w:suff w:val="space"/>
-        <w:lvlText w:val="%1.%2.%3.%4.%5.%6.%7"/>
-        <w:lvlJc w:val="left"/>
-        <w:pPr>
-          <w:ind w:left="0" w:firstLine="567"/>
-        </w:pPr>
-        <w:rPr>
-          <w:rFonts w:ascii="Times New Roman" w:hAnsi="Times New Roman" w:hint="default"/>
-          <w:sz w:val="28"/>
-        </w:rPr>
-      </w:lvl>
-    </w:lvlOverride>
-    <w:lvlOverride w:ilvl="7">
-      <w:startOverride w:val="1"/>
-      <w:lvl w:ilvl="7">
-        <w:start w:val="1"/>
-        <w:numFmt w:val="decimal"/>
-        <w:suff w:val="space"/>
-        <w:lvlText w:val="%1.%2.%3.%4.%5.%6.%7.%8"/>
-        <w:lvlJc w:val="left"/>
-        <w:pPr>
-          <w:ind w:left="0" w:firstLine="567"/>
-        </w:pPr>
-        <w:rPr>
-          <w:rFonts w:ascii="Times New Roman" w:hAnsi="Times New Roman" w:hint="default"/>
-          <w:sz w:val="28"/>
-        </w:rPr>
-      </w:lvl>
-    </w:lvlOverride>
-    <w:lvlOverride w:ilvl="8">
-      <w:startOverride w:val="1"/>
-      <w:lvl w:ilvl="8">
-        <w:start w:val="1"/>
-        <w:numFmt w:val="decimal"/>
-        <w:suff w:val="space"/>
-        <w:lvlText w:val="%1.%2.%3.%4.%5.%6.%7.%8.%9"/>
-        <w:lvlJc w:val="left"/>
-        <w:pPr>
-          <w:ind w:left="0" w:firstLine="567"/>
-        </w:pPr>
-        <w:rPr>
-          <w:rFonts w:ascii="Times New Roman" w:hAnsi="Times New Roman" w:hint="default"/>
-          <w:sz w:val="28"/>
-        </w:rPr>
-      </w:lvl>
-    </w:lvlOverride>
-  </w:num>
-  <w:num w:numId="43">
-    <w:abstractNumId w:val="1"/>
-    <w:lvlOverride w:ilvl="0">
-      <w:startOverride w:val="1"/>
-      <w:lvl w:ilvl="0">
-        <w:start w:val="1"/>
-        <w:numFmt w:val="decimal"/>
-        <w:pStyle w:val="1"/>
-        <w:suff w:val="space"/>
-        <w:lvlText w:val="%1"/>
-        <w:lvlJc w:val="left"/>
-        <w:pPr>
-          <w:ind w:left="0" w:firstLine="0"/>
-        </w:pPr>
-        <w:rPr>
-          <w:rFonts w:ascii="Times New Roman" w:hAnsi="Times New Roman" w:hint="default"/>
-          <w:b/>
-          <w:sz w:val="28"/>
-        </w:rPr>
-      </w:lvl>
-    </w:lvlOverride>
-    <w:lvlOverride w:ilvl="1">
-      <w:startOverride w:val="1"/>
-      <w:lvl w:ilvl="1">
-        <w:start w:val="1"/>
-        <w:numFmt w:val="decimal"/>
-        <w:pStyle w:val="2"/>
-        <w:suff w:val="space"/>
-        <w:lvlText w:val="%1.%2"/>
-        <w:lvlJc w:val="left"/>
-        <w:pPr>
-          <w:ind w:left="0" w:firstLine="567"/>
-        </w:pPr>
-        <w:rPr>
-          <w:rFonts w:ascii="Times New Roman" w:hAnsi="Times New Roman" w:hint="default"/>
-          <w:sz w:val="28"/>
-        </w:rPr>
-      </w:lvl>
-    </w:lvlOverride>
-    <w:lvlOverride w:ilvl="2">
-      <w:startOverride w:val="1"/>
-      <w:lvl w:ilvl="2">
-        <w:start w:val="1"/>
-        <w:numFmt w:val="decimal"/>
-        <w:suff w:val="space"/>
-        <w:lvlText w:val="%1.%2.%3"/>
-        <w:lvlJc w:val="left"/>
-        <w:pPr>
-          <w:ind w:left="0" w:firstLine="567"/>
-        </w:pPr>
-        <w:rPr>
-          <w:rFonts w:ascii="Times New Roman" w:hAnsi="Times New Roman" w:hint="default"/>
-          <w:sz w:val="28"/>
-        </w:rPr>
-      </w:lvl>
-    </w:lvlOverride>
-    <w:lvlOverride w:ilvl="3">
-      <w:startOverride w:val="1"/>
-      <w:lvl w:ilvl="3">
-        <w:start w:val="1"/>
-        <w:numFmt w:val="decimal"/>
-        <w:suff w:val="space"/>
-        <w:lvlText w:val="%1.%2.%3.%4"/>
-        <w:lvlJc w:val="left"/>
-        <w:pPr>
-          <w:ind w:left="0" w:firstLine="567"/>
-        </w:pPr>
-        <w:rPr>
-          <w:rFonts w:ascii="Times New Roman" w:hAnsi="Times New Roman" w:hint="default"/>
-          <w:sz w:val="28"/>
-        </w:rPr>
-      </w:lvl>
-    </w:lvlOverride>
-    <w:lvlOverride w:ilvl="4">
-      <w:startOverride w:val="1"/>
-      <w:lvl w:ilvl="4">
-        <w:start w:val="1"/>
-        <w:numFmt w:val="decimal"/>
-        <w:suff w:val="space"/>
-        <w:lvlText w:val="%1.%2.%3.%4.%5"/>
-        <w:lvlJc w:val="left"/>
-        <w:pPr>
-          <w:ind w:left="0" w:firstLine="567"/>
-        </w:pPr>
-        <w:rPr>
-          <w:rFonts w:ascii="Times New Roman" w:hAnsi="Times New Roman" w:hint="default"/>
-          <w:sz w:val="28"/>
-        </w:rPr>
-      </w:lvl>
-    </w:lvlOverride>
-    <w:lvlOverride w:ilvl="5">
-      <w:startOverride w:val="1"/>
-      <w:lvl w:ilvl="5">
-        <w:start w:val="1"/>
-        <w:numFmt w:val="decimal"/>
-        <w:suff w:val="space"/>
-        <w:lvlText w:val="%1.%2.%3.%4.%5.%6"/>
-        <w:lvlJc w:val="left"/>
-        <w:pPr>
-          <w:ind w:left="0" w:firstLine="567"/>
-        </w:pPr>
-        <w:rPr>
-          <w:rFonts w:ascii="Times New Roman" w:hAnsi="Times New Roman" w:hint="default"/>
-          <w:sz w:val="28"/>
-        </w:rPr>
-      </w:lvl>
-    </w:lvlOverride>
-    <w:lvlOverride w:ilvl="6">
-      <w:startOverride w:val="1"/>
-      <w:lvl w:ilvl="6">
-        <w:start w:val="1"/>
-        <w:numFmt w:val="decimal"/>
-        <w:suff w:val="space"/>
-        <w:lvlText w:val="%1.%2.%3.%4.%5.%6.%7"/>
-        <w:lvlJc w:val="left"/>
-        <w:pPr>
-          <w:ind w:left="0" w:firstLine="567"/>
-        </w:pPr>
-        <w:rPr>
-          <w:rFonts w:ascii="Times New Roman" w:hAnsi="Times New Roman" w:hint="default"/>
-          <w:sz w:val="28"/>
-        </w:rPr>
-      </w:lvl>
-    </w:lvlOverride>
-    <w:lvlOverride w:ilvl="7">
-      <w:startOverride w:val="1"/>
-      <w:lvl w:ilvl="7">
-        <w:start w:val="1"/>
-        <w:numFmt w:val="decimal"/>
-        <w:suff w:val="space"/>
-        <w:lvlText w:val="%1.%2.%3.%4.%5.%6.%7.%8"/>
-        <w:lvlJc w:val="left"/>
-        <w:pPr>
-          <w:ind w:left="0" w:firstLine="567"/>
-        </w:pPr>
-        <w:rPr>
-          <w:rFonts w:ascii="Times New Roman" w:hAnsi="Times New Roman" w:hint="default"/>
-          <w:sz w:val="28"/>
-        </w:rPr>
-      </w:lvl>
-    </w:lvlOverride>
-    <w:lvlOverride w:ilvl="8">
-      <w:startOverride w:val="1"/>
-      <w:lvl w:ilvl="8">
-        <w:start w:val="1"/>
-        <w:numFmt w:val="decimal"/>
-        <w:suff w:val="space"/>
-        <w:lvlText w:val="%1.%2.%3.%4.%5.%6.%7.%8.%9"/>
-        <w:lvlJc w:val="left"/>
-        <w:pPr>
-          <w:ind w:left="0" w:firstLine="567"/>
-        </w:pPr>
-        <w:rPr>
-          <w:rFonts w:ascii="Times New Roman" w:hAnsi="Times New Roman" w:hint="default"/>
-          <w:sz w:val="28"/>
-        </w:rPr>
-      </w:lvl>
-    </w:lvlOverride>
-  </w:num>
-  <w:num w:numId="44">
-    <w:abstractNumId w:val="1"/>
-    <w:lvlOverride w:ilvl="0">
-      <w:startOverride w:val="1"/>
-      <w:lvl w:ilvl="0">
-        <w:start w:val="1"/>
-        <w:numFmt w:val="decimal"/>
-        <w:pStyle w:val="1"/>
-        <w:suff w:val="space"/>
-        <w:lvlText w:val="%1"/>
-        <w:lvlJc w:val="left"/>
-        <w:pPr>
-          <w:ind w:left="0" w:firstLine="0"/>
-        </w:pPr>
-        <w:rPr>
-          <w:rFonts w:ascii="Times New Roman" w:hAnsi="Times New Roman" w:cs="Times New Roman" w:hint="default"/>
-          <w:b/>
-          <w:sz w:val="28"/>
-        </w:rPr>
-      </w:lvl>
-    </w:lvlOverride>
-    <w:lvlOverride w:ilvl="1">
-      <w:startOverride w:val="1"/>
-      <w:lvl w:ilvl="1">
-        <w:start w:val="1"/>
-        <w:numFmt w:val="decimal"/>
-        <w:pStyle w:val="2"/>
-        <w:suff w:val="space"/>
-        <w:lvlText w:val="%1.%2"/>
-        <w:lvlJc w:val="left"/>
-        <w:pPr>
-          <w:ind w:left="0" w:firstLine="567"/>
-        </w:pPr>
-        <w:rPr>
-          <w:rFonts w:ascii="Times New Roman" w:hAnsi="Times New Roman" w:cs="Times New Roman" w:hint="default"/>
-          <w:b w:val="0"/>
-          <w:bCs/>
-          <w:sz w:val="28"/>
-        </w:rPr>
-      </w:lvl>
-    </w:lvlOverride>
-    <w:lvlOverride w:ilvl="2">
-      <w:startOverride w:val="1"/>
-      <w:lvl w:ilvl="2">
-        <w:start w:val="1"/>
-        <w:numFmt w:val="decimal"/>
-        <w:suff w:val="space"/>
-        <w:lvlText w:val="%1.%2.%3"/>
-        <w:lvlJc w:val="left"/>
-        <w:pPr>
-          <w:ind w:left="0" w:firstLine="567"/>
-        </w:pPr>
-        <w:rPr>
-          <w:rFonts w:ascii="Times New Roman" w:hAnsi="Times New Roman" w:cs="Times New Roman" w:hint="default"/>
-          <w:b w:val="0"/>
-          <w:bCs/>
-          <w:sz w:val="28"/>
-        </w:rPr>
-      </w:lvl>
-    </w:lvlOverride>
-    <w:lvlOverride w:ilvl="3">
-      <w:startOverride w:val="1"/>
-      <w:lvl w:ilvl="3">
-        <w:start w:val="1"/>
-        <w:numFmt w:val="decimal"/>
-        <w:lvlText w:val=""/>
-        <w:lvlJc w:val="left"/>
-      </w:lvl>
-    </w:lvlOverride>
-    <w:lvlOverride w:ilvl="4">
-      <w:startOverride w:val="1"/>
-      <w:lvl w:ilvl="4">
-        <w:start w:val="1"/>
-        <w:numFmt w:val="decimal"/>
-        <w:lvlText w:val=""/>
-        <w:lvlJc w:val="left"/>
-      </w:lvl>
-    </w:lvlOverride>
-    <w:lvlOverride w:ilvl="5">
-      <w:startOverride w:val="1"/>
-      <w:lvl w:ilvl="5">
-        <w:start w:val="1"/>
-        <w:numFmt w:val="decimal"/>
-        <w:lvlText w:val=""/>
-        <w:lvlJc w:val="left"/>
-      </w:lvl>
-    </w:lvlOverride>
-    <w:lvlOverride w:ilvl="6">
-      <w:startOverride w:val="1"/>
-      <w:lvl w:ilvl="6">
-        <w:start w:val="1"/>
-        <w:numFmt w:val="decimal"/>
-        <w:lvlText w:val=""/>
-        <w:lvlJc w:val="left"/>
-      </w:lvl>
-    </w:lvlOverride>
-    <w:lvlOverride w:ilvl="7">
-      <w:startOverride w:val="1"/>
-      <w:lvl w:ilvl="7">
-        <w:start w:val="1"/>
-        <w:numFmt w:val="decimal"/>
-        <w:lvlText w:val=""/>
-        <w:lvlJc w:val="left"/>
-      </w:lvl>
-    </w:lvlOverride>
-    <w:lvlOverride w:ilvl="8">
-      <w:startOverride w:val="1"/>
-      <w:lvl w:ilvl="8">
-        <w:start w:val="1"/>
-        <w:numFmt w:val="decimal"/>
-        <w:lvlText w:val=""/>
-        <w:lvlJc w:val="left"/>
-      </w:lvl>
-    </w:lvlOverride>
-  </w:num>
-  <w:num w:numId="45">
-    <w:abstractNumId w:val="1"/>
-    <w:lvlOverride w:ilvl="0">
-      <w:startOverride w:val="1"/>
-      <w:lvl w:ilvl="0">
-        <w:start w:val="1"/>
-        <w:numFmt w:val="decimal"/>
-        <w:pStyle w:val="1"/>
-        <w:suff w:val="space"/>
-        <w:lvlText w:val="%1"/>
-        <w:lvlJc w:val="left"/>
-        <w:pPr>
-          <w:ind w:left="0" w:firstLine="0"/>
-        </w:pPr>
-        <w:rPr>
-          <w:rFonts w:ascii="Times New Roman" w:hAnsi="Times New Roman" w:hint="default"/>
-          <w:b/>
-          <w:sz w:val="28"/>
-        </w:rPr>
-      </w:lvl>
-    </w:lvlOverride>
-    <w:lvlOverride w:ilvl="1">
-      <w:startOverride w:val="1"/>
-      <w:lvl w:ilvl="1">
-        <w:start w:val="1"/>
-        <w:numFmt w:val="decimal"/>
-        <w:pStyle w:val="2"/>
-        <w:suff w:val="space"/>
-        <w:lvlText w:val="%1.%2"/>
-        <w:lvlJc w:val="left"/>
-        <w:pPr>
-          <w:ind w:left="0" w:firstLine="567"/>
-        </w:pPr>
-        <w:rPr>
-          <w:rFonts w:ascii="Times New Roman" w:hAnsi="Times New Roman" w:hint="default"/>
-          <w:sz w:val="28"/>
-        </w:rPr>
-      </w:lvl>
-    </w:lvlOverride>
-    <w:lvlOverride w:ilvl="2">
-      <w:startOverride w:val="1"/>
-      <w:lvl w:ilvl="2">
-        <w:start w:val="1"/>
-        <w:numFmt w:val="decimal"/>
-        <w:suff w:val="space"/>
-        <w:lvlText w:val="%1.%2.%3"/>
-        <w:lvlJc w:val="left"/>
-        <w:pPr>
-          <w:ind w:left="0" w:firstLine="567"/>
-        </w:pPr>
-        <w:rPr>
-          <w:rFonts w:ascii="Times New Roman" w:hAnsi="Times New Roman" w:hint="default"/>
-          <w:sz w:val="28"/>
-        </w:rPr>
-      </w:lvl>
-    </w:lvlOverride>
-    <w:lvlOverride w:ilvl="3">
-      <w:startOverride w:val="1"/>
-      <w:lvl w:ilvl="3">
-        <w:start w:val="1"/>
-        <w:numFmt w:val="decimal"/>
-        <w:suff w:val="space"/>
-        <w:lvlText w:val="%1.%2.%3.%4"/>
-        <w:lvlJc w:val="left"/>
-        <w:pPr>
-          <w:ind w:left="0" w:firstLine="567"/>
-        </w:pPr>
-        <w:rPr>
-          <w:rFonts w:ascii="Times New Roman" w:hAnsi="Times New Roman" w:hint="default"/>
-          <w:sz w:val="28"/>
-        </w:rPr>
-      </w:lvl>
-    </w:lvlOverride>
-    <w:lvlOverride w:ilvl="4">
-      <w:startOverride w:val="1"/>
-      <w:lvl w:ilvl="4">
-        <w:start w:val="1"/>
-        <w:numFmt w:val="decimal"/>
-        <w:suff w:val="space"/>
-        <w:lvlText w:val="%1.%2.%3.%4.%5"/>
-        <w:lvlJc w:val="left"/>
-        <w:pPr>
-          <w:ind w:left="0" w:firstLine="567"/>
-        </w:pPr>
-        <w:rPr>
-          <w:rFonts w:ascii="Times New Roman" w:hAnsi="Times New Roman" w:hint="default"/>
-          <w:sz w:val="28"/>
-        </w:rPr>
-      </w:lvl>
-    </w:lvlOverride>
-    <w:lvlOverride w:ilvl="5">
-      <w:startOverride w:val="1"/>
-      <w:lvl w:ilvl="5">
-        <w:start w:val="1"/>
-        <w:numFmt w:val="decimal"/>
-        <w:suff w:val="space"/>
-        <w:lvlText w:val="%1.%2.%3.%4.%5.%6"/>
-        <w:lvlJc w:val="left"/>
-        <w:pPr>
-          <w:ind w:left="0" w:firstLine="567"/>
-        </w:pPr>
-        <w:rPr>
-          <w:rFonts w:ascii="Times New Roman" w:hAnsi="Times New Roman" w:hint="default"/>
-          <w:sz w:val="28"/>
-        </w:rPr>
-      </w:lvl>
-    </w:lvlOverride>
-    <w:lvlOverride w:ilvl="6">
-      <w:startOverride w:val="1"/>
-      <w:lvl w:ilvl="6">
-        <w:start w:val="1"/>
-        <w:numFmt w:val="decimal"/>
-        <w:suff w:val="space"/>
-        <w:lvlText w:val="%1.%2.%3.%4.%5.%6.%7"/>
-        <w:lvlJc w:val="left"/>
-        <w:pPr>
-          <w:ind w:left="0" w:firstLine="567"/>
-        </w:pPr>
-        <w:rPr>
-          <w:rFonts w:ascii="Times New Roman" w:hAnsi="Times New Roman" w:hint="default"/>
-          <w:sz w:val="28"/>
-        </w:rPr>
-      </w:lvl>
-    </w:lvlOverride>
-    <w:lvlOverride w:ilvl="7">
-      <w:startOverride w:val="1"/>
-      <w:lvl w:ilvl="7">
-        <w:start w:val="1"/>
-        <w:numFmt w:val="decimal"/>
-        <w:suff w:val="space"/>
-        <w:lvlText w:val="%1.%2.%3.%4.%5.%6.%7.%8"/>
-        <w:lvlJc w:val="left"/>
-        <w:pPr>
-          <w:ind w:left="0" w:firstLine="567"/>
-        </w:pPr>
-        <w:rPr>
-          <w:rFonts w:ascii="Times New Roman" w:hAnsi="Times New Roman" w:hint="default"/>
-          <w:sz w:val="28"/>
-        </w:rPr>
-      </w:lvl>
-    </w:lvlOverride>
-    <w:lvlOverride w:ilvl="8">
-      <w:startOverride w:val="1"/>
-      <w:lvl w:ilvl="8">
-        <w:start w:val="1"/>
-        <w:numFmt w:val="decimal"/>
-        <w:suff w:val="space"/>
-        <w:lvlText w:val="%1.%2.%3.%4.%5.%6.%7.%8.%9"/>
-        <w:lvlJc w:val="left"/>
-        <w:pPr>
-          <w:ind w:left="0" w:firstLine="567"/>
-        </w:pPr>
-        <w:rPr>
-          <w:rFonts w:ascii="Times New Roman" w:hAnsi="Times New Roman" w:hint="default"/>
-          <w:sz w:val="28"/>
-        </w:rPr>
-      </w:lvl>
-    </w:lvlOverride>
-  </w:num>
-  <w:num w:numId="46">
-    <w:abstractNumId w:val="1"/>
-    <w:lvlOverride w:ilvl="0">
-      <w:startOverride w:val="1"/>
-      <w:lvl w:ilvl="0">
-        <w:start w:val="1"/>
-        <w:numFmt w:val="decimal"/>
-        <w:pStyle w:val="1"/>
-        <w:suff w:val="space"/>
-        <w:lvlText w:val="%1"/>
-        <w:lvlJc w:val="left"/>
-        <w:pPr>
-          <w:ind w:left="0" w:firstLine="0"/>
-        </w:pPr>
-        <w:rPr>
-          <w:rFonts w:ascii="Times New Roman" w:hAnsi="Times New Roman" w:hint="default"/>
-          <w:b/>
-          <w:sz w:val="28"/>
-        </w:rPr>
-      </w:lvl>
-    </w:lvlOverride>
-    <w:lvlOverride w:ilvl="1">
-      <w:startOverride w:val="1"/>
-      <w:lvl w:ilvl="1">
-        <w:start w:val="1"/>
-        <w:numFmt w:val="decimal"/>
-        <w:pStyle w:val="2"/>
-        <w:suff w:val="space"/>
-        <w:lvlText w:val="%1.%2"/>
-        <w:lvlJc w:val="left"/>
-        <w:pPr>
-          <w:ind w:left="0" w:firstLine="567"/>
-        </w:pPr>
-        <w:rPr>
-          <w:rFonts w:ascii="Times New Roman" w:hAnsi="Times New Roman" w:hint="default"/>
-          <w:sz w:val="28"/>
-        </w:rPr>
-      </w:lvl>
-    </w:lvlOverride>
-    <w:lvlOverride w:ilvl="2">
-      <w:startOverride w:val="1"/>
-      <w:lvl w:ilvl="2">
-        <w:start w:val="1"/>
-        <w:numFmt w:val="decimal"/>
-        <w:suff w:val="space"/>
-        <w:lvlText w:val="%1.%2.%3"/>
-        <w:lvlJc w:val="left"/>
-        <w:pPr>
-          <w:ind w:left="0" w:firstLine="567"/>
-        </w:pPr>
-        <w:rPr>
-          <w:rFonts w:ascii="Times New Roman" w:hAnsi="Times New Roman" w:hint="default"/>
-          <w:sz w:val="28"/>
-        </w:rPr>
-      </w:lvl>
-    </w:lvlOverride>
-    <w:lvlOverride w:ilvl="3">
-      <w:startOverride w:val="1"/>
-      <w:lvl w:ilvl="3">
-        <w:start w:val="1"/>
-        <w:numFmt w:val="decimal"/>
-        <w:suff w:val="space"/>
-        <w:lvlText w:val="%1.%2.%3.%4"/>
-        <w:lvlJc w:val="left"/>
-        <w:pPr>
-          <w:ind w:left="0" w:firstLine="567"/>
-        </w:pPr>
-        <w:rPr>
-          <w:rFonts w:ascii="Times New Roman" w:hAnsi="Times New Roman" w:hint="default"/>
-          <w:sz w:val="28"/>
-        </w:rPr>
-      </w:lvl>
-    </w:lvlOverride>
-    <w:lvlOverride w:ilvl="4">
-      <w:startOverride w:val="1"/>
-      <w:lvl w:ilvl="4">
-        <w:start w:val="1"/>
-        <w:numFmt w:val="decimal"/>
-        <w:suff w:val="space"/>
-        <w:lvlText w:val="%1.%2.%3.%4.%5"/>
-        <w:lvlJc w:val="left"/>
-        <w:pPr>
-          <w:ind w:left="0" w:firstLine="567"/>
-        </w:pPr>
-        <w:rPr>
-          <w:rFonts w:ascii="Times New Roman" w:hAnsi="Times New Roman" w:hint="default"/>
-          <w:sz w:val="28"/>
-        </w:rPr>
-      </w:lvl>
-    </w:lvlOverride>
-    <w:lvlOverride w:ilvl="5">
-      <w:startOverride w:val="1"/>
-      <w:lvl w:ilvl="5">
-        <w:start w:val="1"/>
-        <w:numFmt w:val="decimal"/>
-        <w:suff w:val="space"/>
-        <w:lvlText w:val="%1.%2.%3.%4.%5.%6"/>
-        <w:lvlJc w:val="left"/>
-        <w:pPr>
-          <w:ind w:left="0" w:firstLine="567"/>
-        </w:pPr>
-        <w:rPr>
-          <w:rFonts w:ascii="Times New Roman" w:hAnsi="Times New Roman" w:hint="default"/>
-          <w:sz w:val="28"/>
-        </w:rPr>
-      </w:lvl>
-    </w:lvlOverride>
-    <w:lvlOverride w:ilvl="6">
-      <w:startOverride w:val="1"/>
-      <w:lvl w:ilvl="6">
-        <w:start w:val="1"/>
-        <w:numFmt w:val="decimal"/>
-        <w:suff w:val="space"/>
-        <w:lvlText w:val="%1.%2.%3.%4.%5.%6.%7"/>
-        <w:lvlJc w:val="left"/>
-        <w:pPr>
-          <w:ind w:left="0" w:firstLine="567"/>
-        </w:pPr>
-        <w:rPr>
-          <w:rFonts w:ascii="Times New Roman" w:hAnsi="Times New Roman" w:hint="default"/>
-          <w:sz w:val="28"/>
-        </w:rPr>
-      </w:lvl>
-    </w:lvlOverride>
-    <w:lvlOverride w:ilvl="7">
-      <w:startOverride w:val="1"/>
-      <w:lvl w:ilvl="7">
-        <w:start w:val="1"/>
-        <w:numFmt w:val="decimal"/>
-        <w:suff w:val="space"/>
-        <w:lvlText w:val="%1.%2.%3.%4.%5.%6.%7.%8"/>
-        <w:lvlJc w:val="left"/>
-        <w:pPr>
-          <w:ind w:left="0" w:firstLine="567"/>
-        </w:pPr>
-        <w:rPr>
-          <w:rFonts w:ascii="Times New Roman" w:hAnsi="Times New Roman" w:hint="default"/>
-          <w:sz w:val="28"/>
-        </w:rPr>
-      </w:lvl>
-    </w:lvlOverride>
-    <w:lvlOverride w:ilvl="8">
-      <w:startOverride w:val="1"/>
-      <w:lvl w:ilvl="8">
-        <w:start w:val="1"/>
-        <w:numFmt w:val="decimal"/>
-        <w:suff w:val="space"/>
-        <w:lvlText w:val="%1.%2.%3.%4.%5.%6.%7.%8.%9"/>
-        <w:lvlJc w:val="left"/>
-        <w:pPr>
-          <w:ind w:left="0" w:firstLine="567"/>
-        </w:pPr>
-        <w:rPr>
-          <w:rFonts w:ascii="Times New Roman" w:hAnsi="Times New Roman" w:hint="default"/>
-          <w:sz w:val="28"/>
-        </w:rPr>
-      </w:lvl>
-    </w:lvlOverride>
-  </w:num>
-  <w:num w:numId="47">
-    <w:abstractNumId w:val="1"/>
-    <w:lvlOverride w:ilvl="0">
-      <w:startOverride w:val="2"/>
-      <w:lvl w:ilvl="0">
-        <w:start w:val="2"/>
-        <w:numFmt w:val="decimal"/>
-        <w:pStyle w:val="1"/>
-        <w:suff w:val="space"/>
-        <w:lvlText w:val="%1"/>
-        <w:lvlJc w:val="left"/>
-        <w:pPr>
-          <w:ind w:left="0" w:firstLine="0"/>
-        </w:pPr>
-        <w:rPr>
-          <w:rFonts w:ascii="Times New Roman" w:hAnsi="Times New Roman" w:hint="default"/>
-          <w:b/>
-          <w:sz w:val="28"/>
-        </w:rPr>
-      </w:lvl>
-    </w:lvlOverride>
-    <w:lvlOverride w:ilvl="1">
-      <w:startOverride w:val="2"/>
-      <w:lvl w:ilvl="1">
-        <w:start w:val="2"/>
-        <w:numFmt w:val="decimal"/>
-        <w:pStyle w:val="2"/>
-        <w:suff w:val="space"/>
-        <w:lvlText w:val="%1.%2"/>
-        <w:lvlJc w:val="left"/>
-        <w:pPr>
-          <w:ind w:left="0" w:firstLine="567"/>
-        </w:pPr>
-        <w:rPr>
-          <w:rFonts w:ascii="Times New Roman" w:hAnsi="Times New Roman" w:hint="default"/>
-          <w:sz w:val="28"/>
-        </w:rPr>
-      </w:lvl>
-    </w:lvlOverride>
-  </w:num>
-  <w:num w:numId="48">
-    <w:abstractNumId w:val="1"/>
-    <w:lvlOverride w:ilvl="0">
-      <w:lvl w:ilvl="0">
-        <w:start w:val="1"/>
-        <w:numFmt w:val="decimal"/>
-        <w:pStyle w:val="1"/>
-        <w:suff w:val="space"/>
-        <w:lvlText w:val="%1"/>
-        <w:lvlJc w:val="left"/>
-        <w:pPr>
-          <w:ind w:left="0" w:firstLine="0"/>
-        </w:pPr>
-        <w:rPr>
-          <w:rFonts w:ascii="Times New Roman" w:hAnsi="Times New Roman" w:hint="default"/>
-          <w:b/>
-          <w:sz w:val="28"/>
-        </w:rPr>
-      </w:lvl>
-    </w:lvlOverride>
-    <w:lvlOverride w:ilvl="1">
-      <w:lvl w:ilvl="1">
-        <w:start w:val="1"/>
-        <w:numFmt w:val="decimal"/>
-        <w:pStyle w:val="2"/>
-        <w:suff w:val="space"/>
-        <w:lvlText w:val="%1.%2"/>
-        <w:lvlJc w:val="left"/>
-        <w:pPr>
-          <w:ind w:left="0" w:firstLine="567"/>
-        </w:pPr>
-        <w:rPr>
-          <w:rFonts w:ascii="Times New Roman" w:hAnsi="Times New Roman" w:hint="default"/>
-          <w:b w:val="0"/>
-          <w:sz w:val="28"/>
-        </w:rPr>
-      </w:lvl>
-    </w:lvlOverride>
-    <w:lvlOverride w:ilvl="2">
-      <w:lvl w:ilvl="2">
-        <w:start w:val="1"/>
-        <w:numFmt w:val="decimal"/>
-        <w:suff w:val="space"/>
-        <w:lvlText w:val="%1.%2.%3"/>
-        <w:lvlJc w:val="left"/>
-        <w:pPr>
-          <w:ind w:left="0" w:firstLine="567"/>
-        </w:pPr>
-        <w:rPr>
-          <w:rFonts w:ascii="Times New Roman" w:hAnsi="Times New Roman" w:hint="default"/>
-          <w:sz w:val="28"/>
-        </w:rPr>
-      </w:lvl>
-    </w:lvlOverride>
-    <w:lvlOverride w:ilvl="3">
-      <w:lvl w:ilvl="3">
-        <w:start w:val="1"/>
-        <w:numFmt w:val="decimal"/>
-        <w:suff w:val="space"/>
-        <w:lvlText w:val="%1.%2.%3.%4"/>
-        <w:lvlJc w:val="left"/>
-        <w:pPr>
-          <w:ind w:left="0" w:firstLine="567"/>
-        </w:pPr>
-        <w:rPr>
-          <w:rFonts w:ascii="Times New Roman" w:hAnsi="Times New Roman" w:hint="default"/>
-          <w:sz w:val="28"/>
-        </w:rPr>
-      </w:lvl>
-    </w:lvlOverride>
-    <w:lvlOverride w:ilvl="4">
-      <w:lvl w:ilvl="4">
-        <w:start w:val="1"/>
-        <w:numFmt w:val="decimal"/>
-        <w:suff w:val="space"/>
-        <w:lvlText w:val="%1.%2.%3.%4.%5"/>
-        <w:lvlJc w:val="left"/>
-        <w:pPr>
-          <w:ind w:left="0" w:firstLine="567"/>
-        </w:pPr>
-        <w:rPr>
-          <w:rFonts w:ascii="Times New Roman" w:hAnsi="Times New Roman" w:hint="default"/>
-          <w:sz w:val="28"/>
-        </w:rPr>
-      </w:lvl>
-    </w:lvlOverride>
-    <w:lvlOverride w:ilvl="5">
-      <w:lvl w:ilvl="5">
-        <w:start w:val="1"/>
-        <w:numFmt w:val="decimal"/>
-        <w:suff w:val="space"/>
-        <w:lvlText w:val="%1.%2.%3.%4.%5.%6"/>
-        <w:lvlJc w:val="left"/>
-        <w:pPr>
-          <w:ind w:left="0" w:firstLine="567"/>
-        </w:pPr>
-        <w:rPr>
-          <w:rFonts w:ascii="Times New Roman" w:hAnsi="Times New Roman" w:hint="default"/>
-          <w:sz w:val="28"/>
-        </w:rPr>
-      </w:lvl>
-    </w:lvlOverride>
-    <w:lvlOverride w:ilvl="6">
-      <w:lvl w:ilvl="6">
-        <w:start w:val="1"/>
-        <w:numFmt w:val="decimal"/>
-        <w:suff w:val="space"/>
-        <w:lvlText w:val="%1.%2.%3.%4.%5.%6.%7"/>
-        <w:lvlJc w:val="left"/>
-        <w:pPr>
-          <w:ind w:left="0" w:firstLine="567"/>
-        </w:pPr>
-        <w:rPr>
-          <w:rFonts w:ascii="Times New Roman" w:hAnsi="Times New Roman" w:hint="default"/>
-          <w:sz w:val="28"/>
-        </w:rPr>
-      </w:lvl>
-    </w:lvlOverride>
-    <w:lvlOverride w:ilvl="7">
-      <w:lvl w:ilvl="7">
-        <w:start w:val="1"/>
-        <w:numFmt w:val="decimal"/>
-        <w:suff w:val="space"/>
-        <w:lvlText w:val="%1.%2.%3.%4.%5.%6.%7.%8"/>
-        <w:lvlJc w:val="left"/>
-        <w:pPr>
-          <w:ind w:left="0" w:firstLine="567"/>
-        </w:pPr>
-        <w:rPr>
-          <w:rFonts w:ascii="Times New Roman" w:hAnsi="Times New Roman" w:hint="default"/>
-          <w:sz w:val="28"/>
-        </w:rPr>
-      </w:lvl>
-    </w:lvlOverride>
-    <w:lvlOverride w:ilvl="8">
-      <w:lvl w:ilvl="8">
-        <w:start w:val="1"/>
-        <w:numFmt w:val="decimal"/>
-        <w:suff w:val="space"/>
-        <w:lvlText w:val="%1.%2.%3.%4.%5.%6.%7.%8.%9"/>
-        <w:lvlJc w:val="left"/>
-        <w:pPr>
-          <w:ind w:left="0" w:firstLine="567"/>
-        </w:pPr>
-        <w:rPr>
-          <w:rFonts w:ascii="Times New Roman" w:hAnsi="Times New Roman" w:hint="default"/>
-          <w:sz w:val="28"/>
-        </w:rPr>
-      </w:lvl>
-    </w:lvlOverride>
-  </w:num>
+  <w:numIdMacAtCleanup w:val="27"/>
 </w:numbering>
 </file>
 
@@ -15091,7 +13700,7 @@
       <w:keepNext/>
       <w:widowControl w:val="0"/>
       <w:numPr>
-        <w:numId w:val="6"/>
+        <w:numId w:val="2"/>
       </w:numPr>
       <w:spacing w:before="280"/>
     </w:pPr>
@@ -15110,7 +13719,7 @@
       <w:widowControl w:val="0"/>
       <w:numPr>
         <w:ilvl w:val="1"/>
-        <w:numId w:val="6"/>
+        <w:numId w:val="2"/>
       </w:numPr>
     </w:pPr>
   </w:style>
@@ -15234,6 +13843,16 @@
       <w:b/>
       <w:bCs/>
     </w:rPr>
+  </w:style>
+  <w:style w:type="character" w:customStyle="1" w:styleId="hljs-keyword">
+    <w:name w:val="hljs-keyword"/>
+    <w:basedOn w:val="a1"/>
+    <w:rsid w:val="004E20E1"/>
+  </w:style>
+  <w:style w:type="character" w:customStyle="1" w:styleId="hljs-string">
+    <w:name w:val="hljs-string"/>
+    <w:basedOn w:val="a1"/>
+    <w:rsid w:val="004E20E1"/>
   </w:style>
 </w:styles>
 </file>

--- a/Отчёты луканин.docx
+++ b/Отчёты луканин.docx
@@ -8115,8 +8115,6 @@
           <w:color w:val="000000"/>
         </w:rPr>
       </w:pPr>
-      <w:bookmarkStart w:id="0" w:name="_GoBack"/>
-      <w:bookmarkEnd w:id="0"/>
       <w:proofErr w:type="spellStart"/>
       <w:r>
         <w:rPr>
@@ -8356,57 +8354,75 @@
           <w:color w:val="000000"/>
           <w:lang w:val="en-US"/>
         </w:rPr>
-        <w:t xml:space="preserve"> = </w:t>
-      </w:r>
+        <w:t xml:space="preserve"> = new () </w:t>
+      </w:r>
+      <w:proofErr w:type="gramStart"/>
       <w:r>
         <w:rPr>
           <w:rFonts w:ascii="TimesNewRomanPSMT" w:hAnsi="TimesNewRomanPSMT"/>
           <w:color w:val="000000"/>
           <w:lang w:val="en-US"/>
         </w:rPr>
-        <w:t>new</w:t>
-      </w:r>
+        <w:t>{ Title</w:t>
+      </w:r>
+      <w:proofErr w:type="gramEnd"/>
       <w:r>
         <w:rPr>
           <w:rFonts w:ascii="TimesNewRomanPSMT" w:hAnsi="TimesNewRomanPSMT"/>
           <w:color w:val="000000"/>
           <w:lang w:val="en-US"/>
         </w:rPr>
-        <w:t xml:space="preserve"> () </w:t>
-      </w:r>
-      <w:proofErr w:type="gramStart"/>
-      <w:r>
+        <w:t xml:space="preserve"> = "Confirm" };</w:t>
+      </w:r>
+    </w:p>
+    <w:p>
+      <w:pPr>
+        <w:pStyle w:val="2"/>
+        <w:numPr>
+          <w:ilvl w:val="0"/>
+          <w:numId w:val="0"/>
+        </w:numPr>
+        <w:ind w:left="567"/>
         <w:rPr>
           <w:rFonts w:ascii="TimesNewRomanPSMT" w:hAnsi="TimesNewRomanPSMT"/>
           <w:color w:val="000000"/>
           <w:lang w:val="en-US"/>
         </w:rPr>
-        <w:t>{ Title</w:t>
-      </w:r>
-      <w:proofErr w:type="gramEnd"/>
-      <w:r>
+      </w:pPr>
+    </w:p>
+    <w:p>
+      <w:pPr>
+        <w:pStyle w:val="2"/>
+        <w:numPr>
+          <w:ilvl w:val="0"/>
+          <w:numId w:val="0"/>
+        </w:numPr>
+        <w:ind w:left="567"/>
         <w:rPr>
           <w:rFonts w:ascii="TimesNewRomanPSMT" w:hAnsi="TimesNewRomanPSMT"/>
           <w:color w:val="000000"/>
           <w:lang w:val="en-US"/>
         </w:rPr>
-        <w:t xml:space="preserve"> = </w:t>
-      </w:r>
+      </w:pPr>
+      <w:proofErr w:type="spellStart"/>
+      <w:proofErr w:type="gramStart"/>
       <w:r>
         <w:rPr>
           <w:rFonts w:ascii="TimesNewRomanPSMT" w:hAnsi="TimesNewRomanPSMT"/>
           <w:color w:val="000000"/>
           <w:lang w:val="en-US"/>
         </w:rPr>
-        <w:t>"Confirm"</w:t>
-      </w:r>
+        <w:t>dialog.AddButton</w:t>
+      </w:r>
+      <w:proofErr w:type="spellEnd"/>
+      <w:proofErr w:type="gramEnd"/>
       <w:r>
         <w:rPr>
           <w:rFonts w:ascii="TimesNewRomanPSMT" w:hAnsi="TimesNewRomanPSMT"/>
           <w:color w:val="000000"/>
           <w:lang w:val="en-US"/>
         </w:rPr>
-        <w:t xml:space="preserve"> };</w:t>
+        <w:t xml:space="preserve"> (new () { Title = "_Cancel" });</w:t>
       </w:r>
     </w:p>
     <w:p>
@@ -8423,76 +8439,41 @@
           <w:lang w:val="en-US"/>
         </w:rPr>
       </w:pPr>
-    </w:p>
-    <w:p>
-      <w:pPr>
-        <w:pStyle w:val="2"/>
-        <w:numPr>
-          <w:ilvl w:val="0"/>
-          <w:numId w:val="0"/>
-        </w:numPr>
-        <w:ind w:left="567"/>
+      <w:proofErr w:type="spellStart"/>
+      <w:proofErr w:type="gramStart"/>
+      <w:r>
         <w:rPr>
           <w:rFonts w:ascii="TimesNewRomanPSMT" w:hAnsi="TimesNewRomanPSMT"/>
           <w:color w:val="000000"/>
           <w:lang w:val="en-US"/>
         </w:rPr>
-      </w:pPr>
-      <w:proofErr w:type="spellStart"/>
-      <w:proofErr w:type="gramStart"/>
+        <w:t>dialog.AddButton</w:t>
+      </w:r>
+      <w:proofErr w:type="spellEnd"/>
+      <w:proofErr w:type="gramEnd"/>
       <w:r>
         <w:rPr>
           <w:rFonts w:ascii="TimesNewRomanPSMT" w:hAnsi="TimesNewRomanPSMT"/>
           <w:color w:val="000000"/>
           <w:lang w:val="en-US"/>
         </w:rPr>
-        <w:t>dialog.AddButton</w:t>
-      </w:r>
-      <w:proofErr w:type="spellEnd"/>
-      <w:proofErr w:type="gramEnd"/>
-      <w:r>
+        <w:t xml:space="preserve"> (new () { Title = "_Ok" });</w:t>
+      </w:r>
+    </w:p>
+    <w:p>
+      <w:pPr>
+        <w:pStyle w:val="2"/>
+        <w:numPr>
+          <w:ilvl w:val="0"/>
+          <w:numId w:val="0"/>
+        </w:numPr>
+        <w:ind w:left="567"/>
         <w:rPr>
           <w:rFonts w:ascii="TimesNewRomanPSMT" w:hAnsi="TimesNewRomanPSMT"/>
           <w:color w:val="000000"/>
           <w:lang w:val="en-US"/>
         </w:rPr>
-        <w:t xml:space="preserve"> (new () { Title = "_Cancel" });</w:t>
-      </w:r>
-    </w:p>
-    <w:p>
-      <w:pPr>
-        <w:pStyle w:val="2"/>
-        <w:numPr>
-          <w:ilvl w:val="0"/>
-          <w:numId w:val="0"/>
-        </w:numPr>
-        <w:ind w:left="567"/>
-        <w:rPr>
-          <w:rFonts w:ascii="TimesNewRomanPSMT" w:hAnsi="TimesNewRomanPSMT"/>
-          <w:color w:val="000000"/>
-          <w:lang w:val="en-US"/>
-        </w:rPr>
-      </w:pPr>
-      <w:proofErr w:type="spellStart"/>
-      <w:proofErr w:type="gramStart"/>
-      <w:r>
-        <w:rPr>
-          <w:rFonts w:ascii="TimesNewRomanPSMT" w:hAnsi="TimesNewRomanPSMT"/>
-          <w:color w:val="000000"/>
-          <w:lang w:val="en-US"/>
-        </w:rPr>
-        <w:t>dialog.AddButton</w:t>
-      </w:r>
-      <w:proofErr w:type="spellEnd"/>
-      <w:proofErr w:type="gramEnd"/>
-      <w:r>
-        <w:rPr>
-          <w:rFonts w:ascii="TimesNewRomanPSMT" w:hAnsi="TimesNewRomanPSMT"/>
-          <w:color w:val="000000"/>
-          <w:lang w:val="en-US"/>
-        </w:rPr>
-        <w:t xml:space="preserve"> (new () { Title = "_Ok" });</w:t>
-      </w:r>
+      </w:pPr>
     </w:p>
     <w:p>
       <w:pPr>
@@ -8535,13 +8516,7 @@
         <w:rPr>
           <w:b w:val="0"/>
         </w:rPr>
-        <w:t xml:space="preserve">В ходе лабораторной работы созданы </w:t>
-      </w:r>
-      <w:r>
-        <w:rPr>
-          <w:b w:val="0"/>
-        </w:rPr>
-        <w:t>консольные приложения с продвинутым пользовательским интерфейсом.</w:t>
+        <w:t>В ходе лабораторной работы созданы консольные приложения с продвинутым пользовательским интерфейсом.</w:t>
       </w:r>
     </w:p>
     <w:p>
@@ -8557,6 +8532,468 @@
         </w:rPr>
         <w:br w:type="page"/>
       </w:r>
+    </w:p>
+    <w:p>
+      <w:pPr>
+        <w:pStyle w:val="1"/>
+        <w:numPr>
+          <w:ilvl w:val="0"/>
+          <w:numId w:val="0"/>
+        </w:numPr>
+        <w:ind w:left="708"/>
+        <w:jc w:val="center"/>
+        <w:rPr>
+          <w:rFonts w:ascii="TimesNewRomanPS-BoldMT" w:hAnsi="TimesNewRomanPS-BoldMT"/>
+          <w:bCs w:val="0"/>
+          <w:color w:val="000000"/>
+          <w:sz w:val="30"/>
+          <w:szCs w:val="30"/>
+        </w:rPr>
+      </w:pPr>
+      <w:r>
+        <w:rPr>
+          <w:rFonts w:ascii="TimesNewRomanPS-BoldMT" w:hAnsi="TimesNewRomanPS-BoldMT"/>
+          <w:bCs w:val="0"/>
+          <w:color w:val="000000"/>
+          <w:sz w:val="30"/>
+          <w:szCs w:val="30"/>
+        </w:rPr>
+        <w:lastRenderedPageBreak/>
+        <w:t xml:space="preserve">Лабораторная </w:t>
+      </w:r>
+      <w:r>
+        <w:rPr>
+          <w:rFonts w:ascii="TimesNewRomanPS-BoldMT" w:hAnsi="TimesNewRomanPS-BoldMT"/>
+          <w:bCs w:val="0"/>
+          <w:color w:val="000000"/>
+          <w:sz w:val="30"/>
+          <w:szCs w:val="30"/>
+        </w:rPr>
+        <w:t>работа №22</w:t>
+      </w:r>
+      <w:r>
+        <w:rPr>
+          <w:rFonts w:ascii="TimesNewRomanPS-BoldMT" w:hAnsi="TimesNewRomanPS-BoldMT"/>
+          <w:color w:val="000000"/>
+          <w:sz w:val="30"/>
+          <w:szCs w:val="30"/>
+        </w:rPr>
+        <w:br/>
+      </w:r>
+      <w:r>
+        <w:t>Изучение механизмов синхронизации потоков и обмена данными между ними</w:t>
+      </w:r>
+    </w:p>
+    <w:p>
+      <w:pPr>
+        <w:pStyle w:val="1"/>
+        <w:numPr>
+          <w:ilvl w:val="0"/>
+          <w:numId w:val="29"/>
+        </w:numPr>
+      </w:pPr>
+      <w:r>
+        <w:t>Цель работы</w:t>
+      </w:r>
+    </w:p>
+    <w:p>
+      <w:pPr>
+        <w:pStyle w:val="2"/>
+        <w:numPr>
+          <w:ilvl w:val="1"/>
+          <w:numId w:val="28"/>
+        </w:numPr>
+        <w:ind w:left="0"/>
+        <w:rPr>
+          <w:b/>
+          <w:bCs/>
+        </w:rPr>
+      </w:pPr>
+      <w:r>
+        <w:rPr>
+          <w:rFonts w:ascii="TimesNewRomanPSMT" w:hAnsi="TimesNewRomanPSMT"/>
+          <w:color w:val="000000"/>
+        </w:rPr>
+        <w:t xml:space="preserve">1.1 </w:t>
+      </w:r>
+      <w:r>
+        <w:t xml:space="preserve">Научиться разрабатывать многопоточные приложения на C#; </w:t>
+      </w:r>
+    </w:p>
+    <w:p>
+      <w:pPr>
+        <w:pStyle w:val="2"/>
+        <w:numPr>
+          <w:ilvl w:val="1"/>
+          <w:numId w:val="28"/>
+        </w:numPr>
+        <w:ind w:left="0"/>
+        <w:rPr>
+          <w:b/>
+          <w:bCs/>
+        </w:rPr>
+      </w:pPr>
+      <w:r>
+        <w:t xml:space="preserve">Научиться создавать и применять фоновые и основные потоки и выполнять обмен данных между ними в программах на C#. </w:t>
+      </w:r>
+    </w:p>
+    <w:p>
+      <w:pPr>
+        <w:pStyle w:val="2"/>
+        <w:numPr>
+          <w:ilvl w:val="0"/>
+          <w:numId w:val="0"/>
+        </w:numPr>
+        <w:ind w:left="426"/>
+      </w:pPr>
+    </w:p>
+    <w:p>
+      <w:pPr>
+        <w:pStyle w:val="1"/>
+      </w:pPr>
+      <w:r>
+        <w:t>Контрольные вопросы</w:t>
+      </w:r>
+    </w:p>
+    <w:p>
+      <w:pPr>
+        <w:pStyle w:val="2"/>
+      </w:pPr>
+      <w:r>
+        <w:t xml:space="preserve">В </w:t>
+      </w:r>
+      <w:r>
+        <w:t>чем отличие потока от процесса?</w:t>
+      </w:r>
+    </w:p>
+    <w:p>
+      <w:pPr>
+        <w:pStyle w:val="2"/>
+        <w:numPr>
+          <w:ilvl w:val="0"/>
+          <w:numId w:val="0"/>
+        </w:numPr>
+        <w:ind w:left="567"/>
+      </w:pPr>
+      <w:r>
+        <w:t>Процесс - это абстракция, которая представляет собой выполняющуюся программу и все связанные с ней ресурсы</w:t>
+      </w:r>
+      <w:r>
+        <w:t xml:space="preserve">. </w:t>
+      </w:r>
+      <w:r>
+        <w:t xml:space="preserve">Поток </w:t>
+      </w:r>
+      <w:r>
+        <w:rPr>
+          <w:lang w:val="en-US"/>
+        </w:rPr>
+        <w:t>-</w:t>
+      </w:r>
+      <w:r>
+        <w:t xml:space="preserve"> это базовая единица выполнения кода внутри процесса.</w:t>
+      </w:r>
+    </w:p>
+    <w:p>
+      <w:pPr>
+        <w:pStyle w:val="2"/>
+        <w:numPr>
+          <w:ilvl w:val="0"/>
+          <w:numId w:val="0"/>
+        </w:numPr>
+        <w:ind w:left="567"/>
+      </w:pPr>
+    </w:p>
+    <w:p>
+      <w:pPr>
+        <w:pStyle w:val="2"/>
+      </w:pPr>
+      <w:r>
+        <w:t xml:space="preserve">Какие преимущества дает многопоточная архитектура? </w:t>
+      </w:r>
+    </w:p>
+    <w:p>
+      <w:pPr>
+        <w:pStyle w:val="2"/>
+        <w:numPr>
+          <w:ilvl w:val="0"/>
+          <w:numId w:val="0"/>
+        </w:numPr>
+        <w:ind w:left="567"/>
+      </w:pPr>
+      <w:r>
+        <w:t xml:space="preserve">Преимущества: </w:t>
+      </w:r>
+    </w:p>
+    <w:p>
+      <w:pPr>
+        <w:pStyle w:val="2"/>
+        <w:numPr>
+          <w:ilvl w:val="0"/>
+          <w:numId w:val="0"/>
+        </w:numPr>
+        <w:ind w:left="567"/>
+      </w:pPr>
+      <w:r>
+        <w:t>- Ускорение вычислений,</w:t>
+      </w:r>
+    </w:p>
+    <w:p>
+      <w:pPr>
+        <w:pStyle w:val="2"/>
+        <w:numPr>
+          <w:ilvl w:val="0"/>
+          <w:numId w:val="0"/>
+        </w:numPr>
+        <w:ind w:left="567"/>
+      </w:pPr>
+      <w:r>
+        <w:t>- Увеличение отзывчивости,</w:t>
+      </w:r>
+    </w:p>
+    <w:p>
+      <w:pPr>
+        <w:pStyle w:val="2"/>
+        <w:numPr>
+          <w:ilvl w:val="0"/>
+          <w:numId w:val="0"/>
+        </w:numPr>
+        <w:ind w:left="567"/>
+      </w:pPr>
+      <w:r>
+        <w:t xml:space="preserve">- </w:t>
+      </w:r>
+      <w:r>
+        <w:t>Улучшение масштабируемости.</w:t>
+      </w:r>
+    </w:p>
+    <w:p>
+      <w:pPr>
+        <w:pStyle w:val="2"/>
+        <w:numPr>
+          <w:ilvl w:val="0"/>
+          <w:numId w:val="0"/>
+        </w:numPr>
+        <w:ind w:left="567"/>
+      </w:pPr>
+    </w:p>
+    <w:p>
+      <w:pPr>
+        <w:pStyle w:val="2"/>
+      </w:pPr>
+      <w:r>
+        <w:t xml:space="preserve">Какие существуют основные </w:t>
+      </w:r>
+      <w:r>
+        <w:t>средства синхронизации потоков?</w:t>
+      </w:r>
+    </w:p>
+    <w:p>
+      <w:pPr>
+        <w:pStyle w:val="2"/>
+        <w:numPr>
+          <w:ilvl w:val="0"/>
+          <w:numId w:val="0"/>
+        </w:numPr>
+        <w:ind w:left="567"/>
+      </w:pPr>
+      <w:proofErr w:type="spellStart"/>
+      <w:r>
+        <w:t>Lock</w:t>
+      </w:r>
+      <w:proofErr w:type="spellEnd"/>
+      <w:r>
+        <w:t xml:space="preserve">, </w:t>
+      </w:r>
+      <w:proofErr w:type="spellStart"/>
+      <w:r>
+        <w:t>Monitor</w:t>
+      </w:r>
+      <w:proofErr w:type="spellEnd"/>
+      <w:r>
+        <w:t xml:space="preserve">, </w:t>
+      </w:r>
+      <w:proofErr w:type="spellStart"/>
+      <w:r>
+        <w:t>Mutex</w:t>
+      </w:r>
+      <w:proofErr w:type="spellEnd"/>
+      <w:r>
+        <w:t xml:space="preserve">, </w:t>
+      </w:r>
+      <w:proofErr w:type="spellStart"/>
+      <w:r>
+        <w:t>SpinLock</w:t>
+      </w:r>
+      <w:proofErr w:type="spellEnd"/>
+      <w:r>
+        <w:t>.</w:t>
+      </w:r>
+    </w:p>
+    <w:p>
+      <w:pPr>
+        <w:pStyle w:val="2"/>
+        <w:numPr>
+          <w:ilvl w:val="0"/>
+          <w:numId w:val="0"/>
+        </w:numPr>
+        <w:ind w:left="567"/>
+      </w:pPr>
+    </w:p>
+    <w:p>
+      <w:pPr>
+        <w:pStyle w:val="2"/>
+      </w:pPr>
+      <w:r>
+        <w:t>Каким образом на однопроцессорных компьютерах исполняются многопоточные приложения?</w:t>
+      </w:r>
+    </w:p>
+    <w:p>
+      <w:pPr>
+        <w:pStyle w:val="2"/>
+        <w:numPr>
+          <w:ilvl w:val="0"/>
+          <w:numId w:val="0"/>
+        </w:numPr>
+        <w:ind w:left="567"/>
+      </w:pPr>
+      <w:r>
+        <w:t>Планировщик потоков выделяет активным потокам время на выполнение, а потоки, ожидающие или блокированные, не потребляют времени CPU.</w:t>
+      </w:r>
+    </w:p>
+    <w:p>
+      <w:pPr>
+        <w:pStyle w:val="2"/>
+        <w:numPr>
+          <w:ilvl w:val="0"/>
+          <w:numId w:val="0"/>
+        </w:numPr>
+        <w:ind w:left="567"/>
+      </w:pPr>
+    </w:p>
+    <w:p>
+      <w:pPr>
+        <w:pStyle w:val="2"/>
+      </w:pPr>
+      <w:r>
+        <w:t xml:space="preserve">Для чего </w:t>
+      </w:r>
+      <w:proofErr w:type="gramStart"/>
+      <w:r>
+        <w:t>в С</w:t>
+      </w:r>
+      <w:proofErr w:type="gramEnd"/>
+      <w:r>
+        <w:t xml:space="preserve"># используется класс </w:t>
+      </w:r>
+      <w:proofErr w:type="spellStart"/>
+      <w:r>
+        <w:t>Thread</w:t>
+      </w:r>
+      <w:proofErr w:type="spellEnd"/>
+      <w:r>
+        <w:t>?</w:t>
+      </w:r>
+    </w:p>
+    <w:p>
+      <w:pPr>
+        <w:pStyle w:val="2"/>
+        <w:numPr>
+          <w:ilvl w:val="0"/>
+          <w:numId w:val="0"/>
+        </w:numPr>
+        <w:ind w:left="567"/>
+        <w:rPr>
+          <w:rFonts w:ascii="TimesNewRomanPSMT" w:hAnsi="TimesNewRomanPSMT"/>
+          <w:color w:val="000000"/>
+        </w:rPr>
+      </w:pPr>
+      <w:r>
+        <w:rPr>
+          <w:rFonts w:ascii="TimesNewRomanPSMT" w:hAnsi="TimesNewRomanPSMT"/>
+          <w:color w:val="000000"/>
+        </w:rPr>
+        <w:t xml:space="preserve">Для </w:t>
+      </w:r>
+      <w:r>
+        <w:rPr>
+          <w:rFonts w:ascii="TimesNewRomanPSMT" w:hAnsi="TimesNewRomanPSMT"/>
+          <w:color w:val="000000"/>
+        </w:rPr>
+        <w:t>запуска и выполнения нескольких потоков в рамках одного приложения</w:t>
+      </w:r>
+    </w:p>
+    <w:p>
+      <w:pPr>
+        <w:pStyle w:val="2"/>
+        <w:numPr>
+          <w:ilvl w:val="0"/>
+          <w:numId w:val="0"/>
+        </w:numPr>
+        <w:ind w:left="567"/>
+        <w:rPr>
+          <w:rFonts w:ascii="TimesNewRomanPSMT" w:hAnsi="TimesNewRomanPSMT"/>
+          <w:color w:val="000000"/>
+        </w:rPr>
+      </w:pPr>
+    </w:p>
+    <w:p>
+      <w:pPr>
+        <w:pStyle w:val="2"/>
+        <w:numPr>
+          <w:ilvl w:val="0"/>
+          <w:numId w:val="0"/>
+        </w:numPr>
+        <w:rPr>
+          <w:b/>
+        </w:rPr>
+      </w:pPr>
+      <w:r>
+        <w:rPr>
+          <w:b/>
+        </w:rPr>
+        <w:t xml:space="preserve">3 </w:t>
+      </w:r>
+      <w:r>
+        <w:rPr>
+          <w:b/>
+        </w:rPr>
+        <w:t>Вывод</w:t>
+      </w:r>
+    </w:p>
+    <w:p>
+      <w:pPr>
+        <w:pStyle w:val="1"/>
+        <w:numPr>
+          <w:ilvl w:val="0"/>
+          <w:numId w:val="0"/>
+        </w:numPr>
+        <w:ind w:left="708"/>
+        <w:rPr>
+          <w:b w:val="0"/>
+          <w:bCs w:val="0"/>
+        </w:rPr>
+      </w:pPr>
+      <w:r>
+        <w:rPr>
+          <w:b w:val="0"/>
+        </w:rPr>
+        <w:t xml:space="preserve">В ходе лабораторной работы </w:t>
+      </w:r>
+      <w:r>
+        <w:rPr>
+          <w:b w:val="0"/>
+        </w:rPr>
+        <w:t>созданы многопоточные консольные приложения</w:t>
+      </w:r>
+      <w:r>
+        <w:rPr>
+          <w:b w:val="0"/>
+        </w:rPr>
+        <w:t>.</w:t>
+      </w:r>
+      <w:bookmarkStart w:id="0" w:name="_GoBack"/>
+      <w:bookmarkEnd w:id="0"/>
     </w:p>
     <w:p>
       <w:pPr>
@@ -8638,7 +9075,7 @@
   <w:abstractNum w:abstractNumId="0" w15:restartNumberingAfterBreak="0">
     <w:nsid w:val="635D41CF"/>
     <w:multiLevelType w:val="multilevel"/>
-    <w:tmpl w:val="2E18C45C"/>
+    <w:tmpl w:val="AD26F85A"/>
     <w:styleLink w:val="a"/>
     <w:lvl w:ilvl="0">
       <w:start w:val="1"/>
@@ -10332,7 +10769,6 @@
   <w:num w:numId="13">
     <w:abstractNumId w:val="0"/>
     <w:lvlOverride w:ilvl="0">
-      <w:startOverride w:val="1"/>
       <w:lvl w:ilvl="0">
         <w:start w:val="1"/>
         <w:numFmt w:val="decimal"/>
@@ -10351,7 +10787,6 @@
       </w:lvl>
     </w:lvlOverride>
     <w:lvlOverride w:ilvl="1">
-      <w:startOverride w:val="1"/>
       <w:lvl w:ilvl="1">
         <w:start w:val="1"/>
         <w:numFmt w:val="decimal"/>
@@ -10369,7 +10804,6 @@
       </w:lvl>
     </w:lvlOverride>
     <w:lvlOverride w:ilvl="2">
-      <w:startOverride w:val="1"/>
       <w:lvl w:ilvl="2">
         <w:start w:val="1"/>
         <w:numFmt w:val="decimal"/>
@@ -10386,7 +10820,6 @@
       </w:lvl>
     </w:lvlOverride>
     <w:lvlOverride w:ilvl="3">
-      <w:startOverride w:val="1"/>
       <w:lvl w:ilvl="3">
         <w:start w:val="1"/>
         <w:numFmt w:val="decimal"/>
@@ -10403,7 +10836,6 @@
       </w:lvl>
     </w:lvlOverride>
     <w:lvlOverride w:ilvl="4">
-      <w:startOverride w:val="1"/>
       <w:lvl w:ilvl="4">
         <w:start w:val="1"/>
         <w:numFmt w:val="decimal"/>
@@ -10420,7 +10852,6 @@
       </w:lvl>
     </w:lvlOverride>
     <w:lvlOverride w:ilvl="5">
-      <w:startOverride w:val="1"/>
       <w:lvl w:ilvl="5">
         <w:start w:val="1"/>
         <w:numFmt w:val="decimal"/>
@@ -10437,7 +10868,6 @@
       </w:lvl>
     </w:lvlOverride>
     <w:lvlOverride w:ilvl="6">
-      <w:startOverride w:val="1"/>
       <w:lvl w:ilvl="6">
         <w:start w:val="1"/>
         <w:numFmt w:val="decimal"/>
@@ -10454,7 +10884,6 @@
       </w:lvl>
     </w:lvlOverride>
     <w:lvlOverride w:ilvl="7">
-      <w:startOverride w:val="1"/>
       <w:lvl w:ilvl="7">
         <w:start w:val="1"/>
         <w:numFmt w:val="decimal"/>
@@ -10471,7 +10900,6 @@
       </w:lvl>
     </w:lvlOverride>
     <w:lvlOverride w:ilvl="8">
-      <w:startOverride w:val="1"/>
       <w:lvl w:ilvl="8">
         <w:start w:val="1"/>
         <w:numFmt w:val="decimal"/>
@@ -12551,6 +12979,184 @@
     </w:lvlOverride>
   </w:num>
   <w:num w:numId="27">
+    <w:abstractNumId w:val="0"/>
+    <w:lvlOverride w:ilvl="0">
+      <w:startOverride w:val="1"/>
+      <w:lvl w:ilvl="0">
+        <w:start w:val="1"/>
+        <w:numFmt w:val="decimal"/>
+        <w:pStyle w:val="1"/>
+        <w:suff w:val="space"/>
+        <w:lvlText w:val="%1"/>
+        <w:lvlJc w:val="left"/>
+        <w:pPr>
+          <w:ind w:left="0" w:firstLine="0"/>
+        </w:pPr>
+        <w:rPr>
+          <w:rFonts w:ascii="Times New Roman" w:hAnsi="Times New Roman" w:hint="default"/>
+          <w:b/>
+          <w:sz w:val="28"/>
+        </w:rPr>
+      </w:lvl>
+    </w:lvlOverride>
+    <w:lvlOverride w:ilvl="1">
+      <w:startOverride w:val="1"/>
+      <w:lvl w:ilvl="1">
+        <w:start w:val="1"/>
+        <w:numFmt w:val="decimal"/>
+        <w:pStyle w:val="2"/>
+        <w:suff w:val="space"/>
+        <w:lvlText w:val="%1.%2"/>
+        <w:lvlJc w:val="left"/>
+        <w:pPr>
+          <w:ind w:left="0" w:firstLine="567"/>
+        </w:pPr>
+        <w:rPr>
+          <w:rFonts w:ascii="Times New Roman" w:hAnsi="Times New Roman" w:hint="default"/>
+          <w:sz w:val="28"/>
+        </w:rPr>
+      </w:lvl>
+    </w:lvlOverride>
+    <w:lvlOverride w:ilvl="2">
+      <w:startOverride w:val="1"/>
+      <w:lvl w:ilvl="2">
+        <w:start w:val="1"/>
+        <w:numFmt w:val="decimal"/>
+        <w:suff w:val="space"/>
+        <w:lvlText w:val="%1.%2.%3"/>
+        <w:lvlJc w:val="left"/>
+        <w:pPr>
+          <w:ind w:left="0" w:firstLine="567"/>
+        </w:pPr>
+        <w:rPr>
+          <w:rFonts w:ascii="Times New Roman" w:hAnsi="Times New Roman" w:hint="default"/>
+          <w:sz w:val="28"/>
+        </w:rPr>
+      </w:lvl>
+    </w:lvlOverride>
+    <w:lvlOverride w:ilvl="3">
+      <w:startOverride w:val="1"/>
+      <w:lvl w:ilvl="3">
+        <w:start w:val="1"/>
+        <w:numFmt w:val="decimal"/>
+        <w:suff w:val="space"/>
+        <w:lvlText w:val="%1.%2.%3.%4"/>
+        <w:lvlJc w:val="left"/>
+        <w:pPr>
+          <w:ind w:left="0" w:firstLine="567"/>
+        </w:pPr>
+        <w:rPr>
+          <w:rFonts w:ascii="Times New Roman" w:hAnsi="Times New Roman" w:hint="default"/>
+          <w:sz w:val="28"/>
+        </w:rPr>
+      </w:lvl>
+    </w:lvlOverride>
+    <w:lvlOverride w:ilvl="4">
+      <w:startOverride w:val="1"/>
+      <w:lvl w:ilvl="4">
+        <w:start w:val="1"/>
+        <w:numFmt w:val="decimal"/>
+        <w:suff w:val="space"/>
+        <w:lvlText w:val="%1.%2.%3.%4.%5"/>
+        <w:lvlJc w:val="left"/>
+        <w:pPr>
+          <w:ind w:left="0" w:firstLine="567"/>
+        </w:pPr>
+        <w:rPr>
+          <w:rFonts w:ascii="Times New Roman" w:hAnsi="Times New Roman" w:hint="default"/>
+          <w:sz w:val="28"/>
+        </w:rPr>
+      </w:lvl>
+    </w:lvlOverride>
+    <w:lvlOverride w:ilvl="5">
+      <w:startOverride w:val="1"/>
+      <w:lvl w:ilvl="5">
+        <w:start w:val="1"/>
+        <w:numFmt w:val="decimal"/>
+        <w:suff w:val="space"/>
+        <w:lvlText w:val="%1.%2.%3.%4.%5.%6"/>
+        <w:lvlJc w:val="left"/>
+        <w:pPr>
+          <w:ind w:left="0" w:firstLine="567"/>
+        </w:pPr>
+        <w:rPr>
+          <w:rFonts w:ascii="Times New Roman" w:hAnsi="Times New Roman" w:hint="default"/>
+          <w:sz w:val="28"/>
+        </w:rPr>
+      </w:lvl>
+    </w:lvlOverride>
+    <w:lvlOverride w:ilvl="6">
+      <w:startOverride w:val="1"/>
+      <w:lvl w:ilvl="6">
+        <w:start w:val="1"/>
+        <w:numFmt w:val="decimal"/>
+        <w:suff w:val="space"/>
+        <w:lvlText w:val="%1.%2.%3.%4.%5.%6.%7"/>
+        <w:lvlJc w:val="left"/>
+        <w:pPr>
+          <w:ind w:left="0" w:firstLine="567"/>
+        </w:pPr>
+        <w:rPr>
+          <w:rFonts w:ascii="Times New Roman" w:hAnsi="Times New Roman" w:hint="default"/>
+          <w:sz w:val="28"/>
+        </w:rPr>
+      </w:lvl>
+    </w:lvlOverride>
+    <w:lvlOverride w:ilvl="7">
+      <w:startOverride w:val="1"/>
+      <w:lvl w:ilvl="7">
+        <w:start w:val="1"/>
+        <w:numFmt w:val="decimal"/>
+        <w:suff w:val="space"/>
+        <w:lvlText w:val="%1.%2.%3.%4.%5.%6.%7.%8"/>
+        <w:lvlJc w:val="left"/>
+        <w:pPr>
+          <w:ind w:left="0" w:firstLine="567"/>
+        </w:pPr>
+        <w:rPr>
+          <w:rFonts w:ascii="Times New Roman" w:hAnsi="Times New Roman" w:hint="default"/>
+          <w:sz w:val="28"/>
+        </w:rPr>
+      </w:lvl>
+    </w:lvlOverride>
+    <w:lvlOverride w:ilvl="8">
+      <w:startOverride w:val="1"/>
+      <w:lvl w:ilvl="8">
+        <w:start w:val="1"/>
+        <w:numFmt w:val="decimal"/>
+        <w:suff w:val="space"/>
+        <w:lvlText w:val="%1.%2.%3.%4.%5.%6.%7.%8.%9"/>
+        <w:lvlJc w:val="left"/>
+        <w:pPr>
+          <w:ind w:left="0" w:firstLine="567"/>
+        </w:pPr>
+        <w:rPr>
+          <w:rFonts w:ascii="Times New Roman" w:hAnsi="Times New Roman" w:hint="default"/>
+          <w:sz w:val="28"/>
+        </w:rPr>
+      </w:lvl>
+    </w:lvlOverride>
+  </w:num>
+  <w:num w:numId="28">
+    <w:abstractNumId w:val="0"/>
+    <w:lvlOverride w:ilvl="1">
+      <w:lvl w:ilvl="1">
+        <w:start w:val="1"/>
+        <w:numFmt w:val="decimal"/>
+        <w:pStyle w:val="2"/>
+        <w:suff w:val="space"/>
+        <w:lvlText w:val="%1.%2"/>
+        <w:lvlJc w:val="left"/>
+        <w:pPr>
+          <w:ind w:left="-141" w:firstLine="567"/>
+        </w:pPr>
+        <w:rPr>
+          <w:b w:val="0"/>
+        </w:rPr>
+      </w:lvl>
+    </w:lvlOverride>
+  </w:num>
+  <w:num w:numId="29">
     <w:abstractNumId w:val="0"/>
     <w:lvlOverride w:ilvl="0">
       <w:startOverride w:val="1"/>

--- a/Отчёты луканин.docx
+++ b/Отчёты луканин.docx
@@ -8610,317 +8610,589 @@
         </w:rPr>
       </w:pPr>
       <w:r>
+        <w:t xml:space="preserve">Научиться разрабатывать многопоточные приложения на C#; </w:t>
+      </w:r>
+    </w:p>
+    <w:p>
+      <w:pPr>
+        <w:pStyle w:val="2"/>
+        <w:numPr>
+          <w:ilvl w:val="1"/>
+          <w:numId w:val="28"/>
+        </w:numPr>
+        <w:ind w:left="0"/>
+        <w:rPr>
+          <w:b/>
+          <w:bCs/>
+        </w:rPr>
+      </w:pPr>
+      <w:r>
+        <w:t xml:space="preserve">Научиться создавать и применять фоновые и основные потоки и выполнять обмен данных между ними в программах на C#. </w:t>
+      </w:r>
+    </w:p>
+    <w:p>
+      <w:pPr>
+        <w:pStyle w:val="2"/>
+        <w:numPr>
+          <w:ilvl w:val="0"/>
+          <w:numId w:val="0"/>
+        </w:numPr>
+        <w:ind w:left="426"/>
+      </w:pPr>
+    </w:p>
+    <w:p>
+      <w:pPr>
+        <w:pStyle w:val="1"/>
+      </w:pPr>
+      <w:r>
+        <w:t>Контрольные вопросы</w:t>
+      </w:r>
+    </w:p>
+    <w:p>
+      <w:pPr>
+        <w:pStyle w:val="2"/>
+      </w:pPr>
+      <w:r>
+        <w:t xml:space="preserve">В </w:t>
+      </w:r>
+      <w:r>
+        <w:t>чем отличие потока от процесса?</w:t>
+      </w:r>
+    </w:p>
+    <w:p>
+      <w:pPr>
+        <w:pStyle w:val="2"/>
+        <w:numPr>
+          <w:ilvl w:val="0"/>
+          <w:numId w:val="0"/>
+        </w:numPr>
+        <w:ind w:left="567"/>
+      </w:pPr>
+      <w:r>
+        <w:t>Процесс - это абстракция, которая представляет собой выполняющуюся программу и все связанные с ней ресурсы</w:t>
+      </w:r>
+      <w:r>
+        <w:t xml:space="preserve">. </w:t>
+      </w:r>
+      <w:r>
+        <w:t xml:space="preserve">Поток </w:t>
+      </w:r>
+      <w:r>
+        <w:rPr>
+          <w:lang w:val="en-US"/>
+        </w:rPr>
+        <w:t>-</w:t>
+      </w:r>
+      <w:r>
+        <w:t xml:space="preserve"> это базовая единица выполнения кода внутри процесса.</w:t>
+      </w:r>
+    </w:p>
+    <w:p>
+      <w:pPr>
+        <w:pStyle w:val="2"/>
+        <w:numPr>
+          <w:ilvl w:val="0"/>
+          <w:numId w:val="0"/>
+        </w:numPr>
+        <w:ind w:left="567"/>
+      </w:pPr>
+    </w:p>
+    <w:p>
+      <w:pPr>
+        <w:pStyle w:val="2"/>
+      </w:pPr>
+      <w:r>
+        <w:t xml:space="preserve">Какие преимущества дает многопоточная архитектура? </w:t>
+      </w:r>
+    </w:p>
+    <w:p>
+      <w:pPr>
+        <w:pStyle w:val="2"/>
+        <w:numPr>
+          <w:ilvl w:val="0"/>
+          <w:numId w:val="0"/>
+        </w:numPr>
+        <w:ind w:left="567"/>
+      </w:pPr>
+      <w:r>
+        <w:t xml:space="preserve">Преимущества: </w:t>
+      </w:r>
+    </w:p>
+    <w:p>
+      <w:pPr>
+        <w:pStyle w:val="2"/>
+        <w:numPr>
+          <w:ilvl w:val="0"/>
+          <w:numId w:val="0"/>
+        </w:numPr>
+        <w:ind w:left="567"/>
+      </w:pPr>
+      <w:r>
+        <w:t>- Ускорение вычислений,</w:t>
+      </w:r>
+    </w:p>
+    <w:p>
+      <w:pPr>
+        <w:pStyle w:val="2"/>
+        <w:numPr>
+          <w:ilvl w:val="0"/>
+          <w:numId w:val="0"/>
+        </w:numPr>
+        <w:ind w:left="567"/>
+      </w:pPr>
+      <w:r>
+        <w:t>- Увеличение отзывчивости,</w:t>
+      </w:r>
+    </w:p>
+    <w:p>
+      <w:pPr>
+        <w:pStyle w:val="2"/>
+        <w:numPr>
+          <w:ilvl w:val="0"/>
+          <w:numId w:val="0"/>
+        </w:numPr>
+        <w:ind w:left="567"/>
+      </w:pPr>
+      <w:r>
+        <w:t xml:space="preserve">- </w:t>
+      </w:r>
+      <w:r>
+        <w:t>Улучшение масштабируемости.</w:t>
+      </w:r>
+    </w:p>
+    <w:p>
+      <w:pPr>
+        <w:pStyle w:val="2"/>
+        <w:numPr>
+          <w:ilvl w:val="0"/>
+          <w:numId w:val="0"/>
+        </w:numPr>
+        <w:ind w:left="567"/>
+      </w:pPr>
+    </w:p>
+    <w:p>
+      <w:pPr>
+        <w:pStyle w:val="2"/>
+      </w:pPr>
+      <w:r>
+        <w:t xml:space="preserve">Какие существуют основные </w:t>
+      </w:r>
+      <w:r>
+        <w:t>средства синхронизации потоков?</w:t>
+      </w:r>
+    </w:p>
+    <w:p>
+      <w:pPr>
+        <w:pStyle w:val="2"/>
+        <w:numPr>
+          <w:ilvl w:val="0"/>
+          <w:numId w:val="0"/>
+        </w:numPr>
+        <w:ind w:left="567"/>
+      </w:pPr>
+      <w:proofErr w:type="spellStart"/>
+      <w:r>
+        <w:t>Lock</w:t>
+      </w:r>
+      <w:proofErr w:type="spellEnd"/>
+      <w:r>
+        <w:t xml:space="preserve">, </w:t>
+      </w:r>
+      <w:proofErr w:type="spellStart"/>
+      <w:r>
+        <w:t>Monitor</w:t>
+      </w:r>
+      <w:proofErr w:type="spellEnd"/>
+      <w:r>
+        <w:t xml:space="preserve">, </w:t>
+      </w:r>
+      <w:proofErr w:type="spellStart"/>
+      <w:r>
+        <w:t>Mutex</w:t>
+      </w:r>
+      <w:proofErr w:type="spellEnd"/>
+      <w:r>
+        <w:t xml:space="preserve">, </w:t>
+      </w:r>
+      <w:proofErr w:type="spellStart"/>
+      <w:r>
+        <w:t>SpinLock</w:t>
+      </w:r>
+      <w:proofErr w:type="spellEnd"/>
+      <w:r>
+        <w:t>.</w:t>
+      </w:r>
+    </w:p>
+    <w:p>
+      <w:pPr>
+        <w:pStyle w:val="2"/>
+        <w:numPr>
+          <w:ilvl w:val="0"/>
+          <w:numId w:val="0"/>
+        </w:numPr>
+        <w:ind w:left="567"/>
+      </w:pPr>
+    </w:p>
+    <w:p>
+      <w:pPr>
+        <w:pStyle w:val="2"/>
+      </w:pPr>
+      <w:r>
+        <w:t>Каким образом на однопроцессорных компьютерах исполняются многопоточные приложения?</w:t>
+      </w:r>
+    </w:p>
+    <w:p>
+      <w:pPr>
+        <w:pStyle w:val="2"/>
+        <w:numPr>
+          <w:ilvl w:val="0"/>
+          <w:numId w:val="0"/>
+        </w:numPr>
+        <w:ind w:left="567"/>
+      </w:pPr>
+      <w:r>
+        <w:t>Планировщик потоков выделяет активным потокам время на выполнение, а потоки, ожидающие или блокированные, не потребляют времени CPU.</w:t>
+      </w:r>
+    </w:p>
+    <w:p>
+      <w:pPr>
+        <w:pStyle w:val="2"/>
+        <w:numPr>
+          <w:ilvl w:val="0"/>
+          <w:numId w:val="0"/>
+        </w:numPr>
+        <w:ind w:left="567"/>
+      </w:pPr>
+    </w:p>
+    <w:p>
+      <w:pPr>
+        <w:pStyle w:val="2"/>
+      </w:pPr>
+      <w:r>
+        <w:t xml:space="preserve">Для чего </w:t>
+      </w:r>
+      <w:proofErr w:type="gramStart"/>
+      <w:r>
+        <w:t>в С</w:t>
+      </w:r>
+      <w:proofErr w:type="gramEnd"/>
+      <w:r>
+        <w:t xml:space="preserve"># используется класс </w:t>
+      </w:r>
+      <w:proofErr w:type="spellStart"/>
+      <w:r>
+        <w:t>Thread</w:t>
+      </w:r>
+      <w:proofErr w:type="spellEnd"/>
+      <w:r>
+        <w:t>?</w:t>
+      </w:r>
+    </w:p>
+    <w:p>
+      <w:pPr>
+        <w:pStyle w:val="2"/>
+        <w:numPr>
+          <w:ilvl w:val="0"/>
+          <w:numId w:val="0"/>
+        </w:numPr>
+        <w:ind w:left="567"/>
         <w:rPr>
           <w:rFonts w:ascii="TimesNewRomanPSMT" w:hAnsi="TimesNewRomanPSMT"/>
           <w:color w:val="000000"/>
         </w:rPr>
-        <w:t xml:space="preserve">1.1 </w:t>
-      </w:r>
-      <w:r>
-        <w:t xml:space="preserve">Научиться разрабатывать многопоточные приложения на C#; </w:t>
-      </w:r>
-    </w:p>
-    <w:p>
-      <w:pPr>
-        <w:pStyle w:val="2"/>
-        <w:numPr>
-          <w:ilvl w:val="1"/>
-          <w:numId w:val="28"/>
-        </w:numPr>
-        <w:ind w:left="0"/>
-        <w:rPr>
-          <w:b/>
-          <w:bCs/>
-        </w:rPr>
-      </w:pPr>
-      <w:r>
-        <w:t xml:space="preserve">Научиться создавать и применять фоновые и основные потоки и выполнять обмен данных между ними в программах на C#. </w:t>
-      </w:r>
-    </w:p>
-    <w:p>
-      <w:pPr>
-        <w:pStyle w:val="2"/>
-        <w:numPr>
-          <w:ilvl w:val="0"/>
-          <w:numId w:val="0"/>
-        </w:numPr>
-        <w:ind w:left="426"/>
-      </w:pPr>
-    </w:p>
-    <w:p>
-      <w:pPr>
-        <w:pStyle w:val="1"/>
-      </w:pPr>
-      <w:r>
-        <w:t>Контрольные вопросы</w:t>
-      </w:r>
-    </w:p>
-    <w:p>
-      <w:pPr>
-        <w:pStyle w:val="2"/>
-      </w:pPr>
-      <w:r>
-        <w:t xml:space="preserve">В </w:t>
-      </w:r>
-      <w:r>
-        <w:t>чем отличие потока от процесса?</w:t>
-      </w:r>
-    </w:p>
-    <w:p>
-      <w:pPr>
-        <w:pStyle w:val="2"/>
-        <w:numPr>
-          <w:ilvl w:val="0"/>
-          <w:numId w:val="0"/>
-        </w:numPr>
-        <w:ind w:left="567"/>
-      </w:pPr>
-      <w:r>
-        <w:t>Процесс - это абстракция, которая представляет собой выполняющуюся программу и все связанные с ней ресурсы</w:t>
-      </w:r>
-      <w:r>
-        <w:t xml:space="preserve">. </w:t>
-      </w:r>
-      <w:r>
-        <w:t xml:space="preserve">Поток </w:t>
-      </w:r>
-      <w:r>
-        <w:rPr>
-          <w:lang w:val="en-US"/>
-        </w:rPr>
-        <w:t>-</w:t>
-      </w:r>
-      <w:r>
-        <w:t xml:space="preserve"> это базовая единица выполнения кода внутри процесса.</w:t>
-      </w:r>
-    </w:p>
-    <w:p>
-      <w:pPr>
-        <w:pStyle w:val="2"/>
-        <w:numPr>
-          <w:ilvl w:val="0"/>
-          <w:numId w:val="0"/>
-        </w:numPr>
-        <w:ind w:left="567"/>
-      </w:pPr>
-    </w:p>
-    <w:p>
-      <w:pPr>
-        <w:pStyle w:val="2"/>
-      </w:pPr>
-      <w:r>
-        <w:t xml:space="preserve">Какие преимущества дает многопоточная архитектура? </w:t>
-      </w:r>
-    </w:p>
-    <w:p>
-      <w:pPr>
-        <w:pStyle w:val="2"/>
-        <w:numPr>
-          <w:ilvl w:val="0"/>
-          <w:numId w:val="0"/>
-        </w:numPr>
-        <w:ind w:left="567"/>
-      </w:pPr>
-      <w:r>
-        <w:t xml:space="preserve">Преимущества: </w:t>
-      </w:r>
-    </w:p>
-    <w:p>
-      <w:pPr>
-        <w:pStyle w:val="2"/>
-        <w:numPr>
-          <w:ilvl w:val="0"/>
-          <w:numId w:val="0"/>
-        </w:numPr>
-        <w:ind w:left="567"/>
-      </w:pPr>
-      <w:r>
-        <w:t>- Ускорение вычислений,</w:t>
-      </w:r>
-    </w:p>
-    <w:p>
-      <w:pPr>
-        <w:pStyle w:val="2"/>
-        <w:numPr>
-          <w:ilvl w:val="0"/>
-          <w:numId w:val="0"/>
-        </w:numPr>
-        <w:ind w:left="567"/>
-      </w:pPr>
-      <w:r>
-        <w:t>- Увеличение отзывчивости,</w:t>
-      </w:r>
-    </w:p>
-    <w:p>
-      <w:pPr>
-        <w:pStyle w:val="2"/>
-        <w:numPr>
-          <w:ilvl w:val="0"/>
-          <w:numId w:val="0"/>
-        </w:numPr>
-        <w:ind w:left="567"/>
-      </w:pPr>
-      <w:r>
-        <w:t xml:space="preserve">- </w:t>
-      </w:r>
-      <w:r>
-        <w:t>Улучшение масштабируемости.</w:t>
-      </w:r>
-    </w:p>
-    <w:p>
-      <w:pPr>
-        <w:pStyle w:val="2"/>
-        <w:numPr>
-          <w:ilvl w:val="0"/>
-          <w:numId w:val="0"/>
-        </w:numPr>
-        <w:ind w:left="567"/>
-      </w:pPr>
-    </w:p>
-    <w:p>
-      <w:pPr>
-        <w:pStyle w:val="2"/>
-      </w:pPr>
-      <w:r>
-        <w:t xml:space="preserve">Какие существуют основные </w:t>
-      </w:r>
-      <w:r>
-        <w:t>средства синхронизации потоков?</w:t>
-      </w:r>
-    </w:p>
-    <w:p>
-      <w:pPr>
-        <w:pStyle w:val="2"/>
-        <w:numPr>
-          <w:ilvl w:val="0"/>
-          <w:numId w:val="0"/>
-        </w:numPr>
-        <w:ind w:left="567"/>
-      </w:pPr>
-      <w:proofErr w:type="spellStart"/>
-      <w:r>
-        <w:t>Lock</w:t>
-      </w:r>
-      <w:proofErr w:type="spellEnd"/>
-      <w:r>
-        <w:t xml:space="preserve">, </w:t>
-      </w:r>
-      <w:proofErr w:type="spellStart"/>
-      <w:r>
-        <w:t>Monitor</w:t>
-      </w:r>
-      <w:proofErr w:type="spellEnd"/>
-      <w:r>
-        <w:t xml:space="preserve">, </w:t>
-      </w:r>
-      <w:proofErr w:type="spellStart"/>
-      <w:r>
-        <w:t>Mutex</w:t>
-      </w:r>
-      <w:proofErr w:type="spellEnd"/>
-      <w:r>
-        <w:t xml:space="preserve">, </w:t>
-      </w:r>
-      <w:proofErr w:type="spellStart"/>
-      <w:r>
-        <w:t>SpinLock</w:t>
-      </w:r>
-      <w:proofErr w:type="spellEnd"/>
-      <w:r>
-        <w:t>.</w:t>
-      </w:r>
-    </w:p>
-    <w:p>
-      <w:pPr>
-        <w:pStyle w:val="2"/>
-        <w:numPr>
-          <w:ilvl w:val="0"/>
-          <w:numId w:val="0"/>
-        </w:numPr>
-        <w:ind w:left="567"/>
-      </w:pPr>
-    </w:p>
-    <w:p>
-      <w:pPr>
-        <w:pStyle w:val="2"/>
-      </w:pPr>
-      <w:r>
-        <w:t>Каким образом на однопроцессорных компьютерах исполняются многопоточные приложения?</w:t>
-      </w:r>
-    </w:p>
-    <w:p>
-      <w:pPr>
-        <w:pStyle w:val="2"/>
-        <w:numPr>
-          <w:ilvl w:val="0"/>
-          <w:numId w:val="0"/>
-        </w:numPr>
-        <w:ind w:left="567"/>
-      </w:pPr>
-      <w:r>
-        <w:t>Планировщик потоков выделяет активным потокам время на выполнение, а потоки, ожидающие или блокированные, не потребляют времени CPU.</w:t>
-      </w:r>
-    </w:p>
-    <w:p>
-      <w:pPr>
-        <w:pStyle w:val="2"/>
-        <w:numPr>
-          <w:ilvl w:val="0"/>
-          <w:numId w:val="0"/>
-        </w:numPr>
-        <w:ind w:left="567"/>
-      </w:pPr>
-    </w:p>
-    <w:p>
-      <w:pPr>
-        <w:pStyle w:val="2"/>
-      </w:pPr>
-      <w:r>
-        <w:t xml:space="preserve">Для чего </w:t>
-      </w:r>
-      <w:proofErr w:type="gramStart"/>
-      <w:r>
-        <w:t>в С</w:t>
-      </w:r>
-      <w:proofErr w:type="gramEnd"/>
-      <w:r>
-        <w:t xml:space="preserve"># используется класс </w:t>
-      </w:r>
-      <w:proofErr w:type="spellStart"/>
-      <w:r>
-        <w:t>Thread</w:t>
-      </w:r>
-      <w:proofErr w:type="spellEnd"/>
-      <w:r>
-        <w:t>?</w:t>
-      </w:r>
-    </w:p>
-    <w:p>
-      <w:pPr>
-        <w:pStyle w:val="2"/>
-        <w:numPr>
-          <w:ilvl w:val="0"/>
-          <w:numId w:val="0"/>
-        </w:numPr>
-        <w:ind w:left="567"/>
+      </w:pPr>
+      <w:r>
         <w:rPr>
           <w:rFonts w:ascii="TimesNewRomanPSMT" w:hAnsi="TimesNewRomanPSMT"/>
           <w:color w:val="000000"/>
         </w:rPr>
-      </w:pPr>
+        <w:t xml:space="preserve">Для </w:t>
+      </w:r>
       <w:r>
         <w:rPr>
           <w:rFonts w:ascii="TimesNewRomanPSMT" w:hAnsi="TimesNewRomanPSMT"/>
           <w:color w:val="000000"/>
         </w:rPr>
-        <w:t xml:space="preserve">Для </w:t>
-      </w:r>
-      <w:r>
+        <w:t>запуска и выполнения нескольких потоков в рамках одного приложения</w:t>
+      </w:r>
+    </w:p>
+    <w:p>
+      <w:pPr>
+        <w:pStyle w:val="2"/>
+        <w:numPr>
+          <w:ilvl w:val="0"/>
+          <w:numId w:val="0"/>
+        </w:numPr>
+        <w:ind w:left="567"/>
         <w:rPr>
           <w:rFonts w:ascii="TimesNewRomanPSMT" w:hAnsi="TimesNewRomanPSMT"/>
           <w:color w:val="000000"/>
         </w:rPr>
-        <w:t>запуска и выполнения нескольких потоков в рамках одного приложения</w:t>
+      </w:pPr>
+    </w:p>
+    <w:p>
+      <w:pPr>
+        <w:pStyle w:val="2"/>
+        <w:numPr>
+          <w:ilvl w:val="0"/>
+          <w:numId w:val="0"/>
+        </w:numPr>
+        <w:rPr>
+          <w:b/>
+        </w:rPr>
+      </w:pPr>
+      <w:r>
+        <w:rPr>
+          <w:b/>
+        </w:rPr>
+        <w:t xml:space="preserve">3 </w:t>
+      </w:r>
+      <w:r>
+        <w:rPr>
+          <w:b/>
+        </w:rPr>
+        <w:t>Вывод</w:t>
+      </w:r>
+    </w:p>
+    <w:p>
+      <w:pPr>
+        <w:pStyle w:val="1"/>
+        <w:numPr>
+          <w:ilvl w:val="0"/>
+          <w:numId w:val="0"/>
+        </w:numPr>
+        <w:ind w:left="708"/>
+        <w:rPr>
+          <w:b w:val="0"/>
+          <w:bCs w:val="0"/>
+        </w:rPr>
+      </w:pPr>
+      <w:r>
+        <w:rPr>
+          <w:b w:val="0"/>
+        </w:rPr>
+        <w:t xml:space="preserve">В ходе лабораторной работы </w:t>
+      </w:r>
+      <w:r>
+        <w:rPr>
+          <w:b w:val="0"/>
+        </w:rPr>
+        <w:t>созданы многопоточные консольные приложения</w:t>
+      </w:r>
+      <w:r>
+        <w:rPr>
+          <w:b w:val="0"/>
+        </w:rPr>
+        <w:t>.</w:t>
+      </w:r>
+    </w:p>
+    <w:p>
+      <w:pPr>
+        <w:spacing w:after="160" w:line="259" w:lineRule="auto"/>
+        <w:ind w:firstLine="0"/>
+        <w:jc w:val="left"/>
+        <w:rPr>
+          <w:b/>
+        </w:rPr>
+      </w:pPr>
+      <w:r>
+        <w:rPr>
+          <w:bCs/>
+        </w:rPr>
+        <w:br w:type="page"/>
+      </w:r>
+    </w:p>
+    <w:p>
+      <w:pPr>
+        <w:pStyle w:val="1"/>
+        <w:numPr>
+          <w:ilvl w:val="0"/>
+          <w:numId w:val="0"/>
+        </w:numPr>
+        <w:ind w:left="708"/>
+        <w:jc w:val="center"/>
+        <w:rPr>
+          <w:rFonts w:ascii="TimesNewRomanPS-BoldMT" w:hAnsi="TimesNewRomanPS-BoldMT"/>
+          <w:bCs w:val="0"/>
+          <w:color w:val="000000"/>
+          <w:sz w:val="30"/>
+          <w:szCs w:val="30"/>
+        </w:rPr>
+      </w:pPr>
+      <w:r>
+        <w:rPr>
+          <w:rFonts w:ascii="TimesNewRomanPS-BoldMT" w:hAnsi="TimesNewRomanPS-BoldMT"/>
+          <w:bCs w:val="0"/>
+          <w:color w:val="000000"/>
+          <w:sz w:val="30"/>
+          <w:szCs w:val="30"/>
+        </w:rPr>
+        <w:lastRenderedPageBreak/>
+        <w:t xml:space="preserve">Лабораторная </w:t>
+      </w:r>
+      <w:r>
+        <w:rPr>
+          <w:rFonts w:ascii="TimesNewRomanPS-BoldMT" w:hAnsi="TimesNewRomanPS-BoldMT"/>
+          <w:bCs w:val="0"/>
+          <w:color w:val="000000"/>
+          <w:sz w:val="30"/>
+          <w:szCs w:val="30"/>
+        </w:rPr>
+        <w:t>работа №24</w:t>
+      </w:r>
+      <w:r>
+        <w:rPr>
+          <w:rFonts w:ascii="TimesNewRomanPS-BoldMT" w:hAnsi="TimesNewRomanPS-BoldMT"/>
+          <w:color w:val="000000"/>
+          <w:sz w:val="30"/>
+          <w:szCs w:val="30"/>
+        </w:rPr>
+        <w:br/>
+      </w:r>
+      <w:r>
+        <w:t xml:space="preserve">Разработка утилиты </w:t>
+      </w:r>
+      <w:proofErr w:type="spellStart"/>
+      <w:r>
+        <w:t>скринсейвер</w:t>
+      </w:r>
+      <w:proofErr w:type="spellEnd"/>
+    </w:p>
+    <w:p>
+      <w:pPr>
+        <w:pStyle w:val="1"/>
+        <w:numPr>
+          <w:ilvl w:val="0"/>
+          <w:numId w:val="30"/>
+        </w:numPr>
+      </w:pPr>
+      <w:r>
+        <w:t>Цель работы</w:t>
+      </w:r>
+    </w:p>
+    <w:p>
+      <w:pPr>
+        <w:pStyle w:val="2"/>
+        <w:numPr>
+          <w:ilvl w:val="1"/>
+          <w:numId w:val="14"/>
+        </w:numPr>
+      </w:pPr>
+      <w:r>
+        <w:t>Научиться разрабатывать оконные приложения-заставки, используя таймер</w:t>
+      </w:r>
+      <w:r>
+        <w:t>.</w:t>
+      </w:r>
+    </w:p>
+    <w:p>
+      <w:pPr>
+        <w:pStyle w:val="2"/>
+        <w:numPr>
+          <w:ilvl w:val="0"/>
+          <w:numId w:val="0"/>
+        </w:numPr>
+        <w:ind w:left="426"/>
+      </w:pPr>
+    </w:p>
+    <w:p>
+      <w:pPr>
+        <w:pStyle w:val="1"/>
+      </w:pPr>
+      <w:r>
+        <w:t>Контрольные вопросы</w:t>
+      </w:r>
+    </w:p>
+    <w:p>
+      <w:pPr>
+        <w:pStyle w:val="2"/>
+      </w:pPr>
+      <w:r>
+        <w:t>Что такое «утилита»?</w:t>
+      </w:r>
+    </w:p>
+    <w:p>
+      <w:pPr>
+        <w:pStyle w:val="2"/>
+        <w:numPr>
+          <w:ilvl w:val="0"/>
+          <w:numId w:val="0"/>
+        </w:numPr>
+        <w:ind w:left="567"/>
+      </w:pPr>
+      <w:r>
+        <w:t>Э</w:t>
+      </w:r>
+      <w:r>
+        <w:t>то вспомогательная компьютерная программа, предназначенная для обслуживания, диагностики, настройки и оптимизации работы компьютера или конкретного программного обеспечения.</w:t>
+      </w:r>
+    </w:p>
+    <w:p>
+      <w:pPr>
+        <w:pStyle w:val="2"/>
+        <w:numPr>
+          <w:ilvl w:val="0"/>
+          <w:numId w:val="0"/>
+        </w:numPr>
+        <w:ind w:left="567"/>
+      </w:pPr>
+    </w:p>
+    <w:p>
+      <w:pPr>
+        <w:pStyle w:val="2"/>
+      </w:pPr>
+      <w:r>
+        <w:t>Что такое «</w:t>
+      </w:r>
+      <w:proofErr w:type="spellStart"/>
+      <w:r>
+        <w:t>скринсейвер</w:t>
+      </w:r>
+      <w:proofErr w:type="spellEnd"/>
+      <w:r>
+        <w:t>»?</w:t>
+      </w:r>
+    </w:p>
+    <w:p>
+      <w:pPr>
+        <w:pStyle w:val="2"/>
+        <w:numPr>
+          <w:ilvl w:val="0"/>
+          <w:numId w:val="0"/>
+        </w:numPr>
+        <w:ind w:left="567"/>
+      </w:pPr>
+      <w:r>
+        <w:t>Э</w:t>
+      </w:r>
+      <w:r>
+        <w:t>то программа или встроенная функция операционной системы, которая автоматически активируется при бездействии пользователя и изменяет изображение на экране.</w:t>
+      </w:r>
+    </w:p>
+    <w:p>
+      <w:pPr>
+        <w:pStyle w:val="2"/>
+        <w:numPr>
+          <w:ilvl w:val="0"/>
+          <w:numId w:val="0"/>
+        </w:numPr>
+        <w:ind w:left="567"/>
+      </w:pPr>
+    </w:p>
+    <w:p>
+      <w:pPr>
+        <w:pStyle w:val="2"/>
+      </w:pPr>
+      <w:r>
+        <w:t xml:space="preserve">Какое расширение должно быть у файлов-заставок в </w:t>
+      </w:r>
+      <w:proofErr w:type="spellStart"/>
+      <w:r>
+        <w:t>Windows</w:t>
+      </w:r>
+      <w:proofErr w:type="spellEnd"/>
+      <w:r>
+        <w:t>?</w:t>
       </w:r>
     </w:p>
     <w:p>
@@ -8936,6 +9208,77 @@
           <w:color w:val="000000"/>
         </w:rPr>
       </w:pPr>
+      <w:r>
+        <w:rPr>
+          <w:rFonts w:ascii="TimesNewRomanPSMT" w:hAnsi="TimesNewRomanPSMT"/>
+          <w:color w:val="000000"/>
+        </w:rPr>
+        <w:t xml:space="preserve">Файлы </w:t>
+      </w:r>
+      <w:proofErr w:type="spellStart"/>
+      <w:r>
+        <w:rPr>
+          <w:rFonts w:ascii="TimesNewRomanPSMT" w:hAnsi="TimesNewRomanPSMT"/>
+          <w:color w:val="000000"/>
+        </w:rPr>
+        <w:t>скринсейверов</w:t>
+      </w:r>
+      <w:proofErr w:type="spellEnd"/>
+      <w:r>
+        <w:rPr>
+          <w:rFonts w:ascii="TimesNewRomanPSMT" w:hAnsi="TimesNewRomanPSMT"/>
+          <w:color w:val="000000"/>
+        </w:rPr>
+        <w:t xml:space="preserve"> в </w:t>
+      </w:r>
+      <w:proofErr w:type="spellStart"/>
+      <w:r>
+        <w:rPr>
+          <w:rFonts w:ascii="TimesNewRomanPSMT" w:hAnsi="TimesNewRomanPSMT"/>
+          <w:color w:val="000000"/>
+        </w:rPr>
+        <w:t>Windows</w:t>
+      </w:r>
+      <w:proofErr w:type="spellEnd"/>
+      <w:r>
+        <w:rPr>
+          <w:rFonts w:ascii="TimesNewRomanPSMT" w:hAnsi="TimesNewRomanPSMT"/>
+          <w:color w:val="000000"/>
+        </w:rPr>
+        <w:t xml:space="preserve"> имеют расш</w:t>
+      </w:r>
+      <w:r>
+        <w:rPr>
+          <w:rFonts w:ascii="TimesNewRomanPSMT" w:hAnsi="TimesNewRomanPSMT"/>
+          <w:color w:val="000000"/>
+        </w:rPr>
+        <w:t>ирение .</w:t>
+      </w:r>
+      <w:proofErr w:type="spellStart"/>
+      <w:r>
+        <w:rPr>
+          <w:rFonts w:ascii="TimesNewRomanPSMT" w:hAnsi="TimesNewRomanPSMT"/>
+          <w:color w:val="000000"/>
+        </w:rPr>
+        <w:t>scr</w:t>
+      </w:r>
+      <w:bookmarkStart w:id="0" w:name="_GoBack"/>
+      <w:bookmarkEnd w:id="0"/>
+      <w:proofErr w:type="spellEnd"/>
+    </w:p>
+    <w:p>
+      <w:pPr>
+        <w:pStyle w:val="2"/>
+        <w:numPr>
+          <w:ilvl w:val="0"/>
+          <w:numId w:val="0"/>
+        </w:numPr>
+        <w:ind w:left="567"/>
+        <w:rPr>
+          <w:rFonts w:ascii="TimesNewRomanPSMT" w:hAnsi="TimesNewRomanPSMT"/>
+          <w:color w:val="000000"/>
+        </w:rPr>
+      </w:pPr>
     </w:p>
     <w:p>
       <w:pPr>
@@ -8984,16 +9327,8 @@
         <w:rPr>
           <w:b w:val="0"/>
         </w:rPr>
-        <w:t>созданы многопоточные консольные приложения</w:t>
-      </w:r>
-      <w:r>
-        <w:rPr>
-          <w:b w:val="0"/>
-        </w:rPr>
-        <w:t>.</w:t>
-      </w:r>
-      <w:bookmarkStart w:id="0" w:name="_GoBack"/>
-      <w:bookmarkEnd w:id="0"/>
+        <w:t>создано оконное приложение-заставка с использованием таймера.</w:t>
+      </w:r>
     </w:p>
     <w:p>
       <w:pPr>
@@ -10919,7 +11254,6 @@
   <w:num w:numId="14">
     <w:abstractNumId w:val="0"/>
     <w:lvlOverride w:ilvl="0">
-      <w:startOverride w:val="1"/>
       <w:lvl w:ilvl="0">
         <w:start w:val="1"/>
         <w:numFmt w:val="decimal"/>
@@ -10938,7 +11272,6 @@
       </w:lvl>
     </w:lvlOverride>
     <w:lvlOverride w:ilvl="1">
-      <w:startOverride w:val="1"/>
       <w:lvl w:ilvl="1">
         <w:start w:val="1"/>
         <w:numFmt w:val="decimal"/>
@@ -10956,7 +11289,6 @@
       </w:lvl>
     </w:lvlOverride>
     <w:lvlOverride w:ilvl="2">
-      <w:startOverride w:val="1"/>
       <w:lvl w:ilvl="2">
         <w:start w:val="1"/>
         <w:numFmt w:val="decimal"/>
@@ -10973,7 +11305,6 @@
       </w:lvl>
     </w:lvlOverride>
     <w:lvlOverride w:ilvl="3">
-      <w:startOverride w:val="1"/>
       <w:lvl w:ilvl="3">
         <w:start w:val="1"/>
         <w:numFmt w:val="decimal"/>
@@ -10990,7 +11321,6 @@
       </w:lvl>
     </w:lvlOverride>
     <w:lvlOverride w:ilvl="4">
-      <w:startOverride w:val="1"/>
       <w:lvl w:ilvl="4">
         <w:start w:val="1"/>
         <w:numFmt w:val="decimal"/>
@@ -11007,7 +11337,6 @@
       </w:lvl>
     </w:lvlOverride>
     <w:lvlOverride w:ilvl="5">
-      <w:startOverride w:val="1"/>
       <w:lvl w:ilvl="5">
         <w:start w:val="1"/>
         <w:numFmt w:val="decimal"/>
@@ -11024,7 +11353,6 @@
       </w:lvl>
     </w:lvlOverride>
     <w:lvlOverride w:ilvl="6">
-      <w:startOverride w:val="1"/>
       <w:lvl w:ilvl="6">
         <w:start w:val="1"/>
         <w:numFmt w:val="decimal"/>
@@ -11041,7 +11369,6 @@
       </w:lvl>
     </w:lvlOverride>
     <w:lvlOverride w:ilvl="7">
-      <w:startOverride w:val="1"/>
       <w:lvl w:ilvl="7">
         <w:start w:val="1"/>
         <w:numFmt w:val="decimal"/>
@@ -11058,7 +11385,6 @@
       </w:lvl>
     </w:lvlOverride>
     <w:lvlOverride w:ilvl="8">
-      <w:startOverride w:val="1"/>
       <w:lvl w:ilvl="8">
         <w:start w:val="1"/>
         <w:numFmt w:val="decimal"/>
@@ -13157,6 +13483,165 @@
     </w:lvlOverride>
   </w:num>
   <w:num w:numId="29">
+    <w:abstractNumId w:val="0"/>
+    <w:lvlOverride w:ilvl="0">
+      <w:startOverride w:val="1"/>
+      <w:lvl w:ilvl="0">
+        <w:start w:val="1"/>
+        <w:numFmt w:val="decimal"/>
+        <w:pStyle w:val="1"/>
+        <w:suff w:val="space"/>
+        <w:lvlText w:val="%1"/>
+        <w:lvlJc w:val="left"/>
+        <w:pPr>
+          <w:ind w:left="0" w:firstLine="0"/>
+        </w:pPr>
+        <w:rPr>
+          <w:rFonts w:ascii="Times New Roman" w:hAnsi="Times New Roman" w:hint="default"/>
+          <w:b/>
+          <w:sz w:val="28"/>
+        </w:rPr>
+      </w:lvl>
+    </w:lvlOverride>
+    <w:lvlOverride w:ilvl="1">
+      <w:startOverride w:val="1"/>
+      <w:lvl w:ilvl="1">
+        <w:start w:val="1"/>
+        <w:numFmt w:val="decimal"/>
+        <w:pStyle w:val="2"/>
+        <w:suff w:val="space"/>
+        <w:lvlText w:val="%1.%2"/>
+        <w:lvlJc w:val="left"/>
+        <w:pPr>
+          <w:ind w:left="0" w:firstLine="567"/>
+        </w:pPr>
+        <w:rPr>
+          <w:rFonts w:ascii="Times New Roman" w:hAnsi="Times New Roman" w:hint="default"/>
+          <w:sz w:val="28"/>
+        </w:rPr>
+      </w:lvl>
+    </w:lvlOverride>
+    <w:lvlOverride w:ilvl="2">
+      <w:startOverride w:val="1"/>
+      <w:lvl w:ilvl="2">
+        <w:start w:val="1"/>
+        <w:numFmt w:val="decimal"/>
+        <w:suff w:val="space"/>
+        <w:lvlText w:val="%1.%2.%3"/>
+        <w:lvlJc w:val="left"/>
+        <w:pPr>
+          <w:ind w:left="0" w:firstLine="567"/>
+        </w:pPr>
+        <w:rPr>
+          <w:rFonts w:ascii="Times New Roman" w:hAnsi="Times New Roman" w:hint="default"/>
+          <w:sz w:val="28"/>
+        </w:rPr>
+      </w:lvl>
+    </w:lvlOverride>
+    <w:lvlOverride w:ilvl="3">
+      <w:startOverride w:val="1"/>
+      <w:lvl w:ilvl="3">
+        <w:start w:val="1"/>
+        <w:numFmt w:val="decimal"/>
+        <w:suff w:val="space"/>
+        <w:lvlText w:val="%1.%2.%3.%4"/>
+        <w:lvlJc w:val="left"/>
+        <w:pPr>
+          <w:ind w:left="0" w:firstLine="567"/>
+        </w:pPr>
+        <w:rPr>
+          <w:rFonts w:ascii="Times New Roman" w:hAnsi="Times New Roman" w:hint="default"/>
+          <w:sz w:val="28"/>
+        </w:rPr>
+      </w:lvl>
+    </w:lvlOverride>
+    <w:lvlOverride w:ilvl="4">
+      <w:startOverride w:val="1"/>
+      <w:lvl w:ilvl="4">
+        <w:start w:val="1"/>
+        <w:numFmt w:val="decimal"/>
+        <w:suff w:val="space"/>
+        <w:lvlText w:val="%1.%2.%3.%4.%5"/>
+        <w:lvlJc w:val="left"/>
+        <w:pPr>
+          <w:ind w:left="0" w:firstLine="567"/>
+        </w:pPr>
+        <w:rPr>
+          <w:rFonts w:ascii="Times New Roman" w:hAnsi="Times New Roman" w:hint="default"/>
+          <w:sz w:val="28"/>
+        </w:rPr>
+      </w:lvl>
+    </w:lvlOverride>
+    <w:lvlOverride w:ilvl="5">
+      <w:startOverride w:val="1"/>
+      <w:lvl w:ilvl="5">
+        <w:start w:val="1"/>
+        <w:numFmt w:val="decimal"/>
+        <w:suff w:val="space"/>
+        <w:lvlText w:val="%1.%2.%3.%4.%5.%6"/>
+        <w:lvlJc w:val="left"/>
+        <w:pPr>
+          <w:ind w:left="0" w:firstLine="567"/>
+        </w:pPr>
+        <w:rPr>
+          <w:rFonts w:ascii="Times New Roman" w:hAnsi="Times New Roman" w:hint="default"/>
+          <w:sz w:val="28"/>
+        </w:rPr>
+      </w:lvl>
+    </w:lvlOverride>
+    <w:lvlOverride w:ilvl="6">
+      <w:startOverride w:val="1"/>
+      <w:lvl w:ilvl="6">
+        <w:start w:val="1"/>
+        <w:numFmt w:val="decimal"/>
+        <w:suff w:val="space"/>
+        <w:lvlText w:val="%1.%2.%3.%4.%5.%6.%7"/>
+        <w:lvlJc w:val="left"/>
+        <w:pPr>
+          <w:ind w:left="0" w:firstLine="567"/>
+        </w:pPr>
+        <w:rPr>
+          <w:rFonts w:ascii="Times New Roman" w:hAnsi="Times New Roman" w:hint="default"/>
+          <w:sz w:val="28"/>
+        </w:rPr>
+      </w:lvl>
+    </w:lvlOverride>
+    <w:lvlOverride w:ilvl="7">
+      <w:startOverride w:val="1"/>
+      <w:lvl w:ilvl="7">
+        <w:start w:val="1"/>
+        <w:numFmt w:val="decimal"/>
+        <w:suff w:val="space"/>
+        <w:lvlText w:val="%1.%2.%3.%4.%5.%6.%7.%8"/>
+        <w:lvlJc w:val="left"/>
+        <w:pPr>
+          <w:ind w:left="0" w:firstLine="567"/>
+        </w:pPr>
+        <w:rPr>
+          <w:rFonts w:ascii="Times New Roman" w:hAnsi="Times New Roman" w:hint="default"/>
+          <w:sz w:val="28"/>
+        </w:rPr>
+      </w:lvl>
+    </w:lvlOverride>
+    <w:lvlOverride w:ilvl="8">
+      <w:startOverride w:val="1"/>
+      <w:lvl w:ilvl="8">
+        <w:start w:val="1"/>
+        <w:numFmt w:val="decimal"/>
+        <w:suff w:val="space"/>
+        <w:lvlText w:val="%1.%2.%3.%4.%5.%6.%7.%8.%9"/>
+        <w:lvlJc w:val="left"/>
+        <w:pPr>
+          <w:ind w:left="0" w:firstLine="567"/>
+        </w:pPr>
+        <w:rPr>
+          <w:rFonts w:ascii="Times New Roman" w:hAnsi="Times New Roman" w:hint="default"/>
+          <w:sz w:val="28"/>
+        </w:rPr>
+      </w:lvl>
+    </w:lvlOverride>
+  </w:num>
+  <w:num w:numId="30">
     <w:abstractNumId w:val="0"/>
     <w:lvlOverride w:ilvl="0">
       <w:startOverride w:val="1"/>

--- a/Отчёты луканин.docx
+++ b/Отчёты луканин.docx
@@ -1313,7 +1313,7 @@
             <v:path o:extrusionok="f" gradientshapeok="t" o:connecttype="rect"/>
             <o:lock v:ext="edit" aspectratio="t"/>
           </v:shapetype>
-          <v:shape id="_x0000_i1025" type="#_x0000_t75" style="width:450.75pt;height:33.75pt">
+          <v:shape id="_x0000_i1025" type="#_x0000_t75" style="width:450.7pt;height:33.65pt">
             <v:imagedata r:id="rId7" o:title="Версия"/>
           </v:shape>
         </w:pict>
@@ -1329,7 +1329,7 @@
       </w:pPr>
       <w:r>
         <w:pict w14:anchorId="3A8A3DED">
-          <v:shape id="_x0000_i1026" type="#_x0000_t75" style="width:466.5pt;height:244.5pt">
+          <v:shape id="_x0000_i1026" type="#_x0000_t75" style="width:466.6pt;height:245pt">
             <v:imagedata r:id="rId8" o:title="link"/>
           </v:shape>
         </w:pict>
@@ -1408,7 +1408,7 @@
       </w:pPr>
       <w:r>
         <w:pict w14:anchorId="4652BE9C">
-          <v:shape id="_x0000_i1027" type="#_x0000_t75" style="width:467.25pt;height:16.5pt">
+          <v:shape id="_x0000_i1027" type="#_x0000_t75" style="width:467.55pt;height:16.85pt">
             <v:imagedata r:id="rId10" o:title="Компиляция"/>
           </v:shape>
         </w:pict>
@@ -1424,7 +1424,7 @@
       </w:pPr>
       <w:r>
         <w:pict w14:anchorId="4894A7BF">
-          <v:shape id="_x0000_i1028" type="#_x0000_t75" style="width:467.25pt;height:48.75pt">
+          <v:shape id="_x0000_i1028" type="#_x0000_t75" style="width:467.55pt;height:48.6pt">
             <v:imagedata r:id="rId11" o:title="выводд1"/>
           </v:shape>
         </w:pict>
@@ -1495,7 +1495,7 @@
       </w:pPr>
       <w:r>
         <w:pict w14:anchorId="4B9D205E">
-          <v:shape id="_x0000_i1029" type="#_x0000_t75" style="width:466.5pt;height:64.5pt">
+          <v:shape id="_x0000_i1029" type="#_x0000_t75" style="width:466.6pt;height:64.5pt">
             <v:imagedata r:id="rId13" o:title="hello2"/>
           </v:shape>
         </w:pict>
@@ -1511,7 +1511,7 @@
       </w:pPr>
       <w:r>
         <w:pict w14:anchorId="522303DB">
-          <v:shape id="_x0000_i1030" type="#_x0000_t75" style="width:467.25pt;height:307.5pt">
+          <v:shape id="_x0000_i1030" type="#_x0000_t75" style="width:467.55pt;height:307.65pt">
             <v:imagedata r:id="rId14" o:title="sasm"/>
           </v:shape>
         </w:pict>
@@ -1528,7 +1528,7 @@
       <w:r>
         <w:lastRenderedPageBreak/>
         <w:pict w14:anchorId="2A7943B2">
-          <v:shape id="_x0000_i1031" type="#_x0000_t75" style="width:467.25pt;height:307.5pt">
+          <v:shape id="_x0000_i1031" type="#_x0000_t75" style="width:467.55pt;height:307.65pt">
             <v:imagedata r:id="rId15" o:title="SasmRun"/>
           </v:shape>
         </w:pict>
@@ -1544,7 +1544,7 @@
       </w:pPr>
       <w:r>
         <w:pict w14:anchorId="7B146D83">
-          <v:shape id="_x0000_i1032" type="#_x0000_t75" style="width:467.25pt;height:307.5pt">
+          <v:shape id="_x0000_i1032" type="#_x0000_t75" style="width:467.55pt;height:307.65pt">
             <v:imagedata r:id="rId16" o:title="debbag"/>
           </v:shape>
         </w:pict>
@@ -1561,7 +1561,7 @@
       <w:r>
         <w:lastRenderedPageBreak/>
         <w:pict w14:anchorId="214C671C">
-          <v:shape id="_x0000_i1033" type="#_x0000_t75" style="width:467.25pt;height:307.5pt">
+          <v:shape id="_x0000_i1033" type="#_x0000_t75" style="width:467.55pt;height:307.65pt">
             <v:imagedata r:id="rId17" o:title="debbaextended"/>
           </v:shape>
         </w:pict>
@@ -1577,7 +1577,7 @@
       </w:pPr>
       <w:r>
         <w:pict w14:anchorId="26C7F77C">
-          <v:shape id="_x0000_i1034" type="#_x0000_t75" style="width:467.25pt;height:330pt">
+          <v:shape id="_x0000_i1034" type="#_x0000_t75" style="width:467.55pt;height:330.1pt">
             <v:imagedata r:id="rId18" o:title="Параметры"/>
           </v:shape>
         </w:pict>
@@ -1594,7 +1594,7 @@
       <w:r>
         <w:lastRenderedPageBreak/>
         <w:pict w14:anchorId="1CB99557">
-          <v:shape id="_x0000_i1035" type="#_x0000_t75" style="width:466.5pt;height:252.75pt">
+          <v:shape id="_x0000_i1035" type="#_x0000_t75" style="width:466.6pt;height:252.45pt">
             <v:imagedata r:id="rId19" o:title="помощь"/>
           </v:shape>
         </w:pict>
@@ -9262,87 +9262,1117 @@
         </w:rPr>
         <w:t>scr</w:t>
       </w:r>
+      <w:proofErr w:type="spellEnd"/>
+    </w:p>
+    <w:p>
+      <w:pPr>
+        <w:pStyle w:val="2"/>
+        <w:numPr>
+          <w:ilvl w:val="0"/>
+          <w:numId w:val="0"/>
+        </w:numPr>
+        <w:ind w:left="567"/>
+        <w:rPr>
+          <w:rFonts w:ascii="TimesNewRomanPSMT" w:hAnsi="TimesNewRomanPSMT"/>
+          <w:color w:val="000000"/>
+        </w:rPr>
+      </w:pPr>
+    </w:p>
+    <w:p>
+      <w:pPr>
+        <w:pStyle w:val="2"/>
+        <w:numPr>
+          <w:ilvl w:val="0"/>
+          <w:numId w:val="0"/>
+        </w:numPr>
+        <w:rPr>
+          <w:b/>
+        </w:rPr>
+      </w:pPr>
+      <w:r>
+        <w:rPr>
+          <w:b/>
+        </w:rPr>
+        <w:t xml:space="preserve">3 </w:t>
+      </w:r>
+      <w:r>
+        <w:rPr>
+          <w:b/>
+        </w:rPr>
+        <w:t>Вывод</w:t>
+      </w:r>
+    </w:p>
+    <w:p>
+      <w:pPr>
+        <w:pStyle w:val="1"/>
+        <w:numPr>
+          <w:ilvl w:val="0"/>
+          <w:numId w:val="0"/>
+        </w:numPr>
+        <w:ind w:left="708"/>
+        <w:rPr>
+          <w:b w:val="0"/>
+          <w:bCs w:val="0"/>
+        </w:rPr>
+      </w:pPr>
+      <w:r>
+        <w:rPr>
+          <w:b w:val="0"/>
+        </w:rPr>
+        <w:t>В ходе лабораторной работы создано оконное приложение-заставка с использованием таймера.</w:t>
+      </w:r>
+    </w:p>
+    <w:p>
+      <w:pPr>
+        <w:spacing w:after="160" w:line="259" w:lineRule="auto"/>
+        <w:ind w:firstLine="0"/>
+        <w:jc w:val="left"/>
+        <w:rPr>
+          <w:b/>
+        </w:rPr>
+      </w:pPr>
+      <w:r>
+        <w:rPr>
+          <w:bCs/>
+        </w:rPr>
+        <w:br w:type="page"/>
+      </w:r>
+    </w:p>
+    <w:p>
+      <w:pPr>
+        <w:pStyle w:val="1"/>
+        <w:numPr>
+          <w:ilvl w:val="0"/>
+          <w:numId w:val="0"/>
+        </w:numPr>
+        <w:ind w:left="708"/>
+        <w:jc w:val="center"/>
+        <w:rPr>
+          <w:rFonts w:ascii="TimesNewRomanPS-BoldMT" w:hAnsi="TimesNewRomanPS-BoldMT"/>
+          <w:bCs w:val="0"/>
+          <w:color w:val="000000"/>
+          <w:sz w:val="30"/>
+          <w:szCs w:val="30"/>
+        </w:rPr>
+      </w:pPr>
+      <w:r>
+        <w:rPr>
+          <w:rFonts w:ascii="TimesNewRomanPS-BoldMT" w:hAnsi="TimesNewRomanPS-BoldMT"/>
+          <w:bCs w:val="0"/>
+          <w:color w:val="000000"/>
+          <w:sz w:val="30"/>
+          <w:szCs w:val="30"/>
+        </w:rPr>
+        <w:lastRenderedPageBreak/>
+        <w:t xml:space="preserve">Лабораторная </w:t>
+      </w:r>
+      <w:r>
+        <w:rPr>
+          <w:rFonts w:ascii="TimesNewRomanPS-BoldMT" w:hAnsi="TimesNewRomanPS-BoldMT"/>
+          <w:bCs w:val="0"/>
+          <w:color w:val="000000"/>
+          <w:sz w:val="30"/>
+          <w:szCs w:val="30"/>
+        </w:rPr>
+        <w:t>работа №25</w:t>
+      </w:r>
+      <w:r>
+        <w:rPr>
+          <w:rFonts w:ascii="TimesNewRomanPS-BoldMT" w:hAnsi="TimesNewRomanPS-BoldMT"/>
+          <w:color w:val="000000"/>
+          <w:sz w:val="30"/>
+          <w:szCs w:val="30"/>
+        </w:rPr>
+        <w:br/>
+      </w:r>
+      <w:r>
+        <w:t xml:space="preserve">Изучение процесса </w:t>
+      </w:r>
+      <w:proofErr w:type="spellStart"/>
+      <w:r>
+        <w:t>отрисовки</w:t>
+      </w:r>
+      <w:proofErr w:type="spellEnd"/>
+      <w:r>
+        <w:t xml:space="preserve"> графики</w:t>
+      </w:r>
+    </w:p>
+    <w:p>
+      <w:pPr>
+        <w:pStyle w:val="1"/>
+        <w:numPr>
+          <w:ilvl w:val="0"/>
+          <w:numId w:val="32"/>
+        </w:numPr>
+      </w:pPr>
+      <w:r>
+        <w:t>Цель работы</w:t>
+      </w:r>
+    </w:p>
+    <w:p>
+      <w:pPr>
+        <w:pStyle w:val="2"/>
+        <w:numPr>
+          <w:ilvl w:val="1"/>
+          <w:numId w:val="15"/>
+        </w:numPr>
+      </w:pPr>
+      <w:r>
+        <w:t>Научиться разрабатывать</w:t>
+      </w:r>
+      <w:r>
+        <w:t xml:space="preserve"> пользовательские графические элементы в </w:t>
+      </w:r>
+      <w:r>
+        <w:t>оконных приложения</w:t>
+      </w:r>
+      <w:r>
+        <w:t>х</w:t>
+      </w:r>
+      <w:r>
+        <w:t>.</w:t>
+      </w:r>
+    </w:p>
+    <w:p>
+      <w:pPr>
+        <w:pStyle w:val="2"/>
+        <w:numPr>
+          <w:ilvl w:val="0"/>
+          <w:numId w:val="0"/>
+        </w:numPr>
+        <w:ind w:left="426"/>
+      </w:pPr>
+    </w:p>
+    <w:p>
+      <w:pPr>
+        <w:pStyle w:val="1"/>
+      </w:pPr>
+      <w:r>
+        <w:t>Контрольные вопросы</w:t>
+      </w:r>
+    </w:p>
+    <w:p>
+      <w:pPr>
+        <w:pStyle w:val="2"/>
+      </w:pPr>
+      <w:r>
+        <w:t xml:space="preserve">Для чего используется класс </w:t>
+      </w:r>
+      <w:proofErr w:type="spellStart"/>
+      <w:r>
+        <w:rPr>
+          <w:lang w:val="en-US"/>
+        </w:rPr>
+        <w:t>SolidColorBrush</w:t>
+      </w:r>
+      <w:proofErr w:type="spellEnd"/>
+      <w:r>
+        <w:t>?</w:t>
+      </w:r>
+    </w:p>
+    <w:p>
+      <w:pPr>
+        <w:pStyle w:val="2"/>
+        <w:numPr>
+          <w:ilvl w:val="0"/>
+          <w:numId w:val="0"/>
+        </w:numPr>
+        <w:ind w:left="567"/>
+      </w:pPr>
+      <w:r>
+        <w:t>Заливка сплошным цветом</w:t>
+      </w:r>
+      <w:r>
+        <w:t>.</w:t>
+      </w:r>
+    </w:p>
+    <w:p>
+      <w:pPr>
+        <w:pStyle w:val="2"/>
+        <w:numPr>
+          <w:ilvl w:val="0"/>
+          <w:numId w:val="0"/>
+        </w:numPr>
+        <w:ind w:left="567"/>
+      </w:pPr>
+    </w:p>
+    <w:p>
+      <w:pPr>
+        <w:pStyle w:val="2"/>
+      </w:pPr>
+      <w:r>
+        <w:t xml:space="preserve">Для чего используется класс </w:t>
+      </w:r>
+      <w:r>
+        <w:rPr>
+          <w:lang w:val="en-US"/>
+        </w:rPr>
+        <w:t>Pen</w:t>
+      </w:r>
+      <w:r>
+        <w:t>?</w:t>
+      </w:r>
+    </w:p>
+    <w:p>
+      <w:pPr>
+        <w:pStyle w:val="2"/>
+        <w:numPr>
+          <w:ilvl w:val="0"/>
+          <w:numId w:val="0"/>
+        </w:numPr>
+        <w:ind w:left="567"/>
+      </w:pPr>
+      <w:proofErr w:type="spellStart"/>
+      <w:r>
+        <w:t>Отрисовка</w:t>
+      </w:r>
+      <w:proofErr w:type="spellEnd"/>
+      <w:r>
+        <w:t xml:space="preserve"> линий</w:t>
+      </w:r>
+      <w:r>
+        <w:t>.</w:t>
+      </w:r>
+    </w:p>
+    <w:p>
+      <w:pPr>
+        <w:pStyle w:val="2"/>
+        <w:numPr>
+          <w:ilvl w:val="0"/>
+          <w:numId w:val="0"/>
+        </w:numPr>
+        <w:ind w:left="567"/>
+      </w:pPr>
+    </w:p>
+    <w:p>
+      <w:pPr>
+        <w:pStyle w:val="2"/>
+      </w:pPr>
+      <w:r>
+        <w:t xml:space="preserve">Какие основные возможности предоставляет класс </w:t>
+      </w:r>
+      <w:proofErr w:type="spellStart"/>
+      <w:r>
+        <w:rPr>
+          <w:lang w:val="en-US"/>
+        </w:rPr>
+        <w:t>DrawingContext</w:t>
+      </w:r>
+      <w:proofErr w:type="spellEnd"/>
+      <w:r>
+        <w:t>?</w:t>
+      </w:r>
+    </w:p>
+    <w:p>
+      <w:pPr>
+        <w:pStyle w:val="2"/>
+        <w:numPr>
+          <w:ilvl w:val="0"/>
+          <w:numId w:val="0"/>
+        </w:numPr>
+        <w:ind w:left="567"/>
+        <w:rPr>
+          <w:rFonts w:ascii="TimesNewRomanPSMT" w:hAnsi="TimesNewRomanPSMT"/>
+          <w:color w:val="000000"/>
+        </w:rPr>
+      </w:pPr>
+      <w:r>
+        <w:rPr>
+          <w:rFonts w:ascii="TimesNewRomanPSMT" w:hAnsi="TimesNewRomanPSMT"/>
+          <w:color w:val="000000"/>
+        </w:rPr>
+        <w:t xml:space="preserve">Предоставляет набор инструментов для низкоуровневой </w:t>
+      </w:r>
+      <w:proofErr w:type="spellStart"/>
+      <w:r>
+        <w:rPr>
+          <w:rFonts w:ascii="TimesNewRomanPSMT" w:hAnsi="TimesNewRomanPSMT"/>
+          <w:color w:val="000000"/>
+        </w:rPr>
+        <w:t>отрисовки</w:t>
+      </w:r>
+      <w:proofErr w:type="spellEnd"/>
+      <w:r>
+        <w:rPr>
+          <w:rFonts w:ascii="TimesNewRomanPSMT" w:hAnsi="TimesNewRomanPSMT"/>
+          <w:color w:val="000000"/>
+        </w:rPr>
+        <w:t xml:space="preserve"> </w:t>
+      </w:r>
+      <w:proofErr w:type="spellStart"/>
+      <w:r>
+        <w:rPr>
+          <w:rFonts w:ascii="TimesNewRomanPSMT" w:hAnsi="TimesNewRomanPSMT"/>
+          <w:color w:val="000000"/>
+        </w:rPr>
+        <w:t>элемнентов</w:t>
+      </w:r>
+      <w:proofErr w:type="spellEnd"/>
+      <w:r>
+        <w:rPr>
+          <w:rFonts w:ascii="TimesNewRomanPSMT" w:hAnsi="TimesNewRomanPSMT"/>
+          <w:color w:val="000000"/>
+        </w:rPr>
+        <w:t>.</w:t>
+      </w:r>
+    </w:p>
+    <w:p>
+      <w:pPr>
+        <w:pStyle w:val="2"/>
+        <w:numPr>
+          <w:ilvl w:val="0"/>
+          <w:numId w:val="0"/>
+        </w:numPr>
+        <w:ind w:left="567"/>
+        <w:rPr>
+          <w:rFonts w:ascii="TimesNewRomanPSMT" w:hAnsi="TimesNewRomanPSMT"/>
+          <w:color w:val="000000"/>
+        </w:rPr>
+      </w:pPr>
+    </w:p>
+    <w:p>
+      <w:pPr>
+        <w:pStyle w:val="2"/>
+        <w:numPr>
+          <w:ilvl w:val="0"/>
+          <w:numId w:val="0"/>
+        </w:numPr>
+        <w:rPr>
+          <w:b/>
+        </w:rPr>
+      </w:pPr>
+      <w:r>
+        <w:rPr>
+          <w:b/>
+        </w:rPr>
+        <w:t xml:space="preserve">3 </w:t>
+      </w:r>
+      <w:r>
+        <w:rPr>
+          <w:b/>
+        </w:rPr>
+        <w:t>Вывод</w:t>
+      </w:r>
+    </w:p>
+    <w:p>
+      <w:pPr>
+        <w:pStyle w:val="1"/>
+        <w:numPr>
+          <w:ilvl w:val="0"/>
+          <w:numId w:val="0"/>
+        </w:numPr>
+        <w:ind w:left="708"/>
+        <w:rPr>
+          <w:b w:val="0"/>
+          <w:bCs w:val="0"/>
+        </w:rPr>
+      </w:pPr>
+      <w:r>
+        <w:rPr>
+          <w:b w:val="0"/>
+        </w:rPr>
+        <w:t>В</w:t>
+      </w:r>
+      <w:r>
+        <w:rPr>
+          <w:b w:val="0"/>
+        </w:rPr>
+        <w:t xml:space="preserve"> ходе лабораторной работы создан пользовательский графический элемент управления.</w:t>
+      </w:r>
+    </w:p>
+    <w:p>
+      <w:pPr>
+        <w:spacing w:after="160" w:line="259" w:lineRule="auto"/>
+        <w:ind w:firstLine="0"/>
+        <w:jc w:val="left"/>
+        <w:rPr>
+          <w:b/>
+        </w:rPr>
+      </w:pPr>
+      <w:r>
+        <w:rPr>
+          <w:bCs/>
+        </w:rPr>
+        <w:br w:type="page"/>
+      </w:r>
+    </w:p>
+    <w:p>
+      <w:pPr>
+        <w:pStyle w:val="1"/>
+        <w:numPr>
+          <w:ilvl w:val="0"/>
+          <w:numId w:val="0"/>
+        </w:numPr>
+        <w:ind w:left="708"/>
+        <w:jc w:val="center"/>
+        <w:rPr>
+          <w:rFonts w:ascii="TimesNewRomanPS-BoldMT" w:hAnsi="TimesNewRomanPS-BoldMT"/>
+          <w:bCs w:val="0"/>
+          <w:color w:val="000000"/>
+          <w:sz w:val="30"/>
+          <w:szCs w:val="30"/>
+        </w:rPr>
+      </w:pPr>
+      <w:r>
+        <w:rPr>
+          <w:rFonts w:ascii="TimesNewRomanPS-BoldMT" w:hAnsi="TimesNewRomanPS-BoldMT"/>
+          <w:bCs w:val="0"/>
+          <w:color w:val="000000"/>
+          <w:sz w:val="30"/>
+          <w:szCs w:val="30"/>
+        </w:rPr>
+        <w:lastRenderedPageBreak/>
+        <w:t xml:space="preserve">Лабораторная </w:t>
+      </w:r>
+      <w:r>
+        <w:rPr>
+          <w:rFonts w:ascii="TimesNewRomanPS-BoldMT" w:hAnsi="TimesNewRomanPS-BoldMT"/>
+          <w:bCs w:val="0"/>
+          <w:color w:val="000000"/>
+          <w:sz w:val="30"/>
+          <w:szCs w:val="30"/>
+        </w:rPr>
+        <w:t>работа №26</w:t>
+      </w:r>
+      <w:r>
+        <w:rPr>
+          <w:rFonts w:ascii="TimesNewRomanPS-BoldMT" w:hAnsi="TimesNewRomanPS-BoldMT"/>
+          <w:color w:val="000000"/>
+          <w:sz w:val="30"/>
+          <w:szCs w:val="30"/>
+        </w:rPr>
+        <w:br/>
+      </w:r>
+      <w:r>
+        <w:t>Разработка сетевых приложений с использованием сокетов</w:t>
+      </w:r>
+    </w:p>
+    <w:p>
+      <w:pPr>
+        <w:pStyle w:val="1"/>
+        <w:numPr>
+          <w:ilvl w:val="0"/>
+          <w:numId w:val="34"/>
+        </w:numPr>
+      </w:pPr>
+      <w:r>
+        <w:t>Цель работы</w:t>
+      </w:r>
+    </w:p>
+    <w:p>
+      <w:pPr>
+        <w:pStyle w:val="2"/>
+        <w:numPr>
+          <w:ilvl w:val="1"/>
+          <w:numId w:val="16"/>
+        </w:numPr>
+      </w:pPr>
+      <w:r>
+        <w:t>Изучить способы работы с сетевыми сокетами</w:t>
+      </w:r>
+      <w:r>
+        <w:t xml:space="preserve"> на C#; </w:t>
+      </w:r>
+    </w:p>
+    <w:p>
+      <w:pPr>
+        <w:pStyle w:val="2"/>
+        <w:numPr>
+          <w:ilvl w:val="1"/>
+          <w:numId w:val="16"/>
+        </w:numPr>
+      </w:pPr>
+      <w:r>
+        <w:t xml:space="preserve">Изучить способы применения протокола </w:t>
+      </w:r>
+      <w:r>
+        <w:rPr>
+          <w:lang w:val="en-US"/>
+        </w:rPr>
+        <w:t>TCP</w:t>
+      </w:r>
+      <w:r>
+        <w:t>;</w:t>
+      </w:r>
+    </w:p>
+    <w:p>
+      <w:pPr>
+        <w:pStyle w:val="2"/>
+        <w:numPr>
+          <w:ilvl w:val="0"/>
+          <w:numId w:val="0"/>
+        </w:numPr>
+        <w:ind w:left="426"/>
+      </w:pPr>
+    </w:p>
+    <w:p>
+      <w:pPr>
+        <w:pStyle w:val="1"/>
+      </w:pPr>
+      <w:r>
+        <w:t>Контрольные вопросы</w:t>
+      </w:r>
+    </w:p>
+    <w:p>
+      <w:pPr>
+        <w:pStyle w:val="2"/>
+      </w:pPr>
+      <w:r>
+        <w:t>Что такое «сокет»?</w:t>
+      </w:r>
+    </w:p>
+    <w:p>
+      <w:pPr>
+        <w:pStyle w:val="2"/>
+        <w:numPr>
+          <w:ilvl w:val="0"/>
+          <w:numId w:val="0"/>
+        </w:numPr>
+        <w:ind w:left="567"/>
+      </w:pPr>
+      <w:r>
+        <w:t>Э</w:t>
+      </w:r>
+      <w:r>
+        <w:t>то программная конечная точка, которая устанавливает двунаправленную коммуникацию между сервером и одним или несколькими клиентами.</w:t>
+      </w:r>
+    </w:p>
+    <w:p>
+      <w:pPr>
+        <w:pStyle w:val="2"/>
+        <w:numPr>
+          <w:ilvl w:val="0"/>
+          <w:numId w:val="0"/>
+        </w:numPr>
+        <w:ind w:left="567"/>
+      </w:pPr>
+    </w:p>
+    <w:p>
+      <w:pPr>
+        <w:pStyle w:val="2"/>
+      </w:pPr>
+      <w:r>
+        <w:t>Каков алгоритм работы</w:t>
+      </w:r>
+      <w:r>
+        <w:t xml:space="preserve"> сервера, использующего сокеты?</w:t>
+      </w:r>
+    </w:p>
+    <w:p>
+      <w:pPr>
+        <w:pStyle w:val="2"/>
+        <w:numPr>
+          <w:ilvl w:val="0"/>
+          <w:numId w:val="0"/>
+        </w:numPr>
+        <w:ind w:left="567"/>
+      </w:pPr>
+      <w:r>
+        <w:t>Создание сокета -</w:t>
+      </w:r>
+      <w:r>
+        <w:t xml:space="preserve">&gt; </w:t>
+      </w:r>
+      <w:r>
+        <w:t>привязка сокета -</w:t>
+      </w:r>
+      <w:r>
+        <w:t>&gt;</w:t>
+      </w:r>
+      <w:r>
+        <w:t xml:space="preserve"> ожидание соединения -</w:t>
+      </w:r>
+      <w:r>
+        <w:t xml:space="preserve">&gt; </w:t>
+      </w:r>
+      <w:r>
+        <w:t>принятие соединения -</w:t>
+      </w:r>
+      <w:r>
+        <w:t xml:space="preserve">&gt; </w:t>
+      </w:r>
+      <w:r>
+        <w:t>обмен данными -</w:t>
+      </w:r>
+      <w:r>
+        <w:t xml:space="preserve">&gt; </w:t>
+      </w:r>
+      <w:r>
+        <w:t>закрытие соединения</w:t>
+      </w:r>
+    </w:p>
+    <w:p>
+      <w:pPr>
+        <w:pStyle w:val="2"/>
+        <w:numPr>
+          <w:ilvl w:val="0"/>
+          <w:numId w:val="0"/>
+        </w:numPr>
+        <w:ind w:left="567"/>
+      </w:pPr>
+    </w:p>
+    <w:p>
+      <w:pPr>
+        <w:pStyle w:val="2"/>
+      </w:pPr>
+      <w:r>
+        <w:t>Каков алгоритм работы</w:t>
+      </w:r>
+      <w:r>
+        <w:t xml:space="preserve"> клиента, использующего сокеты?</w:t>
+      </w:r>
+    </w:p>
+    <w:p>
+      <w:pPr>
+        <w:pStyle w:val="2"/>
+        <w:numPr>
+          <w:ilvl w:val="0"/>
+          <w:numId w:val="0"/>
+        </w:numPr>
+        <w:ind w:left="567"/>
+      </w:pPr>
+      <w:r>
+        <w:t xml:space="preserve">Создание сокета -&gt; привязка сокета -&gt; </w:t>
+      </w:r>
+      <w:r>
+        <w:t>создание соединения</w:t>
+      </w:r>
+      <w:r>
+        <w:t xml:space="preserve"> -&gt; обмен данными -&gt; закрытие соединения</w:t>
+      </w:r>
+    </w:p>
+    <w:p>
+      <w:pPr>
+        <w:pStyle w:val="2"/>
+        <w:numPr>
+          <w:ilvl w:val="0"/>
+          <w:numId w:val="0"/>
+        </w:numPr>
+        <w:ind w:left="567"/>
+      </w:pPr>
+    </w:p>
+    <w:p>
+      <w:pPr>
+        <w:pStyle w:val="2"/>
+      </w:pPr>
+      <w:r>
+        <w:t>Какие пространства имен требуется по</w:t>
+      </w:r>
+      <w:r>
+        <w:t>дключить для работы с сокетами?</w:t>
+      </w:r>
+    </w:p>
+    <w:p>
+      <w:pPr>
+        <w:pStyle w:val="2"/>
+        <w:numPr>
+          <w:ilvl w:val="0"/>
+          <w:numId w:val="0"/>
+        </w:numPr>
+        <w:ind w:left="567"/>
+      </w:pPr>
+      <w:proofErr w:type="spellStart"/>
+      <w:r>
+        <w:t>System.Net.Sockets</w:t>
+      </w:r>
+      <w:proofErr w:type="spellEnd"/>
+    </w:p>
+    <w:p>
+      <w:pPr>
+        <w:pStyle w:val="2"/>
+        <w:numPr>
+          <w:ilvl w:val="0"/>
+          <w:numId w:val="0"/>
+        </w:numPr>
+        <w:ind w:left="567"/>
+      </w:pPr>
+    </w:p>
+    <w:p>
+      <w:pPr>
+        <w:pStyle w:val="2"/>
+      </w:pPr>
+      <w:r>
+        <w:t>Какие параметры требует</w:t>
+      </w:r>
+      <w:r>
+        <w:t>ся указать при создании сокета?</w:t>
+      </w:r>
+    </w:p>
+    <w:p>
+      <w:pPr>
+        <w:pStyle w:val="2"/>
+        <w:numPr>
+          <w:ilvl w:val="0"/>
+          <w:numId w:val="0"/>
+        </w:numPr>
+        <w:ind w:left="567"/>
+      </w:pPr>
+      <w:r>
+        <w:t xml:space="preserve">Допускаемые </w:t>
+      </w:r>
+      <w:proofErr w:type="spellStart"/>
+      <w:r>
+        <w:rPr>
+          <w:lang w:val="en-US"/>
+        </w:rPr>
+        <w:t>ip</w:t>
+      </w:r>
+      <w:proofErr w:type="spellEnd"/>
+      <w:r>
+        <w:t xml:space="preserve"> адреса</w:t>
+      </w:r>
+      <w:r>
+        <w:rPr>
+          <w:lang w:val="en-US"/>
+        </w:rPr>
+        <w:t xml:space="preserve">, </w:t>
+      </w:r>
+      <w:r>
+        <w:t>порт</w:t>
+      </w:r>
+    </w:p>
+    <w:p>
+      <w:pPr>
+        <w:pStyle w:val="2"/>
+        <w:numPr>
+          <w:ilvl w:val="0"/>
+          <w:numId w:val="0"/>
+        </w:numPr>
+        <w:ind w:left="567"/>
+      </w:pPr>
+    </w:p>
+    <w:p>
+      <w:pPr>
+        <w:pStyle w:val="2"/>
+      </w:pPr>
+      <w:r>
+        <w:t>Как выполнить получение данных с использованием сокетов?</w:t>
+      </w:r>
+    </w:p>
+    <w:p>
+      <w:pPr>
+        <w:pStyle w:val="2"/>
+        <w:numPr>
+          <w:ilvl w:val="0"/>
+          <w:numId w:val="0"/>
+        </w:numPr>
+        <w:ind w:left="567"/>
+      </w:pPr>
+      <w:proofErr w:type="spellStart"/>
+      <w:proofErr w:type="gramStart"/>
+      <w:r>
+        <w:t>byte</w:t>
+      </w:r>
+      <w:proofErr w:type="spellEnd"/>
+      <w:r>
+        <w:t>[</w:t>
+      </w:r>
+      <w:proofErr w:type="gramEnd"/>
+      <w:r>
+        <w:t xml:space="preserve">] </w:t>
+      </w:r>
+      <w:proofErr w:type="spellStart"/>
+      <w:r>
+        <w:t>buffer</w:t>
+      </w:r>
+      <w:proofErr w:type="spellEnd"/>
+      <w:r>
+        <w:t xml:space="preserve"> = </w:t>
+      </w:r>
+      <w:proofErr w:type="spellStart"/>
+      <w:r>
+        <w:t>new</w:t>
+      </w:r>
+      <w:proofErr w:type="spellEnd"/>
+      <w:r>
+        <w:t xml:space="preserve"> </w:t>
+      </w:r>
+      <w:proofErr w:type="spellStart"/>
+      <w:r>
+        <w:t>byte</w:t>
+      </w:r>
+      <w:proofErr w:type="spellEnd"/>
+      <w:r>
+        <w:t>[1024];</w:t>
+      </w:r>
+    </w:p>
+    <w:p>
+      <w:pPr>
+        <w:pStyle w:val="2"/>
+        <w:numPr>
+          <w:ilvl w:val="0"/>
+          <w:numId w:val="0"/>
+        </w:numPr>
+        <w:ind w:left="567"/>
+        <w:rPr>
+          <w:lang w:val="en-US"/>
+        </w:rPr>
+      </w:pPr>
+      <w:proofErr w:type="spellStart"/>
+      <w:r>
+        <w:rPr>
+          <w:lang w:val="en-US"/>
+        </w:rPr>
+        <w:t>int</w:t>
+      </w:r>
+      <w:proofErr w:type="spellEnd"/>
+      <w:r>
+        <w:rPr>
+          <w:lang w:val="en-US"/>
+        </w:rPr>
+        <w:t xml:space="preserve"> </w:t>
+      </w:r>
+      <w:proofErr w:type="spellStart"/>
+      <w:r>
+        <w:rPr>
+          <w:lang w:val="en-US"/>
+        </w:rPr>
+        <w:t>bytesRead</w:t>
+      </w:r>
+      <w:proofErr w:type="spellEnd"/>
+      <w:r>
+        <w:rPr>
+          <w:lang w:val="en-US"/>
+        </w:rPr>
+        <w:t xml:space="preserve"> = </w:t>
+      </w:r>
+      <w:proofErr w:type="spellStart"/>
+      <w:proofErr w:type="gramStart"/>
+      <w:r>
+        <w:rPr>
+          <w:lang w:val="en-US"/>
+        </w:rPr>
+        <w:t>socket.Receive</w:t>
+      </w:r>
+      <w:proofErr w:type="spellEnd"/>
+      <w:proofErr w:type="gramEnd"/>
+      <w:r>
+        <w:rPr>
+          <w:lang w:val="en-US"/>
+        </w:rPr>
+        <w:t>(buffer);</w:t>
+      </w:r>
+    </w:p>
+    <w:p>
+      <w:pPr>
+        <w:pStyle w:val="2"/>
+        <w:numPr>
+          <w:ilvl w:val="0"/>
+          <w:numId w:val="0"/>
+        </w:numPr>
+        <w:ind w:left="567"/>
+        <w:rPr>
+          <w:lang w:val="en-US"/>
+        </w:rPr>
+      </w:pPr>
+      <w:r>
+        <w:rPr>
+          <w:lang w:val="en-US"/>
+        </w:rPr>
+        <w:t>string data = Encoding.UTF</w:t>
+      </w:r>
+      <w:proofErr w:type="gramStart"/>
+      <w:r>
+        <w:rPr>
+          <w:lang w:val="en-US"/>
+        </w:rPr>
+        <w:t>8.GetString</w:t>
+      </w:r>
+      <w:proofErr w:type="gramEnd"/>
+      <w:r>
+        <w:rPr>
+          <w:lang w:val="en-US"/>
+        </w:rPr>
+        <w:t xml:space="preserve">(buffer, 0, </w:t>
+      </w:r>
+      <w:proofErr w:type="spellStart"/>
+      <w:r>
+        <w:rPr>
+          <w:lang w:val="en-US"/>
+        </w:rPr>
+        <w:t>bytesRead</w:t>
+      </w:r>
+      <w:proofErr w:type="spellEnd"/>
+      <w:r>
+        <w:rPr>
+          <w:lang w:val="en-US"/>
+        </w:rPr>
+        <w:t>);</w:t>
+      </w:r>
+    </w:p>
+    <w:p>
+      <w:pPr>
+        <w:pStyle w:val="2"/>
+        <w:numPr>
+          <w:ilvl w:val="0"/>
+          <w:numId w:val="0"/>
+        </w:numPr>
+        <w:ind w:left="567"/>
+        <w:rPr>
+          <w:lang w:val="en-US"/>
+        </w:rPr>
+      </w:pPr>
+    </w:p>
+    <w:p>
+      <w:pPr>
+        <w:pStyle w:val="2"/>
+      </w:pPr>
+      <w:r>
+        <w:t>Ч</w:t>
+      </w:r>
+      <w:r>
+        <w:t xml:space="preserve">ем отличаются технологии </w:t>
+      </w:r>
+      <w:r>
+        <w:rPr>
+          <w:lang w:val="en-US"/>
+        </w:rPr>
+        <w:t>UDP</w:t>
+      </w:r>
+      <w:r>
+        <w:t xml:space="preserve"> </w:t>
+      </w:r>
+      <w:r>
+        <w:t xml:space="preserve">и </w:t>
+      </w:r>
+      <w:r>
+        <w:rPr>
+          <w:lang w:val="en-US"/>
+        </w:rPr>
+        <w:t>TCP</w:t>
+      </w:r>
+      <w:r>
+        <w:t xml:space="preserve">? </w:t>
+      </w:r>
+    </w:p>
+    <w:p>
+      <w:pPr>
+        <w:pStyle w:val="2"/>
+        <w:numPr>
+          <w:ilvl w:val="0"/>
+          <w:numId w:val="0"/>
+        </w:numPr>
+        <w:ind w:left="567"/>
+        <w:rPr>
+          <w:rFonts w:ascii="TimesNewRomanPSMT" w:hAnsi="TimesNewRomanPSMT"/>
+          <w:color w:val="000000"/>
+        </w:rPr>
+      </w:pPr>
+      <w:r>
+        <w:rPr>
+          <w:rFonts w:ascii="TimesNewRomanPSMT" w:hAnsi="TimesNewRomanPSMT"/>
+          <w:color w:val="000000"/>
+        </w:rPr>
+        <w:t xml:space="preserve">TCP </w:t>
+      </w:r>
+      <w:r>
+        <w:rPr>
+          <w:rFonts w:ascii="TimesNewRomanPSMT" w:hAnsi="TimesNewRomanPSMT"/>
+          <w:color w:val="000000"/>
+        </w:rPr>
+        <w:t>-</w:t>
+      </w:r>
+      <w:r>
+        <w:rPr>
+          <w:rFonts w:ascii="TimesNewRomanPSMT" w:hAnsi="TimesNewRomanPSMT"/>
+          <w:color w:val="000000"/>
+        </w:rPr>
+        <w:t xml:space="preserve"> «надёжно и по порядку, но медленнее»; UDP </w:t>
+      </w:r>
+      <w:r>
+        <w:rPr>
+          <w:rFonts w:ascii="TimesNewRomanPSMT" w:hAnsi="TimesNewRomanPSMT"/>
+          <w:color w:val="000000"/>
+        </w:rPr>
+        <w:t>-</w:t>
+      </w:r>
+      <w:r>
+        <w:rPr>
+          <w:rFonts w:ascii="TimesNewRomanPSMT" w:hAnsi="TimesNewRomanPSMT"/>
+          <w:color w:val="000000"/>
+        </w:rPr>
+        <w:t xml:space="preserve"> «быстро и без гарантий, зато с минимальной задержкой».</w:t>
+      </w:r>
+    </w:p>
+    <w:p>
+      <w:pPr>
+        <w:pStyle w:val="2"/>
+        <w:numPr>
+          <w:ilvl w:val="0"/>
+          <w:numId w:val="0"/>
+        </w:numPr>
+        <w:ind w:left="567"/>
+        <w:rPr>
+          <w:b/>
+        </w:rPr>
+      </w:pPr>
+      <w:r>
+        <w:rPr>
+          <w:b/>
+        </w:rPr>
+        <w:t xml:space="preserve">3 </w:t>
+      </w:r>
+      <w:r>
+        <w:rPr>
+          <w:b/>
+        </w:rPr>
+        <w:t>Вывод</w:t>
+      </w:r>
+    </w:p>
+    <w:p>
+      <w:pPr>
+        <w:pStyle w:val="1"/>
+        <w:numPr>
+          <w:ilvl w:val="0"/>
+          <w:numId w:val="0"/>
+        </w:numPr>
+        <w:ind w:left="708"/>
+        <w:rPr>
+          <w:b w:val="0"/>
+          <w:bCs w:val="0"/>
+        </w:rPr>
+      </w:pPr>
+      <w:r>
+        <w:rPr>
+          <w:b w:val="0"/>
+        </w:rPr>
+        <w:t xml:space="preserve">В </w:t>
+      </w:r>
+      <w:r>
+        <w:rPr>
+          <w:b w:val="0"/>
+        </w:rPr>
+        <w:t xml:space="preserve">ходе лабораторной работы созданы серверные и клиентские приложения с сетевыми сокетами и протоколом </w:t>
+      </w:r>
+      <w:r>
+        <w:rPr>
+          <w:b w:val="0"/>
+          <w:lang w:val="en-US"/>
+        </w:rPr>
+        <w:t>TCP</w:t>
+      </w:r>
+      <w:r>
+        <w:rPr>
+          <w:b w:val="0"/>
+        </w:rPr>
+        <w:t>.</w:t>
+      </w:r>
+    </w:p>
+    <w:p>
+      <w:pPr>
+        <w:pStyle w:val="1"/>
+        <w:numPr>
+          <w:ilvl w:val="0"/>
+          <w:numId w:val="0"/>
+        </w:numPr>
+        <w:ind w:left="708"/>
+        <w:jc w:val="center"/>
+        <w:rPr>
+          <w:bCs w:val="0"/>
+        </w:rPr>
+      </w:pPr>
       <w:bookmarkStart w:id="0" w:name="_GoBack"/>
       <w:bookmarkEnd w:id="0"/>
-      <w:proofErr w:type="spellEnd"/>
-    </w:p>
-    <w:p>
-      <w:pPr>
-        <w:pStyle w:val="2"/>
-        <w:numPr>
-          <w:ilvl w:val="0"/>
-          <w:numId w:val="0"/>
-        </w:numPr>
-        <w:ind w:left="567"/>
-        <w:rPr>
-          <w:rFonts w:ascii="TimesNewRomanPSMT" w:hAnsi="TimesNewRomanPSMT"/>
-          <w:color w:val="000000"/>
-        </w:rPr>
-      </w:pPr>
-    </w:p>
-    <w:p>
-      <w:pPr>
-        <w:pStyle w:val="2"/>
-        <w:numPr>
-          <w:ilvl w:val="0"/>
-          <w:numId w:val="0"/>
-        </w:numPr>
-        <w:rPr>
-          <w:b/>
-        </w:rPr>
-      </w:pPr>
-      <w:r>
-        <w:rPr>
-          <w:b/>
-        </w:rPr>
-        <w:t xml:space="preserve">3 </w:t>
-      </w:r>
-      <w:r>
-        <w:rPr>
-          <w:b/>
-        </w:rPr>
-        <w:t>Вывод</w:t>
-      </w:r>
-    </w:p>
-    <w:p>
-      <w:pPr>
-        <w:pStyle w:val="1"/>
-        <w:numPr>
-          <w:ilvl w:val="0"/>
-          <w:numId w:val="0"/>
-        </w:numPr>
-        <w:ind w:left="708"/>
-        <w:rPr>
-          <w:b w:val="0"/>
-          <w:bCs w:val="0"/>
-        </w:rPr>
-      </w:pPr>
-      <w:r>
-        <w:rPr>
-          <w:b w:val="0"/>
-        </w:rPr>
-        <w:t xml:space="preserve">В ходе лабораторной работы </w:t>
-      </w:r>
-      <w:r>
-        <w:rPr>
-          <w:b w:val="0"/>
-        </w:rPr>
-        <w:t>создано оконное приложение-заставка с использованием таймера.</w:t>
-      </w:r>
-    </w:p>
-    <w:p>
-      <w:pPr>
-        <w:pStyle w:val="1"/>
-        <w:numPr>
-          <w:ilvl w:val="0"/>
-          <w:numId w:val="0"/>
-        </w:numPr>
-        <w:ind w:left="708"/>
-        <w:jc w:val="center"/>
-        <w:rPr>
-          <w:bCs w:val="0"/>
-        </w:rPr>
-      </w:pPr>
     </w:p>
     <w:sectPr>
       <w:headerReference w:type="first" r:id="rId20"/>
@@ -11404,7 +12434,6 @@
   <w:num w:numId="15">
     <w:abstractNumId w:val="0"/>
     <w:lvlOverride w:ilvl="0">
-      <w:startOverride w:val="1"/>
       <w:lvl w:ilvl="0">
         <w:start w:val="1"/>
         <w:numFmt w:val="decimal"/>
@@ -11423,7 +12452,6 @@
       </w:lvl>
     </w:lvlOverride>
     <w:lvlOverride w:ilvl="1">
-      <w:startOverride w:val="1"/>
       <w:lvl w:ilvl="1">
         <w:start w:val="1"/>
         <w:numFmt w:val="decimal"/>
@@ -11441,7 +12469,6 @@
       </w:lvl>
     </w:lvlOverride>
     <w:lvlOverride w:ilvl="2">
-      <w:startOverride w:val="1"/>
       <w:lvl w:ilvl="2">
         <w:start w:val="1"/>
         <w:numFmt w:val="decimal"/>
@@ -11458,7 +12485,6 @@
       </w:lvl>
     </w:lvlOverride>
     <w:lvlOverride w:ilvl="3">
-      <w:startOverride w:val="1"/>
       <w:lvl w:ilvl="3">
         <w:start w:val="1"/>
         <w:numFmt w:val="decimal"/>
@@ -11475,7 +12501,6 @@
       </w:lvl>
     </w:lvlOverride>
     <w:lvlOverride w:ilvl="4">
-      <w:startOverride w:val="1"/>
       <w:lvl w:ilvl="4">
         <w:start w:val="1"/>
         <w:numFmt w:val="decimal"/>
@@ -11492,7 +12517,6 @@
       </w:lvl>
     </w:lvlOverride>
     <w:lvlOverride w:ilvl="5">
-      <w:startOverride w:val="1"/>
       <w:lvl w:ilvl="5">
         <w:start w:val="1"/>
         <w:numFmt w:val="decimal"/>
@@ -11509,7 +12533,6 @@
       </w:lvl>
     </w:lvlOverride>
     <w:lvlOverride w:ilvl="6">
-      <w:startOverride w:val="1"/>
       <w:lvl w:ilvl="6">
         <w:start w:val="1"/>
         <w:numFmt w:val="decimal"/>
@@ -11526,7 +12549,6 @@
       </w:lvl>
     </w:lvlOverride>
     <w:lvlOverride w:ilvl="7">
-      <w:startOverride w:val="1"/>
       <w:lvl w:ilvl="7">
         <w:start w:val="1"/>
         <w:numFmt w:val="decimal"/>
@@ -11543,7 +12565,6 @@
       </w:lvl>
     </w:lvlOverride>
     <w:lvlOverride w:ilvl="8">
-      <w:startOverride w:val="1"/>
       <w:lvl w:ilvl="8">
         <w:start w:val="1"/>
         <w:numFmt w:val="decimal"/>
@@ -11563,7 +12584,6 @@
   <w:num w:numId="16">
     <w:abstractNumId w:val="0"/>
     <w:lvlOverride w:ilvl="0">
-      <w:startOverride w:val="1"/>
       <w:lvl w:ilvl="0">
         <w:start w:val="1"/>
         <w:numFmt w:val="decimal"/>
@@ -11582,7 +12602,6 @@
       </w:lvl>
     </w:lvlOverride>
     <w:lvlOverride w:ilvl="1">
-      <w:startOverride w:val="1"/>
       <w:lvl w:ilvl="1">
         <w:start w:val="1"/>
         <w:numFmt w:val="decimal"/>
@@ -11600,7 +12619,6 @@
       </w:lvl>
     </w:lvlOverride>
     <w:lvlOverride w:ilvl="2">
-      <w:startOverride w:val="1"/>
       <w:lvl w:ilvl="2">
         <w:start w:val="1"/>
         <w:numFmt w:val="decimal"/>
@@ -11617,7 +12635,6 @@
       </w:lvl>
     </w:lvlOverride>
     <w:lvlOverride w:ilvl="3">
-      <w:startOverride w:val="1"/>
       <w:lvl w:ilvl="3">
         <w:start w:val="1"/>
         <w:numFmt w:val="decimal"/>
@@ -11634,7 +12651,6 @@
       </w:lvl>
     </w:lvlOverride>
     <w:lvlOverride w:ilvl="4">
-      <w:startOverride w:val="1"/>
       <w:lvl w:ilvl="4">
         <w:start w:val="1"/>
         <w:numFmt w:val="decimal"/>
@@ -11651,7 +12667,6 @@
       </w:lvl>
     </w:lvlOverride>
     <w:lvlOverride w:ilvl="5">
-      <w:startOverride w:val="1"/>
       <w:lvl w:ilvl="5">
         <w:start w:val="1"/>
         <w:numFmt w:val="decimal"/>
@@ -11668,7 +12683,6 @@
       </w:lvl>
     </w:lvlOverride>
     <w:lvlOverride w:ilvl="6">
-      <w:startOverride w:val="1"/>
       <w:lvl w:ilvl="6">
         <w:start w:val="1"/>
         <w:numFmt w:val="decimal"/>
@@ -11685,7 +12699,6 @@
       </w:lvl>
     </w:lvlOverride>
     <w:lvlOverride w:ilvl="7">
-      <w:startOverride w:val="1"/>
       <w:lvl w:ilvl="7">
         <w:start w:val="1"/>
         <w:numFmt w:val="decimal"/>
@@ -11702,7 +12715,6 @@
       </w:lvl>
     </w:lvlOverride>
     <w:lvlOverride w:ilvl="8">
-      <w:startOverride w:val="1"/>
       <w:lvl w:ilvl="8">
         <w:start w:val="1"/>
         <w:numFmt w:val="decimal"/>
@@ -13642,6 +14654,361 @@
     </w:lvlOverride>
   </w:num>
   <w:num w:numId="30">
+    <w:abstractNumId w:val="0"/>
+    <w:lvlOverride w:ilvl="0">
+      <w:startOverride w:val="1"/>
+      <w:lvl w:ilvl="0">
+        <w:start w:val="1"/>
+        <w:numFmt w:val="decimal"/>
+        <w:pStyle w:val="1"/>
+        <w:suff w:val="space"/>
+        <w:lvlText w:val="%1"/>
+        <w:lvlJc w:val="left"/>
+        <w:pPr>
+          <w:ind w:left="0" w:firstLine="0"/>
+        </w:pPr>
+        <w:rPr>
+          <w:rFonts w:ascii="Times New Roman" w:hAnsi="Times New Roman" w:hint="default"/>
+          <w:b/>
+          <w:sz w:val="28"/>
+        </w:rPr>
+      </w:lvl>
+    </w:lvlOverride>
+    <w:lvlOverride w:ilvl="1">
+      <w:startOverride w:val="1"/>
+      <w:lvl w:ilvl="1">
+        <w:start w:val="1"/>
+        <w:numFmt w:val="decimal"/>
+        <w:pStyle w:val="2"/>
+        <w:suff w:val="space"/>
+        <w:lvlText w:val="%1.%2"/>
+        <w:lvlJc w:val="left"/>
+        <w:pPr>
+          <w:ind w:left="0" w:firstLine="567"/>
+        </w:pPr>
+        <w:rPr>
+          <w:rFonts w:ascii="Times New Roman" w:hAnsi="Times New Roman" w:hint="default"/>
+          <w:sz w:val="28"/>
+        </w:rPr>
+      </w:lvl>
+    </w:lvlOverride>
+    <w:lvlOverride w:ilvl="2">
+      <w:startOverride w:val="1"/>
+      <w:lvl w:ilvl="2">
+        <w:start w:val="1"/>
+        <w:numFmt w:val="decimal"/>
+        <w:suff w:val="space"/>
+        <w:lvlText w:val="%1.%2.%3"/>
+        <w:lvlJc w:val="left"/>
+        <w:pPr>
+          <w:ind w:left="0" w:firstLine="567"/>
+        </w:pPr>
+        <w:rPr>
+          <w:rFonts w:ascii="Times New Roman" w:hAnsi="Times New Roman" w:hint="default"/>
+          <w:sz w:val="28"/>
+        </w:rPr>
+      </w:lvl>
+    </w:lvlOverride>
+    <w:lvlOverride w:ilvl="3">
+      <w:startOverride w:val="1"/>
+      <w:lvl w:ilvl="3">
+        <w:start w:val="1"/>
+        <w:numFmt w:val="decimal"/>
+        <w:suff w:val="space"/>
+        <w:lvlText w:val="%1.%2.%3.%4"/>
+        <w:lvlJc w:val="left"/>
+        <w:pPr>
+          <w:ind w:left="0" w:firstLine="567"/>
+        </w:pPr>
+        <w:rPr>
+          <w:rFonts w:ascii="Times New Roman" w:hAnsi="Times New Roman" w:hint="default"/>
+          <w:sz w:val="28"/>
+        </w:rPr>
+      </w:lvl>
+    </w:lvlOverride>
+    <w:lvlOverride w:ilvl="4">
+      <w:startOverride w:val="1"/>
+      <w:lvl w:ilvl="4">
+        <w:start w:val="1"/>
+        <w:numFmt w:val="decimal"/>
+        <w:suff w:val="space"/>
+        <w:lvlText w:val="%1.%2.%3.%4.%5"/>
+        <w:lvlJc w:val="left"/>
+        <w:pPr>
+          <w:ind w:left="0" w:firstLine="567"/>
+        </w:pPr>
+        <w:rPr>
+          <w:rFonts w:ascii="Times New Roman" w:hAnsi="Times New Roman" w:hint="default"/>
+          <w:sz w:val="28"/>
+        </w:rPr>
+      </w:lvl>
+    </w:lvlOverride>
+    <w:lvlOverride w:ilvl="5">
+      <w:startOverride w:val="1"/>
+      <w:lvl w:ilvl="5">
+        <w:start w:val="1"/>
+        <w:numFmt w:val="decimal"/>
+        <w:suff w:val="space"/>
+        <w:lvlText w:val="%1.%2.%3.%4.%5.%6"/>
+        <w:lvlJc w:val="left"/>
+        <w:pPr>
+          <w:ind w:left="0" w:firstLine="567"/>
+        </w:pPr>
+        <w:rPr>
+          <w:rFonts w:ascii="Times New Roman" w:hAnsi="Times New Roman" w:hint="default"/>
+          <w:sz w:val="28"/>
+        </w:rPr>
+      </w:lvl>
+    </w:lvlOverride>
+    <w:lvlOverride w:ilvl="6">
+      <w:startOverride w:val="1"/>
+      <w:lvl w:ilvl="6">
+        <w:start w:val="1"/>
+        <w:numFmt w:val="decimal"/>
+        <w:suff w:val="space"/>
+        <w:lvlText w:val="%1.%2.%3.%4.%5.%6.%7"/>
+        <w:lvlJc w:val="left"/>
+        <w:pPr>
+          <w:ind w:left="0" w:firstLine="567"/>
+        </w:pPr>
+        <w:rPr>
+          <w:rFonts w:ascii="Times New Roman" w:hAnsi="Times New Roman" w:hint="default"/>
+          <w:sz w:val="28"/>
+        </w:rPr>
+      </w:lvl>
+    </w:lvlOverride>
+    <w:lvlOverride w:ilvl="7">
+      <w:startOverride w:val="1"/>
+      <w:lvl w:ilvl="7">
+        <w:start w:val="1"/>
+        <w:numFmt w:val="decimal"/>
+        <w:suff w:val="space"/>
+        <w:lvlText w:val="%1.%2.%3.%4.%5.%6.%7.%8"/>
+        <w:lvlJc w:val="left"/>
+        <w:pPr>
+          <w:ind w:left="0" w:firstLine="567"/>
+        </w:pPr>
+        <w:rPr>
+          <w:rFonts w:ascii="Times New Roman" w:hAnsi="Times New Roman" w:hint="default"/>
+          <w:sz w:val="28"/>
+        </w:rPr>
+      </w:lvl>
+    </w:lvlOverride>
+    <w:lvlOverride w:ilvl="8">
+      <w:startOverride w:val="1"/>
+      <w:lvl w:ilvl="8">
+        <w:start w:val="1"/>
+        <w:numFmt w:val="decimal"/>
+        <w:suff w:val="space"/>
+        <w:lvlText w:val="%1.%2.%3.%4.%5.%6.%7.%8.%9"/>
+        <w:lvlJc w:val="left"/>
+        <w:pPr>
+          <w:ind w:left="0" w:firstLine="567"/>
+        </w:pPr>
+        <w:rPr>
+          <w:rFonts w:ascii="Times New Roman" w:hAnsi="Times New Roman" w:hint="default"/>
+          <w:sz w:val="28"/>
+        </w:rPr>
+      </w:lvl>
+    </w:lvlOverride>
+  </w:num>
+  <w:num w:numId="31">
+    <w:abstractNumId w:val="0"/>
+    <w:lvlOverride w:ilvl="0">
+      <w:lvl w:ilvl="0">
+        <w:start w:val="1"/>
+        <w:numFmt w:val="decimal"/>
+        <w:pStyle w:val="1"/>
+        <w:suff w:val="space"/>
+        <w:lvlText w:val="%1"/>
+        <w:lvlJc w:val="left"/>
+        <w:pPr>
+          <w:ind w:left="0" w:firstLine="0"/>
+        </w:pPr>
+        <w:rPr>
+          <w:rFonts w:ascii="Times New Roman" w:hAnsi="Times New Roman" w:hint="default"/>
+          <w:b/>
+          <w:sz w:val="28"/>
+        </w:rPr>
+      </w:lvl>
+    </w:lvlOverride>
+  </w:num>
+  <w:num w:numId="32">
+    <w:abstractNumId w:val="0"/>
+    <w:lvlOverride w:ilvl="0">
+      <w:startOverride w:val="1"/>
+      <w:lvl w:ilvl="0">
+        <w:start w:val="1"/>
+        <w:numFmt w:val="decimal"/>
+        <w:pStyle w:val="1"/>
+        <w:suff w:val="space"/>
+        <w:lvlText w:val="%1"/>
+        <w:lvlJc w:val="left"/>
+        <w:pPr>
+          <w:ind w:left="0" w:firstLine="0"/>
+        </w:pPr>
+        <w:rPr>
+          <w:rFonts w:ascii="Times New Roman" w:hAnsi="Times New Roman" w:hint="default"/>
+          <w:b/>
+          <w:sz w:val="28"/>
+        </w:rPr>
+      </w:lvl>
+    </w:lvlOverride>
+    <w:lvlOverride w:ilvl="1">
+      <w:startOverride w:val="1"/>
+      <w:lvl w:ilvl="1">
+        <w:start w:val="1"/>
+        <w:numFmt w:val="decimal"/>
+        <w:pStyle w:val="2"/>
+        <w:suff w:val="space"/>
+        <w:lvlText w:val="%1.%2"/>
+        <w:lvlJc w:val="left"/>
+        <w:pPr>
+          <w:ind w:left="0" w:firstLine="567"/>
+        </w:pPr>
+        <w:rPr>
+          <w:rFonts w:ascii="Times New Roman" w:hAnsi="Times New Roman" w:hint="default"/>
+          <w:sz w:val="28"/>
+        </w:rPr>
+      </w:lvl>
+    </w:lvlOverride>
+    <w:lvlOverride w:ilvl="2">
+      <w:startOverride w:val="1"/>
+      <w:lvl w:ilvl="2">
+        <w:start w:val="1"/>
+        <w:numFmt w:val="decimal"/>
+        <w:suff w:val="space"/>
+        <w:lvlText w:val="%1.%2.%3"/>
+        <w:lvlJc w:val="left"/>
+        <w:pPr>
+          <w:ind w:left="0" w:firstLine="567"/>
+        </w:pPr>
+        <w:rPr>
+          <w:rFonts w:ascii="Times New Roman" w:hAnsi="Times New Roman" w:hint="default"/>
+          <w:sz w:val="28"/>
+        </w:rPr>
+      </w:lvl>
+    </w:lvlOverride>
+    <w:lvlOverride w:ilvl="3">
+      <w:startOverride w:val="1"/>
+      <w:lvl w:ilvl="3">
+        <w:start w:val="1"/>
+        <w:numFmt w:val="decimal"/>
+        <w:suff w:val="space"/>
+        <w:lvlText w:val="%1.%2.%3.%4"/>
+        <w:lvlJc w:val="left"/>
+        <w:pPr>
+          <w:ind w:left="0" w:firstLine="567"/>
+        </w:pPr>
+        <w:rPr>
+          <w:rFonts w:ascii="Times New Roman" w:hAnsi="Times New Roman" w:hint="default"/>
+          <w:sz w:val="28"/>
+        </w:rPr>
+      </w:lvl>
+    </w:lvlOverride>
+    <w:lvlOverride w:ilvl="4">
+      <w:startOverride w:val="1"/>
+      <w:lvl w:ilvl="4">
+        <w:start w:val="1"/>
+        <w:numFmt w:val="decimal"/>
+        <w:suff w:val="space"/>
+        <w:lvlText w:val="%1.%2.%3.%4.%5"/>
+        <w:lvlJc w:val="left"/>
+        <w:pPr>
+          <w:ind w:left="0" w:firstLine="567"/>
+        </w:pPr>
+        <w:rPr>
+          <w:rFonts w:ascii="Times New Roman" w:hAnsi="Times New Roman" w:hint="default"/>
+          <w:sz w:val="28"/>
+        </w:rPr>
+      </w:lvl>
+    </w:lvlOverride>
+    <w:lvlOverride w:ilvl="5">
+      <w:startOverride w:val="1"/>
+      <w:lvl w:ilvl="5">
+        <w:start w:val="1"/>
+        <w:numFmt w:val="decimal"/>
+        <w:suff w:val="space"/>
+        <w:lvlText w:val="%1.%2.%3.%4.%5.%6"/>
+        <w:lvlJc w:val="left"/>
+        <w:pPr>
+          <w:ind w:left="0" w:firstLine="567"/>
+        </w:pPr>
+        <w:rPr>
+          <w:rFonts w:ascii="Times New Roman" w:hAnsi="Times New Roman" w:hint="default"/>
+          <w:sz w:val="28"/>
+        </w:rPr>
+      </w:lvl>
+    </w:lvlOverride>
+    <w:lvlOverride w:ilvl="6">
+      <w:startOverride w:val="1"/>
+      <w:lvl w:ilvl="6">
+        <w:start w:val="1"/>
+        <w:numFmt w:val="decimal"/>
+        <w:suff w:val="space"/>
+        <w:lvlText w:val="%1.%2.%3.%4.%5.%6.%7"/>
+        <w:lvlJc w:val="left"/>
+        <w:pPr>
+          <w:ind w:left="0" w:firstLine="567"/>
+        </w:pPr>
+        <w:rPr>
+          <w:rFonts w:ascii="Times New Roman" w:hAnsi="Times New Roman" w:hint="default"/>
+          <w:sz w:val="28"/>
+        </w:rPr>
+      </w:lvl>
+    </w:lvlOverride>
+    <w:lvlOverride w:ilvl="7">
+      <w:startOverride w:val="1"/>
+      <w:lvl w:ilvl="7">
+        <w:start w:val="1"/>
+        <w:numFmt w:val="decimal"/>
+        <w:suff w:val="space"/>
+        <w:lvlText w:val="%1.%2.%3.%4.%5.%6.%7.%8"/>
+        <w:lvlJc w:val="left"/>
+        <w:pPr>
+          <w:ind w:left="0" w:firstLine="567"/>
+        </w:pPr>
+        <w:rPr>
+          <w:rFonts w:ascii="Times New Roman" w:hAnsi="Times New Roman" w:hint="default"/>
+          <w:sz w:val="28"/>
+        </w:rPr>
+      </w:lvl>
+    </w:lvlOverride>
+    <w:lvlOverride w:ilvl="8">
+      <w:startOverride w:val="1"/>
+      <w:lvl w:ilvl="8">
+        <w:start w:val="1"/>
+        <w:numFmt w:val="decimal"/>
+        <w:suff w:val="space"/>
+        <w:lvlText w:val="%1.%2.%3.%4.%5.%6.%7.%8.%9"/>
+        <w:lvlJc w:val="left"/>
+        <w:pPr>
+          <w:ind w:left="0" w:firstLine="567"/>
+        </w:pPr>
+        <w:rPr>
+          <w:rFonts w:ascii="Times New Roman" w:hAnsi="Times New Roman" w:hint="default"/>
+          <w:sz w:val="28"/>
+        </w:rPr>
+      </w:lvl>
+    </w:lvlOverride>
+  </w:num>
+  <w:num w:numId="33">
+    <w:abstractNumId w:val="0"/>
+    <w:lvlOverride w:ilvl="1">
+      <w:lvl w:ilvl="1">
+        <w:start w:val="1"/>
+        <w:numFmt w:val="decimal"/>
+        <w:pStyle w:val="2"/>
+        <w:suff w:val="space"/>
+        <w:lvlText w:val="%1.%2"/>
+        <w:lvlJc w:val="left"/>
+        <w:pPr>
+          <w:ind w:left="2127" w:firstLine="567"/>
+        </w:pPr>
+      </w:lvl>
+    </w:lvlOverride>
+  </w:num>
+  <w:num w:numId="34">
     <w:abstractNumId w:val="0"/>
     <w:lvlOverride w:ilvl="0">
       <w:startOverride w:val="1"/>
